--- a/Report-1.docx
+++ b/Report-1.docx
@@ -2,48 +2,6 @@
 <file path=word/document.xml><?xml version="1.0" encoding="utf-8"?>
 <w:document xmlns:wpc="http://schemas.microsoft.com/office/word/2010/wordprocessingCanvas" xmlns:mc="http://schemas.openxmlformats.org/markup-compatibility/2006" xmlns:o="urn:schemas-microsoft-com:office:office" xmlns:r="http://schemas.openxmlformats.org/officeDocument/2006/relationships" xmlns:m="http://schemas.openxmlformats.org/officeDocument/2006/math" xmlns:v="urn:schemas-microsoft-com:vml" xmlns:wp="http://schemas.openxmlformats.org/drawingml/2006/wordprocessingDrawing" xmlns:w="http://schemas.openxmlformats.org/wordprocessingml/2006/main" xmlns:wpg="http://schemas.microsoft.com/office/word/2010/wordprocessingGroup" xmlns:wpi="http://schemas.microsoft.com/office/word/2010/wordprocessingInk" xmlns:a="http://schemas.openxmlformats.org/drawingml/2006/main" xmlns:wne="http://schemas.microsoft.com/office/word/2006/wordml" xmlns:wps="http://schemas.microsoft.com/office/word/2010/wordprocessingShape" xmlns:w10="urn:schemas-microsoft-com:office:word" xmlns:wp14="http://schemas.microsoft.com/office/word/2010/wordprocessingDrawing" xmlns:w14="http://schemas.microsoft.com/office/word/2010/wordml" xmlns:w15="http://schemas.microsoft.com/office/word/2012/wordml" xmlns:w16cex="http://schemas.microsoft.com/office/word/2018/wordml/cex" xmlns:w16cid="http://schemas.microsoft.com/office/word/2016/wordml/cid" xmlns:w16="http://schemas.microsoft.com/office/word/2018/wordml" xmlns:w16sdtdh="http://schemas.microsoft.com/office/word/2020/wordml/sdtdatahash" xmlns:w16se="http://schemas.microsoft.com/office/word/2015/wordml/symex" mc:Ignorable="w14 w15 w16se w16cid w16 w16cex w16sdtdh wp14">
   <w:body>
-    <w:p>
-      <w:pPr>
-        <w:pBdr>
-          <w:top w:val="none" w:color="000000" w:sz="4" w:space="0"/>
-          <w:left w:val="none" w:color="000000" w:sz="4" w:space="0"/>
-          <w:bottom w:val="none" w:color="000000" w:sz="4" w:space="0"/>
-          <w:right w:val="none" w:color="000000" w:sz="4" w:space="0"/>
-        </w:pBdr>
-        <w:spacing/>
-        <w:ind w:right="0" w:firstLine="0" w:left="0"/>
-        <w:rPr>
-          <w:rFonts w:ascii="Open Sans" w:hAnsi="Open Sans" w:cs="Open Sans"/>
-          <w:sz w:val="20"/>
-          <w:szCs w:val="20"/>
-        </w:rPr>
-      </w:pPr>
-      <w:r>
-        <w:rPr>
-          <w:rFonts w:ascii="Open Sans" w:hAnsi="Open Sans" w:eastAsia="Open Sans" w:cs="Open Sans"/>
-          <w:color w:val="000000"/>
-          <w:sz w:val="20"/>
-          <w:szCs w:val="20"/>
-        </w:rPr>
-        <w:t xml:space="preserve">A continuación, se presenta un informe detallado que abarca todos los pasos realizados en el proyecto, explicado con un lenguaje sencillo y accesible. Este reporte está organizado en secciones para facilitar la comprensión de cada etapa y los análisis efec</w:t>
-      </w:r>
-      <w:r>
-        <w:rPr>
-          <w:rFonts w:ascii="Open Sans" w:hAnsi="Open Sans" w:eastAsia="Open Sans" w:cs="Open Sans"/>
-          <w:color w:val="000000"/>
-          <w:sz w:val="20"/>
-          <w:szCs w:val="20"/>
-        </w:rPr>
-        <w:t xml:space="preserve">tuados.</w:t>
-      </w:r>
-      <w:r>
-        <w:rPr>
-          <w:rFonts w:ascii="Open Sans" w:hAnsi="Open Sans" w:eastAsia="Open Sans" w:cs="Open Sans"/>
-          <w:sz w:val="20"/>
-          <w:szCs w:val="20"/>
-        </w:rPr>
-      </w:r>
-    </w:p>
     <w:p>
       <w:pPr>
         <w:pStyle w:val="138"/>
@@ -104,7 +62,27 @@
           <w:sz w:val="20"/>
           <w:szCs w:val="20"/>
         </w:rPr>
-        <w:t xml:space="preserve">1. Introducción</w:t>
+        <w:t xml:space="preserve">1. Introducción y presentaci</w:t>
+      </w:r>
+      <w:r>
+        <w:rPr>
+          <w:rFonts w:ascii="Open Sans" w:hAnsi="Open Sans" w:eastAsia="Open Sans" w:cs="Open Sans"/>
+          <w:b/>
+          <w:color w:val="000000"/>
+          <w:sz w:val="20"/>
+          <w:szCs w:val="20"/>
+        </w:rPr>
+        <w:t xml:space="preserve">ó</w:t>
+      </w:r>
+      <w:r>
+        <w:rPr>
+          <w:rFonts w:ascii="Open Sans" w:hAnsi="Open Sans" w:eastAsia="Open Sans" w:cs="Open Sans"/>
+          <w:b/>
+          <w:color w:val="000000"/>
+          <w:sz w:val="20"/>
+          <w:szCs w:val="20"/>
+        </w:rPr>
+        <w:t xml:space="preserve">n</w:t>
       </w:r>
       <w:r>
         <w:rPr>
@@ -116,6 +94,47 @@
     </w:p>
     <w:p>
       <w:pPr>
+        <w:pStyle w:val="139"/>
+        <w:pBdr>
+          <w:top w:val="none" w:color="000000" w:sz="4" w:space="0"/>
+          <w:left w:val="none" w:color="000000" w:sz="4" w:space="0"/>
+          <w:bottom w:val="none" w:color="000000" w:sz="4" w:space="0"/>
+          <w:right w:val="none" w:color="000000" w:sz="4" w:space="0"/>
+        </w:pBdr>
+        <w:spacing/>
+        <w:ind w:right="0" w:firstLine="0" w:left="0"/>
+        <w:rPr>
+          <w:rFonts w:ascii="Open Sans" w:hAnsi="Open Sans" w:cs="Open Sans"/>
+          <w:sz w:val="20"/>
+          <w:szCs w:val="20"/>
+        </w:rPr>
+      </w:pPr>
+      <w:r>
+        <w:rPr>
+          <w:rFonts w:ascii="Open Sans" w:hAnsi="Open Sans" w:eastAsia="Open Sans" w:cs="Open Sans"/>
+          <w:b/>
+          <w:color w:val="000000"/>
+          <w:sz w:val="20"/>
+          <w:szCs w:val="20"/>
+        </w:rPr>
+      </w:r>
+      <w:r>
+        <w:rPr>
+          <w:rFonts w:ascii="Open Sans" w:hAnsi="Open Sans" w:cs="Open Sans"/>
+          <w:sz w:val="20"/>
+          <w:szCs w:val="20"/>
+        </w:rPr>
+      </w:r>
+      <w:r>
+        <w:rPr>
+          <w:rFonts w:ascii="Open Sans" w:hAnsi="Open Sans" w:cs="Open Sans"/>
+          <w:sz w:val="20"/>
+          <w:szCs w:val="20"/>
+        </w:rPr>
+      </w:r>
+    </w:p>
+    <w:p>
+      <w:pPr>
         <w:pBdr>
           <w:top w:val="none" w:color="000000" w:sz="4" w:space="0"/>
           <w:left w:val="none" w:color="000000" w:sz="4" w:space="0"/>
@@ -137,7 +156,7 @@
           <w:sz w:val="20"/>
           <w:szCs w:val="20"/>
         </w:rPr>
-        <w:t xml:space="preserve">El objetivo de este proyecto es desarrollar un modelo de red neuronal convolucional (CNN) que sea capaz de clasificar imágenes de frutas en seis categorías: tres correspondientes a frutas frescas (manzanas, bananas y naranjas) y tres a frutas podridas. El </w:t>
+        <w:t xml:space="preserve">Este proyecto tiene como objetivo aplicar los conocimientos adquiridos durante el curso de PyTorch para abordar diferentes desafíos en el análisis de imágenes, avanzando progresivamente desde tareas básicas de clasificación hasta aplicaciones más complejas</w:t>
       </w:r>
       <w:r>
         <w:rPr>
@@ -146,12 +165,52 @@
           <w:sz w:val="20"/>
           <w:szCs w:val="20"/>
         </w:rPr>
-        <w:t xml:space="preserve">dataset utilizado, denominado </w:t>
+        <w:t xml:space="preserve"> y realistas.</w:t>
+      </w:r>
+      <w:r>
+        <w:rPr>
+          <w:rFonts w:ascii="Open Sans" w:hAnsi="Open Sans" w:cs="Open Sans"/>
+          <w:sz w:val="20"/>
+          <w:szCs w:val="20"/>
+        </w:rPr>
+      </w:r>
+      <w:r>
+        <w:rPr>
+          <w:rFonts w:ascii="Open Sans" w:hAnsi="Open Sans" w:cs="Open Sans"/>
+          <w:sz w:val="20"/>
+          <w:szCs w:val="20"/>
+        </w:rPr>
+      </w:r>
+    </w:p>
+    <w:p>
+      <w:pPr>
+        <w:pBdr>
+          <w:top w:val="none" w:color="000000" w:sz="4" w:space="0"/>
+          <w:left w:val="none" w:color="000000" w:sz="4" w:space="0"/>
+          <w:bottom w:val="none" w:color="000000" w:sz="4" w:space="0"/>
+          <w:right w:val="none" w:color="000000" w:sz="4" w:space="0"/>
+        </w:pBdr>
+        <w:spacing/>
+        <w:ind w:right="0" w:firstLine="0" w:left="0"/>
+        <w:rPr>
+          <w:rFonts w:ascii="Open Sans" w:hAnsi="Open Sans" w:cs="Open Sans"/>
+          <w:sz w:val="20"/>
+          <w:szCs w:val="20"/>
+        </w:rPr>
+      </w:pPr>
+      <w:r>
+        <w:rPr>
+          <w:rFonts w:ascii="Open Sans" w:hAnsi="Open Sans" w:eastAsia="Open Sans" w:cs="Open Sans"/>
+          <w:color w:val="000000"/>
+          <w:sz w:val="20"/>
+          <w:szCs w:val="20"/>
+        </w:rPr>
+        <w:t xml:space="preserve">En una primera etapa, se trabajó con el dataset </w:t>
       </w:r>
       <w:r>
         <w:rPr>
           <w:rFonts w:ascii="Open Sans" w:hAnsi="Open Sans" w:eastAsia="Open Sans" w:cs="Open Sans"/>
-          <w:i/>
+          <w:b/>
           <w:color w:val="000000"/>
           <w:sz w:val="20"/>
           <w:szCs w:val="20"/>
@@ -165,7 +224,521 @@
           <w:sz w:val="20"/>
           <w:szCs w:val="20"/>
         </w:rPr>
-        <w:t xml:space="preserve">, cuenta con una organización en carpetas para datos de entrenamiento y de prueba. Este informe describe paso a paso el proceso seguido, desde el preprocesamiento de los datos hasta la evaluación y documentación de los resultados.</w:t>
+        <w:t xml:space="preserve">, compuesto por imágenes de frutas clasificadas en seis categorías: manzanas, bananas y naranjas, tanto en estado fresco como podrido. Este conjunto de datos está organizado en carpetas separadas para entrenamiento y prueba. Utilizando este dataset, se ent</w:t>
+      </w:r>
+      <w:r>
+        <w:rPr>
+          <w:rFonts w:ascii="Open Sans" w:hAnsi="Open Sans" w:eastAsia="Open Sans" w:cs="Open Sans"/>
+          <w:color w:val="000000"/>
+          <w:sz w:val="20"/>
+          <w:szCs w:val="20"/>
+        </w:rPr>
+        <w:t xml:space="preserve">renó una red neuronal convolucional (CNN) desde cero, con el fin de desarrollar un modelo capaz de distinguir entre las diferentes clases de frutas. Esta fase incluyó el preprocesamiento de datos, el diseño del modelo, el entrenamiento, la evaluación y la </w:t>
+      </w:r>
+      <w:r>
+        <w:rPr>
+          <w:rFonts w:ascii="Open Sans" w:hAnsi="Open Sans" w:eastAsia="Open Sans" w:cs="Open Sans"/>
+          <w:color w:val="000000"/>
+          <w:sz w:val="20"/>
+          <w:szCs w:val="20"/>
+        </w:rPr>
+        <w:t xml:space="preserve">visualización de resultados.</w:t>
+      </w:r>
+      <w:r>
+        <w:rPr>
+          <w:rFonts w:ascii="Open Sans" w:hAnsi="Open Sans" w:cs="Open Sans"/>
+          <w:sz w:val="20"/>
+          <w:szCs w:val="20"/>
+        </w:rPr>
+      </w:r>
+      <w:r>
+        <w:rPr>
+          <w:rFonts w:ascii="Open Sans" w:hAnsi="Open Sans" w:cs="Open Sans"/>
+          <w:sz w:val="20"/>
+          <w:szCs w:val="20"/>
+        </w:rPr>
+      </w:r>
+    </w:p>
+    <w:p>
+      <w:pPr>
+        <w:pBdr>
+          <w:top w:val="none" w:color="000000" w:sz="4" w:space="0"/>
+          <w:left w:val="none" w:color="000000" w:sz="4" w:space="0"/>
+          <w:bottom w:val="none" w:color="000000" w:sz="4" w:space="0"/>
+          <w:right w:val="none" w:color="000000" w:sz="4" w:space="0"/>
+        </w:pBdr>
+        <w:spacing/>
+        <w:ind w:right="0" w:firstLine="0" w:left="0"/>
+        <w:rPr>
+          <w:rFonts w:ascii="Open Sans" w:hAnsi="Open Sans" w:cs="Open Sans"/>
+          <w:sz w:val="20"/>
+          <w:szCs w:val="20"/>
+        </w:rPr>
+      </w:pPr>
+      <w:r>
+        <w:rPr>
+          <w:rFonts w:ascii="Open Sans" w:hAnsi="Open Sans" w:eastAsia="Open Sans" w:cs="Open Sans"/>
+          <w:color w:val="000000"/>
+          <w:sz w:val="20"/>
+          <w:szCs w:val="20"/>
+        </w:rPr>
+        <w:t xml:space="preserve">Posteriormente, con el propósito de profundizar en el análisis de imágenes y aplicar técnicas más avanzadas vistas durante el curso, se utilizó un modelo </w:t>
+      </w:r>
+      <w:r>
+        <w:rPr>
+          <w:rFonts w:ascii="Open Sans" w:hAnsi="Open Sans" w:eastAsia="Open Sans" w:cs="Open Sans"/>
+          <w:b/>
+          <w:color w:val="000000"/>
+          <w:sz w:val="20"/>
+          <w:szCs w:val="20"/>
+        </w:rPr>
+        <w:t xml:space="preserve">preentrenado</w:t>
+      </w:r>
+      <w:r>
+        <w:rPr>
+          <w:rFonts w:ascii="Open Sans" w:hAnsi="Open Sans" w:eastAsia="Open Sans" w:cs="Open Sans"/>
+          <w:color w:val="000000"/>
+          <w:sz w:val="20"/>
+          <w:szCs w:val="20"/>
+        </w:rPr>
+        <w:t xml:space="preserve"> adaptado con </w:t>
+      </w:r>
+      <w:r>
+        <w:rPr>
+          <w:rFonts w:ascii="Open Sans" w:hAnsi="Open Sans" w:eastAsia="Open Sans" w:cs="Open Sans"/>
+          <w:b/>
+          <w:color w:val="000000"/>
+          <w:sz w:val="20"/>
+          <w:szCs w:val="20"/>
+        </w:rPr>
+        <w:t xml:space="preserve">EfficientNet</w:t>
+      </w:r>
+      <w:r>
+        <w:rPr>
+          <w:rFonts w:ascii="Open Sans" w:hAnsi="Open Sans" w:eastAsia="Open Sans" w:cs="Open Sans"/>
+          <w:color w:val="000000"/>
+          <w:sz w:val="20"/>
+          <w:szCs w:val="20"/>
+        </w:rPr>
+        <w:t xml:space="preserve">. Este modelo fue ajustado para clasificar las mismas seis clases del dataset de frutas. Además, se añadió la funcionalidad de analizar imágenes externas, y se incorporó </w:t>
+      </w:r>
+      <w:r>
+        <w:rPr>
+          <w:rFonts w:ascii="Open Sans" w:hAnsi="Open Sans" w:eastAsia="Open Sans" w:cs="Open Sans"/>
+          <w:b/>
+          <w:color w:val="000000"/>
+          <w:sz w:val="20"/>
+          <w:szCs w:val="20"/>
+        </w:rPr>
+        <w:t xml:space="preserve">Grad-CAM</w:t>
+      </w:r>
+      <w:r>
+        <w:rPr>
+          <w:rFonts w:ascii="Open Sans" w:hAnsi="Open Sans" w:eastAsia="Open Sans" w:cs="Open Sans"/>
+          <w:color w:val="000000"/>
+          <w:sz w:val="20"/>
+          <w:szCs w:val="20"/>
+        </w:rPr>
+        <w:t xml:space="preserve"> como técnica de visualización para interpretar en qué regiones de la imagen se enfocaba el modelo al tomar sus decisiones.</w:t>
+      </w:r>
+      <w:r>
+        <w:rPr>
+          <w:rFonts w:ascii="Open Sans" w:hAnsi="Open Sans" w:cs="Open Sans"/>
+          <w:sz w:val="20"/>
+          <w:szCs w:val="20"/>
+        </w:rPr>
+      </w:r>
+      <w:r>
+        <w:rPr>
+          <w:rFonts w:ascii="Open Sans" w:hAnsi="Open Sans" w:cs="Open Sans"/>
+          <w:sz w:val="20"/>
+          <w:szCs w:val="20"/>
+        </w:rPr>
+      </w:r>
+    </w:p>
+    <w:p>
+      <w:pPr>
+        <w:pBdr>
+          <w:top w:val="none" w:color="000000" w:sz="4" w:space="0"/>
+          <w:left w:val="none" w:color="000000" w:sz="4" w:space="0"/>
+          <w:bottom w:val="none" w:color="000000" w:sz="4" w:space="0"/>
+          <w:right w:val="none" w:color="000000" w:sz="4" w:space="0"/>
+        </w:pBdr>
+        <w:spacing/>
+        <w:ind w:right="0" w:firstLine="0" w:left="0"/>
+        <w:rPr>
+          <w:rFonts w:ascii="Open Sans" w:hAnsi="Open Sans" w:cs="Open Sans"/>
+          <w:sz w:val="20"/>
+          <w:szCs w:val="20"/>
+        </w:rPr>
+      </w:pPr>
+      <w:r>
+        <w:rPr>
+          <w:rFonts w:ascii="Open Sans" w:hAnsi="Open Sans" w:eastAsia="Open Sans" w:cs="Open Sans"/>
+          <w:color w:val="000000"/>
+          <w:sz w:val="20"/>
+          <w:szCs w:val="20"/>
+        </w:rPr>
+        <w:t xml:space="preserve">Avanzando en complejidad, se implementó un modelo </w:t>
+      </w:r>
+      <w:r>
+        <w:rPr>
+          <w:rFonts w:ascii="Open Sans" w:hAnsi="Open Sans" w:eastAsia="Open Sans" w:cs="Open Sans"/>
+          <w:b/>
+          <w:color w:val="000000"/>
+          <w:sz w:val="20"/>
+          <w:szCs w:val="20"/>
+        </w:rPr>
+        <w:t xml:space="preserve">DETR (DEtection TRansformer)</w:t>
+      </w:r>
+      <w:r>
+        <w:rPr>
+          <w:rFonts w:ascii="Open Sans" w:hAnsi="Open Sans" w:eastAsia="Open Sans" w:cs="Open Sans"/>
+          <w:color w:val="000000"/>
+          <w:sz w:val="20"/>
+          <w:szCs w:val="20"/>
+        </w:rPr>
+        <w:t xml:space="preserve"> apoyado por una red </w:t>
+      </w:r>
+      <w:r>
+        <w:rPr>
+          <w:rFonts w:ascii="Open Sans" w:hAnsi="Open Sans" w:eastAsia="Open Sans" w:cs="Open Sans"/>
+          <w:b/>
+          <w:color w:val="000000"/>
+          <w:sz w:val="20"/>
+          <w:szCs w:val="20"/>
+        </w:rPr>
+        <w:t xml:space="preserve">ResNet-50</w:t>
+      </w:r>
+      <w:r>
+        <w:rPr>
+          <w:rFonts w:ascii="Open Sans" w:hAnsi="Open Sans" w:eastAsia="Open Sans" w:cs="Open Sans"/>
+          <w:color w:val="000000"/>
+          <w:sz w:val="20"/>
+          <w:szCs w:val="20"/>
+        </w:rPr>
+        <w:t xml:space="preserve">, entrenado con las clases del conjunto </w:t>
+      </w:r>
+      <w:r>
+        <w:rPr>
+          <w:rFonts w:ascii="Open Sans" w:hAnsi="Open Sans" w:eastAsia="Open Sans" w:cs="Open Sans"/>
+          <w:b/>
+          <w:color w:val="000000"/>
+          <w:sz w:val="20"/>
+          <w:szCs w:val="20"/>
+        </w:rPr>
+        <w:t xml:space="preserve">COCO</w:t>
+      </w:r>
+      <w:r>
+        <w:rPr>
+          <w:rFonts w:ascii="Open Sans" w:hAnsi="Open Sans" w:eastAsia="Open Sans" w:cs="Open Sans"/>
+          <w:color w:val="000000"/>
+          <w:sz w:val="20"/>
+          <w:szCs w:val="20"/>
+        </w:rPr>
+        <w:t xml:space="preserve">, para realizar tareas de detección de objetos en imágenes. Esta herramienta nos permitió no solo clasificar, sino también localizar visualmente objetos dentro de una imagen.</w:t>
+      </w:r>
+      <w:r>
+        <w:rPr>
+          <w:rFonts w:ascii="Open Sans" w:hAnsi="Open Sans" w:cs="Open Sans"/>
+          <w:sz w:val="20"/>
+          <w:szCs w:val="20"/>
+        </w:rPr>
+      </w:r>
+      <w:r>
+        <w:rPr>
+          <w:rFonts w:ascii="Open Sans" w:hAnsi="Open Sans" w:cs="Open Sans"/>
+          <w:sz w:val="20"/>
+          <w:szCs w:val="20"/>
+        </w:rPr>
+      </w:r>
+    </w:p>
+    <w:p>
+      <w:pPr>
+        <w:pBdr>
+          <w:top w:val="none" w:color="000000" w:sz="4" w:space="0"/>
+          <w:left w:val="none" w:color="000000" w:sz="4" w:space="0"/>
+          <w:bottom w:val="none" w:color="000000" w:sz="4" w:space="0"/>
+          <w:right w:val="none" w:color="000000" w:sz="4" w:space="0"/>
+        </w:pBdr>
+        <w:spacing/>
+        <w:ind w:right="0" w:firstLine="0" w:left="0"/>
+        <w:rPr>
+          <w:rFonts w:ascii="Open Sans" w:hAnsi="Open Sans" w:cs="Open Sans"/>
+          <w:sz w:val="20"/>
+          <w:szCs w:val="20"/>
+        </w:rPr>
+      </w:pPr>
+      <w:r>
+        <w:rPr>
+          <w:rFonts w:ascii="Open Sans" w:hAnsi="Open Sans" w:eastAsia="Open Sans" w:cs="Open Sans"/>
+          <w:color w:val="000000"/>
+          <w:sz w:val="20"/>
+          <w:szCs w:val="20"/>
+        </w:rPr>
+        <w:t xml:space="preserve">Con este conocimiento, se aplicó el modelo a la detección de objetos en </w:t>
+      </w:r>
+      <w:r>
+        <w:rPr>
+          <w:rFonts w:ascii="Open Sans" w:hAnsi="Open Sans" w:eastAsia="Open Sans" w:cs="Open Sans"/>
+          <w:b/>
+          <w:color w:val="000000"/>
+          <w:sz w:val="20"/>
+          <w:szCs w:val="20"/>
+        </w:rPr>
+        <w:t xml:space="preserve">videos</w:t>
+      </w:r>
+      <w:r>
+        <w:rPr>
+          <w:rFonts w:ascii="Open Sans" w:hAnsi="Open Sans" w:eastAsia="Open Sans" w:cs="Open Sans"/>
+          <w:color w:val="000000"/>
+          <w:sz w:val="20"/>
+          <w:szCs w:val="20"/>
+        </w:rPr>
+        <w:t xml:space="preserve">, lo cual representa un paso importante hacia aplicaciones prácticas más dinámicas y exigentes.</w:t>
+      </w:r>
+      <w:r>
+        <w:rPr>
+          <w:rFonts w:ascii="Open Sans" w:hAnsi="Open Sans" w:cs="Open Sans"/>
+          <w:sz w:val="20"/>
+          <w:szCs w:val="20"/>
+        </w:rPr>
+      </w:r>
+      <w:r>
+        <w:rPr>
+          <w:rFonts w:ascii="Open Sans" w:hAnsi="Open Sans" w:cs="Open Sans"/>
+          <w:sz w:val="20"/>
+          <w:szCs w:val="20"/>
+        </w:rPr>
+      </w:r>
+    </w:p>
+    <w:p>
+      <w:pPr>
+        <w:pBdr>
+          <w:top w:val="none" w:color="000000" w:sz="4" w:space="0"/>
+          <w:left w:val="none" w:color="000000" w:sz="4" w:space="0"/>
+          <w:bottom w:val="none" w:color="000000" w:sz="4" w:space="0"/>
+          <w:right w:val="none" w:color="000000" w:sz="4" w:space="0"/>
+        </w:pBdr>
+        <w:spacing/>
+        <w:ind w:right="0" w:firstLine="0" w:left="0"/>
+        <w:rPr>
+          <w:rFonts w:ascii="Open Sans" w:hAnsi="Open Sans" w:cs="Open Sans"/>
+          <w:sz w:val="20"/>
+          <w:szCs w:val="20"/>
+        </w:rPr>
+      </w:pPr>
+      <w:r>
+        <w:rPr>
+          <w:rFonts w:ascii="Open Sans" w:hAnsi="Open Sans" w:eastAsia="Open Sans" w:cs="Open Sans"/>
+          <w:color w:val="000000"/>
+          <w:sz w:val="20"/>
+          <w:szCs w:val="20"/>
+        </w:rPr>
+        <w:t xml:space="preserve">Finalmente, comentamos  sobre una posible implementación en la vida real: la integración de estos modelos en sistemas de </w:t>
+      </w:r>
+      <w:r>
+        <w:rPr>
+          <w:rFonts w:ascii="Open Sans" w:hAnsi="Open Sans" w:eastAsia="Open Sans" w:cs="Open Sans"/>
+          <w:b/>
+          <w:color w:val="000000"/>
+          <w:sz w:val="20"/>
+          <w:szCs w:val="20"/>
+        </w:rPr>
+        <w:t xml:space="preserve">visión artificial para robots o máquinas</w:t>
+      </w:r>
+      <w:r>
+        <w:rPr>
+          <w:rFonts w:ascii="Open Sans" w:hAnsi="Open Sans" w:eastAsia="Open Sans" w:cs="Open Sans"/>
+          <w:color w:val="000000"/>
+          <w:sz w:val="20"/>
+          <w:szCs w:val="20"/>
+        </w:rPr>
+        <w:t xml:space="preserve">, permitiendo que puedan interpretar su entorno a partir de imágenes en tiempo real. Esta capacidad de análisis visual abre la puerta a aplicaciones en automatización, agricultura, manufactura y más.</w:t>
+      </w:r>
+      <w:r>
+        <w:rPr>
+          <w:rFonts w:ascii="Open Sans" w:hAnsi="Open Sans" w:cs="Open Sans"/>
+          <w:sz w:val="20"/>
+          <w:szCs w:val="20"/>
+        </w:rPr>
+      </w:r>
+      <w:r>
+        <w:rPr>
+          <w:rFonts w:ascii="Open Sans" w:hAnsi="Open Sans" w:cs="Open Sans"/>
+          <w:sz w:val="20"/>
+          <w:szCs w:val="20"/>
+        </w:rPr>
+      </w:r>
+    </w:p>
+    <w:p>
+      <w:pPr>
+        <w:pBdr>
+          <w:top w:val="none" w:color="000000" w:sz="4" w:space="0"/>
+          <w:left w:val="none" w:color="000000" w:sz="4" w:space="0"/>
+          <w:bottom w:val="none" w:color="000000" w:sz="4" w:space="0"/>
+          <w:right w:val="none" w:color="000000" w:sz="4" w:space="0"/>
+        </w:pBdr>
+        <w:spacing/>
+        <w:ind w:right="0" w:firstLine="0" w:left="0"/>
+        <w:rPr>
+          <w:rFonts w:ascii="Open Sans" w:hAnsi="Open Sans" w:cs="Open Sans"/>
+          <w:sz w:val="20"/>
+          <w:szCs w:val="20"/>
+        </w:rPr>
+      </w:pPr>
+      <w:r>
+        <w:rPr>
+          <w:rFonts w:ascii="Open Sans" w:hAnsi="Open Sans" w:eastAsia="Open Sans" w:cs="Open Sans"/>
+          <w:color w:val="000000"/>
+          <w:sz w:val="20"/>
+          <w:szCs w:val="20"/>
+        </w:rPr>
+        <w:t xml:space="preserve">En resumen, este proyecto ha permitido explorar y aplicar múltiples técnicas de visión por computadora utilizando PyTorch, partiendo de tareas básicas de clasificación y llegando hasta la detección avanzada en video, demostrando cómo estas herramientas pue</w:t>
+      </w:r>
+      <w:r>
+        <w:rPr>
+          <w:rFonts w:ascii="Open Sans" w:hAnsi="Open Sans" w:eastAsia="Open Sans" w:cs="Open Sans"/>
+          <w:color w:val="000000"/>
+          <w:sz w:val="20"/>
+          <w:szCs w:val="20"/>
+        </w:rPr>
+        <w:t xml:space="preserve">den escalarse y adaptarse a distintos contextos, incluyendo escenarios del mundo real.</w:t>
+      </w:r>
+      <w:r>
+        <w:rPr>
+          <w:rFonts w:ascii="Open Sans" w:hAnsi="Open Sans" w:cs="Open Sans"/>
+          <w:sz w:val="20"/>
+          <w:szCs w:val="20"/>
+        </w:rPr>
+      </w:r>
+      <w:r>
+        <w:rPr>
+          <w:rFonts w:ascii="Open Sans" w:hAnsi="Open Sans" w:cs="Open Sans"/>
+          <w:sz w:val="20"/>
+          <w:szCs w:val="20"/>
+        </w:rPr>
+      </w:r>
+    </w:p>
+    <w:p>
+      <w:pPr>
+        <w:pBdr>
+          <w:top w:val="none" w:color="000000" w:sz="4" w:space="0"/>
+          <w:left w:val="none" w:color="000000" w:sz="4" w:space="0"/>
+          <w:bottom w:val="none" w:color="000000" w:sz="4" w:space="0"/>
+          <w:right w:val="none" w:color="000000" w:sz="4" w:space="0"/>
+        </w:pBdr>
+        <w:spacing/>
+        <w:ind w:right="0" w:firstLine="0" w:left="0"/>
+        <w:rPr>
+          <w:rFonts w:ascii="Open Sans" w:hAnsi="Open Sans" w:cs="Open Sans"/>
+          <w:sz w:val="20"/>
+          <w:szCs w:val="20"/>
+        </w:rPr>
+      </w:pPr>
+      <w:r>
+        <w:rPr>
+          <w:rFonts w:ascii="Open Sans" w:hAnsi="Open Sans" w:cs="Open Sans"/>
+          <w:sz w:val="20"/>
+          <w:szCs w:val="20"/>
+        </w:rPr>
+      </w:r>
+      <w:r>
+        <w:rPr>
+          <w:rFonts w:ascii="Open Sans" w:hAnsi="Open Sans" w:cs="Open Sans"/>
+          <w:sz w:val="20"/>
+          <w:szCs w:val="20"/>
+        </w:rPr>
+      </w:r>
+    </w:p>
+    <w:p>
+      <w:pPr>
+        <w:pBdr>
+          <w:top w:val="none" w:color="000000" w:sz="4" w:space="0"/>
+          <w:left w:val="none" w:color="000000" w:sz="4" w:space="0"/>
+          <w:bottom w:val="none" w:color="000000" w:sz="4" w:space="0"/>
+          <w:right w:val="none" w:color="000000" w:sz="4" w:space="0"/>
+        </w:pBdr>
+        <w:spacing/>
+        <w:ind w:right="0" w:firstLine="0" w:left="0"/>
+        <w:rPr>
+          <w:rFonts w:ascii="Open Sans" w:hAnsi="Open Sans" w:cs="Open Sans"/>
+          <w:sz w:val="20"/>
+          <w:szCs w:val="20"/>
+        </w:rPr>
+      </w:pPr>
+      <w:r>
+        <w:rPr>
+          <w:rFonts w:ascii="Open Sans" w:hAnsi="Open Sans" w:cs="Open Sans"/>
+          <w:sz w:val="20"/>
+          <w:szCs w:val="20"/>
+        </w:rPr>
+      </w:r>
+      <w:r>
+        <w:rPr>
+          <w:rFonts w:ascii="Open Sans" w:hAnsi="Open Sans" w:cs="Open Sans"/>
+          <w:sz w:val="20"/>
+          <w:szCs w:val="20"/>
+        </w:rPr>
+      </w:r>
+    </w:p>
+    <w:p>
+      <w:pPr>
+        <w:pBdr>
+          <w:top w:val="none" w:color="000000" w:sz="4" w:space="0"/>
+          <w:left w:val="none" w:color="000000" w:sz="4" w:space="0"/>
+          <w:bottom w:val="none" w:color="000000" w:sz="4" w:space="0"/>
+          <w:right w:val="none" w:color="000000" w:sz="4" w:space="0"/>
+        </w:pBdr>
+        <w:spacing/>
+        <w:ind w:right="0" w:firstLine="0" w:left="0"/>
+        <w:rPr>
+          <w:rFonts w:ascii="Open Sans" w:hAnsi="Open Sans" w:cs="Open Sans"/>
+          <w:sz w:val="20"/>
+          <w:szCs w:val="20"/>
+        </w:rPr>
+      </w:pPr>
+      <w:r>
+        <w:rPr>
+          <w:rFonts w:ascii="Open Sans" w:hAnsi="Open Sans" w:cs="Open Sans"/>
+          <w:sz w:val="20"/>
+          <w:szCs w:val="20"/>
+        </w:rPr>
+      </w:r>
+      <w:r>
+        <w:rPr>
+          <w:rFonts w:ascii="Open Sans" w:hAnsi="Open Sans" w:cs="Open Sans"/>
+          <w:sz w:val="20"/>
+          <w:szCs w:val="20"/>
+        </w:rPr>
+      </w:r>
+    </w:p>
+    <w:p>
+      <w:pPr>
+        <w:pBdr>
+          <w:top w:val="none" w:color="000000" w:sz="4" w:space="0"/>
+          <w:left w:val="none" w:color="000000" w:sz="4" w:space="0"/>
+          <w:bottom w:val="none" w:color="000000" w:sz="4" w:space="0"/>
+          <w:right w:val="none" w:color="000000" w:sz="4" w:space="0"/>
+        </w:pBdr>
+        <w:spacing/>
+        <w:ind w:right="0" w:firstLine="0" w:left="0"/>
+        <w:rPr>
+          <w:rFonts w:ascii="Open Sans" w:hAnsi="Open Sans" w:eastAsia="Open Sans" w:cs="Open Sans"/>
+          <w:color w:val="000000"/>
+          <w:sz w:val="20"/>
+          <w:szCs w:val="20"/>
+          <w:highlight w:val="none"/>
+        </w:rPr>
+      </w:pPr>
+      <w:r>
+        <w:rPr>
+          <w:rFonts w:ascii="Open Sans" w:hAnsi="Open Sans" w:eastAsia="Open Sans" w:cs="Open Sans"/>
+          <w:color w:val="000000"/>
+          <w:sz w:val="20"/>
+          <w:szCs w:val="20"/>
+        </w:rPr>
+        <w:t xml:space="preserve">Parte 1: </w:t>
       </w:r>
       <w:r>
         <w:rPr>
@@ -200,7 +773,7 @@
           <w:sz w:val="20"/>
           <w:szCs w:val="20"/>
         </w:rPr>
-        <w:t xml:space="preserve">2. Descripción del Dataset</w:t>
+        <w:t xml:space="preserve">1.Descripción del Dataset</w:t>
       </w:r>
       <w:r>
         <w:rPr>
@@ -233,7 +806,35 @@
           <w:sz w:val="20"/>
           <w:szCs w:val="20"/>
         </w:rPr>
-        <w:t xml:space="preserve">El dataset está organizado de la siguiente manera:</w:t>
+        <w:t xml:space="preserve">El conjunto de datos utilizado en este proyecto se titula </w:t>
+      </w:r>
+      <w:r>
+        <w:rPr>
+          <w:rFonts w:ascii="Open Sans" w:hAnsi="Open Sans" w:eastAsia="Open Sans" w:cs="Open Sans"/>
+          <w:b/>
+          <w:color w:val="000000"/>
+          <w:sz w:val="20"/>
+          <w:szCs w:val="20"/>
+        </w:rPr>
+        <w:t xml:space="preserve">"Fruit Image Dataset: Fresh and Rotten Fruits"</w:t>
+      </w:r>
+      <w:r>
+        <w:rPr>
+          <w:rFonts w:ascii="Open Sans" w:hAnsi="Open Sans" w:eastAsia="Open Sans" w:cs="Open Sans"/>
+          <w:color w:val="000000"/>
+          <w:sz w:val="20"/>
+          <w:szCs w:val="20"/>
+        </w:rPr>
+        <w:t xml:space="preserve"> y ha sido diseñado específicamente para tareas de clasificación de imágenes relacionadas con la calidad de frutas. Este dataset es ideal para entrenar modelos de aprendizaje profundo que permitan diferenciar entre frutas en buen estado (frescas) y frutas </w:t>
+      </w:r>
+      <w:r>
+        <w:rPr>
+          <w:rFonts w:ascii="Open Sans" w:hAnsi="Open Sans" w:eastAsia="Open Sans" w:cs="Open Sans"/>
+          <w:color w:val="000000"/>
+          <w:sz w:val="20"/>
+          <w:szCs w:val="20"/>
+        </w:rPr>
+        <w:t xml:space="preserve">en mal estado (podridas), lo cual tiene aplicaciones prácticas en áreas como la agricultura, el control de calidad en supermercados o fábricas de procesamiento de alimentos.</w:t>
       </w:r>
       <w:r>
         <w:rPr>
@@ -245,6 +846,7 @@
     </w:p>
     <w:p>
       <w:pPr>
+        <w:pStyle w:val="140"/>
         <w:pBdr>
           <w:top w:val="none" w:color="000000" w:sz="4" w:space="0"/>
           <w:left w:val="none" w:color="000000" w:sz="4" w:space="0"/>
@@ -255,17 +857,19 @@
         <w:ind w:right="0" w:firstLine="0" w:left="0"/>
         <w:rPr>
           <w:rFonts w:ascii="Open Sans" w:hAnsi="Open Sans" w:cs="Open Sans"/>
+          <w:sz w:val="20"/>
           <w:szCs w:val="20"/>
         </w:rPr>
       </w:pPr>
       <w:r>
         <w:rPr>
           <w:rFonts w:ascii="Open Sans" w:hAnsi="Open Sans" w:eastAsia="Open Sans" w:cs="Open Sans"/>
+          <w:b/>
           <w:color w:val="000000"/>
           <w:sz w:val="20"/>
           <w:szCs w:val="20"/>
         </w:rPr>
-        <w:t xml:space="preserve">FruitImages/</w:t>
+        <w:t xml:space="preserve">Estructura del Dataset</w:t>
       </w:r>
       <w:r>
         <w:rPr>
@@ -287,6 +891,7 @@
         <w:ind w:right="0" w:firstLine="0" w:left="0"/>
         <w:rPr>
           <w:rFonts w:ascii="Open Sans" w:hAnsi="Open Sans" w:cs="Open Sans"/>
+          <w:sz w:val="20"/>
           <w:szCs w:val="20"/>
         </w:rPr>
       </w:pPr>
@@ -297,7 +902,7 @@
           <w:sz w:val="20"/>
           <w:szCs w:val="20"/>
         </w:rPr>
-        <w:t xml:space="preserve">├── train/</w:t>
+        <w:t xml:space="preserve">El dataset está organizado en dos carpetas principales:</w:t>
       </w:r>
       <w:r>
         <w:rPr>
@@ -309,6 +914,11 @@
     </w:p>
     <w:p>
       <w:pPr>
+        <w:pStyle w:val="664"/>
+        <w:numPr>
+          <w:ilvl w:val="0"/>
+          <w:numId w:val="11"/>
+        </w:numPr>
         <w:pBdr>
           <w:top w:val="none" w:color="000000" w:sz="4" w:space="0"/>
           <w:left w:val="none" w:color="000000" w:sz="4" w:space="0"/>
@@ -316,12 +926,23 @@
           <w:right w:val="none" w:color="000000" w:sz="4" w:space="0"/>
         </w:pBdr>
         <w:spacing/>
-        <w:ind w:right="0" w:firstLine="0" w:left="0"/>
+        <w:ind w:right="0"/>
         <w:rPr>
           <w:rFonts w:ascii="Open Sans" w:hAnsi="Open Sans" w:cs="Open Sans"/>
+          <w:sz w:val="20"/>
           <w:szCs w:val="20"/>
         </w:rPr>
       </w:pPr>
+      <w:r>
+        <w:rPr>
+          <w:rFonts w:ascii="Open Sans" w:hAnsi="Open Sans" w:eastAsia="Open Sans" w:cs="Open Sans"/>
+          <w:b/>
+          <w:color w:val="000000"/>
+          <w:sz w:val="20"/>
+          <w:szCs w:val="20"/>
+        </w:rPr>
+        <w:t xml:space="preserve">train/</w:t>
+      </w:r>
       <w:r>
         <w:rPr>
           <w:rFonts w:ascii="Open Sans" w:hAnsi="Open Sans" w:eastAsia="Open Sans" w:cs="Open Sans"/>
@@ -329,7 +950,7 @@
           <w:sz w:val="20"/>
           <w:szCs w:val="20"/>
         </w:rPr>
-        <w:t xml:space="preserve">│   ├── freshapples/</w:t>
+        <w:t xml:space="preserve">: contiene las imágenes utilizadas para entrenar y validar el modelo.</w:t>
       </w:r>
       <w:r>
         <w:rPr>
@@ -341,6 +962,11 @@
     </w:p>
     <w:p>
       <w:pPr>
+        <w:pStyle w:val="664"/>
+        <w:numPr>
+          <w:ilvl w:val="0"/>
+          <w:numId w:val="11"/>
+        </w:numPr>
         <w:pBdr>
           <w:top w:val="none" w:color="000000" w:sz="4" w:space="0"/>
           <w:left w:val="none" w:color="000000" w:sz="4" w:space="0"/>
@@ -348,12 +974,23 @@
           <w:right w:val="none" w:color="000000" w:sz="4" w:space="0"/>
         </w:pBdr>
         <w:spacing/>
-        <w:ind w:right="0" w:firstLine="0" w:left="0"/>
+        <w:ind w:right="0"/>
         <w:rPr>
           <w:rFonts w:ascii="Open Sans" w:hAnsi="Open Sans" w:cs="Open Sans"/>
+          <w:sz w:val="20"/>
           <w:szCs w:val="20"/>
         </w:rPr>
       </w:pPr>
+      <w:r>
+        <w:rPr>
+          <w:rFonts w:ascii="Open Sans" w:hAnsi="Open Sans" w:eastAsia="Open Sans" w:cs="Open Sans"/>
+          <w:b/>
+          <w:color w:val="000000"/>
+          <w:sz w:val="20"/>
+          <w:szCs w:val="20"/>
+        </w:rPr>
+        <w:t xml:space="preserve">test/</w:t>
+      </w:r>
       <w:r>
         <w:rPr>
           <w:rFonts w:ascii="Open Sans" w:hAnsi="Open Sans" w:eastAsia="Open Sans" w:cs="Open Sans"/>
@@ -361,7 +998,7 @@
           <w:sz w:val="20"/>
           <w:szCs w:val="20"/>
         </w:rPr>
-        <w:t xml:space="preserve">│   ├── freshbanana/</w:t>
+        <w:t xml:space="preserve">: contiene las imágenes destinadas a evaluar el rendimiento final del modelo una vez entrenado.</w:t>
       </w:r>
       <w:r>
         <w:rPr>
@@ -383,6 +1020,7 @@
         <w:ind w:right="0" w:firstLine="0" w:left="0"/>
         <w:rPr>
           <w:rFonts w:ascii="Open Sans" w:hAnsi="Open Sans" w:cs="Open Sans"/>
+          <w:sz w:val="20"/>
           <w:szCs w:val="20"/>
         </w:rPr>
       </w:pPr>
@@ -393,7 +1031,7 @@
           <w:sz w:val="20"/>
           <w:szCs w:val="20"/>
         </w:rPr>
-        <w:t xml:space="preserve">│   ├── freshoranges/</w:t>
+        <w:t xml:space="preserve">Dentro de cada una de estas carpetas, las imágenes están clasificadas en seis subcarpetas, correspondientes a las siguientes clases:</w:t>
       </w:r>
       <w:r>
         <w:rPr>
@@ -405,6 +1043,11 @@
     </w:p>
     <w:p>
       <w:pPr>
+        <w:pStyle w:val="664"/>
+        <w:numPr>
+          <w:ilvl w:val="0"/>
+          <w:numId w:val="12"/>
+        </w:numPr>
         <w:pBdr>
           <w:top w:val="none" w:color="000000" w:sz="4" w:space="0"/>
           <w:left w:val="none" w:color="000000" w:sz="4" w:space="0"/>
@@ -412,9 +1055,10 @@
           <w:right w:val="none" w:color="000000" w:sz="4" w:space="0"/>
         </w:pBdr>
         <w:spacing/>
-        <w:ind w:right="0" w:firstLine="0" w:left="0"/>
+        <w:ind w:right="0"/>
         <w:rPr>
           <w:rFonts w:ascii="Open Sans" w:hAnsi="Open Sans" w:cs="Open Sans"/>
+          <w:sz w:val="20"/>
           <w:szCs w:val="20"/>
         </w:rPr>
       </w:pPr>
@@ -425,7 +1069,16 @@
           <w:sz w:val="20"/>
           <w:szCs w:val="20"/>
         </w:rPr>
-        <w:t xml:space="preserve">│   ├── rottenapples/</w:t>
+        <w:t xml:space="preserve">freshapples/</w:t>
+      </w:r>
+      <w:r>
+        <w:rPr>
+          <w:rFonts w:ascii="Open Sans" w:hAnsi="Open Sans" w:eastAsia="Open Sans" w:cs="Open Sans"/>
+          <w:color w:val="000000"/>
+          <w:sz w:val="20"/>
+          <w:szCs w:val="20"/>
+        </w:rPr>
+        <w:t xml:space="preserve">: manzanas frescas</w:t>
       </w:r>
       <w:r>
         <w:rPr>
@@ -437,6 +1090,11 @@
     </w:p>
     <w:p>
       <w:pPr>
+        <w:pStyle w:val="664"/>
+        <w:numPr>
+          <w:ilvl w:val="0"/>
+          <w:numId w:val="12"/>
+        </w:numPr>
         <w:pBdr>
           <w:top w:val="none" w:color="000000" w:sz="4" w:space="0"/>
           <w:left w:val="none" w:color="000000" w:sz="4" w:space="0"/>
@@ -444,9 +1102,10 @@
           <w:right w:val="none" w:color="000000" w:sz="4" w:space="0"/>
         </w:pBdr>
         <w:spacing/>
-        <w:ind w:right="0" w:firstLine="0" w:left="0"/>
+        <w:ind w:right="0"/>
         <w:rPr>
           <w:rFonts w:ascii="Open Sans" w:hAnsi="Open Sans" w:cs="Open Sans"/>
+          <w:sz w:val="20"/>
           <w:szCs w:val="20"/>
         </w:rPr>
       </w:pPr>
@@ -457,7 +1116,16 @@
           <w:sz w:val="20"/>
           <w:szCs w:val="20"/>
         </w:rPr>
-        <w:t xml:space="preserve">│   ├── rottenbanana/</w:t>
+        <w:t xml:space="preserve">freshbanana/</w:t>
+      </w:r>
+      <w:r>
+        <w:rPr>
+          <w:rFonts w:ascii="Open Sans" w:hAnsi="Open Sans" w:eastAsia="Open Sans" w:cs="Open Sans"/>
+          <w:color w:val="000000"/>
+          <w:sz w:val="20"/>
+          <w:szCs w:val="20"/>
+        </w:rPr>
+        <w:t xml:space="preserve">: bananas frescas</w:t>
       </w:r>
       <w:r>
         <w:rPr>
@@ -469,6 +1137,11 @@
     </w:p>
     <w:p>
       <w:pPr>
+        <w:pStyle w:val="664"/>
+        <w:numPr>
+          <w:ilvl w:val="0"/>
+          <w:numId w:val="12"/>
+        </w:numPr>
         <w:pBdr>
           <w:top w:val="none" w:color="000000" w:sz="4" w:space="0"/>
           <w:left w:val="none" w:color="000000" w:sz="4" w:space="0"/>
@@ -476,9 +1149,10 @@
           <w:right w:val="none" w:color="000000" w:sz="4" w:space="0"/>
         </w:pBdr>
         <w:spacing/>
-        <w:ind w:right="0" w:firstLine="0" w:left="0"/>
+        <w:ind w:right="0"/>
         <w:rPr>
           <w:rFonts w:ascii="Open Sans" w:hAnsi="Open Sans" w:cs="Open Sans"/>
+          <w:sz w:val="20"/>
           <w:szCs w:val="20"/>
         </w:rPr>
       </w:pPr>
@@ -489,7 +1163,16 @@
           <w:sz w:val="20"/>
           <w:szCs w:val="20"/>
         </w:rPr>
-        <w:t xml:space="preserve">│   └── rottenoranges/</w:t>
+        <w:t xml:space="preserve">freshoranges/</w:t>
+      </w:r>
+      <w:r>
+        <w:rPr>
+          <w:rFonts w:ascii="Open Sans" w:hAnsi="Open Sans" w:eastAsia="Open Sans" w:cs="Open Sans"/>
+          <w:color w:val="000000"/>
+          <w:sz w:val="20"/>
+          <w:szCs w:val="20"/>
+        </w:rPr>
+        <w:t xml:space="preserve">: naranjas frescas</w:t>
       </w:r>
       <w:r>
         <w:rPr>
@@ -501,6 +1184,11 @@
     </w:p>
     <w:p>
       <w:pPr>
+        <w:pStyle w:val="664"/>
+        <w:numPr>
+          <w:ilvl w:val="0"/>
+          <w:numId w:val="12"/>
+        </w:numPr>
         <w:pBdr>
           <w:top w:val="none" w:color="000000" w:sz="4" w:space="0"/>
           <w:left w:val="none" w:color="000000" w:sz="4" w:space="0"/>
@@ -508,9 +1196,10 @@
           <w:right w:val="none" w:color="000000" w:sz="4" w:space="0"/>
         </w:pBdr>
         <w:spacing/>
-        <w:ind w:right="0" w:firstLine="0" w:left="0"/>
+        <w:ind w:right="0"/>
         <w:rPr>
           <w:rFonts w:ascii="Open Sans" w:hAnsi="Open Sans" w:cs="Open Sans"/>
+          <w:sz w:val="20"/>
           <w:szCs w:val="20"/>
         </w:rPr>
       </w:pPr>
@@ -521,7 +1210,16 @@
           <w:sz w:val="20"/>
           <w:szCs w:val="20"/>
         </w:rPr>
-        <w:t xml:space="preserve">└── test/</w:t>
+        <w:t xml:space="preserve">rottenapples/</w:t>
+      </w:r>
+      <w:r>
+        <w:rPr>
+          <w:rFonts w:ascii="Open Sans" w:hAnsi="Open Sans" w:eastAsia="Open Sans" w:cs="Open Sans"/>
+          <w:color w:val="000000"/>
+          <w:sz w:val="20"/>
+          <w:szCs w:val="20"/>
+        </w:rPr>
+        <w:t xml:space="preserve">: manzanas podridas</w:t>
       </w:r>
       <w:r>
         <w:rPr>
@@ -533,6 +1231,11 @@
     </w:p>
     <w:p>
       <w:pPr>
+        <w:pStyle w:val="664"/>
+        <w:numPr>
+          <w:ilvl w:val="0"/>
+          <w:numId w:val="12"/>
+        </w:numPr>
         <w:pBdr>
           <w:top w:val="none" w:color="000000" w:sz="4" w:space="0"/>
           <w:left w:val="none" w:color="000000" w:sz="4" w:space="0"/>
@@ -540,9 +1243,10 @@
           <w:right w:val="none" w:color="000000" w:sz="4" w:space="0"/>
         </w:pBdr>
         <w:spacing/>
-        <w:ind w:right="0" w:firstLine="0" w:left="0"/>
+        <w:ind w:right="0"/>
         <w:rPr>
           <w:rFonts w:ascii="Open Sans" w:hAnsi="Open Sans" w:cs="Open Sans"/>
+          <w:sz w:val="20"/>
           <w:szCs w:val="20"/>
         </w:rPr>
       </w:pPr>
@@ -553,7 +1257,16 @@
           <w:sz w:val="20"/>
           <w:szCs w:val="20"/>
         </w:rPr>
-        <w:t xml:space="preserve">    ├── freshapples/</w:t>
+        <w:t xml:space="preserve">rottenbanana/</w:t>
+      </w:r>
+      <w:r>
+        <w:rPr>
+          <w:rFonts w:ascii="Open Sans" w:hAnsi="Open Sans" w:eastAsia="Open Sans" w:cs="Open Sans"/>
+          <w:color w:val="000000"/>
+          <w:sz w:val="20"/>
+          <w:szCs w:val="20"/>
+        </w:rPr>
+        <w:t xml:space="preserve">: bananas podridas</w:t>
       </w:r>
       <w:r>
         <w:rPr>
@@ -565,6 +1278,11 @@
     </w:p>
     <w:p>
       <w:pPr>
+        <w:pStyle w:val="664"/>
+        <w:numPr>
+          <w:ilvl w:val="0"/>
+          <w:numId w:val="12"/>
+        </w:numPr>
         <w:pBdr>
           <w:top w:val="none" w:color="000000" w:sz="4" w:space="0"/>
           <w:left w:val="none" w:color="000000" w:sz="4" w:space="0"/>
@@ -572,9 +1290,10 @@
           <w:right w:val="none" w:color="000000" w:sz="4" w:space="0"/>
         </w:pBdr>
         <w:spacing/>
-        <w:ind w:right="0" w:firstLine="0" w:left="0"/>
+        <w:ind w:right="0"/>
         <w:rPr>
           <w:rFonts w:ascii="Open Sans" w:hAnsi="Open Sans" w:cs="Open Sans"/>
+          <w:sz w:val="20"/>
           <w:szCs w:val="20"/>
         </w:rPr>
       </w:pPr>
@@ -585,7 +1304,16 @@
           <w:sz w:val="20"/>
           <w:szCs w:val="20"/>
         </w:rPr>
-        <w:t xml:space="preserve">    ├── freshbanana/</w:t>
+        <w:t xml:space="preserve">rottenoranges/</w:t>
+      </w:r>
+      <w:r>
+        <w:rPr>
+          <w:rFonts w:ascii="Open Sans" w:hAnsi="Open Sans" w:eastAsia="Open Sans" w:cs="Open Sans"/>
+          <w:color w:val="000000"/>
+          <w:sz w:val="20"/>
+          <w:szCs w:val="20"/>
+        </w:rPr>
+        <w:t xml:space="preserve">: naranjas podridas</w:t>
       </w:r>
       <w:r>
         <w:rPr>
@@ -607,6 +1335,7 @@
         <w:ind w:right="0" w:firstLine="0" w:left="0"/>
         <w:rPr>
           <w:rFonts w:ascii="Open Sans" w:hAnsi="Open Sans" w:cs="Open Sans"/>
+          <w:sz w:val="20"/>
           <w:szCs w:val="20"/>
         </w:rPr>
       </w:pPr>
@@ -617,7 +1346,25 @@
           <w:sz w:val="20"/>
           <w:szCs w:val="20"/>
         </w:rPr>
-        <w:t xml:space="preserve">    ├── freshoranges/</w:t>
+        <w:t xml:space="preserve">Cada subcarpeta contiene múltiples imágenes en formato </w:t>
+      </w:r>
+      <w:r>
+        <w:rPr>
+          <w:rFonts w:ascii="Open Sans" w:hAnsi="Open Sans" w:eastAsia="Open Sans" w:cs="Open Sans"/>
+          <w:color w:val="000000"/>
+          <w:sz w:val="20"/>
+          <w:szCs w:val="20"/>
+        </w:rPr>
+        <w:t xml:space="preserve">.jpg</w:t>
+      </w:r>
+      <w:r>
+        <w:rPr>
+          <w:rFonts w:ascii="Open Sans" w:hAnsi="Open Sans" w:eastAsia="Open Sans" w:cs="Open Sans"/>
+          <w:color w:val="000000"/>
+          <w:sz w:val="20"/>
+          <w:szCs w:val="20"/>
+        </w:rPr>
+        <w:t xml:space="preserve"> o similar, representando instancias reales de la clase correspondiente.</w:t>
       </w:r>
       <w:r>
         <w:rPr>
@@ -629,6 +1376,7 @@
     </w:p>
     <w:p>
       <w:pPr>
+        <w:pStyle w:val="140"/>
         <w:pBdr>
           <w:top w:val="none" w:color="000000" w:sz="4" w:space="0"/>
           <w:left w:val="none" w:color="000000" w:sz="4" w:space="0"/>
@@ -639,17 +1387,19 @@
         <w:ind w:right="0" w:firstLine="0" w:left="0"/>
         <w:rPr>
           <w:rFonts w:ascii="Open Sans" w:hAnsi="Open Sans" w:cs="Open Sans"/>
+          <w:sz w:val="20"/>
           <w:szCs w:val="20"/>
         </w:rPr>
       </w:pPr>
       <w:r>
         <w:rPr>
           <w:rFonts w:ascii="Open Sans" w:hAnsi="Open Sans" w:eastAsia="Open Sans" w:cs="Open Sans"/>
+          <w:b/>
           <w:color w:val="000000"/>
           <w:sz w:val="20"/>
           <w:szCs w:val="20"/>
         </w:rPr>
-        <w:t xml:space="preserve">    ├── rottenapples/</w:t>
+        <w:t xml:space="preserve">Características del Dataset</w:t>
       </w:r>
       <w:r>
         <w:rPr>
@@ -661,6 +1411,11 @@
     </w:p>
     <w:p>
       <w:pPr>
+        <w:pStyle w:val="664"/>
+        <w:numPr>
+          <w:ilvl w:val="0"/>
+          <w:numId w:val="13"/>
+        </w:numPr>
         <w:pBdr>
           <w:top w:val="none" w:color="000000" w:sz="4" w:space="0"/>
           <w:left w:val="none" w:color="000000" w:sz="4" w:space="0"/>
@@ -668,12 +1423,23 @@
           <w:right w:val="none" w:color="000000" w:sz="4" w:space="0"/>
         </w:pBdr>
         <w:spacing/>
-        <w:ind w:right="0" w:firstLine="0" w:left="0"/>
+        <w:ind w:right="0"/>
         <w:rPr>
           <w:rFonts w:ascii="Open Sans" w:hAnsi="Open Sans" w:cs="Open Sans"/>
+          <w:sz w:val="20"/>
           <w:szCs w:val="20"/>
         </w:rPr>
       </w:pPr>
+      <w:r>
+        <w:rPr>
+          <w:rFonts w:ascii="Open Sans" w:hAnsi="Open Sans" w:eastAsia="Open Sans" w:cs="Open Sans"/>
+          <w:b/>
+          <w:color w:val="000000"/>
+          <w:sz w:val="20"/>
+          <w:szCs w:val="20"/>
+        </w:rPr>
+        <w:t xml:space="preserve">Cantidad de clases</w:t>
+      </w:r>
       <w:r>
         <w:rPr>
           <w:rFonts w:ascii="Open Sans" w:hAnsi="Open Sans" w:eastAsia="Open Sans" w:cs="Open Sans"/>
@@ -681,7 +1447,7 @@
           <w:sz w:val="20"/>
           <w:szCs w:val="20"/>
         </w:rPr>
-        <w:t xml:space="preserve">    ├── rottenbanana/</w:t>
+        <w:t xml:space="preserve">: 6</w:t>
       </w:r>
       <w:r>
         <w:rPr>
@@ -693,6 +1459,11 @@
     </w:p>
     <w:p>
       <w:pPr>
+        <w:pStyle w:val="664"/>
+        <w:numPr>
+          <w:ilvl w:val="0"/>
+          <w:numId w:val="13"/>
+        </w:numPr>
         <w:pBdr>
           <w:top w:val="none" w:color="000000" w:sz="4" w:space="0"/>
           <w:left w:val="none" w:color="000000" w:sz="4" w:space="0"/>
@@ -700,12 +1471,23 @@
           <w:right w:val="none" w:color="000000" w:sz="4" w:space="0"/>
         </w:pBdr>
         <w:spacing/>
-        <w:ind w:right="0" w:firstLine="0" w:left="0"/>
+        <w:ind w:right="0"/>
         <w:rPr>
           <w:rFonts w:ascii="Open Sans" w:hAnsi="Open Sans" w:cs="Open Sans"/>
+          <w:sz w:val="20"/>
           <w:szCs w:val="20"/>
         </w:rPr>
       </w:pPr>
+      <w:r>
+        <w:rPr>
+          <w:rFonts w:ascii="Open Sans" w:hAnsi="Open Sans" w:eastAsia="Open Sans" w:cs="Open Sans"/>
+          <w:b/>
+          <w:color w:val="000000"/>
+          <w:sz w:val="20"/>
+          <w:szCs w:val="20"/>
+        </w:rPr>
+        <w:t xml:space="preserve">Tipo de clasificación</w:t>
+      </w:r>
       <w:r>
         <w:rPr>
           <w:rFonts w:ascii="Open Sans" w:hAnsi="Open Sans" w:eastAsia="Open Sans" w:cs="Open Sans"/>
@@ -713,7 +1495,134 @@
           <w:sz w:val="20"/>
           <w:szCs w:val="20"/>
         </w:rPr>
-        <w:t xml:space="preserve">    └── rottenoranges/</w:t>
+        <w:t xml:space="preserve">: Multiclase (una sola etiqueta por imagen)</w:t>
+      </w:r>
+      <w:r>
+        <w:rPr>
+          <w:rFonts w:ascii="Open Sans" w:hAnsi="Open Sans" w:eastAsia="Open Sans" w:cs="Open Sans"/>
+          <w:sz w:val="20"/>
+          <w:szCs w:val="20"/>
+        </w:rPr>
+      </w:r>
+    </w:p>
+    <w:p>
+      <w:pPr>
+        <w:pStyle w:val="664"/>
+        <w:numPr>
+          <w:ilvl w:val="0"/>
+          <w:numId w:val="13"/>
+        </w:numPr>
+        <w:pBdr>
+          <w:top w:val="none" w:color="000000" w:sz="4" w:space="0"/>
+          <w:left w:val="none" w:color="000000" w:sz="4" w:space="0"/>
+          <w:bottom w:val="none" w:color="000000" w:sz="4" w:space="0"/>
+          <w:right w:val="none" w:color="000000" w:sz="4" w:space="0"/>
+        </w:pBdr>
+        <w:spacing/>
+        <w:ind w:right="0"/>
+        <w:rPr>
+          <w:rFonts w:ascii="Open Sans" w:hAnsi="Open Sans" w:cs="Open Sans"/>
+          <w:sz w:val="20"/>
+          <w:szCs w:val="20"/>
+        </w:rPr>
+      </w:pPr>
+      <w:r>
+        <w:rPr>
+          <w:rFonts w:ascii="Open Sans" w:hAnsi="Open Sans" w:eastAsia="Open Sans" w:cs="Open Sans"/>
+          <w:b/>
+          <w:color w:val="000000"/>
+          <w:sz w:val="20"/>
+          <w:szCs w:val="20"/>
+        </w:rPr>
+        <w:t xml:space="preserve">Formato de imágenes</w:t>
+      </w:r>
+      <w:r>
+        <w:rPr>
+          <w:rFonts w:ascii="Open Sans" w:hAnsi="Open Sans" w:eastAsia="Open Sans" w:cs="Open Sans"/>
+          <w:color w:val="000000"/>
+          <w:sz w:val="20"/>
+          <w:szCs w:val="20"/>
+        </w:rPr>
+        <w:t xml:space="preserve">: Imágenes a color (RGB), de distintas resoluciones</w:t>
+      </w:r>
+      <w:r>
+        <w:rPr>
+          <w:rFonts w:ascii="Open Sans" w:hAnsi="Open Sans" w:eastAsia="Open Sans" w:cs="Open Sans"/>
+          <w:sz w:val="20"/>
+          <w:szCs w:val="20"/>
+        </w:rPr>
+      </w:r>
+    </w:p>
+    <w:p>
+      <w:pPr>
+        <w:pStyle w:val="664"/>
+        <w:numPr>
+          <w:ilvl w:val="0"/>
+          <w:numId w:val="13"/>
+        </w:numPr>
+        <w:pBdr>
+          <w:top w:val="none" w:color="000000" w:sz="4" w:space="0"/>
+          <w:left w:val="none" w:color="000000" w:sz="4" w:space="0"/>
+          <w:bottom w:val="none" w:color="000000" w:sz="4" w:space="0"/>
+          <w:right w:val="none" w:color="000000" w:sz="4" w:space="0"/>
+        </w:pBdr>
+        <w:spacing/>
+        <w:ind w:right="0"/>
+        <w:rPr>
+          <w:rFonts w:ascii="Open Sans" w:hAnsi="Open Sans" w:cs="Open Sans"/>
+          <w:sz w:val="20"/>
+          <w:szCs w:val="20"/>
+        </w:rPr>
+      </w:pPr>
+      <w:r>
+        <w:rPr>
+          <w:rFonts w:ascii="Open Sans" w:hAnsi="Open Sans" w:eastAsia="Open Sans" w:cs="Open Sans"/>
+          <w:b/>
+          <w:color w:val="000000"/>
+          <w:sz w:val="20"/>
+          <w:szCs w:val="20"/>
+        </w:rPr>
+        <w:t xml:space="preserve">Etiquetado</w:t>
+      </w:r>
+      <w:r>
+        <w:rPr>
+          <w:rFonts w:ascii="Open Sans" w:hAnsi="Open Sans" w:eastAsia="Open Sans" w:cs="Open Sans"/>
+          <w:color w:val="000000"/>
+          <w:sz w:val="20"/>
+          <w:szCs w:val="20"/>
+        </w:rPr>
+        <w:t xml:space="preserve">: Implícito, mediante la estructura de carpetas</w:t>
+      </w:r>
+      <w:r>
+        <w:rPr>
+          <w:rFonts w:ascii="Open Sans" w:hAnsi="Open Sans" w:eastAsia="Open Sans" w:cs="Open Sans"/>
+          <w:sz w:val="20"/>
+          <w:szCs w:val="20"/>
+        </w:rPr>
+      </w:r>
+    </w:p>
+    <w:p>
+      <w:pPr>
+        <w:pBdr>
+          <w:top w:val="none" w:color="000000" w:sz="4" w:space="0"/>
+          <w:left w:val="none" w:color="000000" w:sz="4" w:space="0"/>
+          <w:bottom w:val="none" w:color="000000" w:sz="4" w:space="0"/>
+          <w:right w:val="none" w:color="000000" w:sz="4" w:space="0"/>
+        </w:pBdr>
+        <w:spacing/>
+        <w:ind w:right="0" w:firstLine="0" w:left="0"/>
+        <w:rPr>
+          <w:rFonts w:ascii="Open Sans" w:hAnsi="Open Sans" w:cs="Open Sans"/>
+          <w:szCs w:val="20"/>
+        </w:rPr>
+      </w:pPr>
+      <w:r>
+        <w:rPr>
+          <w:rFonts w:ascii="Open Sans" w:hAnsi="Open Sans" w:eastAsia="Open Sans" w:cs="Open Sans"/>
+          <w:color w:val="000000"/>
+          <w:sz w:val="20"/>
+          <w:szCs w:val="20"/>
+        </w:rPr>
       </w:r>
       <w:r>
         <w:rPr>
@@ -755,6 +1664,7 @@
     </w:p>
     <w:p>
       <w:pPr>
+        <w:pStyle w:val="139"/>
         <w:pBdr>
           <w:top w:val="none" w:color="000000" w:sz="4" w:space="0"/>
           <w:left w:val="none" w:color="000000" w:sz="4" w:space="0"/>
@@ -772,47 +1682,54 @@
       <w:r>
         <w:rPr>
           <w:rFonts w:ascii="Open Sans" w:hAnsi="Open Sans" w:eastAsia="Open Sans" w:cs="Open Sans"/>
+          <w:b/>
+          <w:color w:val="000000"/>
+          <w:sz w:val="20"/>
+          <w:szCs w:val="20"/>
+          <w:highlight w:val="none"/>
+        </w:rPr>
+      </w:r>
+      <w:r>
+        <w:rPr>
+          <w:rFonts w:ascii="Open Sans" w:hAnsi="Open Sans" w:eastAsia="Open Sans" w:cs="Open Sans"/>
+          <w:b/>
+          <w:color w:val="000000"/>
+          <w:sz w:val="20"/>
+          <w:szCs w:val="20"/>
+          <w:highlight w:val="none"/>
+        </w:rPr>
+      </w:r>
+    </w:p>
+    <w:p>
+      <w:pPr>
+        <w:pStyle w:val="139"/>
+        <w:pBdr>
+          <w:top w:val="none" w:color="000000" w:sz="4" w:space="0"/>
+          <w:left w:val="none" w:color="000000" w:sz="4" w:space="0"/>
+          <w:bottom w:val="none" w:color="000000" w:sz="4" w:space="0"/>
+          <w:right w:val="none" w:color="000000" w:sz="4" w:space="0"/>
+        </w:pBdr>
+        <w:spacing/>
+        <w:ind w:right="0" w:firstLine="0" w:left="0"/>
+        <w:rPr>
+          <w:rFonts w:ascii="Open Sans" w:hAnsi="Open Sans" w:eastAsia="Open Sans" w:cs="Open Sans"/>
+          <w:b/>
+          <w:bCs/>
+          <w:color w:val="000000"/>
+          <w:sz w:val="20"/>
+          <w:szCs w:val="20"/>
+          <w:highlight w:val="none"/>
+        </w:rPr>
+      </w:pPr>
+      <w:r>
+        <w:rPr>
+          <w:rFonts w:ascii="Open Sans" w:hAnsi="Open Sans" w:eastAsia="Open Sans" w:cs="Open Sans"/>
+          <w:b/>
           <w:color w:val="000000"/>
           <w:sz w:val="20"/>
           <w:szCs w:val="20"/>
         </w:rPr>
-        <w:t xml:space="preserve">Cada subcarpeta contiene imágenes correspondientes a la clase que indica su nombre. Para la etapa de entrenamiento se utilizó la carpeta </w:t>
-      </w:r>
-      <w:r>
-        <w:rPr>
-          <w:rFonts w:ascii="Open Sans" w:hAnsi="Open Sans" w:eastAsia="Open Sans" w:cs="Open Sans"/>
-          <w:color w:val="000000"/>
-          <w:sz w:val="20"/>
-          <w:szCs w:val="20"/>
-        </w:rPr>
-        <w:t xml:space="preserve">train</w:t>
-      </w:r>
-      <w:r>
-        <w:rPr>
-          <w:rFonts w:ascii="Open Sans" w:hAnsi="Open Sans" w:eastAsia="Open Sans" w:cs="Open Sans"/>
-          <w:color w:val="000000"/>
-          <w:sz w:val="20"/>
-          <w:szCs w:val="20"/>
-        </w:rPr>
-        <w:t xml:space="preserve">, y para la evaluación final el conjunto </w:t>
-      </w:r>
-      <w:r>
-        <w:rPr>
-          <w:rFonts w:ascii="Open Sans" w:hAnsi="Open Sans" w:eastAsia="Open Sans" w:cs="Open Sans"/>
-          <w:color w:val="000000"/>
-          <w:sz w:val="20"/>
-          <w:szCs w:val="20"/>
-        </w:rPr>
-        <w:t xml:space="preserve">test</w:t>
-      </w:r>
-      <w:r>
-        <w:rPr>
-          <w:rFonts w:ascii="Open Sans" w:hAnsi="Open Sans" w:eastAsia="Open Sans" w:cs="Open Sans"/>
-          <w:color w:val="000000"/>
-          <w:sz w:val="20"/>
-          <w:szCs w:val="20"/>
-        </w:rPr>
-        <w:t xml:space="preserve">.</w:t>
+        <w:t xml:space="preserve">2. Preprocesamiento de Datos</w:t>
       </w:r>
       <w:r>
         <w:rPr>
@@ -824,7 +1741,7 @@
     </w:p>
     <w:p>
       <w:pPr>
-        <w:pStyle w:val="139"/>
+        <w:pStyle w:val="140"/>
         <w:pBdr>
           <w:top w:val="none" w:color="000000" w:sz="4" w:space="0"/>
           <w:left w:val="none" w:color="000000" w:sz="4" w:space="0"/>
@@ -847,42 +1764,7 @@
           <w:sz w:val="20"/>
           <w:szCs w:val="20"/>
         </w:rPr>
-        <w:t xml:space="preserve">3. Preprocesamiento de Datos</w:t>
-      </w:r>
-      <w:r>
-        <w:rPr>
-          <w:rFonts w:ascii="Open Sans" w:hAnsi="Open Sans" w:eastAsia="Open Sans" w:cs="Open Sans"/>
-          <w:sz w:val="20"/>
-          <w:szCs w:val="20"/>
-        </w:rPr>
-      </w:r>
-    </w:p>
-    <w:p>
-      <w:pPr>
-        <w:pStyle w:val="140"/>
-        <w:pBdr>
-          <w:top w:val="none" w:color="000000" w:sz="4" w:space="0"/>
-          <w:left w:val="none" w:color="000000" w:sz="4" w:space="0"/>
-          <w:bottom w:val="none" w:color="000000" w:sz="4" w:space="0"/>
-          <w:right w:val="none" w:color="000000" w:sz="4" w:space="0"/>
-        </w:pBdr>
-        <w:spacing/>
-        <w:ind w:right="0" w:firstLine="0" w:left="0"/>
-        <w:rPr>
-          <w:rFonts w:ascii="Open Sans" w:hAnsi="Open Sans" w:cs="Open Sans"/>
-          <w:sz w:val="20"/>
-          <w:szCs w:val="20"/>
-        </w:rPr>
-      </w:pPr>
-      <w:r>
-        <w:rPr>
-          <w:rFonts w:ascii="Open Sans" w:hAnsi="Open Sans" w:eastAsia="Open Sans" w:cs="Open Sans"/>
-          <w:b/>
-          <w:color w:val="000000"/>
-          <w:sz w:val="20"/>
-          <w:szCs w:val="20"/>
-        </w:rPr>
-        <w:t xml:space="preserve">3.1. Carga de Imágenes</w:t>
+        <w:t xml:space="preserve">2.1. Carga de Imágenes</w:t>
       </w:r>
       <w:r>
         <w:rPr>
@@ -987,7 +1869,7 @@
           <w:sz w:val="20"/>
           <w:szCs w:val="20"/>
         </w:rPr>
-        <w:t xml:space="preserve">3.2. Transformaciones y Data Augmentation</w:t>
+        <w:t xml:space="preserve">2.2. Transformaciones y Data Augmentation</w:t>
       </w:r>
       <w:r>
         <w:rPr>
@@ -1182,7 +2064,7 @@
           <w:sz w:val="20"/>
           <w:szCs w:val="20"/>
         </w:rPr>
-        <w:t xml:space="preserve">3.3. División del Conjunto de Datos</w:t>
+        <w:t xml:space="preserve">2.3. División del Conjunto de Datos</w:t>
       </w:r>
       <w:r>
         <w:rPr>
@@ -1366,9 +2248,287 @@
         <w:spacing/>
         <w:ind w:right="0" w:firstLine="0" w:left="0"/>
         <w:rPr>
-          <w:rFonts w:ascii="Open Sans" w:hAnsi="Open Sans" w:cs="Open Sans"/>
+          <w:rFonts w:ascii="Open Sans" w:hAnsi="Open Sans" w:eastAsia="Open Sans" w:cs="Open Sans"/>
+          <w:b/>
+          <w:bCs/>
+          <w:color w:val="000000"/>
           <w:sz w:val="20"/>
           <w:szCs w:val="20"/>
+          <w:highlight w:val="none"/>
+        </w:rPr>
+      </w:pPr>
+      <w:r>
+        <w:rPr>
+          <w:rFonts w:ascii="Open Sans" w:hAnsi="Open Sans" w:eastAsia="Open Sans" w:cs="Open Sans"/>
+          <w:b/>
+          <w:bCs/>
+          <w:color w:val="000000"/>
+          <w:sz w:val="20"/>
+          <w:szCs w:val="20"/>
+          <w:highlight w:val="none"/>
+        </w:rPr>
+      </w:r>
+      <w:r>
+        <w:rPr>
+          <w:rFonts w:ascii="Open Sans" w:hAnsi="Open Sans" w:eastAsia="Open Sans" w:cs="Open Sans"/>
+          <w:b/>
+          <w:bCs/>
+          <w:color w:val="000000"/>
+          <w:sz w:val="20"/>
+          <w:szCs w:val="20"/>
+          <w:highlight w:val="none"/>
+        </w:rPr>
+      </w:r>
+    </w:p>
+    <w:p>
+      <w:pPr>
+        <w:pStyle w:val="139"/>
+        <w:pBdr>
+          <w:top w:val="none" w:color="000000" w:sz="4" w:space="0"/>
+          <w:left w:val="none" w:color="000000" w:sz="4" w:space="0"/>
+          <w:bottom w:val="none" w:color="000000" w:sz="4" w:space="0"/>
+          <w:right w:val="none" w:color="000000" w:sz="4" w:space="0"/>
+        </w:pBdr>
+        <w:spacing/>
+        <w:ind w:right="0" w:firstLine="0" w:left="0"/>
+        <w:rPr>
+          <w:rFonts w:ascii="Open Sans" w:hAnsi="Open Sans" w:eastAsia="Open Sans" w:cs="Open Sans"/>
+          <w:b/>
+          <w:bCs/>
+          <w:color w:val="000000"/>
+          <w:sz w:val="20"/>
+          <w:szCs w:val="20"/>
+          <w:highlight w:val="none"/>
+        </w:rPr>
+      </w:pPr>
+      <w:r>
+        <w:rPr>
+          <w:rFonts w:ascii="Open Sans" w:hAnsi="Open Sans" w:eastAsia="Open Sans" w:cs="Open Sans"/>
+          <w:b/>
+          <w:bCs/>
+          <w:color w:val="000000"/>
+          <w:sz w:val="20"/>
+          <w:szCs w:val="20"/>
+          <w:highlight w:val="none"/>
+        </w:rPr>
+      </w:r>
+      <w:r>
+        <w:rPr>
+          <w:rFonts w:ascii="Open Sans" w:hAnsi="Open Sans" w:eastAsia="Open Sans" w:cs="Open Sans"/>
+          <w:b/>
+          <w:bCs/>
+          <w:color w:val="000000"/>
+          <w:sz w:val="20"/>
+          <w:szCs w:val="20"/>
+          <w:highlight w:val="none"/>
+        </w:rPr>
+      </w:r>
+    </w:p>
+    <w:p>
+      <w:pPr>
+        <w:pStyle w:val="139"/>
+        <w:pBdr>
+          <w:top w:val="none" w:color="000000" w:sz="4" w:space="0"/>
+          <w:left w:val="none" w:color="000000" w:sz="4" w:space="0"/>
+          <w:bottom w:val="none" w:color="000000" w:sz="4" w:space="0"/>
+          <w:right w:val="none" w:color="000000" w:sz="4" w:space="0"/>
+        </w:pBdr>
+        <w:spacing/>
+        <w:ind w:right="0" w:firstLine="0" w:left="0"/>
+        <w:rPr>
+          <w:rFonts w:ascii="Open Sans" w:hAnsi="Open Sans" w:eastAsia="Open Sans" w:cs="Open Sans"/>
+          <w:b/>
+          <w:bCs/>
+          <w:color w:val="000000"/>
+          <w:sz w:val="20"/>
+          <w:szCs w:val="20"/>
+          <w:highlight w:val="none"/>
+        </w:rPr>
+      </w:pPr>
+      <w:r>
+        <w:rPr>
+          <w:rFonts w:ascii="Open Sans" w:hAnsi="Open Sans" w:eastAsia="Open Sans" w:cs="Open Sans"/>
+          <w:b/>
+          <w:bCs/>
+          <w:color w:val="000000"/>
+          <w:sz w:val="20"/>
+          <w:szCs w:val="20"/>
+          <w:highlight w:val="none"/>
+        </w:rPr>
+      </w:r>
+      <w:r>
+        <w:rPr>
+          <w:rFonts w:ascii="Open Sans" w:hAnsi="Open Sans" w:eastAsia="Open Sans" w:cs="Open Sans"/>
+          <w:b/>
+          <w:bCs/>
+          <w:color w:val="000000"/>
+          <w:sz w:val="20"/>
+          <w:szCs w:val="20"/>
+          <w:highlight w:val="none"/>
+        </w:rPr>
+      </w:r>
+    </w:p>
+    <w:p>
+      <w:pPr>
+        <w:pStyle w:val="139"/>
+        <w:pBdr>
+          <w:top w:val="none" w:color="000000" w:sz="4" w:space="0"/>
+          <w:left w:val="none" w:color="000000" w:sz="4" w:space="0"/>
+          <w:bottom w:val="none" w:color="000000" w:sz="4" w:space="0"/>
+          <w:right w:val="none" w:color="000000" w:sz="4" w:space="0"/>
+        </w:pBdr>
+        <w:spacing/>
+        <w:ind w:right="0" w:firstLine="0" w:left="0"/>
+        <w:rPr>
+          <w:rFonts w:ascii="Open Sans" w:hAnsi="Open Sans" w:eastAsia="Open Sans" w:cs="Open Sans"/>
+          <w:b/>
+          <w:bCs/>
+          <w:color w:val="000000"/>
+          <w:sz w:val="20"/>
+          <w:szCs w:val="20"/>
+          <w:highlight w:val="none"/>
+        </w:rPr>
+      </w:pPr>
+      <w:r>
+        <w:rPr>
+          <w:rFonts w:ascii="Open Sans" w:hAnsi="Open Sans" w:eastAsia="Open Sans" w:cs="Open Sans"/>
+          <w:b/>
+          <w:bCs/>
+          <w:color w:val="000000"/>
+          <w:sz w:val="20"/>
+          <w:szCs w:val="20"/>
+          <w:highlight w:val="none"/>
+        </w:rPr>
+      </w:r>
+      <w:r>
+        <w:rPr>
+          <w:rFonts w:ascii="Open Sans" w:hAnsi="Open Sans" w:eastAsia="Open Sans" w:cs="Open Sans"/>
+          <w:b/>
+          <w:bCs/>
+          <w:color w:val="000000"/>
+          <w:sz w:val="20"/>
+          <w:szCs w:val="20"/>
+          <w:highlight w:val="none"/>
+        </w:rPr>
+      </w:r>
+    </w:p>
+    <w:p>
+      <w:pPr>
+        <w:pStyle w:val="139"/>
+        <w:pBdr>
+          <w:top w:val="none" w:color="000000" w:sz="4" w:space="0"/>
+          <w:left w:val="none" w:color="000000" w:sz="4" w:space="0"/>
+          <w:bottom w:val="none" w:color="000000" w:sz="4" w:space="0"/>
+          <w:right w:val="none" w:color="000000" w:sz="4" w:space="0"/>
+        </w:pBdr>
+        <w:spacing/>
+        <w:ind w:right="0" w:firstLine="0" w:left="0"/>
+        <w:rPr>
+          <w:rFonts w:ascii="Open Sans" w:hAnsi="Open Sans" w:eastAsia="Open Sans" w:cs="Open Sans"/>
+          <w:b/>
+          <w:bCs/>
+          <w:color w:val="000000"/>
+          <w:sz w:val="20"/>
+          <w:szCs w:val="20"/>
+          <w:highlight w:val="none"/>
+        </w:rPr>
+      </w:pPr>
+      <w:r>
+        <w:rPr>
+          <w:rFonts w:ascii="Open Sans" w:hAnsi="Open Sans" w:eastAsia="Open Sans" w:cs="Open Sans"/>
+          <w:b/>
+          <w:bCs/>
+          <w:color w:val="000000"/>
+          <w:sz w:val="20"/>
+          <w:szCs w:val="20"/>
+          <w:highlight w:val="none"/>
+        </w:rPr>
+      </w:r>
+      <w:r>
+        <w:rPr>
+          <w:rFonts w:ascii="Open Sans" w:hAnsi="Open Sans" w:eastAsia="Open Sans" w:cs="Open Sans"/>
+          <w:b/>
+          <w:bCs/>
+          <w:color w:val="000000"/>
+          <w:sz w:val="20"/>
+          <w:szCs w:val="20"/>
+          <w:highlight w:val="none"/>
+        </w:rPr>
+      </w:r>
+    </w:p>
+    <w:p>
+      <w:pPr>
+        <w:pStyle w:val="139"/>
+        <w:pBdr>
+          <w:top w:val="none" w:color="000000" w:sz="4" w:space="0"/>
+          <w:left w:val="none" w:color="000000" w:sz="4" w:space="0"/>
+          <w:bottom w:val="none" w:color="000000" w:sz="4" w:space="0"/>
+          <w:right w:val="none" w:color="000000" w:sz="4" w:space="0"/>
+        </w:pBdr>
+        <w:spacing/>
+        <w:ind w:right="0" w:firstLine="0" w:left="0"/>
+        <w:rPr>
+          <w:rFonts w:ascii="Open Sans" w:hAnsi="Open Sans" w:eastAsia="Open Sans" w:cs="Open Sans"/>
+          <w:b/>
+          <w:bCs/>
+          <w:color w:val="000000"/>
+          <w:sz w:val="20"/>
+          <w:szCs w:val="20"/>
+          <w:highlight w:val="none"/>
+        </w:rPr>
+      </w:pPr>
+      <w:r>
+        <w:rPr>
+          <w:rFonts w:ascii="Open Sans" w:hAnsi="Open Sans" w:eastAsia="Open Sans" w:cs="Open Sans"/>
+          <w:b/>
+          <w:bCs/>
+          <w:color w:val="000000"/>
+          <w:sz w:val="20"/>
+          <w:szCs w:val="20"/>
+          <w:highlight w:val="none"/>
+        </w:rPr>
+      </w:r>
+      <w:r>
+        <w:rPr>
+          <w:rFonts w:ascii="Open Sans" w:hAnsi="Open Sans" w:eastAsia="Open Sans" w:cs="Open Sans"/>
+          <w:b/>
+          <w:bCs/>
+          <w:color w:val="000000"/>
+          <w:sz w:val="20"/>
+          <w:szCs w:val="20"/>
+          <w:highlight w:val="none"/>
+        </w:rPr>
+      </w:r>
+    </w:p>
+    <w:p>
+      <w:pPr>
+        <w:pBdr/>
+        <w:spacing/>
+        <w:ind/>
+        <w:rPr/>
+      </w:pPr>
+      <w:r/>
+      <w:r/>
+    </w:p>
+    <w:p>
+      <w:pPr>
+        <w:pStyle w:val="139"/>
+        <w:pBdr>
+          <w:top w:val="none" w:color="000000" w:sz="4" w:space="0"/>
+          <w:left w:val="none" w:color="000000" w:sz="4" w:space="0"/>
+          <w:bottom w:val="none" w:color="000000" w:sz="4" w:space="0"/>
+          <w:right w:val="none" w:color="000000" w:sz="4" w:space="0"/>
+        </w:pBdr>
+        <w:spacing/>
+        <w:ind w:right="0" w:firstLine="0" w:left="0"/>
+        <w:rPr>
+          <w:rFonts w:ascii="Open Sans" w:hAnsi="Open Sans" w:eastAsia="Open Sans" w:cs="Open Sans"/>
+          <w:b/>
+          <w:bCs/>
+          <w:color w:val="000000"/>
+          <w:sz w:val="20"/>
+          <w:szCs w:val="20"/>
+          <w:highlight w:val="none"/>
         </w:rPr>
       </w:pPr>
       <w:r>
@@ -1650,6 +2810,48 @@
           <w:color w:val="000000"/>
           <w:sz w:val="20"/>
           <w:szCs w:val="20"/>
+          <w:highlight w:val="none"/>
+        </w:rPr>
+      </w:r>
+      <w:r>
+        <w:rPr>
+          <w:rFonts w:ascii="Open Sans" w:hAnsi="Open Sans" w:eastAsia="Open Sans" w:cs="Open Sans"/>
+          <w:b/>
+          <w:color w:val="000000"/>
+          <w:sz w:val="20"/>
+          <w:szCs w:val="20"/>
+          <w:highlight w:val="none"/>
+        </w:rPr>
+      </w:r>
+    </w:p>
+    <w:p>
+      <w:pPr>
+        <w:pStyle w:val="139"/>
+        <w:pBdr>
+          <w:top w:val="none" w:color="000000" w:sz="4" w:space="0"/>
+          <w:left w:val="none" w:color="000000" w:sz="4" w:space="0"/>
+          <w:bottom w:val="none" w:color="000000" w:sz="4" w:space="0"/>
+          <w:right w:val="none" w:color="000000" w:sz="4" w:space="0"/>
+        </w:pBdr>
+        <w:spacing/>
+        <w:ind w:right="0" w:firstLine="0" w:left="0"/>
+        <w:rPr>
+          <w:rFonts w:ascii="Open Sans" w:hAnsi="Open Sans" w:eastAsia="Open Sans" w:cs="Open Sans"/>
+          <w:b/>
+          <w:bCs/>
+          <w:color w:val="000000"/>
+          <w:sz w:val="20"/>
+          <w:szCs w:val="20"/>
+          <w:highlight w:val="none"/>
+        </w:rPr>
+      </w:pPr>
+      <w:r>
+        <w:rPr>
+          <w:rFonts w:ascii="Open Sans" w:hAnsi="Open Sans" w:eastAsia="Open Sans" w:cs="Open Sans"/>
+          <w:b/>
+          <w:color w:val="000000"/>
+          <w:sz w:val="20"/>
+          <w:szCs w:val="20"/>
         </w:rPr>
         <w:t xml:space="preserve">5. Entrenamiento del Modelo</w:t>
       </w:r>
@@ -2628,9 +3830,11 @@
         <w:spacing/>
         <w:ind w:right="0" w:firstLine="0" w:left="0"/>
         <w:rPr>
-          <w:rFonts w:ascii="Open Sans" w:hAnsi="Open Sans" w:cs="Open Sans"/>
+          <w:rFonts w:ascii="Open Sans" w:hAnsi="Open Sans" w:eastAsia="Open Sans" w:cs="Open Sans"/>
+          <w:color w:val="000000"/>
           <w:sz w:val="20"/>
           <w:szCs w:val="20"/>
+          <w:highlight w:val="none"/>
         </w:rPr>
       </w:pPr>
       <w:r>
@@ -2652,7 +3856,6 @@
     </w:p>
     <w:p>
       <w:pPr>
-        <w:pStyle w:val="139"/>
         <w:pBdr>
           <w:top w:val="none" w:color="000000" w:sz="4" w:space="0"/>
           <w:left w:val="none" w:color="000000" w:sz="4" w:space="0"/>
@@ -2670,84 +3873,11 @@
       <w:r>
         <w:rPr>
           <w:rFonts w:ascii="Open Sans" w:hAnsi="Open Sans" w:eastAsia="Open Sans" w:cs="Open Sans"/>
-          <w:b/>
           <w:color w:val="000000"/>
           <w:sz w:val="20"/>
           <w:szCs w:val="20"/>
+          <w:highlight w:val="none"/>
         </w:rPr>
-        <w:t xml:space="preserve">8. Conclusión y Posibles Mejoras Futuras</w:t>
-      </w:r>
-      <w:r>
-        <w:rPr>
-          <w:rFonts w:ascii="Open Sans" w:hAnsi="Open Sans" w:eastAsia="Open Sans" w:cs="Open Sans"/>
-          <w:sz w:val="20"/>
-          <w:szCs w:val="20"/>
-        </w:rPr>
-      </w:r>
-    </w:p>
-    <w:p>
-      <w:pPr>
-        <w:pBdr>
-          <w:top w:val="none" w:color="000000" w:sz="4" w:space="0"/>
-          <w:left w:val="none" w:color="000000" w:sz="4" w:space="0"/>
-          <w:bottom w:val="none" w:color="000000" w:sz="4" w:space="0"/>
-          <w:right w:val="none" w:color="000000" w:sz="4" w:space="0"/>
-        </w:pBdr>
-        <w:spacing/>
-        <w:ind w:right="0" w:firstLine="0" w:left="0"/>
-        <w:rPr>
-          <w:rFonts w:ascii="Open Sans" w:hAnsi="Open Sans" w:cs="Open Sans"/>
-          <w:sz w:val="20"/>
-          <w:szCs w:val="20"/>
-        </w:rPr>
-      </w:pPr>
-      <w:r>
-        <w:rPr>
-          <w:rFonts w:ascii="Open Sans" w:hAnsi="Open Sans" w:eastAsia="Open Sans" w:cs="Open Sans"/>
-          <w:color w:val="000000"/>
-          <w:sz w:val="20"/>
-          <w:szCs w:val="20"/>
-        </w:rPr>
-        <w:t xml:space="preserve">El proyecto permitió desarrollar un modelo de CNN que logra clasificar las imágenes de frutas en las seis categorías definidas. Los pasos más importantes fueron:</w:t>
-      </w:r>
-      <w:r>
-        <w:rPr>
-          <w:rFonts w:ascii="Open Sans" w:hAnsi="Open Sans" w:eastAsia="Open Sans" w:cs="Open Sans"/>
-          <w:sz w:val="20"/>
-          <w:szCs w:val="20"/>
-        </w:rPr>
-      </w:r>
-    </w:p>
-    <w:p>
-      <w:pPr>
-        <w:pStyle w:val="664"/>
-        <w:numPr>
-          <w:ilvl w:val="0"/>
-          <w:numId w:val="8"/>
-        </w:numPr>
-        <w:pBdr>
-          <w:top w:val="none" w:color="000000" w:sz="4" w:space="0"/>
-          <w:left w:val="none" w:color="000000" w:sz="4" w:space="0"/>
-          <w:bottom w:val="none" w:color="000000" w:sz="4" w:space="0"/>
-          <w:right w:val="none" w:color="000000" w:sz="4" w:space="0"/>
-        </w:pBdr>
-        <w:spacing/>
-        <w:ind w:right="0"/>
-        <w:rPr>
-          <w:rFonts w:ascii="Open Sans" w:hAnsi="Open Sans" w:cs="Open Sans"/>
-          <w:sz w:val="20"/>
-          <w:szCs w:val="20"/>
-        </w:rPr>
-      </w:pPr>
-      <w:r>
-        <w:rPr>
-          <w:rFonts w:ascii="Open Sans" w:hAnsi="Open Sans" w:eastAsia="Open Sans" w:cs="Open Sans"/>
-          <w:b/>
-          <w:color w:val="000000"/>
-          <w:sz w:val="20"/>
-          <w:szCs w:val="20"/>
-        </w:rPr>
-        <w:t xml:space="preserve">Preprocesamiento:</w:t>
       </w:r>
       <w:r>
         <w:rPr>
@@ -2755,716 +3885,19 @@
           <w:color w:val="000000"/>
           <w:sz w:val="20"/>
           <w:szCs w:val="20"/>
-        </w:rPr>
-        <w:t xml:space="preserve"> Se cargaron y transformaron las imágenes, aplicándose técnicas de data augmentation para mejorar la robustez del modelo.</w:t>
-      </w:r>
-      <w:r>
-        <w:rPr>
-          <w:rFonts w:ascii="Open Sans" w:hAnsi="Open Sans" w:eastAsia="Open Sans" w:cs="Open Sans"/>
-          <w:sz w:val="20"/>
-          <w:szCs w:val="20"/>
+          <w:highlight w:val="none"/>
         </w:rPr>
       </w:r>
     </w:p>
     <w:p>
       <w:pPr>
-        <w:pStyle w:val="664"/>
-        <w:numPr>
-          <w:ilvl w:val="0"/>
-          <w:numId w:val="8"/>
-        </w:numPr>
-        <w:pBdr>
-          <w:top w:val="none" w:color="000000" w:sz="4" w:space="0"/>
-          <w:left w:val="none" w:color="000000" w:sz="4" w:space="0"/>
-          <w:bottom w:val="none" w:color="000000" w:sz="4" w:space="0"/>
-          <w:right w:val="none" w:color="000000" w:sz="4" w:space="0"/>
-        </w:pBdr>
-        <w:spacing/>
-        <w:ind w:right="0"/>
-        <w:rPr>
-          <w:rFonts w:ascii="Open Sans" w:hAnsi="Open Sans" w:cs="Open Sans"/>
-          <w:sz w:val="20"/>
-          <w:szCs w:val="20"/>
-        </w:rPr>
-      </w:pPr>
-      <w:r>
-        <w:rPr>
-          <w:rFonts w:ascii="Open Sans" w:hAnsi="Open Sans" w:eastAsia="Open Sans" w:cs="Open Sans"/>
-          <w:b/>
-          <w:color w:val="000000"/>
-          <w:sz w:val="20"/>
-          <w:szCs w:val="20"/>
-        </w:rPr>
-        <w:t xml:space="preserve">Definición del Modelo:</w:t>
-      </w:r>
-      <w:r>
-        <w:rPr>
-          <w:rFonts w:ascii="Open Sans" w:hAnsi="Open Sans" w:eastAsia="Open Sans" w:cs="Open Sans"/>
-          <w:color w:val="000000"/>
-          <w:sz w:val="20"/>
-          <w:szCs w:val="20"/>
-        </w:rPr>
-        <w:t xml:space="preserve"> Se diseñó una arquitectura CNN sencilla, pero efectiva, utilizando capas convolucionales y densas.</w:t>
-      </w:r>
-      <w:r>
-        <w:rPr>
-          <w:rFonts w:ascii="Open Sans" w:hAnsi="Open Sans" w:eastAsia="Open Sans" w:cs="Open Sans"/>
-          <w:sz w:val="20"/>
-          <w:szCs w:val="20"/>
-        </w:rPr>
-      </w:r>
-    </w:p>
-    <w:p>
-      <w:pPr>
-        <w:pStyle w:val="664"/>
-        <w:numPr>
-          <w:ilvl w:val="0"/>
-          <w:numId w:val="8"/>
-        </w:numPr>
-        <w:pBdr>
-          <w:top w:val="none" w:color="000000" w:sz="4" w:space="0"/>
-          <w:left w:val="none" w:color="000000" w:sz="4" w:space="0"/>
-          <w:bottom w:val="none" w:color="000000" w:sz="4" w:space="0"/>
-          <w:right w:val="none" w:color="000000" w:sz="4" w:space="0"/>
-        </w:pBdr>
-        <w:spacing/>
-        <w:ind w:right="0"/>
-        <w:rPr>
-          <w:rFonts w:ascii="Open Sans" w:hAnsi="Open Sans" w:cs="Open Sans"/>
-          <w:sz w:val="20"/>
-          <w:szCs w:val="20"/>
-        </w:rPr>
-      </w:pPr>
-      <w:r>
-        <w:rPr>
-          <w:rFonts w:ascii="Open Sans" w:hAnsi="Open Sans" w:eastAsia="Open Sans" w:cs="Open Sans"/>
-          <w:b/>
-          <w:color w:val="000000"/>
-          <w:sz w:val="20"/>
-          <w:szCs w:val="20"/>
-        </w:rPr>
-        <w:t xml:space="preserve">Entrenamiento y Validación:</w:t>
-      </w:r>
-      <w:r>
-        <w:rPr>
-          <w:rFonts w:ascii="Open Sans" w:hAnsi="Open Sans" w:eastAsia="Open Sans" w:cs="Open Sans"/>
-          <w:color w:val="000000"/>
-          <w:sz w:val="20"/>
-          <w:szCs w:val="20"/>
-        </w:rPr>
-        <w:t xml:space="preserve"> Se realizó un entrenamiento con control de early stopping para prevenir sobreajuste, y se ajustaron hiperparámetros claves.</w:t>
-      </w:r>
-      <w:r>
-        <w:rPr>
-          <w:rFonts w:ascii="Open Sans" w:hAnsi="Open Sans" w:eastAsia="Open Sans" w:cs="Open Sans"/>
-          <w:sz w:val="20"/>
-          <w:szCs w:val="20"/>
-        </w:rPr>
-      </w:r>
-    </w:p>
-    <w:p>
-      <w:pPr>
-        <w:pStyle w:val="664"/>
-        <w:numPr>
-          <w:ilvl w:val="0"/>
-          <w:numId w:val="8"/>
-        </w:numPr>
-        <w:pBdr>
-          <w:top w:val="none" w:color="000000" w:sz="4" w:space="0"/>
-          <w:left w:val="none" w:color="000000" w:sz="4" w:space="0"/>
-          <w:bottom w:val="none" w:color="000000" w:sz="4" w:space="0"/>
-          <w:right w:val="none" w:color="000000" w:sz="4" w:space="0"/>
-        </w:pBdr>
-        <w:spacing/>
-        <w:ind w:right="0"/>
-        <w:rPr>
-          <w:rFonts w:ascii="Open Sans" w:hAnsi="Open Sans" w:cs="Open Sans"/>
-          <w:sz w:val="20"/>
-          <w:szCs w:val="20"/>
-        </w:rPr>
-      </w:pPr>
-      <w:r>
-        <w:rPr>
-          <w:rFonts w:ascii="Open Sans" w:hAnsi="Open Sans" w:eastAsia="Open Sans" w:cs="Open Sans"/>
-          <w:b/>
-          <w:color w:val="000000"/>
-          <w:sz w:val="20"/>
-          <w:szCs w:val="20"/>
-        </w:rPr>
-        <w:t xml:space="preserve">Evaluación:</w:t>
-      </w:r>
-      <w:r>
-        <w:rPr>
-          <w:rFonts w:ascii="Open Sans" w:hAnsi="Open Sans" w:eastAsia="Open Sans" w:cs="Open Sans"/>
-          <w:color w:val="000000"/>
-          <w:sz w:val="20"/>
-          <w:szCs w:val="20"/>
-        </w:rPr>
-        <w:t xml:space="preserve"> Se midió el rendimiento del modelo en datos no vistos, utilizando métricas comunes y visualizaciones para identificar áreas de mejora.</w:t>
-      </w:r>
-      <w:r>
-        <w:rPr>
-          <w:rFonts w:ascii="Open Sans" w:hAnsi="Open Sans" w:eastAsia="Open Sans" w:cs="Open Sans"/>
-          <w:sz w:val="20"/>
-          <w:szCs w:val="20"/>
-        </w:rPr>
-      </w:r>
-    </w:p>
-    <w:p>
-      <w:pPr>
-        <w:pStyle w:val="140"/>
-        <w:pBdr>
-          <w:top w:val="none" w:color="000000" w:sz="4" w:space="0"/>
-          <w:left w:val="none" w:color="000000" w:sz="4" w:space="0"/>
-          <w:bottom w:val="none" w:color="000000" w:sz="4" w:space="0"/>
-          <w:right w:val="none" w:color="000000" w:sz="4" w:space="0"/>
-        </w:pBdr>
-        <w:spacing/>
-        <w:ind w:right="0" w:firstLine="0" w:left="0"/>
-        <w:rPr>
-          <w:rFonts w:ascii="Open Sans" w:hAnsi="Open Sans" w:cs="Open Sans"/>
-          <w:sz w:val="20"/>
-          <w:szCs w:val="20"/>
-        </w:rPr>
-      </w:pPr>
-      <w:r>
-        <w:rPr>
-          <w:rFonts w:ascii="Open Sans" w:hAnsi="Open Sans" w:eastAsia="Open Sans" w:cs="Open Sans"/>
-          <w:b/>
-          <w:color w:val="000000"/>
-          <w:sz w:val="20"/>
-          <w:szCs w:val="20"/>
-        </w:rPr>
-        <w:t xml:space="preserve">Mejora y Trabajo Futuro</w:t>
-      </w:r>
-      <w:r>
-        <w:rPr>
-          <w:rFonts w:ascii="Open Sans" w:hAnsi="Open Sans" w:eastAsia="Open Sans" w:cs="Open Sans"/>
-          <w:sz w:val="20"/>
-          <w:szCs w:val="20"/>
-        </w:rPr>
-      </w:r>
-    </w:p>
-    <w:p>
-      <w:pPr>
-        <w:pStyle w:val="664"/>
-        <w:numPr>
-          <w:ilvl w:val="0"/>
-          <w:numId w:val="9"/>
-        </w:numPr>
-        <w:pBdr>
-          <w:top w:val="none" w:color="000000" w:sz="4" w:space="0"/>
-          <w:left w:val="none" w:color="000000" w:sz="4" w:space="0"/>
-          <w:bottom w:val="none" w:color="000000" w:sz="4" w:space="0"/>
-          <w:right w:val="none" w:color="000000" w:sz="4" w:space="0"/>
-        </w:pBdr>
-        <w:spacing/>
-        <w:ind w:right="0"/>
-        <w:rPr>
-          <w:rFonts w:ascii="Open Sans" w:hAnsi="Open Sans" w:cs="Open Sans"/>
-          <w:sz w:val="20"/>
-          <w:szCs w:val="20"/>
-        </w:rPr>
-      </w:pPr>
-      <w:r>
-        <w:rPr>
-          <w:rFonts w:ascii="Open Sans" w:hAnsi="Open Sans" w:eastAsia="Open Sans" w:cs="Open Sans"/>
-          <w:b/>
-          <w:color w:val="000000"/>
-          <w:sz w:val="20"/>
-          <w:szCs w:val="20"/>
-        </w:rPr>
-        <w:t xml:space="preserve">Transfer Learning:</w:t>
-      </w:r>
-      <w:r>
-        <w:rPr>
-          <w:rFonts w:ascii="Open Sans" w:hAnsi="Open Sans" w:eastAsia="Open Sans" w:cs="Open Sans"/>
-          <w:color w:val="000000"/>
-          <w:sz w:val="20"/>
-          <w:szCs w:val="20"/>
-        </w:rPr>
-        <w:t xml:space="preserve"> Una posible mejora es utilizar modelos preentrenados como ResNet o VGG, que pueden mejorar la precisión al aprovechar características aprendidas en grandes datasets.</w:t>
-      </w:r>
-      <w:r>
-        <w:rPr>
-          <w:rFonts w:ascii="Open Sans" w:hAnsi="Open Sans" w:eastAsia="Open Sans" w:cs="Open Sans"/>
-          <w:sz w:val="20"/>
-          <w:szCs w:val="20"/>
-        </w:rPr>
-      </w:r>
-    </w:p>
-    <w:p>
-      <w:pPr>
-        <w:pStyle w:val="664"/>
-        <w:numPr>
-          <w:ilvl w:val="0"/>
-          <w:numId w:val="9"/>
-        </w:numPr>
-        <w:pBdr>
-          <w:top w:val="none" w:color="000000" w:sz="4" w:space="0"/>
-          <w:left w:val="none" w:color="000000" w:sz="4" w:space="0"/>
-          <w:bottom w:val="none" w:color="000000" w:sz="4" w:space="0"/>
-          <w:right w:val="none" w:color="000000" w:sz="4" w:space="0"/>
-        </w:pBdr>
-        <w:spacing/>
-        <w:ind w:right="0"/>
-        <w:rPr>
-          <w:rFonts w:ascii="Open Sans" w:hAnsi="Open Sans" w:cs="Open Sans"/>
-          <w:sz w:val="20"/>
-          <w:szCs w:val="20"/>
-        </w:rPr>
-      </w:pPr>
-      <w:r>
-        <w:rPr>
-          <w:rFonts w:ascii="Open Sans" w:hAnsi="Open Sans" w:eastAsia="Open Sans" w:cs="Open Sans"/>
-          <w:b/>
-          <w:color w:val="000000"/>
-          <w:sz w:val="20"/>
-          <w:szCs w:val="20"/>
-        </w:rPr>
-        <w:t xml:space="preserve">Ajuste Fino de Hiperparámetros:</w:t>
-      </w:r>
-      <w:r>
-        <w:rPr>
-          <w:rFonts w:ascii="Open Sans" w:hAnsi="Open Sans" w:eastAsia="Open Sans" w:cs="Open Sans"/>
-          <w:color w:val="000000"/>
-          <w:sz w:val="20"/>
-          <w:szCs w:val="20"/>
-        </w:rPr>
-        <w:t xml:space="preserve"> Realizar búsquedas más exhaustivas (por ejemplo, GridSearch o RandomSearch) para encontrar el conjunto óptimo de hiperparámetros.</w:t>
-      </w:r>
-      <w:r>
-        <w:rPr>
-          <w:rFonts w:ascii="Open Sans" w:hAnsi="Open Sans" w:eastAsia="Open Sans" w:cs="Open Sans"/>
-          <w:sz w:val="20"/>
-          <w:szCs w:val="20"/>
-        </w:rPr>
-      </w:r>
-    </w:p>
-    <w:p>
-      <w:pPr>
-        <w:pStyle w:val="664"/>
-        <w:numPr>
-          <w:ilvl w:val="0"/>
-          <w:numId w:val="9"/>
-        </w:numPr>
-        <w:pBdr>
-          <w:top w:val="none" w:color="000000" w:sz="4" w:space="0"/>
-          <w:left w:val="none" w:color="000000" w:sz="4" w:space="0"/>
-          <w:bottom w:val="none" w:color="000000" w:sz="4" w:space="0"/>
-          <w:right w:val="none" w:color="000000" w:sz="4" w:space="0"/>
-        </w:pBdr>
-        <w:spacing/>
-        <w:ind w:right="0"/>
-        <w:rPr>
-          <w:rFonts w:ascii="Open Sans" w:hAnsi="Open Sans" w:cs="Open Sans"/>
-          <w:sz w:val="20"/>
-          <w:szCs w:val="20"/>
-        </w:rPr>
-      </w:pPr>
-      <w:r>
-        <w:rPr>
-          <w:rFonts w:ascii="Open Sans" w:hAnsi="Open Sans" w:eastAsia="Open Sans" w:cs="Open Sans"/>
-          <w:b/>
-          <w:color w:val="000000"/>
-          <w:sz w:val="20"/>
-          <w:szCs w:val="20"/>
-        </w:rPr>
-        <w:t xml:space="preserve">Incremento del Dataset:</w:t>
-      </w:r>
-      <w:r>
-        <w:rPr>
-          <w:rFonts w:ascii="Open Sans" w:hAnsi="Open Sans" w:eastAsia="Open Sans" w:cs="Open Sans"/>
-          <w:color w:val="000000"/>
-          <w:sz w:val="20"/>
-          <w:szCs w:val="20"/>
-        </w:rPr>
-        <w:t xml:space="preserve"> Si es posible, ampliar el número de imágenes por clase o incluir datos adicionales para mejorar la generalización del modelo.</w:t>
-      </w:r>
-      <w:r>
-        <w:rPr>
-          <w:rFonts w:ascii="Open Sans" w:hAnsi="Open Sans" w:eastAsia="Open Sans" w:cs="Open Sans"/>
-          <w:sz w:val="20"/>
-          <w:szCs w:val="20"/>
-        </w:rPr>
-      </w:r>
-    </w:p>
-    <w:p>
-      <w:pPr>
-        <w:pStyle w:val="664"/>
-        <w:numPr>
-          <w:ilvl w:val="0"/>
-          <w:numId w:val="9"/>
-        </w:numPr>
-        <w:pBdr>
-          <w:top w:val="none" w:color="000000" w:sz="4" w:space="0"/>
-          <w:left w:val="none" w:color="000000" w:sz="4" w:space="0"/>
-          <w:bottom w:val="none" w:color="000000" w:sz="4" w:space="0"/>
-          <w:right w:val="none" w:color="000000" w:sz="4" w:space="0"/>
-        </w:pBdr>
-        <w:spacing/>
-        <w:ind w:right="0"/>
-        <w:rPr>
-          <w:rFonts w:ascii="Open Sans" w:hAnsi="Open Sans" w:cs="Open Sans"/>
-          <w:sz w:val="20"/>
-          <w:szCs w:val="20"/>
-        </w:rPr>
-      </w:pPr>
-      <w:r>
-        <w:rPr>
-          <w:rFonts w:ascii="Open Sans" w:hAnsi="Open Sans" w:eastAsia="Open Sans" w:cs="Open Sans"/>
-          <w:b/>
-          <w:color w:val="000000"/>
-          <w:sz w:val="20"/>
-          <w:szCs w:val="20"/>
-        </w:rPr>
-        <w:t xml:space="preserve">Análisis de Errores:</w:t>
-      </w:r>
-      <w:r>
-        <w:rPr>
-          <w:rFonts w:ascii="Open Sans" w:hAnsi="Open Sans" w:eastAsia="Open Sans" w:cs="Open Sans"/>
-          <w:color w:val="000000"/>
-          <w:sz w:val="20"/>
-          <w:szCs w:val="20"/>
-        </w:rPr>
-        <w:t xml:space="preserve"> Investigar más a fondo las imágenes mal clasificadas, implementando técnicas adicionales de preprocesamiento o refinamiento en la arquitectura.</w:t>
-      </w:r>
-      <w:r>
-        <w:rPr>
-          <w:rFonts w:ascii="Open Sans" w:hAnsi="Open Sans" w:eastAsia="Open Sans" w:cs="Open Sans"/>
-          <w:sz w:val="20"/>
-          <w:szCs w:val="20"/>
-        </w:rPr>
-      </w:r>
-    </w:p>
-    <w:p>
-      <w:pPr>
-        <w:pStyle w:val="139"/>
-        <w:pBdr>
-          <w:top w:val="none" w:color="000000" w:sz="4" w:space="0"/>
-          <w:left w:val="none" w:color="000000" w:sz="4" w:space="0"/>
-          <w:bottom w:val="none" w:color="000000" w:sz="4" w:space="0"/>
-          <w:right w:val="none" w:color="000000" w:sz="4" w:space="0"/>
-        </w:pBdr>
-        <w:spacing/>
-        <w:ind w:right="0" w:firstLine="0" w:left="0"/>
-        <w:rPr>
-          <w:rFonts w:ascii="Open Sans" w:hAnsi="Open Sans" w:cs="Open Sans"/>
-          <w:sz w:val="20"/>
-          <w:szCs w:val="20"/>
-        </w:rPr>
-      </w:pPr>
-      <w:r>
-        <w:rPr>
-          <w:rFonts w:ascii="Open Sans" w:hAnsi="Open Sans" w:eastAsia="Open Sans" w:cs="Open Sans"/>
-          <w:b/>
-          <w:color w:val="000000"/>
-          <w:sz w:val="20"/>
-          <w:szCs w:val="20"/>
-        </w:rPr>
-        <w:t xml:space="preserve">9. Documentación y Presentación</w:t>
-      </w:r>
-      <w:r>
-        <w:rPr>
-          <w:rFonts w:ascii="Open Sans" w:hAnsi="Open Sans" w:eastAsia="Open Sans" w:cs="Open Sans"/>
-          <w:sz w:val="20"/>
-          <w:szCs w:val="20"/>
-        </w:rPr>
-      </w:r>
-    </w:p>
-    <w:p>
-      <w:pPr>
-        <w:pBdr>
-          <w:top w:val="none" w:color="000000" w:sz="4" w:space="0"/>
-          <w:left w:val="none" w:color="000000" w:sz="4" w:space="0"/>
-          <w:bottom w:val="none" w:color="000000" w:sz="4" w:space="0"/>
-          <w:right w:val="none" w:color="000000" w:sz="4" w:space="0"/>
-        </w:pBdr>
-        <w:spacing/>
-        <w:ind w:right="0" w:firstLine="0" w:left="0"/>
-        <w:rPr>
-          <w:rFonts w:ascii="Open Sans" w:hAnsi="Open Sans" w:cs="Open Sans"/>
-          <w:sz w:val="20"/>
-          <w:szCs w:val="20"/>
-        </w:rPr>
-      </w:pPr>
-      <w:r>
-        <w:rPr>
-          <w:rFonts w:ascii="Open Sans" w:hAnsi="Open Sans" w:eastAsia="Open Sans" w:cs="Open Sans"/>
-          <w:color w:val="000000"/>
-          <w:sz w:val="20"/>
-          <w:szCs w:val="20"/>
-        </w:rPr>
-        <w:t xml:space="preserve">El reporte resumido y el código desarrollado se pueden integrar en una presentación (por ejemplo, en un PowerPoint o un Jupyter Notebook) que incluya:</w:t>
-      </w:r>
-      <w:r>
-        <w:rPr>
-          <w:rFonts w:ascii="Open Sans" w:hAnsi="Open Sans" w:eastAsia="Open Sans" w:cs="Open Sans"/>
-          <w:sz w:val="20"/>
-          <w:szCs w:val="20"/>
-        </w:rPr>
-      </w:r>
-    </w:p>
-    <w:p>
-      <w:pPr>
-        <w:pStyle w:val="664"/>
-        <w:numPr>
-          <w:ilvl w:val="0"/>
-          <w:numId w:val="10"/>
-        </w:numPr>
-        <w:pBdr>
-          <w:top w:val="none" w:color="000000" w:sz="4" w:space="0"/>
-          <w:left w:val="none" w:color="000000" w:sz="4" w:space="0"/>
-          <w:bottom w:val="none" w:color="000000" w:sz="4" w:space="0"/>
-          <w:right w:val="none" w:color="000000" w:sz="4" w:space="0"/>
-        </w:pBdr>
-        <w:spacing/>
-        <w:ind w:right="0"/>
-        <w:rPr>
-          <w:rFonts w:ascii="Open Sans" w:hAnsi="Open Sans" w:cs="Open Sans"/>
-          <w:sz w:val="20"/>
-          <w:szCs w:val="20"/>
-        </w:rPr>
-      </w:pPr>
-      <w:r>
-        <w:rPr>
-          <w:rFonts w:ascii="Open Sans" w:hAnsi="Open Sans" w:eastAsia="Open Sans" w:cs="Open Sans"/>
-          <w:b/>
-          <w:color w:val="000000"/>
-          <w:sz w:val="20"/>
-          <w:szCs w:val="20"/>
-        </w:rPr>
-        <w:t xml:space="preserve">Gráficos:</w:t>
-      </w:r>
-      <w:r>
-        <w:rPr>
-          <w:rFonts w:ascii="Open Sans" w:hAnsi="Open Sans" w:eastAsia="Open Sans" w:cs="Open Sans"/>
-          <w:color w:val="000000"/>
-          <w:sz w:val="20"/>
-          <w:szCs w:val="20"/>
-        </w:rPr>
-        <w:t xml:space="preserve"> Evolución de la pérdida y exactitud, distribución de las clases y ejemplos de predicciones exitosas y erróneas.</w:t>
-      </w:r>
-      <w:r>
-        <w:rPr>
-          <w:rFonts w:ascii="Open Sans" w:hAnsi="Open Sans" w:eastAsia="Open Sans" w:cs="Open Sans"/>
-          <w:sz w:val="20"/>
-          <w:szCs w:val="20"/>
-        </w:rPr>
-      </w:r>
-    </w:p>
-    <w:p>
-      <w:pPr>
-        <w:pStyle w:val="664"/>
-        <w:numPr>
-          <w:ilvl w:val="0"/>
-          <w:numId w:val="10"/>
-        </w:numPr>
-        <w:pBdr>
-          <w:top w:val="none" w:color="000000" w:sz="4" w:space="0"/>
-          <w:left w:val="none" w:color="000000" w:sz="4" w:space="0"/>
-          <w:bottom w:val="none" w:color="000000" w:sz="4" w:space="0"/>
-          <w:right w:val="none" w:color="000000" w:sz="4" w:space="0"/>
-        </w:pBdr>
-        <w:spacing/>
-        <w:ind w:right="0"/>
-        <w:rPr>
-          <w:rFonts w:ascii="Open Sans" w:hAnsi="Open Sans" w:cs="Open Sans"/>
-          <w:sz w:val="20"/>
-          <w:szCs w:val="20"/>
-        </w:rPr>
-      </w:pPr>
-      <w:r>
-        <w:rPr>
-          <w:rFonts w:ascii="Open Sans" w:hAnsi="Open Sans" w:eastAsia="Open Sans" w:cs="Open Sans"/>
-          <w:b/>
-          <w:color w:val="000000"/>
-          <w:sz w:val="20"/>
-          <w:szCs w:val="20"/>
-        </w:rPr>
-        <w:t xml:space="preserve">Reflexiones:</w:t>
-      </w:r>
-      <w:r>
-        <w:rPr>
-          <w:rFonts w:ascii="Open Sans" w:hAnsi="Open Sans" w:eastAsia="Open Sans" w:cs="Open Sans"/>
-          <w:color w:val="000000"/>
-          <w:sz w:val="20"/>
-          <w:szCs w:val="20"/>
-        </w:rPr>
-        <w:t xml:space="preserve"> Dificultades encontradas durante el proceso, soluciones aplicadas y lecciones aprendidas, resaltando la importancia de cada etapa del pipeline.</w:t>
-      </w:r>
-      <w:r>
-        <w:rPr>
-          <w:rFonts w:ascii="Open Sans" w:hAnsi="Open Sans" w:eastAsia="Open Sans" w:cs="Open Sans"/>
-          <w:sz w:val="20"/>
-          <w:szCs w:val="20"/>
-        </w:rPr>
-      </w:r>
-    </w:p>
-    <w:p>
-      <w:pPr>
-        <w:pStyle w:val="664"/>
-        <w:numPr>
-          <w:ilvl w:val="0"/>
-          <w:numId w:val="10"/>
-        </w:numPr>
-        <w:pBdr>
-          <w:top w:val="none" w:color="000000" w:sz="4" w:space="0"/>
-          <w:left w:val="none" w:color="000000" w:sz="4" w:space="0"/>
-          <w:bottom w:val="none" w:color="000000" w:sz="4" w:space="0"/>
-          <w:right w:val="none" w:color="000000" w:sz="4" w:space="0"/>
-        </w:pBdr>
-        <w:spacing/>
-        <w:ind w:right="0"/>
-        <w:rPr>
-          <w:rFonts w:ascii="Open Sans" w:hAnsi="Open Sans" w:cs="Open Sans"/>
-          <w:sz w:val="20"/>
-          <w:szCs w:val="20"/>
-        </w:rPr>
-      </w:pPr>
-      <w:r>
-        <w:rPr>
-          <w:rFonts w:ascii="Open Sans" w:hAnsi="Open Sans" w:eastAsia="Open Sans" w:cs="Open Sans"/>
-          <w:b/>
-          <w:color w:val="000000"/>
-          <w:sz w:val="20"/>
-          <w:szCs w:val="20"/>
-        </w:rPr>
-        <w:t xml:space="preserve">Conclusiones:</w:t>
-      </w:r>
-      <w:r>
-        <w:rPr>
-          <w:rFonts w:ascii="Open Sans" w:hAnsi="Open Sans" w:eastAsia="Open Sans" w:cs="Open Sans"/>
-          <w:color w:val="000000"/>
-          <w:sz w:val="20"/>
-          <w:szCs w:val="20"/>
-        </w:rPr>
-        <w:t xml:space="preserve"> Resumen final del desempeño del modelo y las posibles direcciones para investigaciones o mejoras posteriores.</w:t>
-      </w:r>
-      <w:r>
-        <w:rPr>
-          <w:rFonts w:ascii="Open Sans" w:hAnsi="Open Sans" w:eastAsia="Open Sans" w:cs="Open Sans"/>
-          <w:sz w:val="20"/>
-          <w:szCs w:val="20"/>
-        </w:rPr>
-      </w:r>
-    </w:p>
-    <w:p>
-      <w:pPr>
-        <w:pBdr>
-          <w:top w:val="none" w:color="000000" w:sz="4" w:space="0"/>
-          <w:left w:val="none" w:color="000000" w:sz="4" w:space="0"/>
-          <w:bottom w:val="none" w:color="000000" w:sz="4" w:space="0"/>
-          <w:right w:val="none" w:color="000000" w:sz="4" w:space="0"/>
-        </w:pBdr>
-        <w:spacing/>
-        <w:ind w:right="0" w:firstLine="0" w:left="0"/>
-        <w:rPr>
-          <w:rFonts w:ascii="Open Sans" w:hAnsi="Open Sans" w:cs="Open Sans"/>
-          <w:sz w:val="20"/>
-          <w:szCs w:val="20"/>
-        </w:rPr>
-      </w:pPr>
-      <w:r>
-        <w:rPr>
-          <w:rFonts w:ascii="Open Sans" w:hAnsi="Open Sans" w:eastAsia="Open Sans" w:cs="Open Sans"/>
-          <w:color w:val="000000"/>
-          <w:sz w:val="20"/>
-          <w:szCs w:val="20"/>
-        </w:rPr>
-        <w:t xml:space="preserve">Este informe, redactado con un lenguaje sencillo, debería servir tanto para presentar los resultados del proyecto como para demostrar la metodología aplicada en cada paso, facilitando la comprensión del proceso a quienes no estén familiarizados con término</w:t>
-      </w:r>
-      <w:r>
-        <w:rPr>
-          <w:rFonts w:ascii="Open Sans" w:hAnsi="Open Sans" w:eastAsia="Open Sans" w:cs="Open Sans"/>
-          <w:color w:val="000000"/>
-          <w:sz w:val="20"/>
-          <w:szCs w:val="20"/>
-        </w:rPr>
-        <w:t xml:space="preserve">s muy técnicos.</w:t>
-      </w:r>
-      <w:r>
-        <w:rPr>
-          <w:rFonts w:ascii="Open Sans" w:hAnsi="Open Sans" w:eastAsia="Open Sans" w:cs="Open Sans"/>
-          <w:sz w:val="20"/>
-          <w:szCs w:val="20"/>
-        </w:rPr>
-      </w:r>
-    </w:p>
-    <w:p>
-      <w:pPr>
-        <w:pBdr>
-          <w:top w:val="none" w:color="000000" w:sz="4" w:space="0"/>
-          <w:left w:val="none" w:color="000000" w:sz="4" w:space="0"/>
-          <w:bottom w:val="none" w:color="000000" w:sz="4" w:space="0"/>
-          <w:right w:val="none" w:color="000000" w:sz="4" w:space="0"/>
-        </w:pBdr>
-        <w:spacing/>
-        <w:ind w:right="0" w:firstLine="0" w:left="0"/>
-        <w:rPr>
-          <w:rFonts w:ascii="Open Sans" w:hAnsi="Open Sans" w:cs="Open Sans"/>
-          <w:sz w:val="20"/>
-          <w:szCs w:val="20"/>
-        </w:rPr>
-      </w:pPr>
-      <w:r>
-        <w:rPr>
-          <w:rFonts w:ascii="Open Sans" w:hAnsi="Open Sans" w:eastAsia="Open Sans" w:cs="Open Sans"/>
-          <w:color w:val="000000"/>
-          <w:sz w:val="20"/>
-          <w:szCs w:val="20"/>
-        </w:rPr>
-        <w:t xml:space="preserve">Este es el reporte completo que abarca desde la carga de datos hasta la evaluación y análisis final de resultados. Si necesitas agregar o modificar algún detalle o requieres de gráficos adicionales, puedes complementar este informe con las visualizaciones </w:t>
-      </w:r>
-      <w:r>
-        <w:rPr>
-          <w:rFonts w:ascii="Open Sans" w:hAnsi="Open Sans" w:eastAsia="Open Sans" w:cs="Open Sans"/>
-          <w:color w:val="000000"/>
-          <w:sz w:val="20"/>
-          <w:szCs w:val="20"/>
-        </w:rPr>
-        <w:t xml:space="preserve">generadas durante el entrenamiento.</w:t>
-      </w:r>
-      <w:r>
-        <w:rPr>
-          <w:rFonts w:ascii="Open Sans" w:hAnsi="Open Sans" w:eastAsia="Open Sans" w:cs="Open Sans"/>
-          <w:sz w:val="20"/>
-          <w:szCs w:val="20"/>
-        </w:rPr>
-      </w:r>
-    </w:p>
-    <w:p>
-      <w:pPr>
-        <w:pBdr>
-          <w:top w:val="none" w:color="000000" w:sz="4" w:space="0"/>
-          <w:left w:val="none" w:color="000000" w:sz="4" w:space="0"/>
-          <w:bottom w:val="none" w:color="000000" w:sz="4" w:space="0"/>
-          <w:right w:val="none" w:color="000000" w:sz="4" w:space="0"/>
-        </w:pBdr>
-        <w:spacing/>
-        <w:ind w:right="0" w:firstLine="0" w:left="0"/>
-        <w:rPr>
-          <w:rFonts w:ascii="Open Sans" w:hAnsi="Open Sans" w:cs="Open Sans"/>
-          <w:sz w:val="20"/>
-          <w:szCs w:val="20"/>
-        </w:rPr>
-      </w:pPr>
-      <w:r>
-        <w:rPr>
-          <w:rFonts w:ascii="Open Sans" w:hAnsi="Open Sans" w:eastAsia="Open Sans" w:cs="Open Sans"/>
-          <w:color w:val="000000"/>
-          <w:sz w:val="20"/>
-          <w:szCs w:val="20"/>
-        </w:rPr>
-        <w:t xml:space="preserve">¿Hay algún aspecto en particular que desees ampliar o alguna otra pregunta respecto al proyecto?</w:t>
-      </w:r>
-      <w:r>
-        <w:rPr>
-          <w:rFonts w:ascii="Open Sans" w:hAnsi="Open Sans" w:eastAsia="Open Sans" w:cs="Open Sans"/>
-          <w:sz w:val="20"/>
-          <w:szCs w:val="20"/>
-        </w:rPr>
-      </w:r>
+        <w:pBdr/>
+        <w:spacing/>
+        <w:ind/>
+        <w:rPr/>
+      </w:pPr>
+      <w:r/>
+      <w:r/>
     </w:p>
     <w:p>
       <w:pPr>
@@ -4987,6 +5420,498 @@
     </w:lvl>
   </w:abstractNum>
   <w:abstractNum w:abstractNumId="9">
+    <w:lvl w:ilvl="0">
+      <w:isLgl w:val="false"/>
+      <w:lvlJc w:val="left"/>
+      <w:lvlText w:val="·"/>
+      <w:numFmt w:val="bullet"/>
+      <w:pPr>
+        <w:pBdr/>
+        <w:spacing/>
+        <w:ind w:hanging="360" w:left="709"/>
+      </w:pPr>
+      <w:rPr>
+        <w:rFonts w:hint="default" w:ascii="Symbol" w:hAnsi="Symbol" w:eastAsia="Symbol" w:cs="Symbol"/>
+        <w:color w:val="000000"/>
+        <w:sz w:val="24"/>
+      </w:rPr>
+      <w:start w:val="1"/>
+      <w:suff w:val="tab"/>
+    </w:lvl>
+    <w:lvl w:ilvl="1">
+      <w:isLgl w:val="false"/>
+      <w:lvlJc w:val="left"/>
+      <w:lvlText w:val="·"/>
+      <w:numFmt w:val="bullet"/>
+      <w:pPr>
+        <w:pBdr/>
+        <w:spacing/>
+        <w:ind w:hanging="360" w:left="1429"/>
+      </w:pPr>
+      <w:rPr>
+        <w:rFonts w:hint="default" w:ascii="Symbol" w:hAnsi="Symbol" w:eastAsia="Symbol" w:cs="Symbol"/>
+        <w:color w:val="000000"/>
+        <w:sz w:val="24"/>
+      </w:rPr>
+      <w:start w:val="1"/>
+      <w:suff w:val="tab"/>
+    </w:lvl>
+    <w:lvl w:ilvl="2">
+      <w:isLgl w:val="false"/>
+      <w:lvlJc w:val="left"/>
+      <w:lvlText w:val="·"/>
+      <w:numFmt w:val="bullet"/>
+      <w:pPr>
+        <w:pBdr/>
+        <w:spacing/>
+        <w:ind w:hanging="360" w:left="2149"/>
+      </w:pPr>
+      <w:rPr>
+        <w:rFonts w:hint="default" w:ascii="Symbol" w:hAnsi="Symbol" w:eastAsia="Symbol" w:cs="Symbol"/>
+        <w:color w:val="000000"/>
+        <w:sz w:val="24"/>
+      </w:rPr>
+      <w:start w:val="1"/>
+      <w:suff w:val="tab"/>
+    </w:lvl>
+    <w:lvl w:ilvl="3">
+      <w:isLgl w:val="false"/>
+      <w:lvlJc w:val="left"/>
+      <w:lvlText w:val="·"/>
+      <w:numFmt w:val="bullet"/>
+      <w:pPr>
+        <w:pBdr/>
+        <w:spacing/>
+        <w:ind w:hanging="360" w:left="2869"/>
+      </w:pPr>
+      <w:rPr>
+        <w:rFonts w:hint="default" w:ascii="Symbol" w:hAnsi="Symbol" w:eastAsia="Symbol" w:cs="Symbol"/>
+        <w:color w:val="000000"/>
+        <w:sz w:val="24"/>
+      </w:rPr>
+      <w:start w:val="1"/>
+      <w:suff w:val="tab"/>
+    </w:lvl>
+    <w:lvl w:ilvl="4">
+      <w:isLgl w:val="false"/>
+      <w:lvlJc w:val="left"/>
+      <w:lvlText w:val="·"/>
+      <w:numFmt w:val="bullet"/>
+      <w:pPr>
+        <w:pBdr/>
+        <w:spacing/>
+        <w:ind w:hanging="360" w:left="3589"/>
+      </w:pPr>
+      <w:rPr>
+        <w:rFonts w:hint="default" w:ascii="Symbol" w:hAnsi="Symbol" w:eastAsia="Symbol" w:cs="Symbol"/>
+        <w:color w:val="000000"/>
+        <w:sz w:val="24"/>
+      </w:rPr>
+      <w:start w:val="1"/>
+      <w:suff w:val="tab"/>
+    </w:lvl>
+    <w:lvl w:ilvl="5">
+      <w:isLgl w:val="false"/>
+      <w:lvlJc w:val="left"/>
+      <w:lvlText w:val="·"/>
+      <w:numFmt w:val="bullet"/>
+      <w:pPr>
+        <w:pBdr/>
+        <w:spacing/>
+        <w:ind w:hanging="360" w:left="4309"/>
+      </w:pPr>
+      <w:rPr>
+        <w:rFonts w:hint="default" w:ascii="Symbol" w:hAnsi="Symbol" w:eastAsia="Symbol" w:cs="Symbol"/>
+        <w:color w:val="000000"/>
+        <w:sz w:val="24"/>
+      </w:rPr>
+      <w:start w:val="1"/>
+      <w:suff w:val="tab"/>
+    </w:lvl>
+    <w:lvl w:ilvl="6">
+      <w:isLgl w:val="false"/>
+      <w:lvlJc w:val="left"/>
+      <w:lvlText w:val="·"/>
+      <w:numFmt w:val="bullet"/>
+      <w:pPr>
+        <w:pBdr/>
+        <w:spacing/>
+        <w:ind w:hanging="360" w:left="5029"/>
+      </w:pPr>
+      <w:rPr>
+        <w:rFonts w:hint="default" w:ascii="Symbol" w:hAnsi="Symbol" w:eastAsia="Symbol" w:cs="Symbol"/>
+        <w:color w:val="000000"/>
+        <w:sz w:val="24"/>
+      </w:rPr>
+      <w:start w:val="1"/>
+      <w:suff w:val="tab"/>
+    </w:lvl>
+    <w:lvl w:ilvl="7">
+      <w:isLgl w:val="false"/>
+      <w:lvlJc w:val="left"/>
+      <w:lvlText w:val="·"/>
+      <w:numFmt w:val="bullet"/>
+      <w:pPr>
+        <w:pBdr/>
+        <w:spacing/>
+        <w:ind w:hanging="360" w:left="5749"/>
+      </w:pPr>
+      <w:rPr>
+        <w:rFonts w:hint="default" w:ascii="Symbol" w:hAnsi="Symbol" w:eastAsia="Symbol" w:cs="Symbol"/>
+        <w:color w:val="000000"/>
+        <w:sz w:val="24"/>
+      </w:rPr>
+      <w:start w:val="1"/>
+      <w:suff w:val="tab"/>
+    </w:lvl>
+    <w:lvl w:ilvl="8">
+      <w:isLgl w:val="false"/>
+      <w:lvlJc w:val="left"/>
+      <w:lvlText w:val="·"/>
+      <w:numFmt w:val="bullet"/>
+      <w:pPr>
+        <w:pBdr/>
+        <w:spacing/>
+        <w:ind w:hanging="360" w:left="6469"/>
+      </w:pPr>
+      <w:rPr>
+        <w:rFonts w:hint="default" w:ascii="Symbol" w:hAnsi="Symbol" w:eastAsia="Symbol" w:cs="Symbol"/>
+        <w:color w:val="000000"/>
+        <w:sz w:val="24"/>
+      </w:rPr>
+      <w:start w:val="1"/>
+      <w:suff w:val="tab"/>
+    </w:lvl>
+  </w:abstractNum>
+  <w:abstractNum w:abstractNumId="10">
+    <w:lvl w:ilvl="0">
+      <w:isLgl w:val="false"/>
+      <w:lvlJc w:val="left"/>
+      <w:lvlText w:val="·"/>
+      <w:numFmt w:val="bullet"/>
+      <w:pPr>
+        <w:pBdr/>
+        <w:spacing/>
+        <w:ind w:hanging="360" w:left="709"/>
+      </w:pPr>
+      <w:rPr>
+        <w:rFonts w:hint="default" w:ascii="Symbol" w:hAnsi="Symbol" w:eastAsia="Symbol" w:cs="Symbol"/>
+        <w:color w:val="000000"/>
+        <w:sz w:val="20"/>
+      </w:rPr>
+      <w:start w:val="1"/>
+      <w:suff w:val="tab"/>
+    </w:lvl>
+    <w:lvl w:ilvl="1">
+      <w:isLgl w:val="false"/>
+      <w:lvlJc w:val="left"/>
+      <w:lvlText w:val="·"/>
+      <w:numFmt w:val="bullet"/>
+      <w:pPr>
+        <w:pBdr/>
+        <w:spacing/>
+        <w:ind w:hanging="360" w:left="1429"/>
+      </w:pPr>
+      <w:rPr>
+        <w:rFonts w:hint="default" w:ascii="Symbol" w:hAnsi="Symbol" w:eastAsia="Symbol" w:cs="Symbol"/>
+        <w:color w:val="000000"/>
+        <w:sz w:val="20"/>
+      </w:rPr>
+      <w:start w:val="1"/>
+      <w:suff w:val="tab"/>
+    </w:lvl>
+    <w:lvl w:ilvl="2">
+      <w:isLgl w:val="false"/>
+      <w:lvlJc w:val="left"/>
+      <w:lvlText w:val="·"/>
+      <w:numFmt w:val="bullet"/>
+      <w:pPr>
+        <w:pBdr/>
+        <w:spacing/>
+        <w:ind w:hanging="360" w:left="2149"/>
+      </w:pPr>
+      <w:rPr>
+        <w:rFonts w:hint="default" w:ascii="Symbol" w:hAnsi="Symbol" w:eastAsia="Symbol" w:cs="Symbol"/>
+        <w:color w:val="000000"/>
+        <w:sz w:val="20"/>
+      </w:rPr>
+      <w:start w:val="1"/>
+      <w:suff w:val="tab"/>
+    </w:lvl>
+    <w:lvl w:ilvl="3">
+      <w:isLgl w:val="false"/>
+      <w:lvlJc w:val="left"/>
+      <w:lvlText w:val="·"/>
+      <w:numFmt w:val="bullet"/>
+      <w:pPr>
+        <w:pBdr/>
+        <w:spacing/>
+        <w:ind w:hanging="360" w:left="2869"/>
+      </w:pPr>
+      <w:rPr>
+        <w:rFonts w:hint="default" w:ascii="Symbol" w:hAnsi="Symbol" w:eastAsia="Symbol" w:cs="Symbol"/>
+        <w:color w:val="000000"/>
+        <w:sz w:val="20"/>
+      </w:rPr>
+      <w:start w:val="1"/>
+      <w:suff w:val="tab"/>
+    </w:lvl>
+    <w:lvl w:ilvl="4">
+      <w:isLgl w:val="false"/>
+      <w:lvlJc w:val="left"/>
+      <w:lvlText w:val="·"/>
+      <w:numFmt w:val="bullet"/>
+      <w:pPr>
+        <w:pBdr/>
+        <w:spacing/>
+        <w:ind w:hanging="360" w:left="3589"/>
+      </w:pPr>
+      <w:rPr>
+        <w:rFonts w:hint="default" w:ascii="Symbol" w:hAnsi="Symbol" w:eastAsia="Symbol" w:cs="Symbol"/>
+        <w:color w:val="000000"/>
+        <w:sz w:val="20"/>
+      </w:rPr>
+      <w:start w:val="1"/>
+      <w:suff w:val="tab"/>
+    </w:lvl>
+    <w:lvl w:ilvl="5">
+      <w:isLgl w:val="false"/>
+      <w:lvlJc w:val="left"/>
+      <w:lvlText w:val="·"/>
+      <w:numFmt w:val="bullet"/>
+      <w:pPr>
+        <w:pBdr/>
+        <w:spacing/>
+        <w:ind w:hanging="360" w:left="4309"/>
+      </w:pPr>
+      <w:rPr>
+        <w:rFonts w:hint="default" w:ascii="Symbol" w:hAnsi="Symbol" w:eastAsia="Symbol" w:cs="Symbol"/>
+        <w:color w:val="000000"/>
+        <w:sz w:val="20"/>
+      </w:rPr>
+      <w:start w:val="1"/>
+      <w:suff w:val="tab"/>
+    </w:lvl>
+    <w:lvl w:ilvl="6">
+      <w:isLgl w:val="false"/>
+      <w:lvlJc w:val="left"/>
+      <w:lvlText w:val="·"/>
+      <w:numFmt w:val="bullet"/>
+      <w:pPr>
+        <w:pBdr/>
+        <w:spacing/>
+        <w:ind w:hanging="360" w:left="5029"/>
+      </w:pPr>
+      <w:rPr>
+        <w:rFonts w:hint="default" w:ascii="Symbol" w:hAnsi="Symbol" w:eastAsia="Symbol" w:cs="Symbol"/>
+        <w:color w:val="000000"/>
+        <w:sz w:val="20"/>
+      </w:rPr>
+      <w:start w:val="1"/>
+      <w:suff w:val="tab"/>
+    </w:lvl>
+    <w:lvl w:ilvl="7">
+      <w:isLgl w:val="false"/>
+      <w:lvlJc w:val="left"/>
+      <w:lvlText w:val="·"/>
+      <w:numFmt w:val="bullet"/>
+      <w:pPr>
+        <w:pBdr/>
+        <w:spacing/>
+        <w:ind w:hanging="360" w:left="5749"/>
+      </w:pPr>
+      <w:rPr>
+        <w:rFonts w:hint="default" w:ascii="Symbol" w:hAnsi="Symbol" w:eastAsia="Symbol" w:cs="Symbol"/>
+        <w:color w:val="000000"/>
+        <w:sz w:val="20"/>
+      </w:rPr>
+      <w:start w:val="1"/>
+      <w:suff w:val="tab"/>
+    </w:lvl>
+    <w:lvl w:ilvl="8">
+      <w:isLgl w:val="false"/>
+      <w:lvlJc w:val="left"/>
+      <w:lvlText w:val="·"/>
+      <w:numFmt w:val="bullet"/>
+      <w:pPr>
+        <w:pBdr/>
+        <w:spacing/>
+        <w:ind w:hanging="360" w:left="6469"/>
+      </w:pPr>
+      <w:rPr>
+        <w:rFonts w:hint="default" w:ascii="Symbol" w:hAnsi="Symbol" w:eastAsia="Symbol" w:cs="Symbol"/>
+        <w:color w:val="000000"/>
+        <w:sz w:val="20"/>
+      </w:rPr>
+      <w:start w:val="1"/>
+      <w:suff w:val="tab"/>
+    </w:lvl>
+  </w:abstractNum>
+  <w:abstractNum w:abstractNumId="11">
+    <w:lvl w:ilvl="0">
+      <w:isLgl w:val="false"/>
+      <w:lvlJc w:val="left"/>
+      <w:lvlText w:val="·"/>
+      <w:numFmt w:val="bullet"/>
+      <w:pPr>
+        <w:pBdr/>
+        <w:spacing/>
+        <w:ind w:hanging="360" w:left="709"/>
+      </w:pPr>
+      <w:rPr>
+        <w:rFonts w:hint="default" w:ascii="Symbol" w:hAnsi="Symbol" w:eastAsia="Symbol" w:cs="Symbol"/>
+        <w:color w:val="000000"/>
+        <w:sz w:val="20"/>
+      </w:rPr>
+      <w:start w:val="1"/>
+      <w:suff w:val="tab"/>
+    </w:lvl>
+    <w:lvl w:ilvl="1">
+      <w:isLgl w:val="false"/>
+      <w:lvlJc w:val="left"/>
+      <w:lvlText w:val="·"/>
+      <w:numFmt w:val="bullet"/>
+      <w:pPr>
+        <w:pBdr/>
+        <w:spacing/>
+        <w:ind w:hanging="360" w:left="1429"/>
+      </w:pPr>
+      <w:rPr>
+        <w:rFonts w:hint="default" w:ascii="Symbol" w:hAnsi="Symbol" w:eastAsia="Symbol" w:cs="Symbol"/>
+        <w:color w:val="000000"/>
+        <w:sz w:val="20"/>
+      </w:rPr>
+      <w:start w:val="1"/>
+      <w:suff w:val="tab"/>
+    </w:lvl>
+    <w:lvl w:ilvl="2">
+      <w:isLgl w:val="false"/>
+      <w:lvlJc w:val="left"/>
+      <w:lvlText w:val="·"/>
+      <w:numFmt w:val="bullet"/>
+      <w:pPr>
+        <w:pBdr/>
+        <w:spacing/>
+        <w:ind w:hanging="360" w:left="2149"/>
+      </w:pPr>
+      <w:rPr>
+        <w:rFonts w:hint="default" w:ascii="Symbol" w:hAnsi="Symbol" w:eastAsia="Symbol" w:cs="Symbol"/>
+        <w:color w:val="000000"/>
+        <w:sz w:val="20"/>
+      </w:rPr>
+      <w:start w:val="1"/>
+      <w:suff w:val="tab"/>
+    </w:lvl>
+    <w:lvl w:ilvl="3">
+      <w:isLgl w:val="false"/>
+      <w:lvlJc w:val="left"/>
+      <w:lvlText w:val="·"/>
+      <w:numFmt w:val="bullet"/>
+      <w:pPr>
+        <w:pBdr/>
+        <w:spacing/>
+        <w:ind w:hanging="360" w:left="2869"/>
+      </w:pPr>
+      <w:rPr>
+        <w:rFonts w:hint="default" w:ascii="Symbol" w:hAnsi="Symbol" w:eastAsia="Symbol" w:cs="Symbol"/>
+        <w:color w:val="000000"/>
+        <w:sz w:val="20"/>
+      </w:rPr>
+      <w:start w:val="1"/>
+      <w:suff w:val="tab"/>
+    </w:lvl>
+    <w:lvl w:ilvl="4">
+      <w:isLgl w:val="false"/>
+      <w:lvlJc w:val="left"/>
+      <w:lvlText w:val="·"/>
+      <w:numFmt w:val="bullet"/>
+      <w:pPr>
+        <w:pBdr/>
+        <w:spacing/>
+        <w:ind w:hanging="360" w:left="3589"/>
+      </w:pPr>
+      <w:rPr>
+        <w:rFonts w:hint="default" w:ascii="Symbol" w:hAnsi="Symbol" w:eastAsia="Symbol" w:cs="Symbol"/>
+        <w:color w:val="000000"/>
+        <w:sz w:val="20"/>
+      </w:rPr>
+      <w:start w:val="1"/>
+      <w:suff w:val="tab"/>
+    </w:lvl>
+    <w:lvl w:ilvl="5">
+      <w:isLgl w:val="false"/>
+      <w:lvlJc w:val="left"/>
+      <w:lvlText w:val="·"/>
+      <w:numFmt w:val="bullet"/>
+      <w:pPr>
+        <w:pBdr/>
+        <w:spacing/>
+        <w:ind w:hanging="360" w:left="4309"/>
+      </w:pPr>
+      <w:rPr>
+        <w:rFonts w:hint="default" w:ascii="Symbol" w:hAnsi="Symbol" w:eastAsia="Symbol" w:cs="Symbol"/>
+        <w:color w:val="000000"/>
+        <w:sz w:val="20"/>
+      </w:rPr>
+      <w:start w:val="1"/>
+      <w:suff w:val="tab"/>
+    </w:lvl>
+    <w:lvl w:ilvl="6">
+      <w:isLgl w:val="false"/>
+      <w:lvlJc w:val="left"/>
+      <w:lvlText w:val="·"/>
+      <w:numFmt w:val="bullet"/>
+      <w:pPr>
+        <w:pBdr/>
+        <w:spacing/>
+        <w:ind w:hanging="360" w:left="5029"/>
+      </w:pPr>
+      <w:rPr>
+        <w:rFonts w:hint="default" w:ascii="Symbol" w:hAnsi="Symbol" w:eastAsia="Symbol" w:cs="Symbol"/>
+        <w:color w:val="000000"/>
+        <w:sz w:val="20"/>
+      </w:rPr>
+      <w:start w:val="1"/>
+      <w:suff w:val="tab"/>
+    </w:lvl>
+    <w:lvl w:ilvl="7">
+      <w:isLgl w:val="false"/>
+      <w:lvlJc w:val="left"/>
+      <w:lvlText w:val="·"/>
+      <w:numFmt w:val="bullet"/>
+      <w:pPr>
+        <w:pBdr/>
+        <w:spacing/>
+        <w:ind w:hanging="360" w:left="5749"/>
+      </w:pPr>
+      <w:rPr>
+        <w:rFonts w:hint="default" w:ascii="Symbol" w:hAnsi="Symbol" w:eastAsia="Symbol" w:cs="Symbol"/>
+        <w:color w:val="000000"/>
+        <w:sz w:val="20"/>
+      </w:rPr>
+      <w:start w:val="1"/>
+      <w:suff w:val="tab"/>
+    </w:lvl>
+    <w:lvl w:ilvl="8">
+      <w:isLgl w:val="false"/>
+      <w:lvlJc w:val="left"/>
+      <w:lvlText w:val="·"/>
+      <w:numFmt w:val="bullet"/>
+      <w:pPr>
+        <w:pBdr/>
+        <w:spacing/>
+        <w:ind w:hanging="360" w:left="6469"/>
+      </w:pPr>
+      <w:rPr>
+        <w:rFonts w:hint="default" w:ascii="Symbol" w:hAnsi="Symbol" w:eastAsia="Symbol" w:cs="Symbol"/>
+        <w:color w:val="000000"/>
+        <w:sz w:val="20"/>
+      </w:rPr>
+      <w:start w:val="1"/>
+      <w:suff w:val="tab"/>
+    </w:lvl>
+  </w:abstractNum>
+  <w:abstractNum w:abstractNumId="12">
     <w:lvl w:ilvl="0">
       <w:isLgl w:val="false"/>
       <w:lvlJc w:val="left"/>
@@ -5179,6 +6104,15 @@
   </w:num>
   <w:num w:numId="10">
     <w:abstractNumId w:val="9"/>
+  </w:num>
+  <w:num w:numId="11">
+    <w:abstractNumId w:val="10"/>
+  </w:num>
+  <w:num w:numId="12">
+    <w:abstractNumId w:val="11"/>
+  </w:num>
+  <w:num w:numId="13">
+    <w:abstractNumId w:val="12"/>
   </w:num>
 </w:numbering>
 </file>

--- a/Report-1.docx
+++ b/Report-1.docx
@@ -4,2389 +4,340 @@
   <w:body>
     <w:p>
       <w:pPr>
-        <w:pStyle w:val="138"/>
-        <w:pBdr>
-          <w:top w:val="none" w:color="000000" w:sz="4" w:space="0"/>
-          <w:left w:val="none" w:color="000000" w:sz="4" w:space="0"/>
-          <w:bottom w:val="none" w:color="000000" w:sz="4" w:space="0"/>
-          <w:right w:val="none" w:color="000000" w:sz="4" w:space="0"/>
-        </w:pBdr>
-        <w:spacing/>
-        <w:ind w:right="0" w:firstLine="0" w:left="0"/>
+        <w:pBdr/>
+        <w:spacing/>
+        <w:ind/>
         <w:rPr>
           <w:rFonts w:ascii="Open Sans" w:hAnsi="Open Sans" w:cs="Open Sans"/>
-          <w:sz w:val="20"/>
-          <w:szCs w:val="20"/>
+          <w:sz w:val="22"/>
+          <w:szCs w:val="22"/>
         </w:rPr>
+      </w:pPr>
+      <w:r>
+        <w:rPr>
+          <w:rFonts w:ascii="Open Sans" w:hAnsi="Open Sans" w:cs="Open Sans"/>
+          <w:sz w:val="22"/>
+          <w:szCs w:val="22"/>
+        </w:rPr>
+        <w:t xml:space="preserve">Student : Diego Bernal </w:t>
+        <w:tab/>
+        <w:tab/>
+        <w:t xml:space="preserve">Id:1257853</w:t>
+      </w:r>
+      <w:r>
+        <w:rPr>
+          <w:rFonts w:ascii="Open Sans" w:hAnsi="Open Sans" w:cs="Open Sans"/>
+          <w:sz w:val="22"/>
+          <w:szCs w:val="22"/>
+        </w:rPr>
+      </w:r>
+    </w:p>
+    <w:p>
+      <w:pPr>
+        <w:pBdr/>
+        <w:spacing/>
+        <w:ind/>
+        <w:rPr/>
       </w:pPr>
       <w:r>
         <w:rPr>
           <w:rFonts w:ascii="Open Sans" w:hAnsi="Open Sans" w:eastAsia="Open Sans" w:cs="Open Sans"/>
           <w:b/>
-          <w:color w:val="000000"/>
-          <w:sz w:val="20"/>
-          <w:szCs w:val="20"/>
+          <w:bCs/>
+          <w:sz w:val="22"/>
+          <w:szCs w:val="22"/>
+          <w:highlight w:val="none"/>
         </w:rPr>
-        <w:t xml:space="preserve">Informe de Proyecto: Clasificación de Imágenes de Frutas Frescas y Podridas con PyTorch</w:t>
+        <w:t xml:space="preserve">Project Report: Classification of Fresh and Rotten Fruits Using PyTorch</w:t>
       </w:r>
       <w:r>
         <w:rPr>
           <w:rFonts w:ascii="Open Sans" w:hAnsi="Open Sans" w:eastAsia="Open Sans" w:cs="Open Sans"/>
-          <w:sz w:val="20"/>
-          <w:szCs w:val="20"/>
+          <w:sz w:val="22"/>
+          <w:szCs w:val="22"/>
+          <w:highlight w:val="none"/>
         </w:rPr>
       </w:r>
     </w:p>
     <w:p>
       <w:pPr>
-        <w:pStyle w:val="139"/>
-        <w:pBdr>
-          <w:top w:val="none" w:color="000000" w:sz="4" w:space="0"/>
-          <w:left w:val="none" w:color="000000" w:sz="4" w:space="0"/>
-          <w:bottom w:val="none" w:color="000000" w:sz="4" w:space="0"/>
-          <w:right w:val="none" w:color="000000" w:sz="4" w:space="0"/>
-        </w:pBdr>
-        <w:spacing/>
-        <w:ind w:right="0" w:firstLine="0" w:left="0"/>
-        <w:rPr>
-          <w:rFonts w:ascii="Open Sans" w:hAnsi="Open Sans" w:cs="Open Sans"/>
-          <w:sz w:val="20"/>
-          <w:szCs w:val="20"/>
-        </w:rPr>
+        <w:pBdr/>
+        <w:spacing/>
+        <w:ind/>
+        <w:rPr/>
       </w:pPr>
       <w:r>
         <w:rPr>
           <w:rFonts w:ascii="Open Sans" w:hAnsi="Open Sans" w:eastAsia="Open Sans" w:cs="Open Sans"/>
           <w:b/>
-          <w:color w:val="000000"/>
-          <w:sz w:val="20"/>
-          <w:szCs w:val="20"/>
+          <w:bCs/>
+          <w:sz w:val="22"/>
+          <w:szCs w:val="22"/>
+          <w:highlight w:val="none"/>
         </w:rPr>
-        <w:t xml:space="preserve">1. Introducción y presentaci</w:t>
+        <w:t xml:space="preserve">1. Introduction and Overview</w:t>
       </w:r>
       <w:r>
         <w:rPr>
           <w:rFonts w:ascii="Open Sans" w:hAnsi="Open Sans" w:eastAsia="Open Sans" w:cs="Open Sans"/>
-          <w:b/>
-          <w:color w:val="000000"/>
-          <w:sz w:val="20"/>
-          <w:szCs w:val="20"/>
+          <w:sz w:val="22"/>
+          <w:szCs w:val="22"/>
+          <w:highlight w:val="none"/>
         </w:rPr>
-        <w:t xml:space="preserve">ó</w:t>
+      </w:r>
+    </w:p>
+    <w:p>
+      <w:pPr>
+        <w:pBdr/>
+        <w:spacing/>
+        <w:ind/>
+        <w:rPr/>
+      </w:pPr>
+      <w:r>
+        <w:rPr>
+          <w:rFonts w:ascii="Open Sans" w:hAnsi="Open Sans" w:eastAsia="Open Sans" w:cs="Open Sans"/>
+          <w:sz w:val="22"/>
+          <w:szCs w:val="22"/>
+          <w:highlight w:val="none"/>
+        </w:rPr>
+        <w:t xml:space="preserve">This project aims to apply the knowledge acquired during the PyTorch course to solve different challenges in image analysis—starting with basic tasks like classification and progressing toward more complex, real-world applications.</w:t>
       </w:r>
       <w:r>
         <w:rPr>
           <w:rFonts w:ascii="Open Sans" w:hAnsi="Open Sans" w:eastAsia="Open Sans" w:cs="Open Sans"/>
-          <w:b/>
-          <w:color w:val="000000"/>
-          <w:sz w:val="20"/>
-          <w:szCs w:val="20"/>
+          <w:sz w:val="22"/>
+          <w:szCs w:val="22"/>
+          <w:highlight w:val="none"/>
         </w:rPr>
-        <w:t xml:space="preserve">n</w:t>
+      </w:r>
+    </w:p>
+    <w:p>
+      <w:pPr>
+        <w:pBdr/>
+        <w:spacing/>
+        <w:ind/>
+        <w:rPr/>
+      </w:pPr>
+      <w:r>
+        <w:rPr>
+          <w:rFonts w:ascii="Open Sans" w:hAnsi="Open Sans" w:eastAsia="Open Sans" w:cs="Open Sans"/>
+          <w:sz w:val="22"/>
+          <w:szCs w:val="22"/>
+          <w:highlight w:val="none"/>
+        </w:rPr>
+        <w:t xml:space="preserve">In the first stage, the Fruit Image Dataset was used with both Fresh and Rotten Fruits, which contains images divided into six categories: apples, bananas, and oranges — both fresh and rotten. The dataset is organized into separate folders for training and tes</w:t>
       </w:r>
       <w:r>
         <w:rPr>
           <w:rFonts w:ascii="Open Sans" w:hAnsi="Open Sans" w:eastAsia="Open Sans" w:cs="Open Sans"/>
-          <w:sz w:val="20"/>
-          <w:szCs w:val="20"/>
+          <w:sz w:val="22"/>
+          <w:szCs w:val="22"/>
+          <w:highlight w:val="none"/>
+        </w:rPr>
+        <w:t xml:space="preserve">ting. Using this dataset, we trained a convolutional neural network (CNN) from scratch to build a model capable of distinguishing between the different fruit categories. This stage involved data preprocessing, model design, training, evaluation, and present</w:t>
+      </w:r>
+      <w:r>
+        <w:rPr>
+          <w:rFonts w:ascii="Open Sans" w:hAnsi="Open Sans" w:eastAsia="Open Sans" w:cs="Open Sans"/>
+          <w:sz w:val="22"/>
+          <w:szCs w:val="22"/>
+          <w:highlight w:val="none"/>
+        </w:rPr>
+        <w:t xml:space="preserve">ing the results.</w:t>
+      </w:r>
+      <w:r>
+        <w:rPr>
+          <w:rFonts w:ascii="Open Sans" w:hAnsi="Open Sans" w:eastAsia="Open Sans" w:cs="Open Sans"/>
+          <w:sz w:val="22"/>
+          <w:szCs w:val="22"/>
+          <w:highlight w:val="none"/>
         </w:rPr>
       </w:r>
     </w:p>
     <w:p>
       <w:pPr>
-        <w:pStyle w:val="139"/>
-        <w:pBdr>
-          <w:top w:val="none" w:color="000000" w:sz="4" w:space="0"/>
-          <w:left w:val="none" w:color="000000" w:sz="4" w:space="0"/>
-          <w:bottom w:val="none" w:color="000000" w:sz="4" w:space="0"/>
-          <w:right w:val="none" w:color="000000" w:sz="4" w:space="0"/>
-        </w:pBdr>
-        <w:spacing/>
-        <w:ind w:right="0" w:firstLine="0" w:left="0"/>
-        <w:rPr>
-          <w:rFonts w:ascii="Open Sans" w:hAnsi="Open Sans" w:cs="Open Sans"/>
-          <w:sz w:val="20"/>
-          <w:szCs w:val="20"/>
-        </w:rPr>
+        <w:pBdr/>
+        <w:spacing/>
+        <w:ind/>
+        <w:rPr/>
       </w:pPr>
       <w:r>
         <w:rPr>
           <w:rFonts w:ascii="Open Sans" w:hAnsi="Open Sans" w:eastAsia="Open Sans" w:cs="Open Sans"/>
-          <w:b/>
-          <w:color w:val="000000"/>
-          <w:sz w:val="20"/>
-          <w:szCs w:val="20"/>
+          <w:sz w:val="22"/>
+          <w:szCs w:val="22"/>
+          <w:highlight w:val="none"/>
         </w:rPr>
+        <w:t xml:space="preserve">To deepen the analysis and apply more advanced techniques from the course, we later used a pretrained EfficientNet model, which was fine-tuned to classify the same six fruit categories. We also added functionality to analyze external images and used Grad-CA</w:t>
       </w:r>
       <w:r>
         <w:rPr>
-          <w:rFonts w:ascii="Open Sans" w:hAnsi="Open Sans" w:cs="Open Sans"/>
-          <w:sz w:val="20"/>
-          <w:szCs w:val="20"/>
+          <w:rFonts w:ascii="Open Sans" w:hAnsi="Open Sans" w:eastAsia="Open Sans" w:cs="Open Sans"/>
+          <w:sz w:val="22"/>
+          <w:szCs w:val="22"/>
+          <w:highlight w:val="none"/>
         </w:rPr>
+        <w:t xml:space="preserve">M — a visualization tool that helps interpret which parts of the image the model focused on when making predictions.</w:t>
       </w:r>
       <w:r>
         <w:rPr>
-          <w:rFonts w:ascii="Open Sans" w:hAnsi="Open Sans" w:cs="Open Sans"/>
-          <w:sz w:val="20"/>
-          <w:szCs w:val="20"/>
+          <w:rFonts w:ascii="Open Sans" w:hAnsi="Open Sans" w:eastAsia="Open Sans" w:cs="Open Sans"/>
+          <w:sz w:val="22"/>
+          <w:szCs w:val="22"/>
+          <w:highlight w:val="none"/>
         </w:rPr>
       </w:r>
     </w:p>
     <w:p>
       <w:pPr>
-        <w:pBdr>
-          <w:top w:val="none" w:color="000000" w:sz="4" w:space="0"/>
-          <w:left w:val="none" w:color="000000" w:sz="4" w:space="0"/>
-          <w:bottom w:val="none" w:color="000000" w:sz="4" w:space="0"/>
-          <w:right w:val="none" w:color="000000" w:sz="4" w:space="0"/>
-        </w:pBdr>
-        <w:spacing/>
-        <w:ind w:right="0" w:firstLine="0" w:left="0"/>
-        <w:rPr>
-          <w:rFonts w:ascii="Open Sans" w:hAnsi="Open Sans" w:cs="Open Sans"/>
-          <w:sz w:val="20"/>
-          <w:szCs w:val="20"/>
-        </w:rPr>
+        <w:pBdr/>
+        <w:spacing/>
+        <w:ind/>
+        <w:rPr/>
       </w:pPr>
       <w:r>
         <w:rPr>
           <w:rFonts w:ascii="Open Sans" w:hAnsi="Open Sans" w:eastAsia="Open Sans" w:cs="Open Sans"/>
-          <w:color w:val="000000"/>
-          <w:sz w:val="20"/>
-          <w:szCs w:val="20"/>
+          <w:sz w:val="22"/>
+          <w:szCs w:val="22"/>
+          <w:highlight w:val="none"/>
         </w:rPr>
-        <w:t xml:space="preserve">Este proyecto tiene como objetivo aplicar los conocimientos adquiridos durante el curso de PyTorch para abordar diferentes desafíos en el análisis de imágenes, avanzando progresivamente desde tareas básicas de clasificación hasta aplicaciones más complejas</w:t>
+        <w:t xml:space="preserve">To take the project even further, we implemented a DETR (DEtection TRansformer) model, supported by a ResNet-50 backbone and pretrained on the COCO dataset. This model allowed us not only to recognize objects but also to locate them within images.</w:t>
       </w:r>
       <w:r>
         <w:rPr>
           <w:rFonts w:ascii="Open Sans" w:hAnsi="Open Sans" w:eastAsia="Open Sans" w:cs="Open Sans"/>
-          <w:color w:val="000000"/>
-          <w:sz w:val="20"/>
-          <w:szCs w:val="20"/>
-        </w:rPr>
-        <w:t xml:space="preserve"> y realistas.</w:t>
-      </w:r>
-      <w:r>
-        <w:rPr>
-          <w:rFonts w:ascii="Open Sans" w:hAnsi="Open Sans" w:cs="Open Sans"/>
-          <w:sz w:val="20"/>
-          <w:szCs w:val="20"/>
-        </w:rPr>
-      </w:r>
-      <w:r>
-        <w:rPr>
-          <w:rFonts w:ascii="Open Sans" w:hAnsi="Open Sans" w:cs="Open Sans"/>
-          <w:sz w:val="20"/>
-          <w:szCs w:val="20"/>
+          <w:sz w:val="22"/>
+          <w:szCs w:val="22"/>
+          <w:highlight w:val="none"/>
         </w:rPr>
       </w:r>
     </w:p>
     <w:p>
       <w:pPr>
-        <w:pBdr>
-          <w:top w:val="none" w:color="000000" w:sz="4" w:space="0"/>
-          <w:left w:val="none" w:color="000000" w:sz="4" w:space="0"/>
-          <w:bottom w:val="none" w:color="000000" w:sz="4" w:space="0"/>
-          <w:right w:val="none" w:color="000000" w:sz="4" w:space="0"/>
-        </w:pBdr>
-        <w:spacing/>
-        <w:ind w:right="0" w:firstLine="0" w:left="0"/>
-        <w:rPr>
-          <w:rFonts w:ascii="Open Sans" w:hAnsi="Open Sans" w:cs="Open Sans"/>
-          <w:sz w:val="20"/>
-          <w:szCs w:val="20"/>
-        </w:rPr>
+        <w:pBdr/>
+        <w:spacing/>
+        <w:ind/>
+        <w:rPr/>
       </w:pPr>
       <w:r>
         <w:rPr>
           <w:rFonts w:ascii="Open Sans" w:hAnsi="Open Sans" w:eastAsia="Open Sans" w:cs="Open Sans"/>
-          <w:color w:val="000000"/>
-          <w:sz w:val="20"/>
-          <w:szCs w:val="20"/>
+          <w:sz w:val="22"/>
+          <w:szCs w:val="22"/>
+          <w:highlight w:val="none"/>
         </w:rPr>
-        <w:t xml:space="preserve">En una primera etapa, se trabajó con el dataset </w:t>
+        <w:t xml:space="preserve">Building on this, we applied DETR to video inputs, enabling object detection in motion — an important step toward more dynamic and practical real-world applications.</w:t>
       </w:r>
       <w:r>
         <w:rPr>
           <w:rFonts w:ascii="Open Sans" w:hAnsi="Open Sans" w:eastAsia="Open Sans" w:cs="Open Sans"/>
-          <w:b/>
-          <w:color w:val="000000"/>
-          <w:sz w:val="20"/>
-          <w:szCs w:val="20"/>
+          <w:sz w:val="22"/>
+          <w:szCs w:val="22"/>
+          <w:highlight w:val="none"/>
         </w:rPr>
-        <w:t xml:space="preserve">Fruit Image Dataset: Fresh and Rotten Fruits</w:t>
+      </w:r>
+    </w:p>
+    <w:p>
+      <w:pPr>
+        <w:pBdr/>
+        <w:spacing/>
+        <w:ind/>
+        <w:rPr>
+          <w:rFonts w:ascii="Open Sans" w:hAnsi="Open Sans" w:eastAsia="Open Sans" w:cs="Open Sans"/>
+          <w:sz w:val="22"/>
+          <w:szCs w:val="22"/>
+          <w:highlight w:val="none"/>
+        </w:rPr>
+      </w:pPr>
+      <w:r>
+        <w:rPr>
+          <w:rFonts w:ascii="Open Sans" w:hAnsi="Open Sans" w:eastAsia="Open Sans" w:cs="Open Sans"/>
+          <w:sz w:val="22"/>
+          <w:szCs w:val="22"/>
+          <w:highlight w:val="none"/>
+        </w:rPr>
+        <w:t xml:space="preserve">Finally, we explored a potential real-world use case: integrating these models into computer vision systems for machines or robots. This would allow them to perceive and understand their surroundings in real time. Such visual analysis could be applied in ar</w:t>
       </w:r>
       <w:r>
         <w:rPr>
           <w:rFonts w:ascii="Open Sans" w:hAnsi="Open Sans" w:eastAsia="Open Sans" w:cs="Open Sans"/>
-          <w:color w:val="000000"/>
-          <w:sz w:val="20"/>
-          <w:szCs w:val="20"/>
+          <w:sz w:val="22"/>
+          <w:szCs w:val="22"/>
+          <w:highlight w:val="none"/>
         </w:rPr>
-        <w:t xml:space="preserve">, compuesto por imágenes de frutas clasificadas en seis categorías: manzanas, bananas y naranjas, tanto en estado fresco como podrido. Este conjunto de datos está organizado en carpetas separadas para entrenamiento y prueba. Utilizando este dataset, se ent</w:t>
+        <w:t xml:space="preserve">eas like automation, agriculture, manufacturing, and beyond.</w:t>
       </w:r>
       <w:r>
         <w:rPr>
           <w:rFonts w:ascii="Open Sans" w:hAnsi="Open Sans" w:eastAsia="Open Sans" w:cs="Open Sans"/>
-          <w:color w:val="000000"/>
-          <w:sz w:val="20"/>
-          <w:szCs w:val="20"/>
-        </w:rPr>
-        <w:t xml:space="preserve">renó una red neuronal convolucional (CNN) desde cero, con el fin de desarrollar un modelo capaz de distinguir entre las diferentes clases de frutas. Esta fase incluyó el preprocesamiento de datos, el diseño del modelo, el entrenamiento, la evaluación y la </w:t>
-      </w:r>
-      <w:r>
-        <w:rPr>
-          <w:rFonts w:ascii="Open Sans" w:hAnsi="Open Sans" w:eastAsia="Open Sans" w:cs="Open Sans"/>
-          <w:color w:val="000000"/>
-          <w:sz w:val="20"/>
-          <w:szCs w:val="20"/>
-        </w:rPr>
-        <w:t xml:space="preserve">visualización de resultados.</w:t>
-      </w:r>
-      <w:r>
-        <w:rPr>
-          <w:rFonts w:ascii="Open Sans" w:hAnsi="Open Sans" w:cs="Open Sans"/>
-          <w:sz w:val="20"/>
-          <w:szCs w:val="20"/>
-        </w:rPr>
-      </w:r>
-      <w:r>
-        <w:rPr>
-          <w:rFonts w:ascii="Open Sans" w:hAnsi="Open Sans" w:cs="Open Sans"/>
-          <w:sz w:val="20"/>
-          <w:szCs w:val="20"/>
-        </w:rPr>
-      </w:r>
-    </w:p>
-    <w:p>
-      <w:pPr>
-        <w:pBdr>
-          <w:top w:val="none" w:color="000000" w:sz="4" w:space="0"/>
-          <w:left w:val="none" w:color="000000" w:sz="4" w:space="0"/>
-          <w:bottom w:val="none" w:color="000000" w:sz="4" w:space="0"/>
-          <w:right w:val="none" w:color="000000" w:sz="4" w:space="0"/>
-        </w:pBdr>
-        <w:spacing/>
-        <w:ind w:right="0" w:firstLine="0" w:left="0"/>
-        <w:rPr>
-          <w:rFonts w:ascii="Open Sans" w:hAnsi="Open Sans" w:cs="Open Sans"/>
-          <w:sz w:val="20"/>
-          <w:szCs w:val="20"/>
-        </w:rPr>
-      </w:pPr>
-      <w:r>
-        <w:rPr>
-          <w:rFonts w:ascii="Open Sans" w:hAnsi="Open Sans" w:eastAsia="Open Sans" w:cs="Open Sans"/>
-          <w:color w:val="000000"/>
-          <w:sz w:val="20"/>
-          <w:szCs w:val="20"/>
-        </w:rPr>
-        <w:t xml:space="preserve">Posteriormente, con el propósito de profundizar en el análisis de imágenes y aplicar técnicas más avanzadas vistas durante el curso, se utilizó un modelo </w:t>
-      </w:r>
-      <w:r>
-        <w:rPr>
-          <w:rFonts w:ascii="Open Sans" w:hAnsi="Open Sans" w:eastAsia="Open Sans" w:cs="Open Sans"/>
-          <w:b/>
-          <w:color w:val="000000"/>
-          <w:sz w:val="20"/>
-          <w:szCs w:val="20"/>
-        </w:rPr>
-        <w:t xml:space="preserve">preentrenado</w:t>
-      </w:r>
-      <w:r>
-        <w:rPr>
-          <w:rFonts w:ascii="Open Sans" w:hAnsi="Open Sans" w:eastAsia="Open Sans" w:cs="Open Sans"/>
-          <w:color w:val="000000"/>
-          <w:sz w:val="20"/>
-          <w:szCs w:val="20"/>
-        </w:rPr>
-        <w:t xml:space="preserve"> adaptado con </w:t>
-      </w:r>
-      <w:r>
-        <w:rPr>
-          <w:rFonts w:ascii="Open Sans" w:hAnsi="Open Sans" w:eastAsia="Open Sans" w:cs="Open Sans"/>
-          <w:b/>
-          <w:color w:val="000000"/>
-          <w:sz w:val="20"/>
-          <w:szCs w:val="20"/>
-        </w:rPr>
-        <w:t xml:space="preserve">EfficientNet</w:t>
-      </w:r>
-      <w:r>
-        <w:rPr>
-          <w:rFonts w:ascii="Open Sans" w:hAnsi="Open Sans" w:eastAsia="Open Sans" w:cs="Open Sans"/>
-          <w:color w:val="000000"/>
-          <w:sz w:val="20"/>
-          <w:szCs w:val="20"/>
-        </w:rPr>
-        <w:t xml:space="preserve">. Este modelo fue ajustado para clasificar las mismas seis clases del dataset de frutas. Además, se añadió la funcionalidad de analizar imágenes externas, y se incorporó </w:t>
-      </w:r>
-      <w:r>
-        <w:rPr>
-          <w:rFonts w:ascii="Open Sans" w:hAnsi="Open Sans" w:eastAsia="Open Sans" w:cs="Open Sans"/>
-          <w:b/>
-          <w:color w:val="000000"/>
-          <w:sz w:val="20"/>
-          <w:szCs w:val="20"/>
-        </w:rPr>
-        <w:t xml:space="preserve">Grad-CAM</w:t>
-      </w:r>
-      <w:r>
-        <w:rPr>
-          <w:rFonts w:ascii="Open Sans" w:hAnsi="Open Sans" w:eastAsia="Open Sans" w:cs="Open Sans"/>
-          <w:color w:val="000000"/>
-          <w:sz w:val="20"/>
-          <w:szCs w:val="20"/>
-        </w:rPr>
-        <w:t xml:space="preserve"> como técnica de visualización para interpretar en qué regiones de la imagen se enfocaba el modelo al tomar sus decisiones.</w:t>
-      </w:r>
-      <w:r>
-        <w:rPr>
-          <w:rFonts w:ascii="Open Sans" w:hAnsi="Open Sans" w:cs="Open Sans"/>
-          <w:sz w:val="20"/>
-          <w:szCs w:val="20"/>
-        </w:rPr>
-      </w:r>
-      <w:r>
-        <w:rPr>
-          <w:rFonts w:ascii="Open Sans" w:hAnsi="Open Sans" w:cs="Open Sans"/>
-          <w:sz w:val="20"/>
-          <w:szCs w:val="20"/>
-        </w:rPr>
-      </w:r>
-    </w:p>
-    <w:p>
-      <w:pPr>
-        <w:pBdr>
-          <w:top w:val="none" w:color="000000" w:sz="4" w:space="0"/>
-          <w:left w:val="none" w:color="000000" w:sz="4" w:space="0"/>
-          <w:bottom w:val="none" w:color="000000" w:sz="4" w:space="0"/>
-          <w:right w:val="none" w:color="000000" w:sz="4" w:space="0"/>
-        </w:pBdr>
-        <w:spacing/>
-        <w:ind w:right="0" w:firstLine="0" w:left="0"/>
-        <w:rPr>
-          <w:rFonts w:ascii="Open Sans" w:hAnsi="Open Sans" w:cs="Open Sans"/>
-          <w:sz w:val="20"/>
-          <w:szCs w:val="20"/>
-        </w:rPr>
-      </w:pPr>
-      <w:r>
-        <w:rPr>
-          <w:rFonts w:ascii="Open Sans" w:hAnsi="Open Sans" w:eastAsia="Open Sans" w:cs="Open Sans"/>
-          <w:color w:val="000000"/>
-          <w:sz w:val="20"/>
-          <w:szCs w:val="20"/>
-        </w:rPr>
-        <w:t xml:space="preserve">Avanzando en complejidad, se implementó un modelo </w:t>
-      </w:r>
-      <w:r>
-        <w:rPr>
-          <w:rFonts w:ascii="Open Sans" w:hAnsi="Open Sans" w:eastAsia="Open Sans" w:cs="Open Sans"/>
-          <w:b/>
-          <w:color w:val="000000"/>
-          <w:sz w:val="20"/>
-          <w:szCs w:val="20"/>
-        </w:rPr>
-        <w:t xml:space="preserve">DETR (DEtection TRansformer)</w:t>
-      </w:r>
-      <w:r>
-        <w:rPr>
-          <w:rFonts w:ascii="Open Sans" w:hAnsi="Open Sans" w:eastAsia="Open Sans" w:cs="Open Sans"/>
-          <w:color w:val="000000"/>
-          <w:sz w:val="20"/>
-          <w:szCs w:val="20"/>
-        </w:rPr>
-        <w:t xml:space="preserve"> apoyado por una red </w:t>
-      </w:r>
-      <w:r>
-        <w:rPr>
-          <w:rFonts w:ascii="Open Sans" w:hAnsi="Open Sans" w:eastAsia="Open Sans" w:cs="Open Sans"/>
-          <w:b/>
-          <w:color w:val="000000"/>
-          <w:sz w:val="20"/>
-          <w:szCs w:val="20"/>
-        </w:rPr>
-        <w:t xml:space="preserve">ResNet-50</w:t>
-      </w:r>
-      <w:r>
-        <w:rPr>
-          <w:rFonts w:ascii="Open Sans" w:hAnsi="Open Sans" w:eastAsia="Open Sans" w:cs="Open Sans"/>
-          <w:color w:val="000000"/>
-          <w:sz w:val="20"/>
-          <w:szCs w:val="20"/>
-        </w:rPr>
-        <w:t xml:space="preserve">, entrenado con las clases del conjunto </w:t>
-      </w:r>
-      <w:r>
-        <w:rPr>
-          <w:rFonts w:ascii="Open Sans" w:hAnsi="Open Sans" w:eastAsia="Open Sans" w:cs="Open Sans"/>
-          <w:b/>
-          <w:color w:val="000000"/>
-          <w:sz w:val="20"/>
-          <w:szCs w:val="20"/>
-        </w:rPr>
-        <w:t xml:space="preserve">COCO</w:t>
-      </w:r>
-      <w:r>
-        <w:rPr>
-          <w:rFonts w:ascii="Open Sans" w:hAnsi="Open Sans" w:eastAsia="Open Sans" w:cs="Open Sans"/>
-          <w:color w:val="000000"/>
-          <w:sz w:val="20"/>
-          <w:szCs w:val="20"/>
-        </w:rPr>
-        <w:t xml:space="preserve">, para realizar tareas de detección de objetos en imágenes. Esta herramienta nos permitió no solo clasificar, sino también localizar visualmente objetos dentro de una imagen.</w:t>
-      </w:r>
-      <w:r>
-        <w:rPr>
-          <w:rFonts w:ascii="Open Sans" w:hAnsi="Open Sans" w:cs="Open Sans"/>
-          <w:sz w:val="20"/>
-          <w:szCs w:val="20"/>
-        </w:rPr>
-      </w:r>
-      <w:r>
-        <w:rPr>
-          <w:rFonts w:ascii="Open Sans" w:hAnsi="Open Sans" w:cs="Open Sans"/>
-          <w:sz w:val="20"/>
-          <w:szCs w:val="20"/>
-        </w:rPr>
-      </w:r>
-    </w:p>
-    <w:p>
-      <w:pPr>
-        <w:pBdr>
-          <w:top w:val="none" w:color="000000" w:sz="4" w:space="0"/>
-          <w:left w:val="none" w:color="000000" w:sz="4" w:space="0"/>
-          <w:bottom w:val="none" w:color="000000" w:sz="4" w:space="0"/>
-          <w:right w:val="none" w:color="000000" w:sz="4" w:space="0"/>
-        </w:pBdr>
-        <w:spacing/>
-        <w:ind w:right="0" w:firstLine="0" w:left="0"/>
-        <w:rPr>
-          <w:rFonts w:ascii="Open Sans" w:hAnsi="Open Sans" w:cs="Open Sans"/>
-          <w:sz w:val="20"/>
-          <w:szCs w:val="20"/>
-        </w:rPr>
-      </w:pPr>
-      <w:r>
-        <w:rPr>
-          <w:rFonts w:ascii="Open Sans" w:hAnsi="Open Sans" w:eastAsia="Open Sans" w:cs="Open Sans"/>
-          <w:color w:val="000000"/>
-          <w:sz w:val="20"/>
-          <w:szCs w:val="20"/>
-        </w:rPr>
-        <w:t xml:space="preserve">Con este conocimiento, se aplicó el modelo a la detección de objetos en </w:t>
-      </w:r>
-      <w:r>
-        <w:rPr>
-          <w:rFonts w:ascii="Open Sans" w:hAnsi="Open Sans" w:eastAsia="Open Sans" w:cs="Open Sans"/>
-          <w:b/>
-          <w:color w:val="000000"/>
-          <w:sz w:val="20"/>
-          <w:szCs w:val="20"/>
-        </w:rPr>
-        <w:t xml:space="preserve">videos</w:t>
-      </w:r>
-      <w:r>
-        <w:rPr>
-          <w:rFonts w:ascii="Open Sans" w:hAnsi="Open Sans" w:eastAsia="Open Sans" w:cs="Open Sans"/>
-          <w:color w:val="000000"/>
-          <w:sz w:val="20"/>
-          <w:szCs w:val="20"/>
-        </w:rPr>
-        <w:t xml:space="preserve">, lo cual representa un paso importante hacia aplicaciones prácticas más dinámicas y exigentes.</w:t>
-      </w:r>
-      <w:r>
-        <w:rPr>
-          <w:rFonts w:ascii="Open Sans" w:hAnsi="Open Sans" w:cs="Open Sans"/>
-          <w:sz w:val="20"/>
-          <w:szCs w:val="20"/>
-        </w:rPr>
-      </w:r>
-      <w:r>
-        <w:rPr>
-          <w:rFonts w:ascii="Open Sans" w:hAnsi="Open Sans" w:cs="Open Sans"/>
-          <w:sz w:val="20"/>
-          <w:szCs w:val="20"/>
-        </w:rPr>
-      </w:r>
-    </w:p>
-    <w:p>
-      <w:pPr>
-        <w:pBdr>
-          <w:top w:val="none" w:color="000000" w:sz="4" w:space="0"/>
-          <w:left w:val="none" w:color="000000" w:sz="4" w:space="0"/>
-          <w:bottom w:val="none" w:color="000000" w:sz="4" w:space="0"/>
-          <w:right w:val="none" w:color="000000" w:sz="4" w:space="0"/>
-        </w:pBdr>
-        <w:spacing/>
-        <w:ind w:right="0" w:firstLine="0" w:left="0"/>
-        <w:rPr>
-          <w:rFonts w:ascii="Open Sans" w:hAnsi="Open Sans" w:cs="Open Sans"/>
-          <w:sz w:val="20"/>
-          <w:szCs w:val="20"/>
-        </w:rPr>
-      </w:pPr>
-      <w:r>
-        <w:rPr>
-          <w:rFonts w:ascii="Open Sans" w:hAnsi="Open Sans" w:eastAsia="Open Sans" w:cs="Open Sans"/>
-          <w:color w:val="000000"/>
-          <w:sz w:val="20"/>
-          <w:szCs w:val="20"/>
-        </w:rPr>
-        <w:t xml:space="preserve">Finalmente, comentamos  sobre una posible implementación en la vida real: la integración de estos modelos en sistemas de </w:t>
-      </w:r>
-      <w:r>
-        <w:rPr>
-          <w:rFonts w:ascii="Open Sans" w:hAnsi="Open Sans" w:eastAsia="Open Sans" w:cs="Open Sans"/>
-          <w:b/>
-          <w:color w:val="000000"/>
-          <w:sz w:val="20"/>
-          <w:szCs w:val="20"/>
-        </w:rPr>
-        <w:t xml:space="preserve">visión artificial para robots o máquinas</w:t>
-      </w:r>
-      <w:r>
-        <w:rPr>
-          <w:rFonts w:ascii="Open Sans" w:hAnsi="Open Sans" w:eastAsia="Open Sans" w:cs="Open Sans"/>
-          <w:color w:val="000000"/>
-          <w:sz w:val="20"/>
-          <w:szCs w:val="20"/>
-        </w:rPr>
-        <w:t xml:space="preserve">, permitiendo que puedan interpretar su entorno a partir de imágenes en tiempo real. Esta capacidad de análisis visual abre la puerta a aplicaciones en automatización, agricultura, manufactura y más.</w:t>
-      </w:r>
-      <w:r>
-        <w:rPr>
-          <w:rFonts w:ascii="Open Sans" w:hAnsi="Open Sans" w:cs="Open Sans"/>
-          <w:sz w:val="20"/>
-          <w:szCs w:val="20"/>
-        </w:rPr>
-      </w:r>
-      <w:r>
-        <w:rPr>
-          <w:rFonts w:ascii="Open Sans" w:hAnsi="Open Sans" w:cs="Open Sans"/>
-          <w:sz w:val="20"/>
-          <w:szCs w:val="20"/>
-        </w:rPr>
-      </w:r>
-    </w:p>
-    <w:p>
-      <w:pPr>
-        <w:pBdr>
-          <w:top w:val="none" w:color="000000" w:sz="4" w:space="0"/>
-          <w:left w:val="none" w:color="000000" w:sz="4" w:space="0"/>
-          <w:bottom w:val="none" w:color="000000" w:sz="4" w:space="0"/>
-          <w:right w:val="none" w:color="000000" w:sz="4" w:space="0"/>
-        </w:pBdr>
-        <w:spacing/>
-        <w:ind w:right="0" w:firstLine="0" w:left="0"/>
-        <w:rPr>
-          <w:rFonts w:ascii="Open Sans" w:hAnsi="Open Sans" w:cs="Open Sans"/>
-          <w:sz w:val="20"/>
-          <w:szCs w:val="20"/>
-        </w:rPr>
-      </w:pPr>
-      <w:r>
-        <w:rPr>
-          <w:rFonts w:ascii="Open Sans" w:hAnsi="Open Sans" w:eastAsia="Open Sans" w:cs="Open Sans"/>
-          <w:color w:val="000000"/>
-          <w:sz w:val="20"/>
-          <w:szCs w:val="20"/>
-        </w:rPr>
-        <w:t xml:space="preserve">En resumen, este proyecto ha permitido explorar y aplicar múltiples técnicas de visión por computadora utilizando PyTorch, partiendo de tareas básicas de clasificación y llegando hasta la detección avanzada en video, demostrando cómo estas herramientas pue</w:t>
-      </w:r>
-      <w:r>
-        <w:rPr>
-          <w:rFonts w:ascii="Open Sans" w:hAnsi="Open Sans" w:eastAsia="Open Sans" w:cs="Open Sans"/>
-          <w:color w:val="000000"/>
-          <w:sz w:val="20"/>
-          <w:szCs w:val="20"/>
-        </w:rPr>
-        <w:t xml:space="preserve">den escalarse y adaptarse a distintos contextos, incluyendo escenarios del mundo real.</w:t>
-      </w:r>
-      <w:r>
-        <w:rPr>
-          <w:rFonts w:ascii="Open Sans" w:hAnsi="Open Sans" w:cs="Open Sans"/>
-          <w:sz w:val="20"/>
-          <w:szCs w:val="20"/>
-        </w:rPr>
-      </w:r>
-      <w:r>
-        <w:rPr>
-          <w:rFonts w:ascii="Open Sans" w:hAnsi="Open Sans" w:cs="Open Sans"/>
-          <w:sz w:val="20"/>
-          <w:szCs w:val="20"/>
-        </w:rPr>
-      </w:r>
-    </w:p>
-    <w:p>
-      <w:pPr>
-        <w:pBdr>
-          <w:top w:val="none" w:color="000000" w:sz="4" w:space="0"/>
-          <w:left w:val="none" w:color="000000" w:sz="4" w:space="0"/>
-          <w:bottom w:val="none" w:color="000000" w:sz="4" w:space="0"/>
-          <w:right w:val="none" w:color="000000" w:sz="4" w:space="0"/>
-        </w:pBdr>
-        <w:spacing/>
-        <w:ind w:right="0" w:firstLine="0" w:left="0"/>
-        <w:rPr>
-          <w:rFonts w:ascii="Open Sans" w:hAnsi="Open Sans" w:cs="Open Sans"/>
-          <w:sz w:val="20"/>
-          <w:szCs w:val="20"/>
-        </w:rPr>
-      </w:pPr>
-      <w:r>
-        <w:rPr>
-          <w:rFonts w:ascii="Open Sans" w:hAnsi="Open Sans" w:cs="Open Sans"/>
-          <w:sz w:val="20"/>
-          <w:szCs w:val="20"/>
-        </w:rPr>
-      </w:r>
-      <w:r>
-        <w:rPr>
-          <w:rFonts w:ascii="Open Sans" w:hAnsi="Open Sans" w:cs="Open Sans"/>
-          <w:sz w:val="20"/>
-          <w:szCs w:val="20"/>
-        </w:rPr>
-      </w:r>
-    </w:p>
-    <w:p>
-      <w:pPr>
-        <w:pBdr>
-          <w:top w:val="none" w:color="000000" w:sz="4" w:space="0"/>
-          <w:left w:val="none" w:color="000000" w:sz="4" w:space="0"/>
-          <w:bottom w:val="none" w:color="000000" w:sz="4" w:space="0"/>
-          <w:right w:val="none" w:color="000000" w:sz="4" w:space="0"/>
-        </w:pBdr>
-        <w:spacing/>
-        <w:ind w:right="0" w:firstLine="0" w:left="0"/>
-        <w:rPr>
-          <w:rFonts w:ascii="Open Sans" w:hAnsi="Open Sans" w:cs="Open Sans"/>
-          <w:sz w:val="20"/>
-          <w:szCs w:val="20"/>
-        </w:rPr>
-      </w:pPr>
-      <w:r>
-        <w:rPr>
-          <w:rFonts w:ascii="Open Sans" w:hAnsi="Open Sans" w:cs="Open Sans"/>
-          <w:sz w:val="20"/>
-          <w:szCs w:val="20"/>
-        </w:rPr>
-      </w:r>
-      <w:r>
-        <w:rPr>
-          <w:rFonts w:ascii="Open Sans" w:hAnsi="Open Sans" w:cs="Open Sans"/>
-          <w:sz w:val="20"/>
-          <w:szCs w:val="20"/>
-        </w:rPr>
-      </w:r>
-    </w:p>
-    <w:p>
-      <w:pPr>
-        <w:pBdr>
-          <w:top w:val="none" w:color="000000" w:sz="4" w:space="0"/>
-          <w:left w:val="none" w:color="000000" w:sz="4" w:space="0"/>
-          <w:bottom w:val="none" w:color="000000" w:sz="4" w:space="0"/>
-          <w:right w:val="none" w:color="000000" w:sz="4" w:space="0"/>
-        </w:pBdr>
-        <w:spacing/>
-        <w:ind w:right="0" w:firstLine="0" w:left="0"/>
-        <w:rPr>
-          <w:rFonts w:ascii="Open Sans" w:hAnsi="Open Sans" w:cs="Open Sans"/>
-          <w:sz w:val="20"/>
-          <w:szCs w:val="20"/>
-        </w:rPr>
-      </w:pPr>
-      <w:r>
-        <w:rPr>
-          <w:rFonts w:ascii="Open Sans" w:hAnsi="Open Sans" w:cs="Open Sans"/>
-          <w:sz w:val="20"/>
-          <w:szCs w:val="20"/>
-        </w:rPr>
-      </w:r>
-      <w:r>
-        <w:rPr>
-          <w:rFonts w:ascii="Open Sans" w:hAnsi="Open Sans" w:cs="Open Sans"/>
-          <w:sz w:val="20"/>
-          <w:szCs w:val="20"/>
-        </w:rPr>
-      </w:r>
-    </w:p>
-    <w:p>
-      <w:pPr>
-        <w:pBdr>
-          <w:top w:val="none" w:color="000000" w:sz="4" w:space="0"/>
-          <w:left w:val="none" w:color="000000" w:sz="4" w:space="0"/>
-          <w:bottom w:val="none" w:color="000000" w:sz="4" w:space="0"/>
-          <w:right w:val="none" w:color="000000" w:sz="4" w:space="0"/>
-        </w:pBdr>
-        <w:spacing/>
-        <w:ind w:right="0" w:firstLine="0" w:left="0"/>
-        <w:rPr>
-          <w:rFonts w:ascii="Open Sans" w:hAnsi="Open Sans" w:eastAsia="Open Sans" w:cs="Open Sans"/>
-          <w:color w:val="000000"/>
-          <w:sz w:val="20"/>
-          <w:szCs w:val="20"/>
-          <w:highlight w:val="none"/>
-        </w:rPr>
-      </w:pPr>
-      <w:r>
-        <w:rPr>
-          <w:rFonts w:ascii="Open Sans" w:hAnsi="Open Sans" w:eastAsia="Open Sans" w:cs="Open Sans"/>
-          <w:color w:val="000000"/>
-          <w:sz w:val="20"/>
-          <w:szCs w:val="20"/>
-        </w:rPr>
-        <w:t xml:space="preserve">Parte 1: </w:t>
-      </w:r>
-      <w:r>
-        <w:rPr>
-          <w:rFonts w:ascii="Open Sans" w:hAnsi="Open Sans" w:eastAsia="Open Sans" w:cs="Open Sans"/>
-          <w:sz w:val="20"/>
-          <w:szCs w:val="20"/>
-        </w:rPr>
-      </w:r>
-    </w:p>
-    <w:p>
-      <w:pPr>
-        <w:pStyle w:val="139"/>
-        <w:pBdr>
-          <w:top w:val="none" w:color="000000" w:sz="4" w:space="0"/>
-          <w:left w:val="none" w:color="000000" w:sz="4" w:space="0"/>
-          <w:bottom w:val="none" w:color="000000" w:sz="4" w:space="0"/>
-          <w:right w:val="none" w:color="000000" w:sz="4" w:space="0"/>
-        </w:pBdr>
-        <w:spacing/>
-        <w:ind w:right="0" w:firstLine="0" w:left="0"/>
-        <w:rPr>
-          <w:rFonts w:ascii="Open Sans" w:hAnsi="Open Sans" w:cs="Open Sans"/>
-          <w:sz w:val="20"/>
-          <w:szCs w:val="20"/>
-        </w:rPr>
-      </w:pPr>
-      <w:r>
-        <w:rPr>
-          <w:rFonts w:ascii="Open Sans" w:hAnsi="Open Sans" w:eastAsia="Open Sans" w:cs="Open Sans"/>
-          <w:b/>
-          <w:color w:val="000000"/>
-          <w:sz w:val="20"/>
-          <w:szCs w:val="20"/>
-        </w:rPr>
-        <w:t xml:space="preserve">1.Descripción del Dataset</w:t>
-      </w:r>
-      <w:r>
-        <w:rPr>
-          <w:rFonts w:ascii="Open Sans" w:hAnsi="Open Sans" w:eastAsia="Open Sans" w:cs="Open Sans"/>
-          <w:sz w:val="20"/>
-          <w:szCs w:val="20"/>
-        </w:rPr>
-      </w:r>
-    </w:p>
-    <w:p>
-      <w:pPr>
-        <w:pBdr>
-          <w:top w:val="none" w:color="000000" w:sz="4" w:space="0"/>
-          <w:left w:val="none" w:color="000000" w:sz="4" w:space="0"/>
-          <w:bottom w:val="none" w:color="000000" w:sz="4" w:space="0"/>
-          <w:right w:val="none" w:color="000000" w:sz="4" w:space="0"/>
-        </w:pBdr>
-        <w:spacing/>
-        <w:ind w:right="0" w:firstLine="0" w:left="0"/>
-        <w:rPr>
-          <w:rFonts w:ascii="Open Sans" w:hAnsi="Open Sans" w:cs="Open Sans"/>
-          <w:sz w:val="20"/>
-          <w:szCs w:val="20"/>
-        </w:rPr>
-      </w:pPr>
-      <w:r>
-        <w:rPr>
-          <w:rFonts w:ascii="Open Sans" w:hAnsi="Open Sans" w:eastAsia="Open Sans" w:cs="Open Sans"/>
-          <w:color w:val="000000"/>
-          <w:sz w:val="20"/>
-          <w:szCs w:val="20"/>
-        </w:rPr>
-        <w:t xml:space="preserve">El conjunto de datos utilizado en este proyecto se titula </w:t>
-      </w:r>
-      <w:r>
-        <w:rPr>
-          <w:rFonts w:ascii="Open Sans" w:hAnsi="Open Sans" w:eastAsia="Open Sans" w:cs="Open Sans"/>
-          <w:b/>
-          <w:color w:val="000000"/>
-          <w:sz w:val="20"/>
-          <w:szCs w:val="20"/>
-        </w:rPr>
-        <w:t xml:space="preserve">"Fruit Image Dataset: Fresh and Rotten Fruits"</w:t>
-      </w:r>
-      <w:r>
-        <w:rPr>
-          <w:rFonts w:ascii="Open Sans" w:hAnsi="Open Sans" w:eastAsia="Open Sans" w:cs="Open Sans"/>
-          <w:color w:val="000000"/>
-          <w:sz w:val="20"/>
-          <w:szCs w:val="20"/>
-        </w:rPr>
-        <w:t xml:space="preserve"> y ha sido diseñado específicamente para tareas de clasificación de imágenes relacionadas con la calidad de frutas. Este dataset es ideal para entrenar modelos de aprendizaje profundo que permitan diferenciar entre frutas en buen estado (frescas) y frutas </w:t>
-      </w:r>
-      <w:r>
-        <w:rPr>
-          <w:rFonts w:ascii="Open Sans" w:hAnsi="Open Sans" w:eastAsia="Open Sans" w:cs="Open Sans"/>
-          <w:color w:val="000000"/>
-          <w:sz w:val="20"/>
-          <w:szCs w:val="20"/>
-        </w:rPr>
-        <w:t xml:space="preserve">en mal estado (podridas), lo cual tiene aplicaciones prácticas en áreas como la agricultura, el control de calidad en supermercados o fábricas de procesamiento de alimentos.</w:t>
-      </w:r>
-      <w:r>
-        <w:rPr>
-          <w:rFonts w:ascii="Open Sans" w:hAnsi="Open Sans" w:eastAsia="Open Sans" w:cs="Open Sans"/>
-          <w:sz w:val="20"/>
-          <w:szCs w:val="20"/>
-        </w:rPr>
-      </w:r>
-    </w:p>
-    <w:p>
-      <w:pPr>
-        <w:pStyle w:val="140"/>
-        <w:pBdr>
-          <w:top w:val="none" w:color="000000" w:sz="4" w:space="0"/>
-          <w:left w:val="none" w:color="000000" w:sz="4" w:space="0"/>
-          <w:bottom w:val="none" w:color="000000" w:sz="4" w:space="0"/>
-          <w:right w:val="none" w:color="000000" w:sz="4" w:space="0"/>
-        </w:pBdr>
-        <w:spacing/>
-        <w:ind w:right="0" w:firstLine="0" w:left="0"/>
-        <w:rPr>
-          <w:rFonts w:ascii="Open Sans" w:hAnsi="Open Sans" w:cs="Open Sans"/>
-          <w:sz w:val="20"/>
-          <w:szCs w:val="20"/>
-        </w:rPr>
-      </w:pPr>
-      <w:r>
-        <w:rPr>
-          <w:rFonts w:ascii="Open Sans" w:hAnsi="Open Sans" w:eastAsia="Open Sans" w:cs="Open Sans"/>
-          <w:b/>
-          <w:color w:val="000000"/>
-          <w:sz w:val="20"/>
-          <w:szCs w:val="20"/>
-        </w:rPr>
-        <w:t xml:space="preserve">Estructura del Dataset</w:t>
-      </w:r>
-      <w:r>
-        <w:rPr>
-          <w:rFonts w:ascii="Open Sans" w:hAnsi="Open Sans" w:eastAsia="Open Sans" w:cs="Open Sans"/>
-          <w:sz w:val="20"/>
-          <w:szCs w:val="20"/>
-        </w:rPr>
-      </w:r>
-    </w:p>
-    <w:p>
-      <w:pPr>
-        <w:pBdr>
-          <w:top w:val="none" w:color="000000" w:sz="4" w:space="0"/>
-          <w:left w:val="none" w:color="000000" w:sz="4" w:space="0"/>
-          <w:bottom w:val="none" w:color="000000" w:sz="4" w:space="0"/>
-          <w:right w:val="none" w:color="000000" w:sz="4" w:space="0"/>
-        </w:pBdr>
-        <w:spacing/>
-        <w:ind w:right="0" w:firstLine="0" w:left="0"/>
-        <w:rPr>
-          <w:rFonts w:ascii="Open Sans" w:hAnsi="Open Sans" w:cs="Open Sans"/>
-          <w:sz w:val="20"/>
-          <w:szCs w:val="20"/>
-        </w:rPr>
-      </w:pPr>
-      <w:r>
-        <w:rPr>
-          <w:rFonts w:ascii="Open Sans" w:hAnsi="Open Sans" w:eastAsia="Open Sans" w:cs="Open Sans"/>
-          <w:color w:val="000000"/>
-          <w:sz w:val="20"/>
-          <w:szCs w:val="20"/>
-        </w:rPr>
-        <w:t xml:space="preserve">El dataset está organizado en dos carpetas principales:</w:t>
-      </w:r>
-      <w:r>
-        <w:rPr>
-          <w:rFonts w:ascii="Open Sans" w:hAnsi="Open Sans" w:eastAsia="Open Sans" w:cs="Open Sans"/>
-          <w:sz w:val="20"/>
-          <w:szCs w:val="20"/>
-        </w:rPr>
-      </w:r>
-    </w:p>
-    <w:p>
-      <w:pPr>
-        <w:pStyle w:val="664"/>
-        <w:numPr>
-          <w:ilvl w:val="0"/>
-          <w:numId w:val="11"/>
-        </w:numPr>
-        <w:pBdr>
-          <w:top w:val="none" w:color="000000" w:sz="4" w:space="0"/>
-          <w:left w:val="none" w:color="000000" w:sz="4" w:space="0"/>
-          <w:bottom w:val="none" w:color="000000" w:sz="4" w:space="0"/>
-          <w:right w:val="none" w:color="000000" w:sz="4" w:space="0"/>
-        </w:pBdr>
-        <w:spacing/>
-        <w:ind w:right="0"/>
-        <w:rPr>
-          <w:rFonts w:ascii="Open Sans" w:hAnsi="Open Sans" w:cs="Open Sans"/>
-          <w:sz w:val="20"/>
-          <w:szCs w:val="20"/>
-        </w:rPr>
-      </w:pPr>
-      <w:r>
-        <w:rPr>
-          <w:rFonts w:ascii="Open Sans" w:hAnsi="Open Sans" w:eastAsia="Open Sans" w:cs="Open Sans"/>
-          <w:b/>
-          <w:color w:val="000000"/>
-          <w:sz w:val="20"/>
-          <w:szCs w:val="20"/>
-        </w:rPr>
-        <w:t xml:space="preserve">train/</w:t>
-      </w:r>
-      <w:r>
-        <w:rPr>
-          <w:rFonts w:ascii="Open Sans" w:hAnsi="Open Sans" w:eastAsia="Open Sans" w:cs="Open Sans"/>
-          <w:color w:val="000000"/>
-          <w:sz w:val="20"/>
-          <w:szCs w:val="20"/>
-        </w:rPr>
-        <w:t xml:space="preserve">: contiene las imágenes utilizadas para entrenar y validar el modelo.</w:t>
-      </w:r>
-      <w:r>
-        <w:rPr>
-          <w:rFonts w:ascii="Open Sans" w:hAnsi="Open Sans" w:eastAsia="Open Sans" w:cs="Open Sans"/>
-          <w:sz w:val="20"/>
-          <w:szCs w:val="20"/>
-        </w:rPr>
-      </w:r>
-    </w:p>
-    <w:p>
-      <w:pPr>
-        <w:pStyle w:val="664"/>
-        <w:numPr>
-          <w:ilvl w:val="0"/>
-          <w:numId w:val="11"/>
-        </w:numPr>
-        <w:pBdr>
-          <w:top w:val="none" w:color="000000" w:sz="4" w:space="0"/>
-          <w:left w:val="none" w:color="000000" w:sz="4" w:space="0"/>
-          <w:bottom w:val="none" w:color="000000" w:sz="4" w:space="0"/>
-          <w:right w:val="none" w:color="000000" w:sz="4" w:space="0"/>
-        </w:pBdr>
-        <w:spacing/>
-        <w:ind w:right="0"/>
-        <w:rPr>
-          <w:rFonts w:ascii="Open Sans" w:hAnsi="Open Sans" w:cs="Open Sans"/>
-          <w:sz w:val="20"/>
-          <w:szCs w:val="20"/>
-        </w:rPr>
-      </w:pPr>
-      <w:r>
-        <w:rPr>
-          <w:rFonts w:ascii="Open Sans" w:hAnsi="Open Sans" w:eastAsia="Open Sans" w:cs="Open Sans"/>
-          <w:b/>
-          <w:color w:val="000000"/>
-          <w:sz w:val="20"/>
-          <w:szCs w:val="20"/>
-        </w:rPr>
-        <w:t xml:space="preserve">test/</w:t>
-      </w:r>
-      <w:r>
-        <w:rPr>
-          <w:rFonts w:ascii="Open Sans" w:hAnsi="Open Sans" w:eastAsia="Open Sans" w:cs="Open Sans"/>
-          <w:color w:val="000000"/>
-          <w:sz w:val="20"/>
-          <w:szCs w:val="20"/>
-        </w:rPr>
-        <w:t xml:space="preserve">: contiene las imágenes destinadas a evaluar el rendimiento final del modelo una vez entrenado.</w:t>
-      </w:r>
-      <w:r>
-        <w:rPr>
-          <w:rFonts w:ascii="Open Sans" w:hAnsi="Open Sans" w:eastAsia="Open Sans" w:cs="Open Sans"/>
-          <w:sz w:val="20"/>
-          <w:szCs w:val="20"/>
-        </w:rPr>
-      </w:r>
-    </w:p>
-    <w:p>
-      <w:pPr>
-        <w:pBdr>
-          <w:top w:val="none" w:color="000000" w:sz="4" w:space="0"/>
-          <w:left w:val="none" w:color="000000" w:sz="4" w:space="0"/>
-          <w:bottom w:val="none" w:color="000000" w:sz="4" w:space="0"/>
-          <w:right w:val="none" w:color="000000" w:sz="4" w:space="0"/>
-        </w:pBdr>
-        <w:spacing/>
-        <w:ind w:right="0" w:firstLine="0" w:left="0"/>
-        <w:rPr>
-          <w:rFonts w:ascii="Open Sans" w:hAnsi="Open Sans" w:cs="Open Sans"/>
-          <w:sz w:val="20"/>
-          <w:szCs w:val="20"/>
-        </w:rPr>
-      </w:pPr>
-      <w:r>
-        <w:rPr>
-          <w:rFonts w:ascii="Open Sans" w:hAnsi="Open Sans" w:eastAsia="Open Sans" w:cs="Open Sans"/>
-          <w:color w:val="000000"/>
-          <w:sz w:val="20"/>
-          <w:szCs w:val="20"/>
-        </w:rPr>
-        <w:t xml:space="preserve">Dentro de cada una de estas carpetas, las imágenes están clasificadas en seis subcarpetas, correspondientes a las siguientes clases:</w:t>
-      </w:r>
-      <w:r>
-        <w:rPr>
-          <w:rFonts w:ascii="Open Sans" w:hAnsi="Open Sans" w:eastAsia="Open Sans" w:cs="Open Sans"/>
-          <w:sz w:val="20"/>
-          <w:szCs w:val="20"/>
-        </w:rPr>
-      </w:r>
-    </w:p>
-    <w:p>
-      <w:pPr>
-        <w:pStyle w:val="664"/>
-        <w:numPr>
-          <w:ilvl w:val="0"/>
-          <w:numId w:val="12"/>
-        </w:numPr>
-        <w:pBdr>
-          <w:top w:val="none" w:color="000000" w:sz="4" w:space="0"/>
-          <w:left w:val="none" w:color="000000" w:sz="4" w:space="0"/>
-          <w:bottom w:val="none" w:color="000000" w:sz="4" w:space="0"/>
-          <w:right w:val="none" w:color="000000" w:sz="4" w:space="0"/>
-        </w:pBdr>
-        <w:spacing/>
-        <w:ind w:right="0"/>
-        <w:rPr>
-          <w:rFonts w:ascii="Open Sans" w:hAnsi="Open Sans" w:cs="Open Sans"/>
-          <w:sz w:val="20"/>
-          <w:szCs w:val="20"/>
-        </w:rPr>
-      </w:pPr>
-      <w:r>
-        <w:rPr>
-          <w:rFonts w:ascii="Open Sans" w:hAnsi="Open Sans" w:eastAsia="Open Sans" w:cs="Open Sans"/>
-          <w:color w:val="000000"/>
-          <w:sz w:val="20"/>
-          <w:szCs w:val="20"/>
-        </w:rPr>
-        <w:t xml:space="preserve">freshapples/</w:t>
-      </w:r>
-      <w:r>
-        <w:rPr>
-          <w:rFonts w:ascii="Open Sans" w:hAnsi="Open Sans" w:eastAsia="Open Sans" w:cs="Open Sans"/>
-          <w:color w:val="000000"/>
-          <w:sz w:val="20"/>
-          <w:szCs w:val="20"/>
-        </w:rPr>
-        <w:t xml:space="preserve">: manzanas frescas</w:t>
-      </w:r>
-      <w:r>
-        <w:rPr>
-          <w:rFonts w:ascii="Open Sans" w:hAnsi="Open Sans" w:eastAsia="Open Sans" w:cs="Open Sans"/>
-          <w:sz w:val="20"/>
-          <w:szCs w:val="20"/>
-        </w:rPr>
-      </w:r>
-    </w:p>
-    <w:p>
-      <w:pPr>
-        <w:pStyle w:val="664"/>
-        <w:numPr>
-          <w:ilvl w:val="0"/>
-          <w:numId w:val="12"/>
-        </w:numPr>
-        <w:pBdr>
-          <w:top w:val="none" w:color="000000" w:sz="4" w:space="0"/>
-          <w:left w:val="none" w:color="000000" w:sz="4" w:space="0"/>
-          <w:bottom w:val="none" w:color="000000" w:sz="4" w:space="0"/>
-          <w:right w:val="none" w:color="000000" w:sz="4" w:space="0"/>
-        </w:pBdr>
-        <w:spacing/>
-        <w:ind w:right="0"/>
-        <w:rPr>
-          <w:rFonts w:ascii="Open Sans" w:hAnsi="Open Sans" w:cs="Open Sans"/>
-          <w:sz w:val="20"/>
-          <w:szCs w:val="20"/>
-        </w:rPr>
-      </w:pPr>
-      <w:r>
-        <w:rPr>
-          <w:rFonts w:ascii="Open Sans" w:hAnsi="Open Sans" w:eastAsia="Open Sans" w:cs="Open Sans"/>
-          <w:color w:val="000000"/>
-          <w:sz w:val="20"/>
-          <w:szCs w:val="20"/>
-        </w:rPr>
-        <w:t xml:space="preserve">freshbanana/</w:t>
-      </w:r>
-      <w:r>
-        <w:rPr>
-          <w:rFonts w:ascii="Open Sans" w:hAnsi="Open Sans" w:eastAsia="Open Sans" w:cs="Open Sans"/>
-          <w:color w:val="000000"/>
-          <w:sz w:val="20"/>
-          <w:szCs w:val="20"/>
-        </w:rPr>
-        <w:t xml:space="preserve">: bananas frescas</w:t>
-      </w:r>
-      <w:r>
-        <w:rPr>
-          <w:rFonts w:ascii="Open Sans" w:hAnsi="Open Sans" w:eastAsia="Open Sans" w:cs="Open Sans"/>
-          <w:sz w:val="20"/>
-          <w:szCs w:val="20"/>
-        </w:rPr>
-      </w:r>
-    </w:p>
-    <w:p>
-      <w:pPr>
-        <w:pStyle w:val="664"/>
-        <w:numPr>
-          <w:ilvl w:val="0"/>
-          <w:numId w:val="12"/>
-        </w:numPr>
-        <w:pBdr>
-          <w:top w:val="none" w:color="000000" w:sz="4" w:space="0"/>
-          <w:left w:val="none" w:color="000000" w:sz="4" w:space="0"/>
-          <w:bottom w:val="none" w:color="000000" w:sz="4" w:space="0"/>
-          <w:right w:val="none" w:color="000000" w:sz="4" w:space="0"/>
-        </w:pBdr>
-        <w:spacing/>
-        <w:ind w:right="0"/>
-        <w:rPr>
-          <w:rFonts w:ascii="Open Sans" w:hAnsi="Open Sans" w:cs="Open Sans"/>
-          <w:sz w:val="20"/>
-          <w:szCs w:val="20"/>
-        </w:rPr>
-      </w:pPr>
-      <w:r>
-        <w:rPr>
-          <w:rFonts w:ascii="Open Sans" w:hAnsi="Open Sans" w:eastAsia="Open Sans" w:cs="Open Sans"/>
-          <w:color w:val="000000"/>
-          <w:sz w:val="20"/>
-          <w:szCs w:val="20"/>
-        </w:rPr>
-        <w:t xml:space="preserve">freshoranges/</w:t>
-      </w:r>
-      <w:r>
-        <w:rPr>
-          <w:rFonts w:ascii="Open Sans" w:hAnsi="Open Sans" w:eastAsia="Open Sans" w:cs="Open Sans"/>
-          <w:color w:val="000000"/>
-          <w:sz w:val="20"/>
-          <w:szCs w:val="20"/>
-        </w:rPr>
-        <w:t xml:space="preserve">: naranjas frescas</w:t>
-      </w:r>
-      <w:r>
-        <w:rPr>
-          <w:rFonts w:ascii="Open Sans" w:hAnsi="Open Sans" w:eastAsia="Open Sans" w:cs="Open Sans"/>
-          <w:sz w:val="20"/>
-          <w:szCs w:val="20"/>
-        </w:rPr>
-      </w:r>
-    </w:p>
-    <w:p>
-      <w:pPr>
-        <w:pStyle w:val="664"/>
-        <w:numPr>
-          <w:ilvl w:val="0"/>
-          <w:numId w:val="12"/>
-        </w:numPr>
-        <w:pBdr>
-          <w:top w:val="none" w:color="000000" w:sz="4" w:space="0"/>
-          <w:left w:val="none" w:color="000000" w:sz="4" w:space="0"/>
-          <w:bottom w:val="none" w:color="000000" w:sz="4" w:space="0"/>
-          <w:right w:val="none" w:color="000000" w:sz="4" w:space="0"/>
-        </w:pBdr>
-        <w:spacing/>
-        <w:ind w:right="0"/>
-        <w:rPr>
-          <w:rFonts w:ascii="Open Sans" w:hAnsi="Open Sans" w:cs="Open Sans"/>
-          <w:sz w:val="20"/>
-          <w:szCs w:val="20"/>
-        </w:rPr>
-      </w:pPr>
-      <w:r>
-        <w:rPr>
-          <w:rFonts w:ascii="Open Sans" w:hAnsi="Open Sans" w:eastAsia="Open Sans" w:cs="Open Sans"/>
-          <w:color w:val="000000"/>
-          <w:sz w:val="20"/>
-          <w:szCs w:val="20"/>
-        </w:rPr>
-        <w:t xml:space="preserve">rottenapples/</w:t>
-      </w:r>
-      <w:r>
-        <w:rPr>
-          <w:rFonts w:ascii="Open Sans" w:hAnsi="Open Sans" w:eastAsia="Open Sans" w:cs="Open Sans"/>
-          <w:color w:val="000000"/>
-          <w:sz w:val="20"/>
-          <w:szCs w:val="20"/>
-        </w:rPr>
-        <w:t xml:space="preserve">: manzanas podridas</w:t>
-      </w:r>
-      <w:r>
-        <w:rPr>
-          <w:rFonts w:ascii="Open Sans" w:hAnsi="Open Sans" w:eastAsia="Open Sans" w:cs="Open Sans"/>
-          <w:sz w:val="20"/>
-          <w:szCs w:val="20"/>
-        </w:rPr>
-      </w:r>
-    </w:p>
-    <w:p>
-      <w:pPr>
-        <w:pStyle w:val="664"/>
-        <w:numPr>
-          <w:ilvl w:val="0"/>
-          <w:numId w:val="12"/>
-        </w:numPr>
-        <w:pBdr>
-          <w:top w:val="none" w:color="000000" w:sz="4" w:space="0"/>
-          <w:left w:val="none" w:color="000000" w:sz="4" w:space="0"/>
-          <w:bottom w:val="none" w:color="000000" w:sz="4" w:space="0"/>
-          <w:right w:val="none" w:color="000000" w:sz="4" w:space="0"/>
-        </w:pBdr>
-        <w:spacing/>
-        <w:ind w:right="0"/>
-        <w:rPr>
-          <w:rFonts w:ascii="Open Sans" w:hAnsi="Open Sans" w:cs="Open Sans"/>
-          <w:sz w:val="20"/>
-          <w:szCs w:val="20"/>
-        </w:rPr>
-      </w:pPr>
-      <w:r>
-        <w:rPr>
-          <w:rFonts w:ascii="Open Sans" w:hAnsi="Open Sans" w:eastAsia="Open Sans" w:cs="Open Sans"/>
-          <w:color w:val="000000"/>
-          <w:sz w:val="20"/>
-          <w:szCs w:val="20"/>
-        </w:rPr>
-        <w:t xml:space="preserve">rottenbanana/</w:t>
-      </w:r>
-      <w:r>
-        <w:rPr>
-          <w:rFonts w:ascii="Open Sans" w:hAnsi="Open Sans" w:eastAsia="Open Sans" w:cs="Open Sans"/>
-          <w:color w:val="000000"/>
-          <w:sz w:val="20"/>
-          <w:szCs w:val="20"/>
-        </w:rPr>
-        <w:t xml:space="preserve">: bananas podridas</w:t>
-      </w:r>
-      <w:r>
-        <w:rPr>
-          <w:rFonts w:ascii="Open Sans" w:hAnsi="Open Sans" w:eastAsia="Open Sans" w:cs="Open Sans"/>
-          <w:sz w:val="20"/>
-          <w:szCs w:val="20"/>
-        </w:rPr>
-      </w:r>
-    </w:p>
-    <w:p>
-      <w:pPr>
-        <w:pStyle w:val="664"/>
-        <w:numPr>
-          <w:ilvl w:val="0"/>
-          <w:numId w:val="12"/>
-        </w:numPr>
-        <w:pBdr>
-          <w:top w:val="none" w:color="000000" w:sz="4" w:space="0"/>
-          <w:left w:val="none" w:color="000000" w:sz="4" w:space="0"/>
-          <w:bottom w:val="none" w:color="000000" w:sz="4" w:space="0"/>
-          <w:right w:val="none" w:color="000000" w:sz="4" w:space="0"/>
-        </w:pBdr>
-        <w:spacing/>
-        <w:ind w:right="0"/>
-        <w:rPr>
-          <w:rFonts w:ascii="Open Sans" w:hAnsi="Open Sans" w:cs="Open Sans"/>
-          <w:sz w:val="20"/>
-          <w:szCs w:val="20"/>
-        </w:rPr>
-      </w:pPr>
-      <w:r>
-        <w:rPr>
-          <w:rFonts w:ascii="Open Sans" w:hAnsi="Open Sans" w:eastAsia="Open Sans" w:cs="Open Sans"/>
-          <w:color w:val="000000"/>
-          <w:sz w:val="20"/>
-          <w:szCs w:val="20"/>
-        </w:rPr>
-        <w:t xml:space="preserve">rottenoranges/</w:t>
-      </w:r>
-      <w:r>
-        <w:rPr>
-          <w:rFonts w:ascii="Open Sans" w:hAnsi="Open Sans" w:eastAsia="Open Sans" w:cs="Open Sans"/>
-          <w:color w:val="000000"/>
-          <w:sz w:val="20"/>
-          <w:szCs w:val="20"/>
-        </w:rPr>
-        <w:t xml:space="preserve">: naranjas podridas</w:t>
-      </w:r>
-      <w:r>
-        <w:rPr>
-          <w:rFonts w:ascii="Open Sans" w:hAnsi="Open Sans" w:eastAsia="Open Sans" w:cs="Open Sans"/>
-          <w:sz w:val="20"/>
-          <w:szCs w:val="20"/>
-        </w:rPr>
-      </w:r>
-    </w:p>
-    <w:p>
-      <w:pPr>
-        <w:pBdr>
-          <w:top w:val="none" w:color="000000" w:sz="4" w:space="0"/>
-          <w:left w:val="none" w:color="000000" w:sz="4" w:space="0"/>
-          <w:bottom w:val="none" w:color="000000" w:sz="4" w:space="0"/>
-          <w:right w:val="none" w:color="000000" w:sz="4" w:space="0"/>
-        </w:pBdr>
-        <w:spacing/>
-        <w:ind w:right="0" w:firstLine="0" w:left="0"/>
-        <w:rPr>
-          <w:rFonts w:ascii="Open Sans" w:hAnsi="Open Sans" w:cs="Open Sans"/>
-          <w:sz w:val="20"/>
-          <w:szCs w:val="20"/>
-        </w:rPr>
-      </w:pPr>
-      <w:r>
-        <w:rPr>
-          <w:rFonts w:ascii="Open Sans" w:hAnsi="Open Sans" w:eastAsia="Open Sans" w:cs="Open Sans"/>
-          <w:color w:val="000000"/>
-          <w:sz w:val="20"/>
-          <w:szCs w:val="20"/>
-        </w:rPr>
-        <w:t xml:space="preserve">Cada subcarpeta contiene múltiples imágenes en formato </w:t>
-      </w:r>
-      <w:r>
-        <w:rPr>
-          <w:rFonts w:ascii="Open Sans" w:hAnsi="Open Sans" w:eastAsia="Open Sans" w:cs="Open Sans"/>
-          <w:color w:val="000000"/>
-          <w:sz w:val="20"/>
-          <w:szCs w:val="20"/>
-        </w:rPr>
-        <w:t xml:space="preserve">.jpg</w:t>
-      </w:r>
-      <w:r>
-        <w:rPr>
-          <w:rFonts w:ascii="Open Sans" w:hAnsi="Open Sans" w:eastAsia="Open Sans" w:cs="Open Sans"/>
-          <w:color w:val="000000"/>
-          <w:sz w:val="20"/>
-          <w:szCs w:val="20"/>
-        </w:rPr>
-        <w:t xml:space="preserve"> o similar, representando instancias reales de la clase correspondiente.</w:t>
-      </w:r>
-      <w:r>
-        <w:rPr>
-          <w:rFonts w:ascii="Open Sans" w:hAnsi="Open Sans" w:eastAsia="Open Sans" w:cs="Open Sans"/>
-          <w:sz w:val="20"/>
-          <w:szCs w:val="20"/>
-        </w:rPr>
-      </w:r>
-    </w:p>
-    <w:p>
-      <w:pPr>
-        <w:pStyle w:val="140"/>
-        <w:pBdr>
-          <w:top w:val="none" w:color="000000" w:sz="4" w:space="0"/>
-          <w:left w:val="none" w:color="000000" w:sz="4" w:space="0"/>
-          <w:bottom w:val="none" w:color="000000" w:sz="4" w:space="0"/>
-          <w:right w:val="none" w:color="000000" w:sz="4" w:space="0"/>
-        </w:pBdr>
-        <w:spacing/>
-        <w:ind w:right="0" w:firstLine="0" w:left="0"/>
-        <w:rPr>
-          <w:rFonts w:ascii="Open Sans" w:hAnsi="Open Sans" w:cs="Open Sans"/>
-          <w:sz w:val="20"/>
-          <w:szCs w:val="20"/>
-        </w:rPr>
-      </w:pPr>
-      <w:r>
-        <w:rPr>
-          <w:rFonts w:ascii="Open Sans" w:hAnsi="Open Sans" w:eastAsia="Open Sans" w:cs="Open Sans"/>
-          <w:b/>
-          <w:color w:val="000000"/>
-          <w:sz w:val="20"/>
-          <w:szCs w:val="20"/>
-        </w:rPr>
-        <w:t xml:space="preserve">Características del Dataset</w:t>
-      </w:r>
-      <w:r>
-        <w:rPr>
-          <w:rFonts w:ascii="Open Sans" w:hAnsi="Open Sans" w:eastAsia="Open Sans" w:cs="Open Sans"/>
-          <w:sz w:val="20"/>
-          <w:szCs w:val="20"/>
-        </w:rPr>
-      </w:r>
-    </w:p>
-    <w:p>
-      <w:pPr>
-        <w:pStyle w:val="664"/>
-        <w:numPr>
-          <w:ilvl w:val="0"/>
-          <w:numId w:val="13"/>
-        </w:numPr>
-        <w:pBdr>
-          <w:top w:val="none" w:color="000000" w:sz="4" w:space="0"/>
-          <w:left w:val="none" w:color="000000" w:sz="4" w:space="0"/>
-          <w:bottom w:val="none" w:color="000000" w:sz="4" w:space="0"/>
-          <w:right w:val="none" w:color="000000" w:sz="4" w:space="0"/>
-        </w:pBdr>
-        <w:spacing/>
-        <w:ind w:right="0"/>
-        <w:rPr>
-          <w:rFonts w:ascii="Open Sans" w:hAnsi="Open Sans" w:cs="Open Sans"/>
-          <w:sz w:val="20"/>
-          <w:szCs w:val="20"/>
-        </w:rPr>
-      </w:pPr>
-      <w:r>
-        <w:rPr>
-          <w:rFonts w:ascii="Open Sans" w:hAnsi="Open Sans" w:eastAsia="Open Sans" w:cs="Open Sans"/>
-          <w:b/>
-          <w:color w:val="000000"/>
-          <w:sz w:val="20"/>
-          <w:szCs w:val="20"/>
-        </w:rPr>
-        <w:t xml:space="preserve">Cantidad de clases</w:t>
-      </w:r>
-      <w:r>
-        <w:rPr>
-          <w:rFonts w:ascii="Open Sans" w:hAnsi="Open Sans" w:eastAsia="Open Sans" w:cs="Open Sans"/>
-          <w:color w:val="000000"/>
-          <w:sz w:val="20"/>
-          <w:szCs w:val="20"/>
-        </w:rPr>
-        <w:t xml:space="preserve">: 6</w:t>
-      </w:r>
-      <w:r>
-        <w:rPr>
-          <w:rFonts w:ascii="Open Sans" w:hAnsi="Open Sans" w:eastAsia="Open Sans" w:cs="Open Sans"/>
-          <w:sz w:val="20"/>
-          <w:szCs w:val="20"/>
-        </w:rPr>
-      </w:r>
-    </w:p>
-    <w:p>
-      <w:pPr>
-        <w:pStyle w:val="664"/>
-        <w:numPr>
-          <w:ilvl w:val="0"/>
-          <w:numId w:val="13"/>
-        </w:numPr>
-        <w:pBdr>
-          <w:top w:val="none" w:color="000000" w:sz="4" w:space="0"/>
-          <w:left w:val="none" w:color="000000" w:sz="4" w:space="0"/>
-          <w:bottom w:val="none" w:color="000000" w:sz="4" w:space="0"/>
-          <w:right w:val="none" w:color="000000" w:sz="4" w:space="0"/>
-        </w:pBdr>
-        <w:spacing/>
-        <w:ind w:right="0"/>
-        <w:rPr>
-          <w:rFonts w:ascii="Open Sans" w:hAnsi="Open Sans" w:cs="Open Sans"/>
-          <w:sz w:val="20"/>
-          <w:szCs w:val="20"/>
-        </w:rPr>
-      </w:pPr>
-      <w:r>
-        <w:rPr>
-          <w:rFonts w:ascii="Open Sans" w:hAnsi="Open Sans" w:eastAsia="Open Sans" w:cs="Open Sans"/>
-          <w:b/>
-          <w:color w:val="000000"/>
-          <w:sz w:val="20"/>
-          <w:szCs w:val="20"/>
-        </w:rPr>
-        <w:t xml:space="preserve">Tipo de clasificación</w:t>
-      </w:r>
-      <w:r>
-        <w:rPr>
-          <w:rFonts w:ascii="Open Sans" w:hAnsi="Open Sans" w:eastAsia="Open Sans" w:cs="Open Sans"/>
-          <w:color w:val="000000"/>
-          <w:sz w:val="20"/>
-          <w:szCs w:val="20"/>
-        </w:rPr>
-        <w:t xml:space="preserve">: Multiclase (una sola etiqueta por imagen)</w:t>
-      </w:r>
-      <w:r>
-        <w:rPr>
-          <w:rFonts w:ascii="Open Sans" w:hAnsi="Open Sans" w:eastAsia="Open Sans" w:cs="Open Sans"/>
-          <w:sz w:val="20"/>
-          <w:szCs w:val="20"/>
-        </w:rPr>
-      </w:r>
-    </w:p>
-    <w:p>
-      <w:pPr>
-        <w:pStyle w:val="664"/>
-        <w:numPr>
-          <w:ilvl w:val="0"/>
-          <w:numId w:val="13"/>
-        </w:numPr>
-        <w:pBdr>
-          <w:top w:val="none" w:color="000000" w:sz="4" w:space="0"/>
-          <w:left w:val="none" w:color="000000" w:sz="4" w:space="0"/>
-          <w:bottom w:val="none" w:color="000000" w:sz="4" w:space="0"/>
-          <w:right w:val="none" w:color="000000" w:sz="4" w:space="0"/>
-        </w:pBdr>
-        <w:spacing/>
-        <w:ind w:right="0"/>
-        <w:rPr>
-          <w:rFonts w:ascii="Open Sans" w:hAnsi="Open Sans" w:cs="Open Sans"/>
-          <w:sz w:val="20"/>
-          <w:szCs w:val="20"/>
-        </w:rPr>
-      </w:pPr>
-      <w:r>
-        <w:rPr>
-          <w:rFonts w:ascii="Open Sans" w:hAnsi="Open Sans" w:eastAsia="Open Sans" w:cs="Open Sans"/>
-          <w:b/>
-          <w:color w:val="000000"/>
-          <w:sz w:val="20"/>
-          <w:szCs w:val="20"/>
-        </w:rPr>
-        <w:t xml:space="preserve">Formato de imágenes</w:t>
-      </w:r>
-      <w:r>
-        <w:rPr>
-          <w:rFonts w:ascii="Open Sans" w:hAnsi="Open Sans" w:eastAsia="Open Sans" w:cs="Open Sans"/>
-          <w:color w:val="000000"/>
-          <w:sz w:val="20"/>
-          <w:szCs w:val="20"/>
-        </w:rPr>
-        <w:t xml:space="preserve">: Imágenes a color (RGB), de distintas resoluciones</w:t>
-      </w:r>
-      <w:r>
-        <w:rPr>
-          <w:rFonts w:ascii="Open Sans" w:hAnsi="Open Sans" w:eastAsia="Open Sans" w:cs="Open Sans"/>
-          <w:sz w:val="20"/>
-          <w:szCs w:val="20"/>
-        </w:rPr>
-      </w:r>
-    </w:p>
-    <w:p>
-      <w:pPr>
-        <w:pStyle w:val="664"/>
-        <w:numPr>
-          <w:ilvl w:val="0"/>
-          <w:numId w:val="13"/>
-        </w:numPr>
-        <w:pBdr>
-          <w:top w:val="none" w:color="000000" w:sz="4" w:space="0"/>
-          <w:left w:val="none" w:color="000000" w:sz="4" w:space="0"/>
-          <w:bottom w:val="none" w:color="000000" w:sz="4" w:space="0"/>
-          <w:right w:val="none" w:color="000000" w:sz="4" w:space="0"/>
-        </w:pBdr>
-        <w:spacing/>
-        <w:ind w:right="0"/>
-        <w:rPr>
-          <w:rFonts w:ascii="Open Sans" w:hAnsi="Open Sans" w:cs="Open Sans"/>
-          <w:sz w:val="20"/>
-          <w:szCs w:val="20"/>
-        </w:rPr>
-      </w:pPr>
-      <w:r>
-        <w:rPr>
-          <w:rFonts w:ascii="Open Sans" w:hAnsi="Open Sans" w:eastAsia="Open Sans" w:cs="Open Sans"/>
-          <w:b/>
-          <w:color w:val="000000"/>
-          <w:sz w:val="20"/>
-          <w:szCs w:val="20"/>
-        </w:rPr>
-        <w:t xml:space="preserve">Etiquetado</w:t>
-      </w:r>
-      <w:r>
-        <w:rPr>
-          <w:rFonts w:ascii="Open Sans" w:hAnsi="Open Sans" w:eastAsia="Open Sans" w:cs="Open Sans"/>
-          <w:color w:val="000000"/>
-          <w:sz w:val="20"/>
-          <w:szCs w:val="20"/>
-        </w:rPr>
-        <w:t xml:space="preserve">: Implícito, mediante la estructura de carpetas</w:t>
-      </w:r>
-      <w:r>
-        <w:rPr>
-          <w:rFonts w:ascii="Open Sans" w:hAnsi="Open Sans" w:eastAsia="Open Sans" w:cs="Open Sans"/>
-          <w:sz w:val="20"/>
-          <w:szCs w:val="20"/>
-        </w:rPr>
-      </w:r>
-    </w:p>
-    <w:p>
-      <w:pPr>
-        <w:pBdr>
-          <w:top w:val="none" w:color="000000" w:sz="4" w:space="0"/>
-          <w:left w:val="none" w:color="000000" w:sz="4" w:space="0"/>
-          <w:bottom w:val="none" w:color="000000" w:sz="4" w:space="0"/>
-          <w:right w:val="none" w:color="000000" w:sz="4" w:space="0"/>
-        </w:pBdr>
-        <w:spacing/>
-        <w:ind w:right="0" w:firstLine="0" w:left="0"/>
-        <w:rPr>
-          <w:rFonts w:ascii="Open Sans" w:hAnsi="Open Sans" w:cs="Open Sans"/>
-          <w:szCs w:val="20"/>
-        </w:rPr>
-      </w:pPr>
-      <w:r>
-        <w:rPr>
-          <w:rFonts w:ascii="Open Sans" w:hAnsi="Open Sans" w:eastAsia="Open Sans" w:cs="Open Sans"/>
-          <w:color w:val="000000"/>
-          <w:sz w:val="20"/>
-          <w:szCs w:val="20"/>
-        </w:rPr>
-      </w:r>
-      <w:r>
-        <w:rPr>
-          <w:rFonts w:ascii="Open Sans" w:hAnsi="Open Sans" w:eastAsia="Open Sans" w:cs="Open Sans"/>
-          <w:sz w:val="20"/>
-          <w:szCs w:val="20"/>
-        </w:rPr>
-      </w:r>
-    </w:p>
-    <w:p>
-      <w:pPr>
-        <w:pBdr>
-          <w:top w:val="none" w:color="000000" w:sz="4" w:space="0"/>
-          <w:left w:val="none" w:color="000000" w:sz="4" w:space="0"/>
-          <w:bottom w:val="none" w:color="000000" w:sz="4" w:space="0"/>
-          <w:right w:val="none" w:color="000000" w:sz="4" w:space="0"/>
-        </w:pBdr>
-        <w:spacing/>
-        <w:ind w:right="0" w:firstLine="0" w:left="0"/>
-        <w:rPr>
-          <w:rFonts w:ascii="Open Sans" w:hAnsi="Open Sans" w:cs="Open Sans"/>
-          <w:szCs w:val="20"/>
-        </w:rPr>
-      </w:pPr>
-      <w:r>
-        <w:rPr>
-          <w:rFonts w:ascii="Open Sans" w:hAnsi="Open Sans" w:eastAsia="Open Sans" w:cs="Open Sans"/>
-          <w:sz w:val="20"/>
-          <w:szCs w:val="20"/>
-        </w:rPr>
-      </w:r>
-      <w:r>
-        <w:rPr>
-          <w:rFonts w:ascii="Open Sans" w:hAnsi="Open Sans" w:eastAsia="Open Sans" w:cs="Open Sans"/>
-          <w:sz w:val="20"/>
-          <w:szCs w:val="20"/>
-        </w:rPr>
-      </w:r>
-    </w:p>
-    <w:p>
-      <w:pPr>
-        <w:pStyle w:val="139"/>
-        <w:pBdr>
-          <w:top w:val="none" w:color="000000" w:sz="4" w:space="0"/>
-          <w:left w:val="none" w:color="000000" w:sz="4" w:space="0"/>
-          <w:bottom w:val="none" w:color="000000" w:sz="4" w:space="0"/>
-          <w:right w:val="none" w:color="000000" w:sz="4" w:space="0"/>
-        </w:pBdr>
-        <w:spacing/>
-        <w:ind w:right="0" w:firstLine="0" w:left="0"/>
-        <w:rPr>
-          <w:rFonts w:ascii="Open Sans" w:hAnsi="Open Sans" w:cs="Open Sans"/>
-          <w:sz w:val="20"/>
-          <w:szCs w:val="20"/>
-        </w:rPr>
-      </w:pPr>
-      <w:r>
-        <w:rPr>
-          <w:rFonts w:ascii="Open Sans" w:hAnsi="Open Sans" w:eastAsia="Open Sans" w:cs="Open Sans"/>
-          <w:b/>
-          <w:color w:val="000000"/>
-          <w:sz w:val="20"/>
-          <w:szCs w:val="20"/>
+          <w:sz w:val="22"/>
+          <w:szCs w:val="22"/>
           <w:highlight w:val="none"/>
         </w:rPr>
       </w:r>
       <w:r>
         <w:rPr>
           <w:rFonts w:ascii="Open Sans" w:hAnsi="Open Sans" w:eastAsia="Open Sans" w:cs="Open Sans"/>
-          <w:b/>
-          <w:color w:val="000000"/>
-          <w:sz w:val="20"/>
-          <w:szCs w:val="20"/>
-          <w:highlight w:val="none"/>
-        </w:rPr>
-      </w:r>
-    </w:p>
-    <w:p>
-      <w:pPr>
-        <w:pStyle w:val="139"/>
-        <w:pBdr>
-          <w:top w:val="none" w:color="000000" w:sz="4" w:space="0"/>
-          <w:left w:val="none" w:color="000000" w:sz="4" w:space="0"/>
-          <w:bottom w:val="none" w:color="000000" w:sz="4" w:space="0"/>
-          <w:right w:val="none" w:color="000000" w:sz="4" w:space="0"/>
-        </w:pBdr>
-        <w:spacing/>
-        <w:ind w:right="0" w:firstLine="0" w:left="0"/>
-        <w:rPr>
-          <w:rFonts w:ascii="Open Sans" w:hAnsi="Open Sans" w:eastAsia="Open Sans" w:cs="Open Sans"/>
-          <w:b/>
-          <w:bCs/>
-          <w:color w:val="000000"/>
-          <w:sz w:val="20"/>
-          <w:szCs w:val="20"/>
-          <w:highlight w:val="none"/>
-        </w:rPr>
-      </w:pPr>
-      <w:r>
-        <w:rPr>
-          <w:rFonts w:ascii="Open Sans" w:hAnsi="Open Sans" w:eastAsia="Open Sans" w:cs="Open Sans"/>
-          <w:b/>
-          <w:color w:val="000000"/>
-          <w:sz w:val="20"/>
-          <w:szCs w:val="20"/>
-        </w:rPr>
-        <w:t xml:space="preserve">2. Preprocesamiento de Datos</w:t>
-      </w:r>
-      <w:r>
-        <w:rPr>
-          <w:rFonts w:ascii="Open Sans" w:hAnsi="Open Sans" w:eastAsia="Open Sans" w:cs="Open Sans"/>
-          <w:sz w:val="20"/>
-          <w:szCs w:val="20"/>
-        </w:rPr>
-      </w:r>
-    </w:p>
-    <w:p>
-      <w:pPr>
-        <w:pStyle w:val="140"/>
-        <w:pBdr>
-          <w:top w:val="none" w:color="000000" w:sz="4" w:space="0"/>
-          <w:left w:val="none" w:color="000000" w:sz="4" w:space="0"/>
-          <w:bottom w:val="none" w:color="000000" w:sz="4" w:space="0"/>
-          <w:right w:val="none" w:color="000000" w:sz="4" w:space="0"/>
-        </w:pBdr>
-        <w:spacing/>
-        <w:ind w:right="0" w:firstLine="0" w:left="0"/>
-        <w:rPr>
-          <w:rFonts w:ascii="Open Sans" w:hAnsi="Open Sans" w:cs="Open Sans"/>
-          <w:sz w:val="20"/>
-          <w:szCs w:val="20"/>
-        </w:rPr>
-      </w:pPr>
-      <w:r>
-        <w:rPr>
-          <w:rFonts w:ascii="Open Sans" w:hAnsi="Open Sans" w:eastAsia="Open Sans" w:cs="Open Sans"/>
-          <w:b/>
-          <w:color w:val="000000"/>
-          <w:sz w:val="20"/>
-          <w:szCs w:val="20"/>
-        </w:rPr>
-        <w:t xml:space="preserve">2.1. Carga de Imágenes</w:t>
-      </w:r>
-      <w:r>
-        <w:rPr>
-          <w:rFonts w:ascii="Open Sans" w:hAnsi="Open Sans" w:eastAsia="Open Sans" w:cs="Open Sans"/>
-          <w:sz w:val="20"/>
-          <w:szCs w:val="20"/>
-        </w:rPr>
-      </w:r>
-    </w:p>
-    <w:p>
-      <w:pPr>
-        <w:pBdr>
-          <w:top w:val="none" w:color="000000" w:sz="4" w:space="0"/>
-          <w:left w:val="none" w:color="000000" w:sz="4" w:space="0"/>
-          <w:bottom w:val="none" w:color="000000" w:sz="4" w:space="0"/>
-          <w:right w:val="none" w:color="000000" w:sz="4" w:space="0"/>
-        </w:pBdr>
-        <w:spacing/>
-        <w:ind w:right="0" w:firstLine="0" w:left="0"/>
-        <w:rPr>
-          <w:rFonts w:ascii="Open Sans" w:hAnsi="Open Sans" w:cs="Open Sans"/>
-          <w:sz w:val="20"/>
-          <w:szCs w:val="20"/>
-        </w:rPr>
-      </w:pPr>
-      <w:r>
-        <w:rPr>
-          <w:rFonts w:ascii="Open Sans" w:hAnsi="Open Sans" w:eastAsia="Open Sans" w:cs="Open Sans"/>
-          <w:color w:val="000000"/>
-          <w:sz w:val="20"/>
-          <w:szCs w:val="20"/>
-        </w:rPr>
-        <w:t xml:space="preserve">Se hizo uso de la función </w:t>
-      </w:r>
-      <w:r>
-        <w:rPr>
-          <w:rFonts w:ascii="Open Sans" w:hAnsi="Open Sans" w:eastAsia="Open Sans" w:cs="Open Sans"/>
-          <w:color w:val="000000"/>
-          <w:sz w:val="20"/>
-          <w:szCs w:val="20"/>
-        </w:rPr>
-        <w:t xml:space="preserve">ImageFolder</w:t>
-      </w:r>
-      <w:r>
-        <w:rPr>
-          <w:rFonts w:ascii="Open Sans" w:hAnsi="Open Sans" w:eastAsia="Open Sans" w:cs="Open Sans"/>
-          <w:color w:val="000000"/>
-          <w:sz w:val="20"/>
-          <w:szCs w:val="20"/>
-        </w:rPr>
-        <w:t xml:space="preserve"> de la librería </w:t>
-      </w:r>
-      <w:r>
-        <w:rPr>
-          <w:rFonts w:ascii="Open Sans" w:hAnsi="Open Sans" w:eastAsia="Open Sans" w:cs="Open Sans"/>
-          <w:b/>
-          <w:color w:val="000000"/>
-          <w:sz w:val="20"/>
-          <w:szCs w:val="20"/>
-        </w:rPr>
-        <w:t xml:space="preserve">torchvision</w:t>
-      </w:r>
-      <w:r>
-        <w:rPr>
-          <w:rFonts w:ascii="Open Sans" w:hAnsi="Open Sans" w:eastAsia="Open Sans" w:cs="Open Sans"/>
-          <w:color w:val="000000"/>
-          <w:sz w:val="20"/>
-          <w:szCs w:val="20"/>
-        </w:rPr>
-        <w:t xml:space="preserve">, que permite cargar las imágenes basándose en la estructura de carpetas. Esto asigna automáticamente etiquetas numéricas a las imágenes según la carpeta a la que pertenecen.</w:t>
-      </w:r>
-      <w:r>
-        <w:rPr>
-          <w:rFonts w:ascii="Open Sans" w:hAnsi="Open Sans" w:eastAsia="Open Sans" w:cs="Open Sans"/>
-          <w:sz w:val="20"/>
-          <w:szCs w:val="20"/>
-        </w:rPr>
-      </w:r>
-    </w:p>
-    <w:p>
-      <w:pPr>
-        <w:pStyle w:val="140"/>
-        <w:pBdr>
-          <w:top w:val="none" w:color="000000" w:sz="4" w:space="0"/>
-          <w:left w:val="none" w:color="000000" w:sz="4" w:space="0"/>
-          <w:bottom w:val="none" w:color="000000" w:sz="4" w:space="0"/>
-          <w:right w:val="none" w:color="000000" w:sz="4" w:space="0"/>
-        </w:pBdr>
-        <w:spacing/>
-        <w:ind w:right="0" w:firstLine="0" w:left="0"/>
-        <w:rPr>
-          <w:rFonts w:ascii="Open Sans" w:hAnsi="Open Sans" w:cs="Open Sans"/>
-          <w:sz w:val="20"/>
-          <w:szCs w:val="20"/>
-        </w:rPr>
-      </w:pPr>
-      <w:r>
-        <w:rPr>
-          <w:rFonts w:ascii="Open Sans" w:hAnsi="Open Sans" w:eastAsia="Open Sans" w:cs="Open Sans"/>
-          <w:b/>
-          <w:color w:val="000000"/>
-          <w:sz w:val="20"/>
-          <w:szCs w:val="20"/>
-        </w:rPr>
-        <w:t xml:space="preserve">2.2. Transformaciones y Data Augmentation</w:t>
-      </w:r>
-      <w:r>
-        <w:rPr>
-          <w:rFonts w:ascii="Open Sans" w:hAnsi="Open Sans" w:eastAsia="Open Sans" w:cs="Open Sans"/>
-          <w:sz w:val="20"/>
-          <w:szCs w:val="20"/>
-        </w:rPr>
-      </w:r>
-    </w:p>
-    <w:p>
-      <w:pPr>
-        <w:pBdr>
-          <w:top w:val="none" w:color="000000" w:sz="4" w:space="0"/>
-          <w:left w:val="none" w:color="000000" w:sz="4" w:space="0"/>
-          <w:bottom w:val="none" w:color="000000" w:sz="4" w:space="0"/>
-          <w:right w:val="none" w:color="000000" w:sz="4" w:space="0"/>
-        </w:pBdr>
-        <w:spacing/>
-        <w:ind w:right="0" w:firstLine="0" w:left="0"/>
-        <w:rPr>
-          <w:rFonts w:ascii="Open Sans" w:hAnsi="Open Sans" w:cs="Open Sans"/>
-          <w:sz w:val="20"/>
-          <w:szCs w:val="20"/>
-        </w:rPr>
-      </w:pPr>
-      <w:r>
-        <w:rPr>
-          <w:rFonts w:ascii="Open Sans" w:hAnsi="Open Sans" w:eastAsia="Open Sans" w:cs="Open Sans"/>
-          <w:color w:val="000000"/>
-          <w:sz w:val="20"/>
-          <w:szCs w:val="20"/>
-        </w:rPr>
-        <w:t xml:space="preserve">Para mejorar la calidad y robustez del modelo se realizaron dos tipos de transformaciones:</w:t>
-      </w:r>
-      <w:r>
-        <w:rPr>
-          <w:rFonts w:ascii="Open Sans" w:hAnsi="Open Sans" w:eastAsia="Open Sans" w:cs="Open Sans"/>
-          <w:sz w:val="20"/>
-          <w:szCs w:val="20"/>
-        </w:rPr>
-      </w:r>
-    </w:p>
-    <w:p>
-      <w:pPr>
-        <w:pStyle w:val="664"/>
-        <w:numPr>
-          <w:ilvl w:val="0"/>
-          <w:numId w:val="1"/>
-        </w:numPr>
-        <w:pBdr>
-          <w:top w:val="none" w:color="000000" w:sz="4" w:space="0"/>
-          <w:left w:val="none" w:color="000000" w:sz="4" w:space="0"/>
-          <w:bottom w:val="none" w:color="000000" w:sz="4" w:space="0"/>
-          <w:right w:val="none" w:color="000000" w:sz="4" w:space="0"/>
-        </w:pBdr>
-        <w:spacing/>
-        <w:ind w:right="0"/>
-        <w:rPr>
-          <w:rFonts w:ascii="Open Sans" w:hAnsi="Open Sans" w:cs="Open Sans"/>
-          <w:sz w:val="20"/>
-          <w:szCs w:val="20"/>
-        </w:rPr>
-      </w:pPr>
-      <w:r>
-        <w:rPr>
-          <w:rFonts w:ascii="Open Sans" w:hAnsi="Open Sans" w:eastAsia="Open Sans" w:cs="Open Sans"/>
-          <w:b/>
-          <w:color w:val="000000"/>
-          <w:sz w:val="20"/>
-          <w:szCs w:val="20"/>
-        </w:rPr>
-        <w:t xml:space="preserve">Transformaciones para entrenamiento:</w:t>
-        <w:br/>
-      </w:r>
-      <w:r>
-        <w:rPr>
-          <w:rFonts w:ascii="Open Sans" w:hAnsi="Open Sans" w:eastAsia="Open Sans" w:cs="Open Sans"/>
-          <w:i/>
-          <w:color w:val="000000"/>
-          <w:sz w:val="20"/>
-          <w:szCs w:val="20"/>
-        </w:rPr>
-        <w:t xml:space="preserve">Redimensionamiento</w:t>
-      </w:r>
-      <w:r>
-        <w:rPr>
-          <w:rFonts w:ascii="Open Sans" w:hAnsi="Open Sans" w:eastAsia="Open Sans" w:cs="Open Sans"/>
-          <w:color w:val="000000"/>
-          <w:sz w:val="20"/>
-          <w:szCs w:val="20"/>
-        </w:rPr>
-        <w:t xml:space="preserve"> de las imágenes a un tamaño fijo (128x128 píxeles), </w:t>
-      </w:r>
-      <w:r>
-        <w:rPr>
-          <w:rFonts w:ascii="Open Sans" w:hAnsi="Open Sans" w:eastAsia="Open Sans" w:cs="Open Sans"/>
-          <w:i/>
-          <w:color w:val="000000"/>
-          <w:sz w:val="20"/>
-          <w:szCs w:val="20"/>
-        </w:rPr>
-        <w:t xml:space="preserve">aumento de datos</w:t>
-      </w:r>
-      <w:r>
-        <w:rPr>
-          <w:rFonts w:ascii="Open Sans" w:hAnsi="Open Sans" w:eastAsia="Open Sans" w:cs="Open Sans"/>
-          <w:color w:val="000000"/>
-          <w:sz w:val="20"/>
-          <w:szCs w:val="20"/>
-        </w:rPr>
-        <w:t xml:space="preserve"> mediante rotaciones y volteos horizontales, conversión a tensor y normalización. Estos pasos ayudan a mejorar la diversidad de los datos, permitiendo al modelo generalizar mejor ante variaciones en las imágenes.</w:t>
-      </w:r>
-      <w:r>
-        <w:rPr>
-          <w:rFonts w:ascii="Open Sans" w:hAnsi="Open Sans" w:eastAsia="Open Sans" w:cs="Open Sans"/>
-          <w:sz w:val="20"/>
-          <w:szCs w:val="20"/>
-        </w:rPr>
-      </w:r>
-    </w:p>
-    <w:p>
-      <w:pPr>
-        <w:pStyle w:val="664"/>
-        <w:numPr>
-          <w:ilvl w:val="0"/>
-          <w:numId w:val="1"/>
-        </w:numPr>
-        <w:pBdr>
-          <w:top w:val="none" w:color="000000" w:sz="4" w:space="0"/>
-          <w:left w:val="none" w:color="000000" w:sz="4" w:space="0"/>
-          <w:bottom w:val="none" w:color="000000" w:sz="4" w:space="0"/>
-          <w:right w:val="none" w:color="000000" w:sz="4" w:space="0"/>
-        </w:pBdr>
-        <w:spacing/>
-        <w:ind w:right="0"/>
-        <w:rPr>
-          <w:rFonts w:ascii="Open Sans" w:hAnsi="Open Sans" w:cs="Open Sans"/>
-          <w:sz w:val="20"/>
-          <w:szCs w:val="20"/>
-        </w:rPr>
-      </w:pPr>
-      <w:r>
-        <w:rPr>
-          <w:rFonts w:ascii="Open Sans" w:hAnsi="Open Sans" w:eastAsia="Open Sans" w:cs="Open Sans"/>
-          <w:b/>
-          <w:color w:val="000000"/>
-          <w:sz w:val="20"/>
-          <w:szCs w:val="20"/>
-        </w:rPr>
-        <w:t xml:space="preserve">Transformaciones para validación y test:</w:t>
-        <w:br/>
-      </w:r>
-      <w:r>
-        <w:rPr>
-          <w:rFonts w:ascii="Open Sans" w:hAnsi="Open Sans" w:eastAsia="Open Sans" w:cs="Open Sans"/>
-          <w:color w:val="000000"/>
-          <w:sz w:val="20"/>
-          <w:szCs w:val="20"/>
-        </w:rPr>
-        <w:t xml:space="preserve"> Se aplicó un redimensionamiento, conversión a tensor y normalización, sin incrementar aleatoriamente variaciones. De esta forma, se garantiza que en la evaluación se miden resultados en datos no modificados por técnicas de aumento.</w:t>
-      </w:r>
-      <w:r>
-        <w:rPr>
-          <w:rFonts w:ascii="Open Sans" w:hAnsi="Open Sans" w:eastAsia="Open Sans" w:cs="Open Sans"/>
-          <w:sz w:val="20"/>
-          <w:szCs w:val="20"/>
-        </w:rPr>
-      </w:r>
-    </w:p>
-    <w:p>
-      <w:pPr>
-        <w:pStyle w:val="140"/>
-        <w:pBdr>
-          <w:top w:val="none" w:color="000000" w:sz="4" w:space="0"/>
-          <w:left w:val="none" w:color="000000" w:sz="4" w:space="0"/>
-          <w:bottom w:val="none" w:color="000000" w:sz="4" w:space="0"/>
-          <w:right w:val="none" w:color="000000" w:sz="4" w:space="0"/>
-        </w:pBdr>
-        <w:spacing/>
-        <w:ind w:right="0" w:firstLine="0" w:left="0"/>
-        <w:rPr>
-          <w:rFonts w:ascii="Open Sans" w:hAnsi="Open Sans" w:cs="Open Sans"/>
-          <w:sz w:val="20"/>
-          <w:szCs w:val="20"/>
-        </w:rPr>
-      </w:pPr>
-      <w:r>
-        <w:rPr>
-          <w:rFonts w:ascii="Open Sans" w:hAnsi="Open Sans" w:eastAsia="Open Sans" w:cs="Open Sans"/>
-          <w:b/>
-          <w:color w:val="000000"/>
-          <w:sz w:val="20"/>
-          <w:szCs w:val="20"/>
-        </w:rPr>
-        <w:t xml:space="preserve">2.3. División del Conjunto de Datos</w:t>
-      </w:r>
-      <w:r>
-        <w:rPr>
-          <w:rFonts w:ascii="Open Sans" w:hAnsi="Open Sans" w:eastAsia="Open Sans" w:cs="Open Sans"/>
-          <w:sz w:val="20"/>
-          <w:szCs w:val="20"/>
-        </w:rPr>
-      </w:r>
-    </w:p>
-    <w:p>
-      <w:pPr>
-        <w:pBdr>
-          <w:top w:val="none" w:color="000000" w:sz="4" w:space="0"/>
-          <w:left w:val="none" w:color="000000" w:sz="4" w:space="0"/>
-          <w:bottom w:val="none" w:color="000000" w:sz="4" w:space="0"/>
-          <w:right w:val="none" w:color="000000" w:sz="4" w:space="0"/>
-        </w:pBdr>
-        <w:spacing/>
-        <w:ind w:right="0" w:firstLine="0" w:left="0"/>
-        <w:rPr>
-          <w:rFonts w:ascii="Open Sans" w:hAnsi="Open Sans" w:cs="Open Sans"/>
-          <w:sz w:val="20"/>
-          <w:szCs w:val="20"/>
-        </w:rPr>
-      </w:pPr>
-      <w:r>
-        <w:rPr>
-          <w:rFonts w:ascii="Open Sans" w:hAnsi="Open Sans" w:eastAsia="Open Sans" w:cs="Open Sans"/>
-          <w:color w:val="000000"/>
-          <w:sz w:val="20"/>
-          <w:szCs w:val="20"/>
-        </w:rPr>
-        <w:t xml:space="preserve">El conjunto de entrenamiento se dividió en dos partes:</w:t>
-      </w:r>
-      <w:r>
-        <w:rPr>
-          <w:rFonts w:ascii="Open Sans" w:hAnsi="Open Sans" w:eastAsia="Open Sans" w:cs="Open Sans"/>
-          <w:sz w:val="20"/>
-          <w:szCs w:val="20"/>
-        </w:rPr>
-      </w:r>
-    </w:p>
-    <w:p>
-      <w:pPr>
-        <w:pStyle w:val="664"/>
-        <w:numPr>
-          <w:ilvl w:val="0"/>
-          <w:numId w:val="2"/>
-        </w:numPr>
-        <w:pBdr>
-          <w:top w:val="none" w:color="000000" w:sz="4" w:space="0"/>
-          <w:left w:val="none" w:color="000000" w:sz="4" w:space="0"/>
-          <w:bottom w:val="none" w:color="000000" w:sz="4" w:space="0"/>
-          <w:right w:val="none" w:color="000000" w:sz="4" w:space="0"/>
-        </w:pBdr>
-        <w:spacing/>
-        <w:ind w:right="0"/>
-        <w:rPr>
-          <w:rFonts w:ascii="Open Sans" w:hAnsi="Open Sans" w:cs="Open Sans"/>
-          <w:sz w:val="20"/>
-          <w:szCs w:val="20"/>
-        </w:rPr>
-      </w:pPr>
-      <w:r>
-        <w:rPr>
-          <w:rFonts w:ascii="Open Sans" w:hAnsi="Open Sans" w:eastAsia="Open Sans" w:cs="Open Sans"/>
-          <w:b/>
-          <w:color w:val="000000"/>
-          <w:sz w:val="20"/>
-          <w:szCs w:val="20"/>
-        </w:rPr>
-        <w:t xml:space="preserve">Entrenamiento (Train):</w:t>
-      </w:r>
-      <w:r>
-        <w:rPr>
-          <w:rFonts w:ascii="Open Sans" w:hAnsi="Open Sans" w:eastAsia="Open Sans" w:cs="Open Sans"/>
-          <w:color w:val="000000"/>
-          <w:sz w:val="20"/>
-          <w:szCs w:val="20"/>
-        </w:rPr>
-        <w:t xml:space="preserve"> 90% de las imágenes originales.</w:t>
-      </w:r>
-      <w:r>
-        <w:rPr>
-          <w:rFonts w:ascii="Open Sans" w:hAnsi="Open Sans" w:eastAsia="Open Sans" w:cs="Open Sans"/>
-          <w:sz w:val="20"/>
-          <w:szCs w:val="20"/>
-        </w:rPr>
-      </w:r>
-    </w:p>
-    <w:p>
-      <w:pPr>
-        <w:pStyle w:val="664"/>
-        <w:numPr>
-          <w:ilvl w:val="0"/>
-          <w:numId w:val="2"/>
-        </w:numPr>
-        <w:pBdr>
-          <w:top w:val="none" w:color="000000" w:sz="4" w:space="0"/>
-          <w:left w:val="none" w:color="000000" w:sz="4" w:space="0"/>
-          <w:bottom w:val="none" w:color="000000" w:sz="4" w:space="0"/>
-          <w:right w:val="none" w:color="000000" w:sz="4" w:space="0"/>
-        </w:pBdr>
-        <w:spacing/>
-        <w:ind w:right="0"/>
-        <w:rPr>
-          <w:rFonts w:ascii="Open Sans" w:hAnsi="Open Sans" w:cs="Open Sans"/>
-          <w:sz w:val="20"/>
-          <w:szCs w:val="20"/>
-        </w:rPr>
-      </w:pPr>
-      <w:r>
-        <w:rPr>
-          <w:rFonts w:ascii="Open Sans" w:hAnsi="Open Sans" w:eastAsia="Open Sans" w:cs="Open Sans"/>
-          <w:b/>
-          <w:color w:val="000000"/>
-          <w:sz w:val="20"/>
-          <w:szCs w:val="20"/>
-        </w:rPr>
-        <w:t xml:space="preserve">Validación (Validation):</w:t>
-      </w:r>
-      <w:r>
-        <w:rPr>
-          <w:rFonts w:ascii="Open Sans" w:hAnsi="Open Sans" w:eastAsia="Open Sans" w:cs="Open Sans"/>
-          <w:color w:val="000000"/>
-          <w:sz w:val="20"/>
-          <w:szCs w:val="20"/>
-        </w:rPr>
-        <w:t xml:space="preserve"> 10% de las imágenes, usadas para ajustar hiperparámetros y monitorizar el aprendizaje.</w:t>
-      </w:r>
-      <w:r>
-        <w:rPr>
-          <w:rFonts w:ascii="Open Sans" w:hAnsi="Open Sans" w:eastAsia="Open Sans" w:cs="Open Sans"/>
-          <w:sz w:val="20"/>
-          <w:szCs w:val="20"/>
-        </w:rPr>
-      </w:r>
-    </w:p>
-    <w:p>
-      <w:pPr>
-        <w:pBdr>
-          <w:top w:val="none" w:color="000000" w:sz="4" w:space="0"/>
-          <w:left w:val="none" w:color="000000" w:sz="4" w:space="0"/>
-          <w:bottom w:val="none" w:color="000000" w:sz="4" w:space="0"/>
-          <w:right w:val="none" w:color="000000" w:sz="4" w:space="0"/>
-        </w:pBdr>
-        <w:spacing/>
-        <w:ind w:right="0" w:firstLine="0" w:left="0"/>
-        <w:rPr>
-          <w:rFonts w:ascii="Open Sans" w:hAnsi="Open Sans" w:cs="Open Sans"/>
-          <w:sz w:val="20"/>
-          <w:szCs w:val="20"/>
-        </w:rPr>
-      </w:pPr>
-      <w:r>
-        <w:rPr>
-          <w:rFonts w:ascii="Open Sans" w:hAnsi="Open Sans" w:eastAsia="Open Sans" w:cs="Open Sans"/>
-          <w:color w:val="000000"/>
-          <w:sz w:val="20"/>
-          <w:szCs w:val="20"/>
-        </w:rPr>
-        <w:t xml:space="preserve">El conjunto de test se utilizó tal como está, para evaluar el rendimiento final del modelo en datos no vistos.</w:t>
-      </w:r>
-      <w:r>
-        <w:rPr>
-          <w:rFonts w:ascii="Open Sans" w:hAnsi="Open Sans" w:eastAsia="Open Sans" w:cs="Open Sans"/>
-          <w:sz w:val="20"/>
-          <w:szCs w:val="20"/>
-        </w:rPr>
-      </w:r>
-    </w:p>
-    <w:p>
-      <w:pPr>
-        <w:pStyle w:val="139"/>
-        <w:pBdr>
-          <w:top w:val="none" w:color="000000" w:sz="4" w:space="0"/>
-          <w:left w:val="none" w:color="000000" w:sz="4" w:space="0"/>
-          <w:bottom w:val="none" w:color="000000" w:sz="4" w:space="0"/>
-          <w:right w:val="none" w:color="000000" w:sz="4" w:space="0"/>
-        </w:pBdr>
-        <w:spacing/>
-        <w:ind w:right="0" w:firstLine="0" w:left="0"/>
-        <w:rPr>
-          <w:rFonts w:ascii="Open Sans" w:hAnsi="Open Sans" w:eastAsia="Open Sans" w:cs="Open Sans"/>
-          <w:b/>
-          <w:bCs/>
-          <w:color w:val="000000"/>
-          <w:sz w:val="20"/>
-          <w:szCs w:val="20"/>
-          <w:highlight w:val="none"/>
-        </w:rPr>
-      </w:pPr>
-      <w:r>
-        <w:rPr>
-          <w:rFonts w:ascii="Open Sans" w:hAnsi="Open Sans" w:eastAsia="Open Sans" w:cs="Open Sans"/>
-          <w:b/>
-          <w:bCs/>
-          <w:color w:val="000000"/>
-          <w:sz w:val="20"/>
-          <w:szCs w:val="20"/>
+          <w:sz w:val="22"/>
+          <w:szCs w:val="22"/>
           <w:highlight w:val="none"/>
         </w:rPr>
       </w:r>
       <w:r>
         <w:rPr>
           <w:rFonts w:ascii="Open Sans" w:hAnsi="Open Sans" w:eastAsia="Open Sans" w:cs="Open Sans"/>
-          <w:b/>
-          <w:bCs/>
-          <w:color w:val="000000"/>
-          <w:sz w:val="20"/>
-          <w:szCs w:val="20"/>
-          <w:highlight w:val="none"/>
-        </w:rPr>
-      </w:r>
-    </w:p>
-    <w:p>
-      <w:pPr>
-        <w:pStyle w:val="139"/>
-        <w:pBdr>
-          <w:top w:val="none" w:color="000000" w:sz="4" w:space="0"/>
-          <w:left w:val="none" w:color="000000" w:sz="4" w:space="0"/>
-          <w:bottom w:val="none" w:color="000000" w:sz="4" w:space="0"/>
-          <w:right w:val="none" w:color="000000" w:sz="4" w:space="0"/>
-        </w:pBdr>
-        <w:spacing/>
-        <w:ind w:right="0" w:firstLine="0" w:left="0"/>
-        <w:rPr>
-          <w:rFonts w:ascii="Open Sans" w:hAnsi="Open Sans" w:eastAsia="Open Sans" w:cs="Open Sans"/>
-          <w:b/>
-          <w:bCs/>
-          <w:color w:val="000000"/>
-          <w:sz w:val="20"/>
-          <w:szCs w:val="20"/>
-          <w:highlight w:val="none"/>
-        </w:rPr>
-      </w:pPr>
-      <w:r>
-        <w:rPr>
-          <w:rFonts w:ascii="Open Sans" w:hAnsi="Open Sans" w:eastAsia="Open Sans" w:cs="Open Sans"/>
-          <w:b/>
-          <w:bCs/>
-          <w:color w:val="000000"/>
-          <w:sz w:val="20"/>
-          <w:szCs w:val="20"/>
+          <w:sz w:val="22"/>
+          <w:szCs w:val="22"/>
           <w:highlight w:val="none"/>
         </w:rPr>
       </w:r>
       <w:r>
         <w:rPr>
           <w:rFonts w:ascii="Open Sans" w:hAnsi="Open Sans" w:eastAsia="Open Sans" w:cs="Open Sans"/>
-          <w:b/>
-          <w:bCs/>
-          <w:color w:val="000000"/>
-          <w:sz w:val="20"/>
-          <w:szCs w:val="20"/>
+          <w:sz w:val="22"/>
+          <w:szCs w:val="22"/>
           <w:highlight w:val="none"/>
         </w:rPr>
       </w:r>
     </w:p>
     <w:p>
       <w:pPr>
-        <w:pStyle w:val="139"/>
-        <w:pBdr>
-          <w:top w:val="none" w:color="000000" w:sz="4" w:space="0"/>
-          <w:left w:val="none" w:color="000000" w:sz="4" w:space="0"/>
-          <w:bottom w:val="none" w:color="000000" w:sz="4" w:space="0"/>
-          <w:right w:val="none" w:color="000000" w:sz="4" w:space="0"/>
-        </w:pBdr>
-        <w:spacing/>
-        <w:ind w:right="0" w:firstLine="0" w:left="0"/>
+        <w:pBdr/>
+        <w:spacing/>
+        <w:ind/>
         <w:rPr>
           <w:rFonts w:ascii="Open Sans" w:hAnsi="Open Sans" w:eastAsia="Open Sans" w:cs="Open Sans"/>
-          <w:b/>
-          <w:bCs/>
-          <w:color w:val="000000"/>
-          <w:sz w:val="20"/>
-          <w:szCs w:val="20"/>
+          <w:sz w:val="22"/>
+          <w:szCs w:val="22"/>
           <w:highlight w:val="none"/>
         </w:rPr>
       </w:pPr>
       <w:r>
         <w:rPr>
           <w:rFonts w:ascii="Open Sans" w:hAnsi="Open Sans" w:eastAsia="Open Sans" w:cs="Open Sans"/>
-          <w:b/>
-          <w:bCs/>
-          <w:color w:val="000000"/>
-          <w:sz w:val="20"/>
-          <w:szCs w:val="20"/>
+          <w:sz w:val="22"/>
+          <w:szCs w:val="22"/>
           <w:highlight w:val="none"/>
         </w:rPr>
       </w:r>
       <w:r>
         <w:rPr>
           <w:rFonts w:ascii="Open Sans" w:hAnsi="Open Sans" w:eastAsia="Open Sans" w:cs="Open Sans"/>
-          <w:b/>
-          <w:bCs/>
-          <w:color w:val="000000"/>
-          <w:sz w:val="20"/>
-          <w:szCs w:val="20"/>
+          <w:sz w:val="22"/>
+          <w:szCs w:val="22"/>
           <w:highlight w:val="none"/>
         </w:rPr>
       </w:r>
     </w:p>
     <w:p>
       <w:pPr>
-        <w:pStyle w:val="139"/>
-        <w:pBdr>
-          <w:top w:val="none" w:color="000000" w:sz="4" w:space="0"/>
-          <w:left w:val="none" w:color="000000" w:sz="4" w:space="0"/>
-          <w:bottom w:val="none" w:color="000000" w:sz="4" w:space="0"/>
-          <w:right w:val="none" w:color="000000" w:sz="4" w:space="0"/>
-        </w:pBdr>
-        <w:spacing/>
-        <w:ind w:right="0" w:firstLine="0" w:left="0"/>
+        <w:pBdr/>
+        <w:spacing/>
+        <w:ind/>
         <w:rPr>
-          <w:rFonts w:ascii="Open Sans" w:hAnsi="Open Sans" w:eastAsia="Open Sans" w:cs="Open Sans"/>
           <w:b/>
           <w:bCs/>
-          <w:color w:val="000000"/>
-          <w:sz w:val="20"/>
-          <w:szCs w:val="20"/>
-          <w:highlight w:val="none"/>
         </w:rPr>
       </w:pPr>
       <w:r>
@@ -2394,1497 +345,302 @@
           <w:rFonts w:ascii="Open Sans" w:hAnsi="Open Sans" w:eastAsia="Open Sans" w:cs="Open Sans"/>
           <w:b/>
           <w:bCs/>
-          <w:color w:val="000000"/>
-          <w:sz w:val="20"/>
-          <w:szCs w:val="20"/>
+          <w:sz w:val="22"/>
+          <w:szCs w:val="22"/>
+          <w:highlight w:val="none"/>
+        </w:rPr>
+        <w:t xml:space="preserve">2. Project Evolution</w:t>
+      </w:r>
+      <w:r>
+        <w:rPr>
+          <w:rFonts w:ascii="Open Sans" w:hAnsi="Open Sans" w:eastAsia="Open Sans" w:cs="Open Sans"/>
+          <w:b/>
+          <w:bCs/>
+          <w:sz w:val="22"/>
+          <w:szCs w:val="22"/>
+          <w:highlight w:val="none"/>
+        </w:rPr>
+      </w:r>
+    </w:p>
+    <w:p>
+      <w:pPr>
+        <w:pBdr/>
+        <w:spacing/>
+        <w:ind/>
+        <w:rPr/>
+      </w:pPr>
+      <w:r>
+        <w:rPr>
+          <w:rFonts w:ascii="Open Sans" w:hAnsi="Open Sans" w:eastAsia="Open Sans" w:cs="Open Sans"/>
+          <w:sz w:val="22"/>
+          <w:szCs w:val="22"/>
+          <w:highlight w:val="none"/>
+        </w:rPr>
+        <w:t xml:space="preserve">We initially began with the implementation of a CNN model for fruit image classification. This model performed well on both the test dataset and external images. Subsequently, to achieve a deeper level of analysis, we incorporated a pretrained EfficientNet </w:t>
+      </w:r>
+      <w:r>
+        <w:rPr>
+          <w:rFonts w:ascii="Open Sans" w:hAnsi="Open Sans" w:eastAsia="Open Sans" w:cs="Open Sans"/>
+          <w:sz w:val="22"/>
+          <w:szCs w:val="22"/>
+          <w:highlight w:val="none"/>
+        </w:rPr>
+        <w:t xml:space="preserve">model, fine-tuned for our specific classification task.</w:t>
+      </w:r>
+      <w:r>
+        <w:rPr>
+          <w:rFonts w:ascii="Open Sans" w:hAnsi="Open Sans" w:eastAsia="Open Sans" w:cs="Open Sans"/>
+          <w:sz w:val="22"/>
+          <w:szCs w:val="22"/>
+          <w:highlight w:val="none"/>
+        </w:rPr>
+      </w:r>
+    </w:p>
+    <w:p>
+      <w:pPr>
+        <w:pBdr/>
+        <w:spacing/>
+        <w:ind/>
+        <w:rPr/>
+      </w:pPr>
+      <w:r>
+        <w:rPr>
+          <w:rFonts w:ascii="Open Sans" w:hAnsi="Open Sans" w:eastAsia="Open Sans" w:cs="Open Sans"/>
+          <w:sz w:val="22"/>
+          <w:szCs w:val="22"/>
+          <w:highlight w:val="none"/>
+        </w:rPr>
+        <w:t xml:space="preserve">Later, we shifted our focus from image classification to object detection, implementing the DETR model for this purpose. Finally, we extended this implementation by applying DETR to video input, enabling the detection of elements in real-time sequences.</w:t>
+      </w:r>
+      <w:r>
+        <w:rPr>
+          <w:rFonts w:ascii="Open Sans" w:hAnsi="Open Sans" w:eastAsia="Open Sans" w:cs="Open Sans"/>
+          <w:sz w:val="22"/>
+          <w:szCs w:val="22"/>
+          <w:highlight w:val="none"/>
+        </w:rPr>
+      </w:r>
+    </w:p>
+    <w:p>
+      <w:pPr>
+        <w:pBdr/>
+        <w:spacing/>
+        <w:ind/>
+        <w:rPr/>
+      </w:pPr>
+      <w:r>
+        <w:rPr>
+          <w:rFonts w:ascii="Open Sans" w:hAnsi="Open Sans" w:eastAsia="Open Sans" w:cs="Open Sans"/>
+          <w:sz w:val="22"/>
+          <w:szCs w:val="22"/>
           <w:highlight w:val="none"/>
         </w:rPr>
       </w:r>
       <w:r>
         <w:rPr>
           <w:rFonts w:ascii="Open Sans" w:hAnsi="Open Sans" w:eastAsia="Open Sans" w:cs="Open Sans"/>
-          <w:b/>
-          <w:bCs/>
-          <w:color w:val="000000"/>
-          <w:sz w:val="20"/>
-          <w:szCs w:val="20"/>
+          <w:sz w:val="22"/>
+          <w:szCs w:val="22"/>
           <w:highlight w:val="none"/>
         </w:rPr>
       </w:r>
     </w:p>
     <w:p>
       <w:pPr>
-        <w:pStyle w:val="139"/>
-        <w:pBdr>
-          <w:top w:val="none" w:color="000000" w:sz="4" w:space="0"/>
-          <w:left w:val="none" w:color="000000" w:sz="4" w:space="0"/>
-          <w:bottom w:val="none" w:color="000000" w:sz="4" w:space="0"/>
-          <w:right w:val="none" w:color="000000" w:sz="4" w:space="0"/>
-        </w:pBdr>
-        <w:spacing/>
-        <w:ind w:right="0" w:firstLine="0" w:left="0"/>
-        <w:rPr>
-          <w:rFonts w:ascii="Open Sans" w:hAnsi="Open Sans" w:eastAsia="Open Sans" w:cs="Open Sans"/>
-          <w:b/>
-          <w:bCs/>
-          <w:color w:val="000000"/>
-          <w:sz w:val="20"/>
-          <w:szCs w:val="20"/>
-          <w:highlight w:val="none"/>
-        </w:rPr>
+        <w:pBdr/>
+        <w:spacing/>
+        <w:ind/>
+        <w:rPr/>
       </w:pPr>
       <w:r>
         <w:rPr>
           <w:rFonts w:ascii="Open Sans" w:hAnsi="Open Sans" w:eastAsia="Open Sans" w:cs="Open Sans"/>
           <w:b/>
           <w:bCs/>
-          <w:color w:val="000000"/>
-          <w:sz w:val="20"/>
-          <w:szCs w:val="20"/>
+          <w:sz w:val="22"/>
+          <w:szCs w:val="22"/>
+          <w:highlight w:val="none"/>
+        </w:rPr>
+        <w:t xml:space="preserve">3. Code Implementations</w:t>
+      </w:r>
+      <w:r>
+        <w:rPr>
+          <w:rFonts w:ascii="Open Sans" w:hAnsi="Open Sans" w:eastAsia="Open Sans" w:cs="Open Sans"/>
+          <w:sz w:val="22"/>
+          <w:szCs w:val="22"/>
+          <w:highlight w:val="none"/>
+        </w:rPr>
+      </w:r>
+    </w:p>
+    <w:p>
+      <w:pPr>
+        <w:pBdr/>
+        <w:spacing/>
+        <w:ind/>
+        <w:rPr/>
+      </w:pPr>
+      <w:r>
+        <w:rPr>
+          <w:rFonts w:ascii="Open Sans" w:hAnsi="Open Sans" w:eastAsia="Open Sans" w:cs="Open Sans"/>
+          <w:sz w:val="22"/>
+          <w:szCs w:val="22"/>
+          <w:highlight w:val="none"/>
+        </w:rPr>
+        <w:t xml:space="preserve">Inside the Report Details folder, you’ll find the detailed implementations of each model used:</w:t>
+      </w:r>
+      <w:r>
+        <w:rPr>
+          <w:rFonts w:ascii="Open Sans" w:hAnsi="Open Sans" w:eastAsia="Open Sans" w:cs="Open Sans"/>
+          <w:sz w:val="22"/>
+          <w:szCs w:val="22"/>
+          <w:highlight w:val="none"/>
+        </w:rPr>
+      </w:r>
+    </w:p>
+    <w:p>
+      <w:pPr>
+        <w:pBdr/>
+        <w:spacing/>
+        <w:ind/>
+        <w:rPr/>
+      </w:pPr>
+      <w:r>
+        <w:rPr>
+          <w:rFonts w:ascii="Open Sans" w:hAnsi="Open Sans" w:eastAsia="Open Sans" w:cs="Open Sans"/>
+          <w:sz w:val="22"/>
+          <w:szCs w:val="22"/>
+          <w:highlight w:val="none"/>
+        </w:rPr>
+        <w:t xml:space="preserve">Report-A: Contains the initial CNN implementation trained with the Fruit Image Dataset: Fresh and Rotten Fruits.</w:t>
+      </w:r>
+      <w:r>
+        <w:rPr>
+          <w:rFonts w:ascii="Open Sans" w:hAnsi="Open Sans" w:eastAsia="Open Sans" w:cs="Open Sans"/>
+          <w:sz w:val="22"/>
+          <w:szCs w:val="22"/>
+          <w:highlight w:val="none"/>
+        </w:rPr>
+      </w:r>
+    </w:p>
+    <w:p>
+      <w:pPr>
+        <w:pBdr/>
+        <w:spacing/>
+        <w:ind/>
+        <w:rPr>
+          <w:rFonts w:ascii="Open Sans" w:hAnsi="Open Sans" w:eastAsia="Open Sans" w:cs="Open Sans"/>
+          <w:sz w:val="22"/>
+          <w:szCs w:val="22"/>
+          <w:highlight w:val="none"/>
+        </w:rPr>
+      </w:pPr>
+      <w:r>
+        <w:rPr>
+          <w:rFonts w:ascii="Open Sans" w:hAnsi="Open Sans" w:eastAsia="Open Sans" w:cs="Open Sans"/>
+          <w:sz w:val="22"/>
+          <w:szCs w:val="22"/>
+          <w:highlight w:val="none"/>
+        </w:rPr>
+        <w:t xml:space="preserve">Report-B: Includes the implementation of a pretrained EfficientNet model adapted to classify the six fruit categories. Additionally, Grad-CAM was integrated to visualize where the model focuses during classification.</w:t>
+      </w:r>
+      <w:r>
+        <w:rPr>
+          <w:rFonts w:ascii="Open Sans" w:hAnsi="Open Sans" w:eastAsia="Open Sans" w:cs="Open Sans"/>
+          <w:sz w:val="22"/>
+          <w:szCs w:val="22"/>
+          <w:highlight w:val="none"/>
+        </w:rPr>
+      </w:r>
+    </w:p>
+    <w:p>
+      <w:pPr>
+        <w:pBdr/>
+        <w:spacing/>
+        <w:ind/>
+        <w:rPr>
+          <w:rFonts w:ascii="Open Sans" w:hAnsi="Open Sans" w:eastAsia="Open Sans" w:cs="Open Sans"/>
+          <w:sz w:val="22"/>
+          <w:szCs w:val="22"/>
+          <w:highlight w:val="none"/>
+        </w:rPr>
+      </w:pPr>
+      <w:r>
+        <w:rPr>
+          <w:rFonts w:ascii="Open Sans" w:hAnsi="Open Sans" w:eastAsia="Open Sans" w:cs="Open Sans"/>
+          <w:sz w:val="22"/>
+          <w:szCs w:val="22"/>
           <w:highlight w:val="none"/>
         </w:rPr>
       </w:r>
       <w:r>
         <w:rPr>
           <w:rFonts w:ascii="Open Sans" w:hAnsi="Open Sans" w:eastAsia="Open Sans" w:cs="Open Sans"/>
-          <w:b/>
-          <w:bCs/>
-          <w:color w:val="000000"/>
-          <w:sz w:val="20"/>
-          <w:szCs w:val="20"/>
+          <w:sz w:val="22"/>
+          <w:szCs w:val="22"/>
+          <w:highlight w:val="none"/>
+        </w:rPr>
+        <w:t xml:space="preserve">Report-C: Contains the DETR model implementation, adapted from the class example and modified to meet our objective of fruit detection.</w:t>
+      </w:r>
+      <w:r>
+        <w:rPr>
+          <w:rFonts w:ascii="Open Sans" w:hAnsi="Open Sans" w:eastAsia="Open Sans" w:cs="Open Sans"/>
+          <w:sz w:val="22"/>
+          <w:szCs w:val="22"/>
           <w:highlight w:val="none"/>
         </w:rPr>
       </w:r>
+      <w:r/>
     </w:p>
     <w:p>
       <w:pPr>
-        <w:pStyle w:val="139"/>
-        <w:pBdr>
-          <w:top w:val="none" w:color="000000" w:sz="4" w:space="0"/>
-          <w:left w:val="none" w:color="000000" w:sz="4" w:space="0"/>
-          <w:bottom w:val="none" w:color="000000" w:sz="4" w:space="0"/>
-          <w:right w:val="none" w:color="000000" w:sz="4" w:space="0"/>
-        </w:pBdr>
-        <w:spacing/>
-        <w:ind w:right="0" w:firstLine="0" w:left="0"/>
+        <w:pBdr/>
+        <w:spacing/>
+        <w:ind/>
         <w:rPr>
           <w:rFonts w:ascii="Open Sans" w:hAnsi="Open Sans" w:eastAsia="Open Sans" w:cs="Open Sans"/>
-          <w:b/>
-          <w:bCs/>
-          <w:color w:val="000000"/>
-          <w:sz w:val="20"/>
-          <w:szCs w:val="20"/>
+          <w:sz w:val="22"/>
+          <w:szCs w:val="22"/>
           <w:highlight w:val="none"/>
         </w:rPr>
       </w:pPr>
       <w:r>
         <w:rPr>
           <w:rFonts w:ascii="Open Sans" w:hAnsi="Open Sans" w:eastAsia="Open Sans" w:cs="Open Sans"/>
-          <w:b/>
-          <w:bCs/>
-          <w:color w:val="000000"/>
-          <w:sz w:val="20"/>
-          <w:szCs w:val="20"/>
+          <w:sz w:val="22"/>
+          <w:szCs w:val="22"/>
+          <w:highlight w:val="none"/>
+        </w:rPr>
+        <w:t xml:space="preserve">Report-D: Builds on the previous implementation by applying DETR to video inputs for real-time object detection.</w:t>
+      </w:r>
+      <w:r>
+        <w:rPr>
+          <w:rFonts w:ascii="Open Sans" w:hAnsi="Open Sans" w:eastAsia="Open Sans" w:cs="Open Sans"/>
+          <w:sz w:val="22"/>
+          <w:szCs w:val="22"/>
           <w:highlight w:val="none"/>
         </w:rPr>
       </w:r>
       <w:r>
         <w:rPr>
           <w:rFonts w:ascii="Open Sans" w:hAnsi="Open Sans" w:eastAsia="Open Sans" w:cs="Open Sans"/>
-          <w:b/>
-          <w:bCs/>
-          <w:color w:val="000000"/>
-          <w:sz w:val="20"/>
-          <w:szCs w:val="20"/>
-          <w:highlight w:val="none"/>
-        </w:rPr>
-      </w:r>
-    </w:p>
-    <w:p>
-      <w:pPr>
-        <w:pBdr/>
-        <w:spacing/>
-        <w:ind/>
-        <w:rPr/>
-      </w:pPr>
-      <w:r/>
-      <w:r/>
-    </w:p>
-    <w:p>
-      <w:pPr>
-        <w:pStyle w:val="139"/>
-        <w:pBdr>
-          <w:top w:val="none" w:color="000000" w:sz="4" w:space="0"/>
-          <w:left w:val="none" w:color="000000" w:sz="4" w:space="0"/>
-          <w:bottom w:val="none" w:color="000000" w:sz="4" w:space="0"/>
-          <w:right w:val="none" w:color="000000" w:sz="4" w:space="0"/>
-        </w:pBdr>
-        <w:spacing/>
-        <w:ind w:right="0" w:firstLine="0" w:left="0"/>
-        <w:rPr>
-          <w:rFonts w:ascii="Open Sans" w:hAnsi="Open Sans" w:eastAsia="Open Sans" w:cs="Open Sans"/>
-          <w:b/>
-          <w:bCs/>
-          <w:color w:val="000000"/>
-          <w:sz w:val="20"/>
-          <w:szCs w:val="20"/>
-          <w:highlight w:val="none"/>
-        </w:rPr>
-      </w:pPr>
-      <w:r>
-        <w:rPr>
-          <w:rFonts w:ascii="Open Sans" w:hAnsi="Open Sans" w:eastAsia="Open Sans" w:cs="Open Sans"/>
-          <w:b/>
-          <w:color w:val="000000"/>
-          <w:sz w:val="20"/>
-          <w:szCs w:val="20"/>
-        </w:rPr>
-        <w:t xml:space="preserve">4. Selección y Diseño del Modelo</w:t>
-      </w:r>
-      <w:r>
-        <w:rPr>
-          <w:rFonts w:ascii="Open Sans" w:hAnsi="Open Sans" w:eastAsia="Open Sans" w:cs="Open Sans"/>
-          <w:sz w:val="20"/>
-          <w:szCs w:val="20"/>
-        </w:rPr>
-      </w:r>
-    </w:p>
-    <w:p>
-      <w:pPr>
-        <w:pStyle w:val="140"/>
-        <w:pBdr>
-          <w:top w:val="none" w:color="000000" w:sz="4" w:space="0"/>
-          <w:left w:val="none" w:color="000000" w:sz="4" w:space="0"/>
-          <w:bottom w:val="none" w:color="000000" w:sz="4" w:space="0"/>
-          <w:right w:val="none" w:color="000000" w:sz="4" w:space="0"/>
-        </w:pBdr>
-        <w:spacing/>
-        <w:ind w:right="0" w:firstLine="0" w:left="0"/>
-        <w:rPr>
-          <w:rFonts w:ascii="Open Sans" w:hAnsi="Open Sans" w:cs="Open Sans"/>
-          <w:sz w:val="20"/>
-          <w:szCs w:val="20"/>
-        </w:rPr>
-      </w:pPr>
-      <w:r>
-        <w:rPr>
-          <w:rFonts w:ascii="Open Sans" w:hAnsi="Open Sans" w:eastAsia="Open Sans" w:cs="Open Sans"/>
-          <w:b/>
-          <w:color w:val="000000"/>
-          <w:sz w:val="20"/>
-          <w:szCs w:val="20"/>
-        </w:rPr>
-        <w:t xml:space="preserve">4.1. Arquitectura de la Red Neuronal</w:t>
-      </w:r>
-      <w:r>
-        <w:rPr>
-          <w:rFonts w:ascii="Open Sans" w:hAnsi="Open Sans" w:eastAsia="Open Sans" w:cs="Open Sans"/>
-          <w:sz w:val="20"/>
-          <w:szCs w:val="20"/>
-        </w:rPr>
-      </w:r>
-    </w:p>
-    <w:p>
-      <w:pPr>
-        <w:pBdr>
-          <w:top w:val="none" w:color="000000" w:sz="4" w:space="0"/>
-          <w:left w:val="none" w:color="000000" w:sz="4" w:space="0"/>
-          <w:bottom w:val="none" w:color="000000" w:sz="4" w:space="0"/>
-          <w:right w:val="none" w:color="000000" w:sz="4" w:space="0"/>
-        </w:pBdr>
-        <w:spacing/>
-        <w:ind w:right="0" w:firstLine="0" w:left="0"/>
-        <w:rPr>
-          <w:rFonts w:ascii="Open Sans" w:hAnsi="Open Sans" w:cs="Open Sans"/>
-          <w:sz w:val="20"/>
-          <w:szCs w:val="20"/>
-        </w:rPr>
-      </w:pPr>
-      <w:r>
-        <w:rPr>
-          <w:rFonts w:ascii="Open Sans" w:hAnsi="Open Sans" w:eastAsia="Open Sans" w:cs="Open Sans"/>
-          <w:color w:val="000000"/>
-          <w:sz w:val="20"/>
-          <w:szCs w:val="20"/>
-        </w:rPr>
-        <w:t xml:space="preserve">Se escogió una red neuronal convolucional (CNN) simple, que consiste en:</w:t>
-      </w:r>
-      <w:r>
-        <w:rPr>
-          <w:rFonts w:ascii="Open Sans" w:hAnsi="Open Sans" w:eastAsia="Open Sans" w:cs="Open Sans"/>
-          <w:sz w:val="20"/>
-          <w:szCs w:val="20"/>
-        </w:rPr>
-      </w:r>
-    </w:p>
-    <w:p>
-      <w:pPr>
-        <w:pStyle w:val="664"/>
-        <w:numPr>
-          <w:ilvl w:val="0"/>
-          <w:numId w:val="3"/>
-        </w:numPr>
-        <w:pBdr>
-          <w:top w:val="none" w:color="000000" w:sz="4" w:space="0"/>
-          <w:left w:val="none" w:color="000000" w:sz="4" w:space="0"/>
-          <w:bottom w:val="none" w:color="000000" w:sz="4" w:space="0"/>
-          <w:right w:val="none" w:color="000000" w:sz="4" w:space="0"/>
-        </w:pBdr>
-        <w:spacing/>
-        <w:ind w:right="0"/>
-        <w:rPr>
-          <w:rFonts w:ascii="Open Sans" w:hAnsi="Open Sans" w:cs="Open Sans"/>
-          <w:sz w:val="20"/>
-          <w:szCs w:val="20"/>
-        </w:rPr>
-      </w:pPr>
-      <w:r>
-        <w:rPr>
-          <w:rFonts w:ascii="Open Sans" w:hAnsi="Open Sans" w:eastAsia="Open Sans" w:cs="Open Sans"/>
-          <w:b/>
-          <w:color w:val="000000"/>
-          <w:sz w:val="20"/>
-          <w:szCs w:val="20"/>
-        </w:rPr>
-        <w:t xml:space="preserve">Capas convolucionales:</w:t>
-        <w:br/>
-      </w:r>
-      <w:r>
-        <w:rPr>
-          <w:rFonts w:ascii="Open Sans" w:hAnsi="Open Sans" w:eastAsia="Open Sans" w:cs="Open Sans"/>
-          <w:color w:val="000000"/>
-          <w:sz w:val="20"/>
-          <w:szCs w:val="20"/>
-        </w:rPr>
-        <w:t xml:space="preserve"> Tres bloques de capas con operaciones de convolución, activación ReLU y </w:t>
-      </w:r>
-      <w:r>
-        <w:rPr>
-          <w:rFonts w:ascii="Open Sans" w:hAnsi="Open Sans" w:eastAsia="Open Sans" w:cs="Open Sans"/>
-          <w:i/>
-          <w:color w:val="000000"/>
-          <w:sz w:val="20"/>
-          <w:szCs w:val="20"/>
-        </w:rPr>
-        <w:t xml:space="preserve">max pooling</w:t>
-      </w:r>
-      <w:r>
-        <w:rPr>
-          <w:rFonts w:ascii="Open Sans" w:hAnsi="Open Sans" w:eastAsia="Open Sans" w:cs="Open Sans"/>
-          <w:color w:val="000000"/>
-          <w:sz w:val="20"/>
-          <w:szCs w:val="20"/>
-        </w:rPr>
-        <w:t xml:space="preserve">, lo que permite extraer características relevantes de las imágenes y reducir sus dimensiones progresivamente.</w:t>
-      </w:r>
-      <w:r>
-        <w:rPr>
-          <w:rFonts w:ascii="Open Sans" w:hAnsi="Open Sans" w:eastAsia="Open Sans" w:cs="Open Sans"/>
-          <w:sz w:val="20"/>
-          <w:szCs w:val="20"/>
-        </w:rPr>
-      </w:r>
-    </w:p>
-    <w:p>
-      <w:pPr>
-        <w:pStyle w:val="664"/>
-        <w:numPr>
-          <w:ilvl w:val="0"/>
-          <w:numId w:val="3"/>
-        </w:numPr>
-        <w:pBdr>
-          <w:top w:val="none" w:color="000000" w:sz="4" w:space="0"/>
-          <w:left w:val="none" w:color="000000" w:sz="4" w:space="0"/>
-          <w:bottom w:val="none" w:color="000000" w:sz="4" w:space="0"/>
-          <w:right w:val="none" w:color="000000" w:sz="4" w:space="0"/>
-        </w:pBdr>
-        <w:spacing/>
-        <w:ind w:right="0"/>
-        <w:rPr>
-          <w:rFonts w:ascii="Open Sans" w:hAnsi="Open Sans" w:cs="Open Sans"/>
-          <w:sz w:val="20"/>
-          <w:szCs w:val="20"/>
-        </w:rPr>
-      </w:pPr>
-      <w:r>
-        <w:rPr>
-          <w:rFonts w:ascii="Open Sans" w:hAnsi="Open Sans" w:eastAsia="Open Sans" w:cs="Open Sans"/>
-          <w:b/>
-          <w:color w:val="000000"/>
-          <w:sz w:val="20"/>
-          <w:szCs w:val="20"/>
-        </w:rPr>
-        <w:t xml:space="preserve">Capas totalmente conectadas (fully connected):</w:t>
-        <w:br/>
-      </w:r>
-      <w:r>
-        <w:rPr>
-          <w:rFonts w:ascii="Open Sans" w:hAnsi="Open Sans" w:eastAsia="Open Sans" w:cs="Open Sans"/>
-          <w:color w:val="000000"/>
-          <w:sz w:val="20"/>
-          <w:szCs w:val="20"/>
-        </w:rPr>
-        <w:t xml:space="preserve"> Tras aplanar la salida de las capas convolucionales, se agregaron dos capas densas. Se incluyó una capa con una función de activación ReLU y la técnica </w:t>
-      </w:r>
-      <w:r>
-        <w:rPr>
-          <w:rFonts w:ascii="Open Sans" w:hAnsi="Open Sans" w:eastAsia="Open Sans" w:cs="Open Sans"/>
-          <w:i/>
-          <w:color w:val="000000"/>
-          <w:sz w:val="20"/>
-          <w:szCs w:val="20"/>
-        </w:rPr>
-        <w:t xml:space="preserve">Dropout</w:t>
-      </w:r>
-      <w:r>
-        <w:rPr>
-          <w:rFonts w:ascii="Open Sans" w:hAnsi="Open Sans" w:eastAsia="Open Sans" w:cs="Open Sans"/>
-          <w:color w:val="000000"/>
-          <w:sz w:val="20"/>
-          <w:szCs w:val="20"/>
-        </w:rPr>
-        <w:t xml:space="preserve"> para ayudar a prevenir el sobreajuste, finalizando con una capa de salida que produce una probabilidad para cada clase.</w:t>
-      </w:r>
-      <w:r>
-        <w:rPr>
-          <w:rFonts w:ascii="Open Sans" w:hAnsi="Open Sans" w:eastAsia="Open Sans" w:cs="Open Sans"/>
-          <w:sz w:val="20"/>
-          <w:szCs w:val="20"/>
-        </w:rPr>
-      </w:r>
-    </w:p>
-    <w:p>
-      <w:pPr>
-        <w:pBdr>
-          <w:top w:val="none" w:color="000000" w:sz="4" w:space="0"/>
-          <w:left w:val="none" w:color="000000" w:sz="4" w:space="0"/>
-          <w:bottom w:val="none" w:color="000000" w:sz="4" w:space="0"/>
-          <w:right w:val="none" w:color="000000" w:sz="4" w:space="0"/>
-        </w:pBdr>
-        <w:spacing/>
-        <w:ind w:right="0" w:firstLine="0" w:left="0"/>
-        <w:rPr>
-          <w:rFonts w:ascii="Open Sans" w:hAnsi="Open Sans" w:cs="Open Sans"/>
-          <w:sz w:val="20"/>
-          <w:szCs w:val="20"/>
-        </w:rPr>
-      </w:pPr>
-      <w:r>
-        <w:rPr>
-          <w:rFonts w:ascii="Open Sans" w:hAnsi="Open Sans" w:eastAsia="Open Sans" w:cs="Open Sans"/>
-          <w:color w:val="000000"/>
-          <w:sz w:val="20"/>
-          <w:szCs w:val="20"/>
-        </w:rPr>
-        <w:t xml:space="preserve">Esta arquitectura fue diseñada pensando en la simplicidad y efectividad para la clasificación en un problema de este tipo, permitiendo un equilibrio entre rendimiento y complejidad.</w:t>
-      </w:r>
-      <w:r>
-        <w:rPr>
-          <w:rFonts w:ascii="Open Sans" w:hAnsi="Open Sans" w:eastAsia="Open Sans" w:cs="Open Sans"/>
-          <w:sz w:val="20"/>
-          <w:szCs w:val="20"/>
-        </w:rPr>
-      </w:r>
-    </w:p>
-    <w:p>
-      <w:pPr>
-        <w:pStyle w:val="139"/>
-        <w:pBdr>
-          <w:top w:val="none" w:color="000000" w:sz="4" w:space="0"/>
-          <w:left w:val="none" w:color="000000" w:sz="4" w:space="0"/>
-          <w:bottom w:val="none" w:color="000000" w:sz="4" w:space="0"/>
-          <w:right w:val="none" w:color="000000" w:sz="4" w:space="0"/>
-        </w:pBdr>
-        <w:spacing/>
-        <w:ind w:right="0" w:firstLine="0" w:left="0"/>
-        <w:rPr>
-          <w:rFonts w:ascii="Open Sans" w:hAnsi="Open Sans" w:cs="Open Sans"/>
-          <w:sz w:val="20"/>
-          <w:szCs w:val="20"/>
-        </w:rPr>
-      </w:pPr>
-      <w:r>
-        <w:rPr>
-          <w:rFonts w:ascii="Open Sans" w:hAnsi="Open Sans" w:eastAsia="Open Sans" w:cs="Open Sans"/>
-          <w:b/>
-          <w:color w:val="000000"/>
-          <w:sz w:val="20"/>
-          <w:szCs w:val="20"/>
+          <w:sz w:val="22"/>
+          <w:szCs w:val="22"/>
           <w:highlight w:val="none"/>
         </w:rPr>
       </w:r>
       <w:r>
         <w:rPr>
           <w:rFonts w:ascii="Open Sans" w:hAnsi="Open Sans" w:eastAsia="Open Sans" w:cs="Open Sans"/>
-          <w:b/>
-          <w:color w:val="000000"/>
-          <w:sz w:val="20"/>
-          <w:szCs w:val="20"/>
-          <w:highlight w:val="none"/>
-        </w:rPr>
-      </w:r>
-    </w:p>
-    <w:p>
-      <w:pPr>
-        <w:pStyle w:val="139"/>
-        <w:pBdr>
-          <w:top w:val="none" w:color="000000" w:sz="4" w:space="0"/>
-          <w:left w:val="none" w:color="000000" w:sz="4" w:space="0"/>
-          <w:bottom w:val="none" w:color="000000" w:sz="4" w:space="0"/>
-          <w:right w:val="none" w:color="000000" w:sz="4" w:space="0"/>
-        </w:pBdr>
-        <w:spacing/>
-        <w:ind w:right="0" w:firstLine="0" w:left="0"/>
-        <w:rPr>
-          <w:rFonts w:ascii="Open Sans" w:hAnsi="Open Sans" w:eastAsia="Open Sans" w:cs="Open Sans"/>
-          <w:b/>
-          <w:bCs/>
-          <w:color w:val="000000"/>
-          <w:sz w:val="20"/>
-          <w:szCs w:val="20"/>
-          <w:highlight w:val="none"/>
-        </w:rPr>
-      </w:pPr>
-      <w:r>
-        <w:rPr>
-          <w:rFonts w:ascii="Open Sans" w:hAnsi="Open Sans" w:eastAsia="Open Sans" w:cs="Open Sans"/>
-          <w:b/>
-          <w:color w:val="000000"/>
-          <w:sz w:val="20"/>
-          <w:szCs w:val="20"/>
-        </w:rPr>
-        <w:t xml:space="preserve">5. Entrenamiento del Modelo</w:t>
-      </w:r>
-      <w:r>
-        <w:rPr>
-          <w:rFonts w:ascii="Open Sans" w:hAnsi="Open Sans" w:eastAsia="Open Sans" w:cs="Open Sans"/>
-          <w:sz w:val="20"/>
-          <w:szCs w:val="20"/>
-        </w:rPr>
-      </w:r>
-    </w:p>
-    <w:p>
-      <w:pPr>
-        <w:pStyle w:val="140"/>
-        <w:pBdr>
-          <w:top w:val="none" w:color="000000" w:sz="4" w:space="0"/>
-          <w:left w:val="none" w:color="000000" w:sz="4" w:space="0"/>
-          <w:bottom w:val="none" w:color="000000" w:sz="4" w:space="0"/>
-          <w:right w:val="none" w:color="000000" w:sz="4" w:space="0"/>
-        </w:pBdr>
-        <w:spacing/>
-        <w:ind w:right="0" w:firstLine="0" w:left="0"/>
-        <w:rPr>
-          <w:rFonts w:ascii="Open Sans" w:hAnsi="Open Sans" w:cs="Open Sans"/>
-          <w:sz w:val="20"/>
-          <w:szCs w:val="20"/>
-        </w:rPr>
-      </w:pPr>
-      <w:r>
-        <w:rPr>
-          <w:rFonts w:ascii="Open Sans" w:hAnsi="Open Sans" w:eastAsia="Open Sans" w:cs="Open Sans"/>
-          <w:b/>
-          <w:color w:val="000000"/>
-          <w:sz w:val="20"/>
-          <w:szCs w:val="20"/>
-        </w:rPr>
-        <w:t xml:space="preserve">5.1. Configuración del Proceso de Entrenamiento</w:t>
-      </w:r>
-      <w:r>
-        <w:rPr>
-          <w:rFonts w:ascii="Open Sans" w:hAnsi="Open Sans" w:eastAsia="Open Sans" w:cs="Open Sans"/>
-          <w:sz w:val="20"/>
-          <w:szCs w:val="20"/>
-        </w:rPr>
-      </w:r>
-    </w:p>
-    <w:p>
-      <w:pPr>
-        <w:pStyle w:val="664"/>
-        <w:numPr>
-          <w:ilvl w:val="0"/>
-          <w:numId w:val="4"/>
-        </w:numPr>
-        <w:pBdr>
-          <w:top w:val="none" w:color="000000" w:sz="4" w:space="0"/>
-          <w:left w:val="none" w:color="000000" w:sz="4" w:space="0"/>
-          <w:bottom w:val="none" w:color="000000" w:sz="4" w:space="0"/>
-          <w:right w:val="none" w:color="000000" w:sz="4" w:space="0"/>
-        </w:pBdr>
-        <w:spacing/>
-        <w:ind w:right="0"/>
-        <w:rPr>
-          <w:rFonts w:ascii="Open Sans" w:hAnsi="Open Sans" w:cs="Open Sans"/>
-          <w:sz w:val="20"/>
-          <w:szCs w:val="20"/>
-        </w:rPr>
-      </w:pPr>
-      <w:r>
-        <w:rPr>
-          <w:rFonts w:ascii="Open Sans" w:hAnsi="Open Sans" w:eastAsia="Open Sans" w:cs="Open Sans"/>
-          <w:b/>
-          <w:color w:val="000000"/>
-          <w:sz w:val="20"/>
-          <w:szCs w:val="20"/>
-        </w:rPr>
-        <w:t xml:space="preserve">Función de pérdida:</w:t>
-      </w:r>
-      <w:r>
-        <w:rPr>
-          <w:rFonts w:ascii="Open Sans" w:hAnsi="Open Sans" w:eastAsia="Open Sans" w:cs="Open Sans"/>
-          <w:color w:val="000000"/>
-          <w:sz w:val="20"/>
-          <w:szCs w:val="20"/>
-        </w:rPr>
-        <w:t xml:space="preserve"> Se utilizó </w:t>
-      </w:r>
-      <w:r>
-        <w:rPr>
-          <w:rFonts w:ascii="Open Sans" w:hAnsi="Open Sans" w:eastAsia="Open Sans" w:cs="Open Sans"/>
-          <w:i/>
-          <w:color w:val="000000"/>
-          <w:sz w:val="20"/>
-          <w:szCs w:val="20"/>
-        </w:rPr>
-        <w:t xml:space="preserve">CrossEntropyLoss</w:t>
-      </w:r>
-      <w:r>
-        <w:rPr>
-          <w:rFonts w:ascii="Open Sans" w:hAnsi="Open Sans" w:eastAsia="Open Sans" w:cs="Open Sans"/>
-          <w:color w:val="000000"/>
-          <w:sz w:val="20"/>
-          <w:szCs w:val="20"/>
-        </w:rPr>
-        <w:t xml:space="preserve">, adecuada para tareas de clasificación en la que se espera que el modelo asigne la máxima probabilidad a la clase correcta.</w:t>
-      </w:r>
-      <w:r>
-        <w:rPr>
-          <w:rFonts w:ascii="Open Sans" w:hAnsi="Open Sans" w:eastAsia="Open Sans" w:cs="Open Sans"/>
-          <w:sz w:val="20"/>
-          <w:szCs w:val="20"/>
-        </w:rPr>
-      </w:r>
-    </w:p>
-    <w:p>
-      <w:pPr>
-        <w:pStyle w:val="664"/>
-        <w:numPr>
-          <w:ilvl w:val="0"/>
-          <w:numId w:val="4"/>
-        </w:numPr>
-        <w:pBdr>
-          <w:top w:val="none" w:color="000000" w:sz="4" w:space="0"/>
-          <w:left w:val="none" w:color="000000" w:sz="4" w:space="0"/>
-          <w:bottom w:val="none" w:color="000000" w:sz="4" w:space="0"/>
-          <w:right w:val="none" w:color="000000" w:sz="4" w:space="0"/>
-        </w:pBdr>
-        <w:spacing/>
-        <w:ind w:right="0"/>
-        <w:rPr>
-          <w:rFonts w:ascii="Open Sans" w:hAnsi="Open Sans" w:cs="Open Sans"/>
-          <w:sz w:val="20"/>
-          <w:szCs w:val="20"/>
-        </w:rPr>
-      </w:pPr>
-      <w:r>
-        <w:rPr>
-          <w:rFonts w:ascii="Open Sans" w:hAnsi="Open Sans" w:eastAsia="Open Sans" w:cs="Open Sans"/>
-          <w:b/>
-          <w:color w:val="000000"/>
-          <w:sz w:val="20"/>
-          <w:szCs w:val="20"/>
-        </w:rPr>
-        <w:t xml:space="preserve">Optimizador:</w:t>
-      </w:r>
-      <w:r>
-        <w:rPr>
-          <w:rFonts w:ascii="Open Sans" w:hAnsi="Open Sans" w:eastAsia="Open Sans" w:cs="Open Sans"/>
-          <w:color w:val="000000"/>
-          <w:sz w:val="20"/>
-          <w:szCs w:val="20"/>
-        </w:rPr>
-        <w:t xml:space="preserve"> Se seleccionó el optimizador </w:t>
-      </w:r>
-      <w:r>
-        <w:rPr>
-          <w:rFonts w:ascii="Open Sans" w:hAnsi="Open Sans" w:eastAsia="Open Sans" w:cs="Open Sans"/>
-          <w:i/>
-          <w:color w:val="000000"/>
-          <w:sz w:val="20"/>
-          <w:szCs w:val="20"/>
-        </w:rPr>
-        <w:t xml:space="preserve">Adam</w:t>
-      </w:r>
-      <w:r>
-        <w:rPr>
-          <w:rFonts w:ascii="Open Sans" w:hAnsi="Open Sans" w:eastAsia="Open Sans" w:cs="Open Sans"/>
-          <w:color w:val="000000"/>
-          <w:sz w:val="20"/>
-          <w:szCs w:val="20"/>
-        </w:rPr>
-        <w:t xml:space="preserve"> con una tasa de aprendizaje inicial de 0.001, que se ajusta automáticamente para mejorar el proceso de convergencia.</w:t>
-      </w:r>
-      <w:r>
-        <w:rPr>
-          <w:rFonts w:ascii="Open Sans" w:hAnsi="Open Sans" w:eastAsia="Open Sans" w:cs="Open Sans"/>
-          <w:sz w:val="20"/>
-          <w:szCs w:val="20"/>
-        </w:rPr>
-      </w:r>
-    </w:p>
-    <w:p>
-      <w:pPr>
-        <w:pStyle w:val="140"/>
-        <w:pBdr>
-          <w:top w:val="none" w:color="000000" w:sz="4" w:space="0"/>
-          <w:left w:val="none" w:color="000000" w:sz="4" w:space="0"/>
-          <w:bottom w:val="none" w:color="000000" w:sz="4" w:space="0"/>
-          <w:right w:val="none" w:color="000000" w:sz="4" w:space="0"/>
-        </w:pBdr>
-        <w:spacing/>
-        <w:ind w:right="0" w:firstLine="0" w:left="0"/>
-        <w:rPr>
-          <w:rFonts w:ascii="Open Sans" w:hAnsi="Open Sans" w:cs="Open Sans"/>
-          <w:sz w:val="20"/>
-          <w:szCs w:val="20"/>
-        </w:rPr>
-      </w:pPr>
-      <w:r>
-        <w:rPr>
-          <w:rFonts w:ascii="Open Sans" w:hAnsi="Open Sans" w:eastAsia="Open Sans" w:cs="Open Sans"/>
-          <w:b/>
-          <w:color w:val="000000"/>
-          <w:sz w:val="20"/>
-          <w:szCs w:val="20"/>
-        </w:rPr>
-        <w:t xml:space="preserve">5.2. Ciclo de Entrenamiento y Early Stopping</w:t>
-      </w:r>
-      <w:r>
-        <w:rPr>
-          <w:rFonts w:ascii="Open Sans" w:hAnsi="Open Sans" w:eastAsia="Open Sans" w:cs="Open Sans"/>
-          <w:sz w:val="20"/>
-          <w:szCs w:val="20"/>
-        </w:rPr>
-      </w:r>
-    </w:p>
-    <w:p>
-      <w:pPr>
-        <w:pBdr>
-          <w:top w:val="none" w:color="000000" w:sz="4" w:space="0"/>
-          <w:left w:val="none" w:color="000000" w:sz="4" w:space="0"/>
-          <w:bottom w:val="none" w:color="000000" w:sz="4" w:space="0"/>
-          <w:right w:val="none" w:color="000000" w:sz="4" w:space="0"/>
-        </w:pBdr>
-        <w:spacing/>
-        <w:ind w:right="0" w:firstLine="0" w:left="0"/>
-        <w:rPr>
-          <w:rFonts w:ascii="Open Sans" w:hAnsi="Open Sans" w:cs="Open Sans"/>
-          <w:sz w:val="20"/>
-          <w:szCs w:val="20"/>
-        </w:rPr>
-      </w:pPr>
-      <w:r>
-        <w:rPr>
-          <w:rFonts w:ascii="Open Sans" w:hAnsi="Open Sans" w:eastAsia="Open Sans" w:cs="Open Sans"/>
-          <w:color w:val="000000"/>
-          <w:sz w:val="20"/>
-          <w:szCs w:val="20"/>
-        </w:rPr>
-        <w:t xml:space="preserve">El entrenamiento se ejecutó durante un número máximo de 25 épocas. Durante cada época, se calcularon la pérdida (loss) y la exactitud (accuracy) tanto en el conjunto de entrenamiento como en el de validación. Además, se implementó un mecanismo de </w:t>
-      </w:r>
-      <w:r>
-        <w:rPr>
-          <w:rFonts w:ascii="Open Sans" w:hAnsi="Open Sans" w:eastAsia="Open Sans" w:cs="Open Sans"/>
-          <w:i/>
-          <w:color w:val="000000"/>
-          <w:sz w:val="20"/>
-          <w:szCs w:val="20"/>
-        </w:rPr>
-        <w:t xml:space="preserve">early stopping</w:t>
-      </w:r>
-      <w:r>
-        <w:rPr>
-          <w:rFonts w:ascii="Open Sans" w:hAnsi="Open Sans" w:eastAsia="Open Sans" w:cs="Open Sans"/>
-          <w:color w:val="000000"/>
-          <w:sz w:val="20"/>
-          <w:szCs w:val="20"/>
-        </w:rPr>
-        <w:t xml:space="preserve"> que detiene el entrenamiento si la pérdida en el conjunto de validación no mejora después de 5 épocas consecutivas. Esto evita el sobreajuste y reduce el tiempo de entrenamiento innecesario.</w:t>
-      </w:r>
-      <w:r>
-        <w:rPr>
-          <w:rFonts w:ascii="Open Sans" w:hAnsi="Open Sans" w:eastAsia="Open Sans" w:cs="Open Sans"/>
-          <w:sz w:val="20"/>
-          <w:szCs w:val="20"/>
-        </w:rPr>
-      </w:r>
-    </w:p>
-    <w:p>
-      <w:pPr>
-        <w:pStyle w:val="139"/>
-        <w:pBdr>
-          <w:top w:val="none" w:color="000000" w:sz="4" w:space="0"/>
-          <w:left w:val="none" w:color="000000" w:sz="4" w:space="0"/>
-          <w:bottom w:val="none" w:color="000000" w:sz="4" w:space="0"/>
-          <w:right w:val="none" w:color="000000" w:sz="4" w:space="0"/>
-        </w:pBdr>
-        <w:spacing/>
-        <w:ind w:right="0" w:firstLine="0" w:left="0"/>
-        <w:rPr>
-          <w:rFonts w:ascii="Open Sans" w:hAnsi="Open Sans" w:cs="Open Sans"/>
-          <w:sz w:val="20"/>
-          <w:szCs w:val="20"/>
-        </w:rPr>
-      </w:pPr>
-      <w:r>
-        <w:rPr>
-          <w:rFonts w:ascii="Open Sans" w:hAnsi="Open Sans" w:eastAsia="Open Sans" w:cs="Open Sans"/>
-          <w:b/>
-          <w:color w:val="000000"/>
-          <w:sz w:val="20"/>
-          <w:szCs w:val="20"/>
-        </w:rPr>
-        <w:t xml:space="preserve">6. Ajuste de Hiperparámetros</w:t>
-      </w:r>
-      <w:r>
-        <w:rPr>
-          <w:rFonts w:ascii="Open Sans" w:hAnsi="Open Sans" w:eastAsia="Open Sans" w:cs="Open Sans"/>
-          <w:sz w:val="20"/>
-          <w:szCs w:val="20"/>
-        </w:rPr>
-      </w:r>
-    </w:p>
-    <w:p>
-      <w:pPr>
-        <w:pBdr>
-          <w:top w:val="none" w:color="000000" w:sz="4" w:space="0"/>
-          <w:left w:val="none" w:color="000000" w:sz="4" w:space="0"/>
-          <w:bottom w:val="none" w:color="000000" w:sz="4" w:space="0"/>
-          <w:right w:val="none" w:color="000000" w:sz="4" w:space="0"/>
-        </w:pBdr>
-        <w:spacing/>
-        <w:ind w:right="0" w:firstLine="0" w:left="0"/>
-        <w:rPr>
-          <w:rFonts w:ascii="Open Sans" w:hAnsi="Open Sans" w:cs="Open Sans"/>
-          <w:sz w:val="20"/>
-          <w:szCs w:val="20"/>
-        </w:rPr>
-      </w:pPr>
-      <w:r>
-        <w:rPr>
-          <w:rFonts w:ascii="Open Sans" w:hAnsi="Open Sans" w:eastAsia="Open Sans" w:cs="Open Sans"/>
-          <w:color w:val="000000"/>
-          <w:sz w:val="20"/>
-          <w:szCs w:val="20"/>
-        </w:rPr>
-        <w:t xml:space="preserve">Durante el entrenamiento se llevaron a cabo experimentos con distintos hiperparámetros, tales como:</w:t>
-      </w:r>
-      <w:r>
-        <w:rPr>
-          <w:rFonts w:ascii="Open Sans" w:hAnsi="Open Sans" w:eastAsia="Open Sans" w:cs="Open Sans"/>
-          <w:sz w:val="20"/>
-          <w:szCs w:val="20"/>
-        </w:rPr>
-      </w:r>
-    </w:p>
-    <w:p>
-      <w:pPr>
-        <w:pStyle w:val="664"/>
-        <w:numPr>
-          <w:ilvl w:val="0"/>
-          <w:numId w:val="5"/>
-        </w:numPr>
-        <w:pBdr>
-          <w:top w:val="none" w:color="000000" w:sz="4" w:space="0"/>
-          <w:left w:val="none" w:color="000000" w:sz="4" w:space="0"/>
-          <w:bottom w:val="none" w:color="000000" w:sz="4" w:space="0"/>
-          <w:right w:val="none" w:color="000000" w:sz="4" w:space="0"/>
-        </w:pBdr>
-        <w:spacing/>
-        <w:ind w:right="0"/>
-        <w:rPr>
-          <w:rFonts w:ascii="Open Sans" w:hAnsi="Open Sans" w:cs="Open Sans"/>
-          <w:sz w:val="20"/>
-          <w:szCs w:val="20"/>
-        </w:rPr>
-      </w:pPr>
-      <w:r>
-        <w:rPr>
-          <w:rFonts w:ascii="Open Sans" w:hAnsi="Open Sans" w:eastAsia="Open Sans" w:cs="Open Sans"/>
-          <w:b/>
-          <w:color w:val="000000"/>
-          <w:sz w:val="20"/>
-          <w:szCs w:val="20"/>
-        </w:rPr>
-        <w:t xml:space="preserve">Tasa de aprendizaje:</w:t>
-      </w:r>
-      <w:r>
-        <w:rPr>
-          <w:rFonts w:ascii="Open Sans" w:hAnsi="Open Sans" w:eastAsia="Open Sans" w:cs="Open Sans"/>
-          <w:color w:val="000000"/>
-          <w:sz w:val="20"/>
-          <w:szCs w:val="20"/>
-        </w:rPr>
-        <w:t xml:space="preserve"> Se evaluaron distintos valores (por ejemplo, 0.001 y menores) para optimizar la convergencia.</w:t>
-      </w:r>
-      <w:r>
-        <w:rPr>
-          <w:rFonts w:ascii="Open Sans" w:hAnsi="Open Sans" w:eastAsia="Open Sans" w:cs="Open Sans"/>
-          <w:sz w:val="20"/>
-          <w:szCs w:val="20"/>
-        </w:rPr>
-      </w:r>
-    </w:p>
-    <w:p>
-      <w:pPr>
-        <w:pStyle w:val="664"/>
-        <w:numPr>
-          <w:ilvl w:val="0"/>
-          <w:numId w:val="5"/>
-        </w:numPr>
-        <w:pBdr>
-          <w:top w:val="none" w:color="000000" w:sz="4" w:space="0"/>
-          <w:left w:val="none" w:color="000000" w:sz="4" w:space="0"/>
-          <w:bottom w:val="none" w:color="000000" w:sz="4" w:space="0"/>
-          <w:right w:val="none" w:color="000000" w:sz="4" w:space="0"/>
-        </w:pBdr>
-        <w:spacing/>
-        <w:ind w:right="0"/>
-        <w:rPr>
-          <w:rFonts w:ascii="Open Sans" w:hAnsi="Open Sans" w:cs="Open Sans"/>
-          <w:sz w:val="20"/>
-          <w:szCs w:val="20"/>
-        </w:rPr>
-      </w:pPr>
-      <w:r>
-        <w:rPr>
-          <w:rFonts w:ascii="Open Sans" w:hAnsi="Open Sans" w:eastAsia="Open Sans" w:cs="Open Sans"/>
-          <w:b/>
-          <w:color w:val="000000"/>
-          <w:sz w:val="20"/>
-          <w:szCs w:val="20"/>
-        </w:rPr>
-        <w:t xml:space="preserve">Tamaño del batch:</w:t>
-      </w:r>
-      <w:r>
-        <w:rPr>
-          <w:rFonts w:ascii="Open Sans" w:hAnsi="Open Sans" w:eastAsia="Open Sans" w:cs="Open Sans"/>
-          <w:color w:val="000000"/>
-          <w:sz w:val="20"/>
-          <w:szCs w:val="20"/>
-        </w:rPr>
-        <w:t xml:space="preserve"> Se probó con batches de 32 imágenes, aunque pueden evaluarse otros tamaños para ver el impacto en el rendimiento y velocidad.</w:t>
-      </w:r>
-      <w:r>
-        <w:rPr>
-          <w:rFonts w:ascii="Open Sans" w:hAnsi="Open Sans" w:eastAsia="Open Sans" w:cs="Open Sans"/>
-          <w:sz w:val="20"/>
-          <w:szCs w:val="20"/>
-        </w:rPr>
-      </w:r>
-    </w:p>
-    <w:p>
-      <w:pPr>
-        <w:pStyle w:val="664"/>
-        <w:numPr>
-          <w:ilvl w:val="0"/>
-          <w:numId w:val="5"/>
-        </w:numPr>
-        <w:pBdr>
-          <w:top w:val="none" w:color="000000" w:sz="4" w:space="0"/>
-          <w:left w:val="none" w:color="000000" w:sz="4" w:space="0"/>
-          <w:bottom w:val="none" w:color="000000" w:sz="4" w:space="0"/>
-          <w:right w:val="none" w:color="000000" w:sz="4" w:space="0"/>
-        </w:pBdr>
-        <w:spacing/>
-        <w:ind w:right="0"/>
-        <w:rPr>
-          <w:rFonts w:ascii="Open Sans" w:hAnsi="Open Sans" w:cs="Open Sans"/>
-          <w:sz w:val="20"/>
-          <w:szCs w:val="20"/>
-        </w:rPr>
-      </w:pPr>
-      <w:r>
-        <w:rPr>
-          <w:rFonts w:ascii="Open Sans" w:hAnsi="Open Sans" w:eastAsia="Open Sans" w:cs="Open Sans"/>
-          <w:b/>
-          <w:color w:val="000000"/>
-          <w:sz w:val="20"/>
-          <w:szCs w:val="20"/>
-        </w:rPr>
-        <w:t xml:space="preserve">Dropout:</w:t>
-      </w:r>
-      <w:r>
-        <w:rPr>
-          <w:rFonts w:ascii="Open Sans" w:hAnsi="Open Sans" w:eastAsia="Open Sans" w:cs="Open Sans"/>
-          <w:color w:val="000000"/>
-          <w:sz w:val="20"/>
-          <w:szCs w:val="20"/>
-        </w:rPr>
-        <w:t xml:space="preserve"> Se aplicó un valor de 0.5 para prevenir el sobreajuste, aunque es posible ajustar este porcentaje para encontrar un balance óptimo.</w:t>
-      </w:r>
-      <w:r>
-        <w:rPr>
-          <w:rFonts w:ascii="Open Sans" w:hAnsi="Open Sans" w:eastAsia="Open Sans" w:cs="Open Sans"/>
-          <w:sz w:val="20"/>
-          <w:szCs w:val="20"/>
-        </w:rPr>
-      </w:r>
-    </w:p>
-    <w:p>
-      <w:pPr>
-        <w:pBdr>
-          <w:top w:val="none" w:color="000000" w:sz="4" w:space="0"/>
-          <w:left w:val="none" w:color="000000" w:sz="4" w:space="0"/>
-          <w:bottom w:val="none" w:color="000000" w:sz="4" w:space="0"/>
-          <w:right w:val="none" w:color="000000" w:sz="4" w:space="0"/>
-        </w:pBdr>
-        <w:spacing/>
-        <w:ind w:right="0" w:firstLine="0" w:left="0"/>
-        <w:rPr>
-          <w:rFonts w:ascii="Open Sans" w:hAnsi="Open Sans" w:cs="Open Sans"/>
-          <w:sz w:val="20"/>
-          <w:szCs w:val="20"/>
-        </w:rPr>
-      </w:pPr>
-      <w:r>
-        <w:rPr>
-          <w:rFonts w:ascii="Open Sans" w:hAnsi="Open Sans" w:eastAsia="Open Sans" w:cs="Open Sans"/>
-          <w:color w:val="000000"/>
-          <w:sz w:val="20"/>
-          <w:szCs w:val="20"/>
-        </w:rPr>
-        <w:t xml:space="preserve">Estos ajustes se registraron para analizar cómo influyen en el desempeño del modelo y ayudar a decidir la mejor configuración.</w:t>
-      </w:r>
-      <w:r>
-        <w:rPr>
-          <w:rFonts w:ascii="Open Sans" w:hAnsi="Open Sans" w:eastAsia="Open Sans" w:cs="Open Sans"/>
-          <w:sz w:val="20"/>
-          <w:szCs w:val="20"/>
-        </w:rPr>
-      </w:r>
-    </w:p>
-    <w:p>
-      <w:pPr>
-        <w:pStyle w:val="139"/>
-        <w:pBdr>
-          <w:top w:val="none" w:color="000000" w:sz="4" w:space="0"/>
-          <w:left w:val="none" w:color="000000" w:sz="4" w:space="0"/>
-          <w:bottom w:val="none" w:color="000000" w:sz="4" w:space="0"/>
-          <w:right w:val="none" w:color="000000" w:sz="4" w:space="0"/>
-        </w:pBdr>
-        <w:spacing/>
-        <w:ind w:right="0" w:firstLine="0" w:left="0"/>
-        <w:rPr>
-          <w:rFonts w:ascii="Open Sans" w:hAnsi="Open Sans" w:cs="Open Sans"/>
-          <w:sz w:val="20"/>
-          <w:szCs w:val="20"/>
-        </w:rPr>
-      </w:pPr>
-      <w:r>
-        <w:rPr>
-          <w:rFonts w:ascii="Open Sans" w:hAnsi="Open Sans" w:eastAsia="Open Sans" w:cs="Open Sans"/>
-          <w:b/>
-          <w:color w:val="000000"/>
-          <w:sz w:val="20"/>
-          <w:szCs w:val="20"/>
-        </w:rPr>
-        <w:t xml:space="preserve">7. Evaluación del Modelo</w:t>
-      </w:r>
-      <w:r>
-        <w:rPr>
-          <w:rFonts w:ascii="Open Sans" w:hAnsi="Open Sans" w:eastAsia="Open Sans" w:cs="Open Sans"/>
-          <w:sz w:val="20"/>
-          <w:szCs w:val="20"/>
-        </w:rPr>
-      </w:r>
-    </w:p>
-    <w:p>
-      <w:pPr>
-        <w:pStyle w:val="140"/>
-        <w:pBdr>
-          <w:top w:val="none" w:color="000000" w:sz="4" w:space="0"/>
-          <w:left w:val="none" w:color="000000" w:sz="4" w:space="0"/>
-          <w:bottom w:val="none" w:color="000000" w:sz="4" w:space="0"/>
-          <w:right w:val="none" w:color="000000" w:sz="4" w:space="0"/>
-        </w:pBdr>
-        <w:spacing/>
-        <w:ind w:right="0" w:firstLine="0" w:left="0"/>
-        <w:rPr>
-          <w:rFonts w:ascii="Open Sans" w:hAnsi="Open Sans" w:cs="Open Sans"/>
-          <w:sz w:val="20"/>
-          <w:szCs w:val="20"/>
-        </w:rPr>
-      </w:pPr>
-      <w:r>
-        <w:rPr>
-          <w:rFonts w:ascii="Open Sans" w:hAnsi="Open Sans" w:eastAsia="Open Sans" w:cs="Open Sans"/>
-          <w:b/>
-          <w:color w:val="000000"/>
-          <w:sz w:val="20"/>
-          <w:szCs w:val="20"/>
-        </w:rPr>
-        <w:t xml:space="preserve">7.1. Métricas Utilizadas</w:t>
-      </w:r>
-      <w:r>
-        <w:rPr>
-          <w:rFonts w:ascii="Open Sans" w:hAnsi="Open Sans" w:eastAsia="Open Sans" w:cs="Open Sans"/>
-          <w:sz w:val="20"/>
-          <w:szCs w:val="20"/>
-        </w:rPr>
-      </w:r>
-    </w:p>
-    <w:p>
-      <w:pPr>
-        <w:pBdr>
-          <w:top w:val="none" w:color="000000" w:sz="4" w:space="0"/>
-          <w:left w:val="none" w:color="000000" w:sz="4" w:space="0"/>
-          <w:bottom w:val="none" w:color="000000" w:sz="4" w:space="0"/>
-          <w:right w:val="none" w:color="000000" w:sz="4" w:space="0"/>
-        </w:pBdr>
-        <w:spacing/>
-        <w:ind w:right="0" w:firstLine="0" w:left="0"/>
-        <w:rPr>
-          <w:rFonts w:ascii="Open Sans" w:hAnsi="Open Sans" w:cs="Open Sans"/>
-          <w:sz w:val="20"/>
-          <w:szCs w:val="20"/>
-        </w:rPr>
-      </w:pPr>
-      <w:r>
-        <w:rPr>
-          <w:rFonts w:ascii="Open Sans" w:hAnsi="Open Sans" w:eastAsia="Open Sans" w:cs="Open Sans"/>
-          <w:color w:val="000000"/>
-          <w:sz w:val="20"/>
-          <w:szCs w:val="20"/>
-        </w:rPr>
-        <w:t xml:space="preserve">El modelo final se evaluó en el conjunto de test utilizando las siguientes métricas:</w:t>
-      </w:r>
-      <w:r>
-        <w:rPr>
-          <w:rFonts w:ascii="Open Sans" w:hAnsi="Open Sans" w:eastAsia="Open Sans" w:cs="Open Sans"/>
-          <w:sz w:val="20"/>
-          <w:szCs w:val="20"/>
-        </w:rPr>
-      </w:r>
-    </w:p>
-    <w:p>
-      <w:pPr>
-        <w:pStyle w:val="664"/>
-        <w:numPr>
-          <w:ilvl w:val="0"/>
-          <w:numId w:val="6"/>
-        </w:numPr>
-        <w:pBdr>
-          <w:top w:val="none" w:color="000000" w:sz="4" w:space="0"/>
-          <w:left w:val="none" w:color="000000" w:sz="4" w:space="0"/>
-          <w:bottom w:val="none" w:color="000000" w:sz="4" w:space="0"/>
-          <w:right w:val="none" w:color="000000" w:sz="4" w:space="0"/>
-        </w:pBdr>
-        <w:spacing/>
-        <w:ind w:right="0"/>
-        <w:rPr>
-          <w:rFonts w:ascii="Open Sans" w:hAnsi="Open Sans" w:cs="Open Sans"/>
-          <w:sz w:val="20"/>
-          <w:szCs w:val="20"/>
-        </w:rPr>
-      </w:pPr>
-      <w:r>
-        <w:rPr>
-          <w:rFonts w:ascii="Open Sans" w:hAnsi="Open Sans" w:eastAsia="Open Sans" w:cs="Open Sans"/>
-          <w:b/>
-          <w:color w:val="000000"/>
-          <w:sz w:val="20"/>
-          <w:szCs w:val="20"/>
-        </w:rPr>
-        <w:t xml:space="preserve">Exactitud (Accuracy)</w:t>
-      </w:r>
-      <w:r>
-        <w:rPr>
-          <w:rFonts w:ascii="Open Sans" w:hAnsi="Open Sans" w:eastAsia="Open Sans" w:cs="Open Sans"/>
-          <w:sz w:val="20"/>
-          <w:szCs w:val="20"/>
-        </w:rPr>
-      </w:r>
-    </w:p>
-    <w:p>
-      <w:pPr>
-        <w:pStyle w:val="664"/>
-        <w:numPr>
-          <w:ilvl w:val="0"/>
-          <w:numId w:val="6"/>
-        </w:numPr>
-        <w:pBdr>
-          <w:top w:val="none" w:color="000000" w:sz="4" w:space="0"/>
-          <w:left w:val="none" w:color="000000" w:sz="4" w:space="0"/>
-          <w:bottom w:val="none" w:color="000000" w:sz="4" w:space="0"/>
-          <w:right w:val="none" w:color="000000" w:sz="4" w:space="0"/>
-        </w:pBdr>
-        <w:spacing/>
-        <w:ind w:right="0"/>
-        <w:rPr>
-          <w:rFonts w:ascii="Open Sans" w:hAnsi="Open Sans" w:cs="Open Sans"/>
-          <w:sz w:val="20"/>
-          <w:szCs w:val="20"/>
-        </w:rPr>
-      </w:pPr>
-      <w:r>
-        <w:rPr>
-          <w:rFonts w:ascii="Open Sans" w:hAnsi="Open Sans" w:eastAsia="Open Sans" w:cs="Open Sans"/>
-          <w:b/>
-          <w:color w:val="000000"/>
-          <w:sz w:val="20"/>
-          <w:szCs w:val="20"/>
-        </w:rPr>
-        <w:t xml:space="preserve">Precisión (Precision)</w:t>
-      </w:r>
-      <w:r>
-        <w:rPr>
-          <w:rFonts w:ascii="Open Sans" w:hAnsi="Open Sans" w:eastAsia="Open Sans" w:cs="Open Sans"/>
-          <w:sz w:val="20"/>
-          <w:szCs w:val="20"/>
-        </w:rPr>
-      </w:r>
-    </w:p>
-    <w:p>
-      <w:pPr>
-        <w:pStyle w:val="664"/>
-        <w:numPr>
-          <w:ilvl w:val="0"/>
-          <w:numId w:val="6"/>
-        </w:numPr>
-        <w:pBdr>
-          <w:top w:val="none" w:color="000000" w:sz="4" w:space="0"/>
-          <w:left w:val="none" w:color="000000" w:sz="4" w:space="0"/>
-          <w:bottom w:val="none" w:color="000000" w:sz="4" w:space="0"/>
-          <w:right w:val="none" w:color="000000" w:sz="4" w:space="0"/>
-        </w:pBdr>
-        <w:spacing/>
-        <w:ind w:right="0"/>
-        <w:rPr>
-          <w:rFonts w:ascii="Open Sans" w:hAnsi="Open Sans" w:cs="Open Sans"/>
-          <w:sz w:val="20"/>
-          <w:szCs w:val="20"/>
-        </w:rPr>
-      </w:pPr>
-      <w:r>
-        <w:rPr>
-          <w:rFonts w:ascii="Open Sans" w:hAnsi="Open Sans" w:eastAsia="Open Sans" w:cs="Open Sans"/>
-          <w:b/>
-          <w:color w:val="000000"/>
-          <w:sz w:val="20"/>
-          <w:szCs w:val="20"/>
-        </w:rPr>
-        <w:t xml:space="preserve">Sensibilidad o Recall</w:t>
-      </w:r>
-      <w:r>
-        <w:rPr>
-          <w:rFonts w:ascii="Open Sans" w:hAnsi="Open Sans" w:eastAsia="Open Sans" w:cs="Open Sans"/>
-          <w:sz w:val="20"/>
-          <w:szCs w:val="20"/>
-        </w:rPr>
-      </w:r>
-    </w:p>
-    <w:p>
-      <w:pPr>
-        <w:pStyle w:val="664"/>
-        <w:numPr>
-          <w:ilvl w:val="0"/>
-          <w:numId w:val="6"/>
-        </w:numPr>
-        <w:pBdr>
-          <w:top w:val="none" w:color="000000" w:sz="4" w:space="0"/>
-          <w:left w:val="none" w:color="000000" w:sz="4" w:space="0"/>
-          <w:bottom w:val="none" w:color="000000" w:sz="4" w:space="0"/>
-          <w:right w:val="none" w:color="000000" w:sz="4" w:space="0"/>
-        </w:pBdr>
-        <w:spacing/>
-        <w:ind w:right="0"/>
-        <w:rPr>
-          <w:rFonts w:ascii="Open Sans" w:hAnsi="Open Sans" w:cs="Open Sans"/>
-          <w:sz w:val="20"/>
-          <w:szCs w:val="20"/>
-        </w:rPr>
-      </w:pPr>
-      <w:r>
-        <w:rPr>
-          <w:rFonts w:ascii="Open Sans" w:hAnsi="Open Sans" w:eastAsia="Open Sans" w:cs="Open Sans"/>
-          <w:b/>
-          <w:color w:val="000000"/>
-          <w:sz w:val="20"/>
-          <w:szCs w:val="20"/>
-        </w:rPr>
-        <w:t xml:space="preserve">F1-score</w:t>
-      </w:r>
-      <w:r>
-        <w:rPr>
-          <w:rFonts w:ascii="Open Sans" w:hAnsi="Open Sans" w:eastAsia="Open Sans" w:cs="Open Sans"/>
-          <w:sz w:val="20"/>
-          <w:szCs w:val="20"/>
-        </w:rPr>
-      </w:r>
-    </w:p>
-    <w:p>
-      <w:pPr>
-        <w:pBdr>
-          <w:top w:val="none" w:color="000000" w:sz="4" w:space="0"/>
-          <w:left w:val="none" w:color="000000" w:sz="4" w:space="0"/>
-          <w:bottom w:val="none" w:color="000000" w:sz="4" w:space="0"/>
-          <w:right w:val="none" w:color="000000" w:sz="4" w:space="0"/>
-        </w:pBdr>
-        <w:spacing/>
-        <w:ind w:right="0" w:firstLine="0" w:left="0"/>
-        <w:rPr>
-          <w:rFonts w:ascii="Open Sans" w:hAnsi="Open Sans" w:cs="Open Sans"/>
-          <w:sz w:val="20"/>
-          <w:szCs w:val="20"/>
-        </w:rPr>
-      </w:pPr>
-      <w:r>
-        <w:rPr>
-          <w:rFonts w:ascii="Open Sans" w:hAnsi="Open Sans" w:eastAsia="Open Sans" w:cs="Open Sans"/>
-          <w:color w:val="000000"/>
-          <w:sz w:val="20"/>
-          <w:szCs w:val="20"/>
-        </w:rPr>
-        <w:t xml:space="preserve">La librería </w:t>
-      </w:r>
-      <w:r>
-        <w:rPr>
-          <w:rFonts w:ascii="Open Sans" w:hAnsi="Open Sans" w:eastAsia="Open Sans" w:cs="Open Sans"/>
-          <w:b/>
-          <w:color w:val="000000"/>
-          <w:sz w:val="20"/>
-          <w:szCs w:val="20"/>
-        </w:rPr>
-        <w:t xml:space="preserve">scikit-learn</w:t>
-      </w:r>
-      <w:r>
-        <w:rPr>
-          <w:rFonts w:ascii="Open Sans" w:hAnsi="Open Sans" w:eastAsia="Open Sans" w:cs="Open Sans"/>
-          <w:color w:val="000000"/>
-          <w:sz w:val="20"/>
-          <w:szCs w:val="20"/>
-        </w:rPr>
-        <w:t xml:space="preserve"> se empleó para obtener un informe de clasificación que resume estas métricas. Además, se compararon los resultados entre clases para identificar posibles desequilibrios o áreas de mejora.</w:t>
-      </w:r>
-      <w:r>
-        <w:rPr>
-          <w:rFonts w:ascii="Open Sans" w:hAnsi="Open Sans" w:eastAsia="Open Sans" w:cs="Open Sans"/>
-          <w:sz w:val="20"/>
-          <w:szCs w:val="20"/>
-        </w:rPr>
-      </w:r>
-    </w:p>
-    <w:p>
-      <w:pPr>
-        <w:pStyle w:val="140"/>
-        <w:pBdr>
-          <w:top w:val="none" w:color="000000" w:sz="4" w:space="0"/>
-          <w:left w:val="none" w:color="000000" w:sz="4" w:space="0"/>
-          <w:bottom w:val="none" w:color="000000" w:sz="4" w:space="0"/>
-          <w:right w:val="none" w:color="000000" w:sz="4" w:space="0"/>
-        </w:pBdr>
-        <w:spacing/>
-        <w:ind w:right="0" w:firstLine="0" w:left="0"/>
-        <w:rPr>
-          <w:rFonts w:ascii="Open Sans" w:hAnsi="Open Sans" w:cs="Open Sans"/>
-          <w:sz w:val="20"/>
-          <w:szCs w:val="20"/>
-        </w:rPr>
-      </w:pPr>
-      <w:r>
-        <w:rPr>
-          <w:rFonts w:ascii="Open Sans" w:hAnsi="Open Sans" w:eastAsia="Open Sans" w:cs="Open Sans"/>
-          <w:b/>
-          <w:color w:val="000000"/>
-          <w:sz w:val="20"/>
-          <w:szCs w:val="20"/>
-        </w:rPr>
-        <w:t xml:space="preserve">7.2. Visualización de Resultados</w:t>
-      </w:r>
-      <w:r>
-        <w:rPr>
-          <w:rFonts w:ascii="Open Sans" w:hAnsi="Open Sans" w:eastAsia="Open Sans" w:cs="Open Sans"/>
-          <w:sz w:val="20"/>
-          <w:szCs w:val="20"/>
-        </w:rPr>
-      </w:r>
-    </w:p>
-    <w:p>
-      <w:pPr>
-        <w:pBdr>
-          <w:top w:val="none" w:color="000000" w:sz="4" w:space="0"/>
-          <w:left w:val="none" w:color="000000" w:sz="4" w:space="0"/>
-          <w:bottom w:val="none" w:color="000000" w:sz="4" w:space="0"/>
-          <w:right w:val="none" w:color="000000" w:sz="4" w:space="0"/>
-        </w:pBdr>
-        <w:spacing/>
-        <w:ind w:right="0" w:firstLine="0" w:left="0"/>
-        <w:rPr>
-          <w:rFonts w:ascii="Open Sans" w:hAnsi="Open Sans" w:cs="Open Sans"/>
-          <w:sz w:val="20"/>
-          <w:szCs w:val="20"/>
-        </w:rPr>
-      </w:pPr>
-      <w:r>
-        <w:rPr>
-          <w:rFonts w:ascii="Open Sans" w:hAnsi="Open Sans" w:eastAsia="Open Sans" w:cs="Open Sans"/>
-          <w:color w:val="000000"/>
-          <w:sz w:val="20"/>
-          <w:szCs w:val="20"/>
-        </w:rPr>
-        <w:t xml:space="preserve">Se utilizaron gráficos para visualizar:</w:t>
-      </w:r>
-      <w:r>
-        <w:rPr>
-          <w:rFonts w:ascii="Open Sans" w:hAnsi="Open Sans" w:eastAsia="Open Sans" w:cs="Open Sans"/>
-          <w:sz w:val="20"/>
-          <w:szCs w:val="20"/>
-        </w:rPr>
-      </w:r>
-    </w:p>
-    <w:p>
-      <w:pPr>
-        <w:pStyle w:val="664"/>
-        <w:numPr>
-          <w:ilvl w:val="0"/>
-          <w:numId w:val="7"/>
-        </w:numPr>
-        <w:pBdr>
-          <w:top w:val="none" w:color="000000" w:sz="4" w:space="0"/>
-          <w:left w:val="none" w:color="000000" w:sz="4" w:space="0"/>
-          <w:bottom w:val="none" w:color="000000" w:sz="4" w:space="0"/>
-          <w:right w:val="none" w:color="000000" w:sz="4" w:space="0"/>
-        </w:pBdr>
-        <w:spacing/>
-        <w:ind w:right="0"/>
-        <w:rPr>
-          <w:rFonts w:ascii="Open Sans" w:hAnsi="Open Sans" w:cs="Open Sans"/>
-          <w:sz w:val="20"/>
-          <w:szCs w:val="20"/>
-        </w:rPr>
-      </w:pPr>
-      <w:r>
-        <w:rPr>
-          <w:rFonts w:ascii="Open Sans" w:hAnsi="Open Sans" w:eastAsia="Open Sans" w:cs="Open Sans"/>
-          <w:color w:val="000000"/>
-          <w:sz w:val="20"/>
-          <w:szCs w:val="20"/>
-        </w:rPr>
-        <w:t xml:space="preserve">La evolución de la pérdida (loss) y la exactitud (accuracy) en cada época, tanto en entrenamiento como en validación.</w:t>
-      </w:r>
-      <w:r>
-        <w:rPr>
-          <w:rFonts w:ascii="Open Sans" w:hAnsi="Open Sans" w:eastAsia="Open Sans" w:cs="Open Sans"/>
-          <w:sz w:val="20"/>
-          <w:szCs w:val="20"/>
-        </w:rPr>
-      </w:r>
-    </w:p>
-    <w:p>
-      <w:pPr>
-        <w:pStyle w:val="664"/>
-        <w:numPr>
-          <w:ilvl w:val="0"/>
-          <w:numId w:val="7"/>
-        </w:numPr>
-        <w:pBdr>
-          <w:top w:val="none" w:color="000000" w:sz="4" w:space="0"/>
-          <w:left w:val="none" w:color="000000" w:sz="4" w:space="0"/>
-          <w:bottom w:val="none" w:color="000000" w:sz="4" w:space="0"/>
-          <w:right w:val="none" w:color="000000" w:sz="4" w:space="0"/>
-        </w:pBdr>
-        <w:spacing/>
-        <w:ind w:right="0"/>
-        <w:rPr>
-          <w:rFonts w:ascii="Open Sans" w:hAnsi="Open Sans" w:cs="Open Sans"/>
-          <w:sz w:val="20"/>
-          <w:szCs w:val="20"/>
-        </w:rPr>
-      </w:pPr>
-      <w:r>
-        <w:rPr>
-          <w:rFonts w:ascii="Open Sans" w:hAnsi="Open Sans" w:eastAsia="Open Sans" w:cs="Open Sans"/>
-          <w:color w:val="000000"/>
-          <w:sz w:val="20"/>
-          <w:szCs w:val="20"/>
-        </w:rPr>
-        <w:t xml:space="preserve">Análisis de errores: Se pueden inspeccionar algunas imágenes mal clasificadas para identificar patrones o problemas recurrentes (por ejemplo, iluminación, ángulos, etc.).</w:t>
-      </w:r>
-      <w:r>
-        <w:rPr>
-          <w:rFonts w:ascii="Open Sans" w:hAnsi="Open Sans" w:eastAsia="Open Sans" w:cs="Open Sans"/>
-          <w:sz w:val="20"/>
-          <w:szCs w:val="20"/>
-        </w:rPr>
-      </w:r>
-    </w:p>
-    <w:p>
-      <w:pPr>
-        <w:pBdr>
-          <w:top w:val="none" w:color="000000" w:sz="4" w:space="0"/>
-          <w:left w:val="none" w:color="000000" w:sz="4" w:space="0"/>
-          <w:bottom w:val="none" w:color="000000" w:sz="4" w:space="0"/>
-          <w:right w:val="none" w:color="000000" w:sz="4" w:space="0"/>
-        </w:pBdr>
-        <w:spacing/>
-        <w:ind w:right="0" w:firstLine="0" w:left="0"/>
-        <w:rPr>
-          <w:rFonts w:ascii="Open Sans" w:hAnsi="Open Sans" w:eastAsia="Open Sans" w:cs="Open Sans"/>
-          <w:color w:val="000000"/>
-          <w:sz w:val="20"/>
-          <w:szCs w:val="20"/>
-          <w:highlight w:val="none"/>
-        </w:rPr>
-      </w:pPr>
-      <w:r>
-        <w:rPr>
-          <w:rFonts w:ascii="Open Sans" w:hAnsi="Open Sans" w:eastAsia="Open Sans" w:cs="Open Sans"/>
-          <w:color w:val="000000"/>
-          <w:sz w:val="20"/>
-          <w:szCs w:val="20"/>
-        </w:rPr>
-        <w:t xml:space="preserve">Esta visualización facilita la comprensión del proceso de entrenamiento y permite ajustar el modelo o los parámetros de ser necesario.</w:t>
-      </w:r>
-      <w:r>
-        <w:rPr>
-          <w:rFonts w:ascii="Open Sans" w:hAnsi="Open Sans" w:eastAsia="Open Sans" w:cs="Open Sans"/>
-          <w:sz w:val="20"/>
-          <w:szCs w:val="20"/>
-        </w:rPr>
-      </w:r>
-    </w:p>
-    <w:p>
-      <w:pPr>
-        <w:pBdr>
-          <w:top w:val="none" w:color="000000" w:sz="4" w:space="0"/>
-          <w:left w:val="none" w:color="000000" w:sz="4" w:space="0"/>
-          <w:bottom w:val="none" w:color="000000" w:sz="4" w:space="0"/>
-          <w:right w:val="none" w:color="000000" w:sz="4" w:space="0"/>
-        </w:pBdr>
-        <w:spacing/>
-        <w:ind w:right="0" w:firstLine="0" w:left="0"/>
-        <w:rPr>
-          <w:rFonts w:ascii="Open Sans" w:hAnsi="Open Sans" w:cs="Open Sans"/>
-          <w:sz w:val="20"/>
-          <w:szCs w:val="20"/>
-        </w:rPr>
-      </w:pPr>
-      <w:r>
-        <w:rPr>
-          <w:rFonts w:ascii="Open Sans" w:hAnsi="Open Sans" w:eastAsia="Open Sans" w:cs="Open Sans"/>
-          <w:color w:val="000000"/>
-          <w:sz w:val="20"/>
-          <w:szCs w:val="20"/>
+          <w:sz w:val="22"/>
+          <w:szCs w:val="22"/>
           <w:highlight w:val="none"/>
         </w:rPr>
       </w:r>
       <w:r>
         <w:rPr>
           <w:rFonts w:ascii="Open Sans" w:hAnsi="Open Sans" w:eastAsia="Open Sans" w:cs="Open Sans"/>
-          <w:color w:val="000000"/>
-          <w:sz w:val="20"/>
-          <w:szCs w:val="20"/>
+          <w:sz w:val="22"/>
+          <w:szCs w:val="22"/>
           <w:highlight w:val="none"/>
         </w:rPr>
       </w:r>
@@ -3894,8 +650,257 @@
         <w:pBdr/>
         <w:spacing/>
         <w:ind/>
+        <w:rPr>
+          <w:rFonts w:ascii="Open Sans" w:hAnsi="Open Sans" w:eastAsia="Open Sans" w:cs="Open Sans"/>
+          <w:sz w:val="22"/>
+          <w:szCs w:val="22"/>
+          <w:highlight w:val="none"/>
+        </w:rPr>
+      </w:pPr>
+      <w:r>
+        <w:rPr>
+          <w:rFonts w:ascii="Open Sans" w:hAnsi="Open Sans" w:eastAsia="Open Sans" w:cs="Open Sans"/>
+          <w:sz w:val="22"/>
+          <w:szCs w:val="22"/>
+          <w:highlight w:val="none"/>
+        </w:rPr>
+      </w:r>
+      <w:r>
+        <w:rPr>
+          <w:rFonts w:ascii="Open Sans" w:hAnsi="Open Sans" w:eastAsia="Open Sans" w:cs="Open Sans"/>
+          <w:sz w:val="22"/>
+          <w:szCs w:val="22"/>
+          <w:highlight w:val="none"/>
+        </w:rPr>
+      </w:r>
+    </w:p>
+    <w:p>
+      <w:pPr>
+        <w:pBdr/>
+        <w:spacing/>
+        <w:ind/>
+        <w:rPr>
+          <w:b/>
+          <w:bCs/>
+        </w:rPr>
+      </w:pPr>
+      <w:r>
+        <w:rPr>
+          <w:rFonts w:ascii="Open Sans" w:hAnsi="Open Sans" w:eastAsia="Open Sans" w:cs="Open Sans"/>
+          <w:b/>
+          <w:bCs/>
+          <w:sz w:val="22"/>
+          <w:szCs w:val="22"/>
+          <w:highlight w:val="none"/>
+        </w:rPr>
+        <w:t xml:space="preserve">4. Project Development</w:t>
+      </w:r>
+      <w:r>
+        <w:rPr>
+          <w:rFonts w:ascii="Open Sans" w:hAnsi="Open Sans" w:eastAsia="Open Sans" w:cs="Open Sans"/>
+          <w:b/>
+          <w:bCs/>
+          <w:sz w:val="22"/>
+          <w:szCs w:val="22"/>
+          <w:highlight w:val="none"/>
+        </w:rPr>
+      </w:r>
+    </w:p>
+    <w:p>
+      <w:pPr>
+        <w:pBdr/>
+        <w:spacing/>
+        <w:ind/>
         <w:rPr/>
       </w:pPr>
+      <w:r>
+        <w:rPr>
+          <w:rFonts w:ascii="Open Sans" w:hAnsi="Open Sans" w:eastAsia="Open Sans" w:cs="Open Sans"/>
+          <w:sz w:val="22"/>
+          <w:szCs w:val="22"/>
+          <w:highlight w:val="none"/>
+        </w:rPr>
+        <w:t xml:space="preserve">Once the base implementations were completed individually, the next goal was to integrate them into a web-based project to provide more realistic and accessible interaction with the models.</w:t>
+      </w:r>
+      <w:r>
+        <w:rPr>
+          <w:rFonts w:ascii="Open Sans" w:hAnsi="Open Sans" w:eastAsia="Open Sans" w:cs="Open Sans"/>
+          <w:sz w:val="22"/>
+          <w:szCs w:val="22"/>
+          <w:highlight w:val="none"/>
+        </w:rPr>
+      </w:r>
+      <w:r>
+        <w:rPr>
+          <w:rFonts w:ascii="Open Sans" w:hAnsi="Open Sans" w:eastAsia="Open Sans" w:cs="Open Sans"/>
+          <w:sz w:val="22"/>
+          <w:szCs w:val="22"/>
+          <w:highlight w:val="none"/>
+        </w:rPr>
+      </w:r>
+      <w:r>
+        <w:rPr>
+          <w:rFonts w:ascii="Open Sans" w:hAnsi="Open Sans" w:eastAsia="Open Sans" w:cs="Open Sans"/>
+          <w:sz w:val="22"/>
+          <w:szCs w:val="22"/>
+          <w:highlight w:val="none"/>
+        </w:rPr>
+      </w:r>
+      <w:r>
+        <w:rPr>
+          <w:rFonts w:ascii="Open Sans" w:hAnsi="Open Sans" w:eastAsia="Open Sans" w:cs="Open Sans"/>
+          <w:sz w:val="22"/>
+          <w:szCs w:val="22"/>
+          <w:highlight w:val="none"/>
+        </w:rPr>
+      </w:r>
+    </w:p>
+    <w:p>
+      <w:pPr>
+        <w:pBdr/>
+        <w:spacing/>
+        <w:ind/>
+        <w:rPr/>
+      </w:pPr>
+      <w:r>
+        <w:rPr>
+          <w:rFonts w:ascii="Open Sans" w:hAnsi="Open Sans" w:eastAsia="Open Sans" w:cs="Open Sans"/>
+          <w:sz w:val="22"/>
+          <w:szCs w:val="22"/>
+          <w:highlight w:val="none"/>
+        </w:rPr>
+        <w:t xml:space="preserve">The main components of the project are structured as follows:</w:t>
+      </w:r>
+      <w:r>
+        <w:rPr>
+          <w:rFonts w:ascii="Open Sans" w:hAnsi="Open Sans" w:eastAsia="Open Sans" w:cs="Open Sans"/>
+          <w:sz w:val="22"/>
+          <w:szCs w:val="22"/>
+          <w:highlight w:val="none"/>
+        </w:rPr>
+      </w:r>
+      <w:r>
+        <w:rPr>
+          <w:rFonts w:ascii="Open Sans" w:hAnsi="Open Sans" w:eastAsia="Open Sans" w:cs="Open Sans"/>
+          <w:sz w:val="22"/>
+          <w:szCs w:val="22"/>
+          <w:highlight w:val="none"/>
+        </w:rPr>
+      </w:r>
+      <w:r>
+        <w:rPr>
+          <w:rFonts w:ascii="Open Sans" w:hAnsi="Open Sans" w:eastAsia="Open Sans" w:cs="Open Sans"/>
+          <w:sz w:val="22"/>
+          <w:szCs w:val="22"/>
+          <w:highlight w:val="none"/>
+        </w:rPr>
+      </w:r>
+      <w:r>
+        <w:rPr>
+          <w:rFonts w:ascii="Open Sans" w:hAnsi="Open Sans" w:eastAsia="Open Sans" w:cs="Open Sans"/>
+          <w:sz w:val="22"/>
+          <w:szCs w:val="22"/>
+          <w:highlight w:val="none"/>
+        </w:rPr>
+      </w:r>
+    </w:p>
+    <w:p>
+      <w:pPr>
+        <w:pBdr/>
+        <w:spacing/>
+        <w:ind/>
+        <w:rPr/>
+      </w:pPr>
+      <w:r>
+        <w:rPr>
+          <w:rFonts w:ascii="Open Sans" w:hAnsi="Open Sans" w:eastAsia="Open Sans" w:cs="Open Sans"/>
+          <w:sz w:val="22"/>
+          <w:szCs w:val="22"/>
+        </w:rPr>
+        <mc:AlternateContent>
+          <mc:Choice Requires="wpg">
+            <w:drawing>
+              <wp:anchor xmlns:wp="http://schemas.openxmlformats.org/drawingml/2006/wordprocessingDrawing" xmlns:wp14="http://schemas.microsoft.com/office/word/2010/wordprocessingDrawing" distT="0" distB="0" distL="115200" distR="115200" simplePos="0" relativeHeight="2048" behindDoc="0" locked="0" layoutInCell="1" allowOverlap="1">
+                <wp:simplePos x="0" y="0"/>
+                <wp:positionH relativeFrom="column">
+                  <wp:posOffset>-47625</wp:posOffset>
+                </wp:positionH>
+                <wp:positionV relativeFrom="paragraph">
+                  <wp:posOffset>66833</wp:posOffset>
+                </wp:positionV>
+                <wp:extent cx="2114024" cy="3238097"/>
+                <wp:effectExtent l="0" t="0" r="0" b="0"/>
+                <wp:wrapTight wrapText="bothSides">
+                  <wp:wrapPolygon edited="1">
+                    <wp:start x="0" y="0"/>
+                    <wp:lineTo x="21600" y="0"/>
+                    <wp:lineTo x="21600" y="21600"/>
+                    <wp:lineTo x="0" y="21600"/>
+                  </wp:wrapPolygon>
+                </wp:wrapTight>
+                <wp:docPr id="1" name=""/>
+                <wp:cNvGraphicFramePr>
+                  <a:graphicFrameLocks xmlns:a="http://schemas.openxmlformats.org/drawingml/2006/main" noChangeAspect="1"/>
+                </wp:cNvGraphicFramePr>
+                <a:graphic xmlns:a="http://schemas.openxmlformats.org/drawingml/2006/main">
+                  <a:graphicData uri="http://schemas.openxmlformats.org/drawingml/2006/picture">
+                    <pic:pic xmlns:pic="http://schemas.openxmlformats.org/drawingml/2006/picture">
+                      <pic:nvPicPr>
+                        <pic:cNvPr id="858486532" name=""/>
+                        <pic:cNvPicPr>
+                          <a:picLocks noChangeAspect="1"/>
+                        </pic:cNvPicPr>
+                        <pic:nvPr/>
+                      </pic:nvPicPr>
+                      <pic:blipFill>
+                        <a:blip r:embed="rId9"/>
+                        <a:stretch/>
+                      </pic:blipFill>
+                      <pic:spPr bwMode="auto">
+                        <a:xfrm rot="0" flipH="0" flipV="0">
+                          <a:off x="0" y="0"/>
+                          <a:ext cx="2114023" cy="3238096"/>
+                        </a:xfrm>
+                        <a:prstGeom prst="rect">
+                          <a:avLst/>
+                        </a:prstGeom>
+                      </pic:spPr>
+                    </pic:pic>
+                  </a:graphicData>
+                </a:graphic>
+              </wp:anchor>
+            </w:drawing>
+          </mc:Choice>
+          <mc:Fallback>
+            <w:pict>
+              <v:shapetype id="_x0000_t75" coordsize="21600,21600" o:spt="75" o:preferrelative="t" path="m@4@5l@4@11@9@11@9@5xe" filled="f" stroked="f">
+                <v:stroke joinstyle="miter"/>
+                <v:formulas>
+                  <v:f eqn="if lineDrawn pixelLineWidth 0"/>
+                  <v:f eqn="sum @0 1 0"/>
+                  <v:f eqn="sum 0 0 @1"/>
+                  <v:f eqn="prod @2 1 2"/>
+                  <v:f eqn="prod @3 21600 pixelWidth"/>
+                  <v:f eqn="prod @3 21600 pixelHeight"/>
+                  <v:f eqn="sum @0 0 1"/>
+                  <v:f eqn="prod @6 1 2"/>
+                  <v:f eqn="prod @7 21600 pixelWidth"/>
+                  <v:f eqn="sum @8 21600 0"/>
+                  <v:f eqn="prod @7 21600 pixelHeight"/>
+                  <v:f eqn="sum @10 21600 0"/>
+                </v:formulas>
+                <v:path o:extrusionok="f" gradientshapeok="t" o:connecttype="rect"/>
+                <o:lock v:ext="edit" aspectratio="t"/>
+              </v:shapetype>
+              <v:shape id="_x0000_i0" o:spid="_x0000_s0" type="#_x0000_t75" style="position:absolute;z-index:2048;o:allowoverlap:true;o:allowincell:true;mso-position-horizontal-relative:text;margin-left:-3.75pt;mso-position-horizontal:absolute;mso-position-vertical-relative:text;margin-top:5.26pt;mso-position-vertical:absolute;width:166.46pt;height:254.97pt;mso-wrap-distance-left:9.07pt;mso-wrap-distance-top:0.00pt;mso-wrap-distance-right:9.07pt;mso-wrap-distance-bottom:0.00pt;rotation:0;z-index:1;" wrapcoords="0 0 100000 0 100000 100000 0 100000" stroked="false">
+                <w10:wrap type="tight"/>
+                <v:imagedata r:id="rId9" o:title=""/>
+                <o:lock v:ext="edit" rotation="t"/>
+              </v:shape>
+            </w:pict>
+          </mc:Fallback>
+        </mc:AlternateContent>
+      </w:r>
       <w:r/>
       <w:r/>
     </w:p>
@@ -3906,15 +911,1082 @@
         <w:ind/>
         <w:rPr/>
       </w:pPr>
-      <w:r/>
-      <w:r/>
+      <w:r>
+        <w:rPr>
+          <w:rFonts w:ascii="Open Sans" w:hAnsi="Open Sans" w:eastAsia="Open Sans" w:cs="Open Sans"/>
+          <w:sz w:val="22"/>
+          <w:szCs w:val="22"/>
+          <w:highlight w:val="none"/>
+        </w:rPr>
+        <w:t xml:space="preserve">-app/: Contains the web interface and server code required to deploy the application.</w:t>
+      </w:r>
+      <w:r>
+        <w:rPr>
+          <w:rFonts w:ascii="Open Sans" w:hAnsi="Open Sans" w:eastAsia="Open Sans" w:cs="Open Sans"/>
+          <w:sz w:val="22"/>
+          <w:szCs w:val="22"/>
+          <w:highlight w:val="none"/>
+        </w:rPr>
+      </w:r>
+    </w:p>
+    <w:p>
+      <w:pPr>
+        <w:pBdr/>
+        <w:spacing/>
+        <w:ind/>
+        <w:rPr/>
+      </w:pPr>
+      <w:r>
+        <w:rPr>
+          <w:rFonts w:ascii="Open Sans" w:hAnsi="Open Sans" w:eastAsia="Open Sans" w:cs="Open Sans"/>
+          <w:sz w:val="22"/>
+          <w:szCs w:val="22"/>
+          <w:highlight w:val="none"/>
+        </w:rPr>
+        <w:t xml:space="preserve">-data/: Stores the datasets used for training and evaluation.</w:t>
+      </w:r>
+      <w:r>
+        <w:rPr>
+          <w:rFonts w:ascii="Open Sans" w:hAnsi="Open Sans" w:eastAsia="Open Sans" w:cs="Open Sans"/>
+          <w:sz w:val="22"/>
+          <w:szCs w:val="22"/>
+          <w:highlight w:val="none"/>
+        </w:rPr>
+      </w:r>
+    </w:p>
+    <w:p>
+      <w:pPr>
+        <w:pBdr/>
+        <w:spacing/>
+        <w:ind/>
+        <w:rPr/>
+      </w:pPr>
+      <w:r>
+        <w:rPr>
+          <w:rFonts w:ascii="Open Sans" w:hAnsi="Open Sans" w:eastAsia="Open Sans" w:cs="Open Sans"/>
+          <w:sz w:val="22"/>
+          <w:szCs w:val="22"/>
+          <w:highlight w:val="none"/>
+        </w:rPr>
+        <w:t xml:space="preserve">-models/: Includes the saved model files used in the application.</w:t>
+      </w:r>
+      <w:r>
+        <w:rPr>
+          <w:rFonts w:ascii="Open Sans" w:hAnsi="Open Sans" w:eastAsia="Open Sans" w:cs="Open Sans"/>
+          <w:sz w:val="22"/>
+          <w:szCs w:val="22"/>
+          <w:highlight w:val="none"/>
+        </w:rPr>
+      </w:r>
+    </w:p>
+    <w:p>
+      <w:pPr>
+        <w:pBdr/>
+        <w:spacing/>
+        <w:ind/>
+        <w:rPr/>
+      </w:pPr>
+      <w:r>
+        <w:rPr>
+          <w:rFonts w:ascii="Open Sans" w:hAnsi="Open Sans" w:eastAsia="Open Sans" w:cs="Open Sans"/>
+          <w:sz w:val="22"/>
+          <w:szCs w:val="22"/>
+          <w:highlight w:val="none"/>
+        </w:rPr>
+        <w:t xml:space="preserve">-utils/: Contains utility functions for connecting the models with the web server.</w:t>
+      </w:r>
+      <w:r>
+        <w:rPr>
+          <w:rFonts w:ascii="Open Sans" w:hAnsi="Open Sans" w:eastAsia="Open Sans" w:cs="Open Sans"/>
+          <w:sz w:val="22"/>
+          <w:szCs w:val="22"/>
+          <w:highlight w:val="none"/>
+        </w:rPr>
+      </w:r>
+    </w:p>
+    <w:p>
+      <w:pPr>
+        <w:pBdr/>
+        <w:spacing/>
+        <w:ind/>
+        <w:rPr/>
+      </w:pPr>
+      <w:r>
+        <w:rPr>
+          <w:rFonts w:ascii="Open Sans" w:hAnsi="Open Sans" w:eastAsia="Open Sans" w:cs="Open Sans"/>
+          <w:sz w:val="22"/>
+          <w:szCs w:val="22"/>
+          <w:highlight w:val="none"/>
+        </w:rPr>
+        <w:t xml:space="preserve">This modular structure allows for scalability and the incorporation of additional models and features as needed. It also helps organize and deploy the implemented models in a clean and maintainable way.</w:t>
+      </w:r>
+      <w:r>
+        <w:rPr>
+          <w:rFonts w:ascii="Open Sans" w:hAnsi="Open Sans" w:eastAsia="Open Sans" w:cs="Open Sans"/>
+          <w:sz w:val="22"/>
+          <w:szCs w:val="22"/>
+          <w:highlight w:val="none"/>
+        </w:rPr>
+      </w:r>
+    </w:p>
+    <w:p>
+      <w:pPr>
+        <w:pBdr/>
+        <w:spacing/>
+        <w:ind/>
+        <w:rPr>
+          <w:rFonts w:ascii="Open Sans" w:hAnsi="Open Sans" w:eastAsia="Open Sans" w:cs="Open Sans"/>
+          <w:sz w:val="22"/>
+          <w:szCs w:val="22"/>
+          <w:highlight w:val="none"/>
+        </w:rPr>
+      </w:pPr>
+      <w:r>
+        <w:rPr>
+          <w:rFonts w:ascii="Open Sans" w:hAnsi="Open Sans" w:eastAsia="Open Sans" w:cs="Open Sans"/>
+          <w:sz w:val="22"/>
+          <w:szCs w:val="22"/>
+          <w:highlight w:val="none"/>
+        </w:rPr>
+      </w:r>
+      <w:r>
+        <w:rPr>
+          <w:rFonts w:ascii="Open Sans" w:hAnsi="Open Sans" w:eastAsia="Open Sans" w:cs="Open Sans"/>
+          <w:sz w:val="22"/>
+          <w:szCs w:val="22"/>
+          <w:highlight w:val="none"/>
+        </w:rPr>
+      </w:r>
+    </w:p>
+    <w:p>
+      <w:pPr>
+        <w:pBdr/>
+        <w:spacing/>
+        <w:ind/>
+        <w:rPr>
+          <w:rFonts w:ascii="Open Sans" w:hAnsi="Open Sans" w:eastAsia="Open Sans" w:cs="Open Sans"/>
+          <w:sz w:val="22"/>
+          <w:szCs w:val="22"/>
+          <w:highlight w:val="none"/>
+        </w:rPr>
+      </w:pPr>
+      <w:r>
+        <w:rPr>
+          <w:rFonts w:ascii="Open Sans" w:hAnsi="Open Sans" w:eastAsia="Open Sans" w:cs="Open Sans"/>
+          <w:sz w:val="22"/>
+          <w:szCs w:val="22"/>
+          <w:highlight w:val="none"/>
+        </w:rPr>
+      </w:r>
+      <w:r>
+        <w:rPr>
+          <w:rFonts w:ascii="Open Sans" w:hAnsi="Open Sans" w:eastAsia="Open Sans" w:cs="Open Sans"/>
+          <w:sz w:val="22"/>
+          <w:szCs w:val="22"/>
+          <w:highlight w:val="none"/>
+        </w:rPr>
+      </w:r>
+    </w:p>
+    <w:p>
+      <w:pPr>
+        <w:pBdr/>
+        <w:spacing/>
+        <w:ind/>
+        <w:rPr>
+          <w:rFonts w:ascii="Open Sans" w:hAnsi="Open Sans" w:eastAsia="Open Sans" w:cs="Open Sans"/>
+          <w:sz w:val="22"/>
+          <w:szCs w:val="22"/>
+          <w:highlight w:val="none"/>
+        </w:rPr>
+      </w:pPr>
+      <w:r>
+        <w:rPr>
+          <w:rFonts w:ascii="Open Sans" w:hAnsi="Open Sans" w:eastAsia="Open Sans" w:cs="Open Sans"/>
+          <w:sz w:val="22"/>
+          <w:szCs w:val="22"/>
+          <w:highlight w:val="none"/>
+        </w:rPr>
+      </w:r>
+      <w:r>
+        <w:rPr>
+          <w:rFonts w:ascii="Open Sans" w:hAnsi="Open Sans" w:eastAsia="Open Sans" w:cs="Open Sans"/>
+          <w:sz w:val="22"/>
+          <w:szCs w:val="22"/>
+          <w:highlight w:val="none"/>
+        </w:rPr>
+      </w:r>
+    </w:p>
+    <w:p>
+      <w:pPr>
+        <w:pBdr/>
+        <w:spacing/>
+        <w:ind/>
+        <w:rPr>
+          <w:rFonts w:ascii="Open Sans" w:hAnsi="Open Sans" w:eastAsia="Open Sans" w:cs="Open Sans"/>
+          <w:sz w:val="22"/>
+          <w:szCs w:val="22"/>
+          <w:highlight w:val="none"/>
+        </w:rPr>
+      </w:pPr>
+      <w:r>
+        <w:rPr>
+          <w:rFonts w:ascii="Open Sans" w:hAnsi="Open Sans" w:eastAsia="Open Sans" w:cs="Open Sans"/>
+          <w:sz w:val="22"/>
+          <w:szCs w:val="22"/>
+          <w:highlight w:val="none"/>
+        </w:rPr>
+      </w:r>
+      <w:r>
+        <w:rPr>
+          <w:rFonts w:ascii="Open Sans" w:hAnsi="Open Sans" w:eastAsia="Open Sans" w:cs="Open Sans"/>
+          <w:sz w:val="22"/>
+          <w:szCs w:val="22"/>
+          <w:highlight w:val="none"/>
+        </w:rPr>
+      </w:r>
+    </w:p>
+    <w:p>
+      <w:pPr>
+        <w:pBdr/>
+        <w:spacing/>
+        <w:ind/>
+        <w:rPr/>
+      </w:pPr>
+      <w:r>
+        <w:rPr>
+          <w:rFonts w:ascii="Open Sans" w:hAnsi="Open Sans" w:eastAsia="Open Sans" w:cs="Open Sans"/>
+          <w:b/>
+          <w:bCs/>
+          <w:sz w:val="22"/>
+          <w:szCs w:val="22"/>
+          <w:highlight w:val="none"/>
+        </w:rPr>
+        <w:t xml:space="preserve">5. Real-World Application</w:t>
+      </w:r>
+      <w:r>
+        <w:rPr>
+          <w:rFonts w:ascii="Open Sans" w:hAnsi="Open Sans" w:eastAsia="Open Sans" w:cs="Open Sans"/>
+          <w:sz w:val="22"/>
+          <w:szCs w:val="22"/>
+          <w:highlight w:val="none"/>
+        </w:rPr>
+      </w:r>
+    </w:p>
+    <w:p>
+      <w:pPr>
+        <w:pBdr/>
+        <w:spacing/>
+        <w:ind/>
+        <w:rPr/>
+      </w:pPr>
+      <w:r>
+        <w:rPr>
+          <w:rFonts w:ascii="Open Sans" w:hAnsi="Open Sans" w:eastAsia="Open Sans" w:cs="Open Sans"/>
+          <w:sz w:val="22"/>
+          <w:szCs w:val="22"/>
+          <w:highlight w:val="none"/>
+        </w:rPr>
+        <w:t xml:space="preserve">The DETR model is a strong candidate for object detection and segmentation tasks, making it a valuable tool for machine and robotic vision. By leveraging transformer architecture, DETR overcomes the limitations of traditional convolution-based detection met</w:t>
+      </w:r>
+      <w:r>
+        <w:rPr>
+          <w:rFonts w:ascii="Open Sans" w:hAnsi="Open Sans" w:eastAsia="Open Sans" w:cs="Open Sans"/>
+          <w:sz w:val="22"/>
+          <w:szCs w:val="22"/>
+          <w:highlight w:val="none"/>
+        </w:rPr>
+        <w:t xml:space="preserve">hods, offering improved generalization and flexibility in complex scenarios.</w:t>
+      </w:r>
+      <w:r>
+        <w:rPr>
+          <w:rFonts w:ascii="Open Sans" w:hAnsi="Open Sans" w:eastAsia="Open Sans" w:cs="Open Sans"/>
+          <w:sz w:val="22"/>
+          <w:szCs w:val="22"/>
+          <w:highlight w:val="none"/>
+        </w:rPr>
+      </w:r>
+      <w:r>
+        <w:rPr>
+          <w:rFonts w:ascii="Open Sans" w:hAnsi="Open Sans" w:eastAsia="Open Sans" w:cs="Open Sans"/>
+          <w:sz w:val="22"/>
+          <w:szCs w:val="22"/>
+          <w:highlight w:val="none"/>
+        </w:rPr>
+      </w:r>
+      <w:r>
+        <w:rPr>
+          <w:rFonts w:ascii="Open Sans" w:hAnsi="Open Sans" w:eastAsia="Open Sans" w:cs="Open Sans"/>
+          <w:sz w:val="22"/>
+          <w:szCs w:val="22"/>
+          <w:highlight w:val="none"/>
+        </w:rPr>
+      </w:r>
+      <w:r>
+        <w:rPr>
+          <w:rFonts w:ascii="Open Sans" w:hAnsi="Open Sans" w:eastAsia="Open Sans" w:cs="Open Sans"/>
+          <w:sz w:val="22"/>
+          <w:szCs w:val="22"/>
+          <w:highlight w:val="none"/>
+        </w:rPr>
+      </w:r>
+    </w:p>
+    <w:p>
+      <w:pPr>
+        <w:pBdr/>
+        <w:spacing/>
+        <w:ind/>
+        <w:rPr>
+          <w:rFonts w:ascii="Open Sans" w:hAnsi="Open Sans" w:eastAsia="Open Sans" w:cs="Open Sans"/>
+          <w:sz w:val="22"/>
+          <w:szCs w:val="22"/>
+          <w:highlight w:val="none"/>
+        </w:rPr>
+      </w:pPr>
+      <w:r>
+        <w:rPr>
+          <w:rFonts w:ascii="Open Sans" w:hAnsi="Open Sans" w:eastAsia="Open Sans" w:cs="Open Sans"/>
+          <w:sz w:val="22"/>
+          <w:szCs w:val="22"/>
+          <w:highlight w:val="none"/>
+        </w:rPr>
+        <w:t xml:space="preserve">In robotic applications, this model could enable robots to accurately recognize and locate objects within their environment, facilitating tasks such as automated manipulation, navigation in dynamic spaces, and human interaction. Additionally, DETR’s scalabi</w:t>
+      </w:r>
+      <w:r>
+        <w:rPr>
+          <w:rFonts w:ascii="Open Sans" w:hAnsi="Open Sans" w:eastAsia="Open Sans" w:cs="Open Sans"/>
+          <w:sz w:val="22"/>
+          <w:szCs w:val="22"/>
+          <w:highlight w:val="none"/>
+        </w:rPr>
+        <w:t xml:space="preserve">lity allows it to adapt to various sensors and environments, improving the autonomy and efficiency of robotic systems across industrial, logistical, and service domains.</w:t>
+      </w:r>
+      <w:r>
+        <w:rPr>
+          <w:rFonts w:ascii="Open Sans" w:hAnsi="Open Sans" w:eastAsia="Open Sans" w:cs="Open Sans"/>
+          <w:sz w:val="22"/>
+          <w:szCs w:val="22"/>
+          <w:highlight w:val="none"/>
+        </w:rPr>
+      </w:r>
+      <w:r>
+        <w:rPr>
+          <w:rFonts w:ascii="Open Sans" w:hAnsi="Open Sans" w:eastAsia="Open Sans" w:cs="Open Sans"/>
+          <w:sz w:val="22"/>
+          <w:szCs w:val="22"/>
+          <w:highlight w:val="none"/>
+        </w:rPr>
+      </w:r>
+      <w:r>
+        <w:rPr>
+          <w:rFonts w:ascii="Open Sans" w:hAnsi="Open Sans" w:eastAsia="Open Sans" w:cs="Open Sans"/>
+          <w:sz w:val="22"/>
+          <w:szCs w:val="22"/>
+          <w:highlight w:val="none"/>
+        </w:rPr>
+      </w:r>
+      <w:r>
+        <w:rPr>
+          <w:rFonts w:ascii="Open Sans" w:hAnsi="Open Sans" w:eastAsia="Open Sans" w:cs="Open Sans"/>
+          <w:sz w:val="22"/>
+          <w:szCs w:val="22"/>
+          <w:highlight w:val="none"/>
+        </w:rPr>
+      </w:r>
+      <w:r>
+        <w:rPr>
+          <w:rFonts w:ascii="Open Sans" w:hAnsi="Open Sans" w:eastAsia="Open Sans" w:cs="Open Sans"/>
+          <w:sz w:val="22"/>
+          <w:szCs w:val="22"/>
+          <w:highlight w:val="none"/>
+        </w:rPr>
+      </w:r>
+      <w:r>
+        <w:rPr>
+          <w:rFonts w:ascii="Open Sans" w:hAnsi="Open Sans" w:eastAsia="Open Sans" w:cs="Open Sans"/>
+          <w:sz w:val="22"/>
+          <w:szCs w:val="22"/>
+          <w:highlight w:val="none"/>
+        </w:rPr>
+      </w:r>
+    </w:p>
+    <w:p>
+      <w:pPr>
+        <w:pBdr/>
+        <w:spacing/>
+        <w:ind/>
+        <w:rPr>
+          <w:rFonts w:ascii="Open Sans" w:hAnsi="Open Sans" w:eastAsia="Open Sans" w:cs="Open Sans"/>
+          <w:sz w:val="22"/>
+          <w:szCs w:val="22"/>
+          <w:highlight w:val="none"/>
+        </w:rPr>
+      </w:pPr>
+      <w:r>
+        <w:rPr>
+          <w:rFonts w:ascii="Open Sans" w:hAnsi="Open Sans" w:eastAsia="Open Sans" w:cs="Open Sans"/>
+          <w:sz w:val="22"/>
+          <w:szCs w:val="22"/>
+          <w:highlight w:val="none"/>
+        </w:rPr>
+      </w:r>
+      <w:r>
+        <w:rPr>
+          <w:rFonts w:ascii="Open Sans" w:hAnsi="Open Sans" w:eastAsia="Open Sans" w:cs="Open Sans"/>
+          <w:sz w:val="22"/>
+          <w:szCs w:val="22"/>
+          <w:highlight w:val="none"/>
+        </w:rPr>
+      </w:r>
+    </w:p>
+    <w:p>
+      <w:pPr>
+        <w:pBdr/>
+        <w:spacing/>
+        <w:ind/>
+        <w:rPr/>
+      </w:pPr>
+      <w:r>
+        <w:rPr>
+          <w:rFonts w:ascii="Open Sans" w:hAnsi="Open Sans" w:eastAsia="Open Sans" w:cs="Open Sans"/>
+          <w:b/>
+          <w:bCs/>
+          <w:sz w:val="22"/>
+          <w:szCs w:val="22"/>
+          <w:highlight w:val="none"/>
+        </w:rPr>
+        <w:t xml:space="preserve">6. Challenges Encountered</w:t>
+      </w:r>
+      <w:r>
+        <w:rPr>
+          <w:rFonts w:ascii="Open Sans" w:hAnsi="Open Sans" w:eastAsia="Open Sans" w:cs="Open Sans"/>
+          <w:sz w:val="22"/>
+          <w:szCs w:val="22"/>
+          <w:highlight w:val="none"/>
+        </w:rPr>
+      </w:r>
+    </w:p>
+    <w:p>
+      <w:pPr>
+        <w:pBdr/>
+        <w:spacing/>
+        <w:ind/>
+        <w:rPr/>
+      </w:pPr>
+      <w:r>
+        <w:rPr>
+          <w:rFonts w:ascii="Open Sans" w:hAnsi="Open Sans" w:eastAsia="Open Sans" w:cs="Open Sans"/>
+          <w:sz w:val="22"/>
+          <w:szCs w:val="22"/>
+          <w:highlight w:val="none"/>
+        </w:rPr>
+        <w:t xml:space="preserve">The transition from an academic approach using Jupyter Notebook to a more professional, web-oriented project posed a significant challenge. It required a deep understanding of the models themselves and also good code structuring to ensure a funct</w:t>
+      </w:r>
+      <w:r>
+        <w:rPr>
+          <w:rFonts w:ascii="Open Sans" w:hAnsi="Open Sans" w:eastAsia="Open Sans" w:cs="Open Sans"/>
+          <w:sz w:val="22"/>
+          <w:szCs w:val="22"/>
+          <w:highlight w:val="none"/>
+        </w:rPr>
+        <w:t xml:space="preserve">ional and maintainable final product.</w:t>
+      </w:r>
+      <w:r>
+        <w:rPr>
+          <w:rFonts w:ascii="Open Sans" w:hAnsi="Open Sans" w:eastAsia="Open Sans" w:cs="Open Sans"/>
+          <w:sz w:val="22"/>
+          <w:szCs w:val="22"/>
+          <w:highlight w:val="none"/>
+        </w:rPr>
+      </w:r>
+      <w:r>
+        <w:rPr>
+          <w:rFonts w:ascii="Open Sans" w:hAnsi="Open Sans" w:eastAsia="Open Sans" w:cs="Open Sans"/>
+          <w:sz w:val="22"/>
+          <w:szCs w:val="22"/>
+          <w:highlight w:val="none"/>
+        </w:rPr>
+      </w:r>
+      <w:r>
+        <w:rPr>
+          <w:rFonts w:ascii="Open Sans" w:hAnsi="Open Sans" w:eastAsia="Open Sans" w:cs="Open Sans"/>
+          <w:sz w:val="22"/>
+          <w:szCs w:val="22"/>
+          <w:highlight w:val="none"/>
+        </w:rPr>
+      </w:r>
+      <w:r>
+        <w:rPr>
+          <w:rFonts w:ascii="Open Sans" w:hAnsi="Open Sans" w:eastAsia="Open Sans" w:cs="Open Sans"/>
+          <w:sz w:val="22"/>
+          <w:szCs w:val="22"/>
+          <w:highlight w:val="none"/>
+        </w:rPr>
+      </w:r>
+    </w:p>
+    <w:p>
+      <w:pPr>
+        <w:pBdr/>
+        <w:spacing/>
+        <w:ind/>
+        <w:rPr>
+          <w:rFonts w:ascii="Open Sans" w:hAnsi="Open Sans" w:eastAsia="Open Sans" w:cs="Open Sans"/>
+          <w:sz w:val="22"/>
+          <w:szCs w:val="22"/>
+          <w:highlight w:val="none"/>
+        </w:rPr>
+      </w:pPr>
+      <w:r>
+        <w:rPr>
+          <w:rFonts w:ascii="Open Sans" w:hAnsi="Open Sans" w:eastAsia="Open Sans" w:cs="Open Sans"/>
+          <w:sz w:val="22"/>
+          <w:szCs w:val="22"/>
+          <w:highlight w:val="none"/>
+        </w:rPr>
+        <w:t xml:space="preserve">While image classification and detection models share some foundational concepts, each presents its own challenges. As model efficiency increases, so does complexity, requiring more in-depth technical knowledge for correct implementation, and </w:t>
+      </w:r>
+      <w:r>
+        <w:rPr>
+          <w:rFonts w:ascii="Open Sans" w:hAnsi="Open Sans" w:eastAsia="Open Sans" w:cs="Open Sans"/>
+          <w:sz w:val="22"/>
+          <w:szCs w:val="22"/>
+          <w:highlight w:val="none"/>
+        </w:rPr>
+        <w:t xml:space="preserve">interpretation.</w:t>
+      </w:r>
+      <w:r>
+        <w:rPr>
+          <w:rFonts w:ascii="Open Sans" w:hAnsi="Open Sans" w:eastAsia="Open Sans" w:cs="Open Sans"/>
+          <w:sz w:val="22"/>
+          <w:szCs w:val="22"/>
+          <w:highlight w:val="none"/>
+        </w:rPr>
+      </w:r>
+      <w:r>
+        <w:rPr>
+          <w:rFonts w:ascii="Open Sans" w:hAnsi="Open Sans" w:eastAsia="Open Sans" w:cs="Open Sans"/>
+          <w:sz w:val="22"/>
+          <w:szCs w:val="22"/>
+          <w:highlight w:val="none"/>
+        </w:rPr>
+      </w:r>
+      <w:r>
+        <w:rPr>
+          <w:rFonts w:ascii="Open Sans" w:hAnsi="Open Sans" w:eastAsia="Open Sans" w:cs="Open Sans"/>
+          <w:sz w:val="22"/>
+          <w:szCs w:val="22"/>
+          <w:highlight w:val="none"/>
+        </w:rPr>
+      </w:r>
+      <w:r>
+        <w:rPr>
+          <w:rFonts w:ascii="Open Sans" w:hAnsi="Open Sans" w:eastAsia="Open Sans" w:cs="Open Sans"/>
+          <w:sz w:val="22"/>
+          <w:szCs w:val="22"/>
+          <w:highlight w:val="none"/>
+        </w:rPr>
+      </w:r>
+      <w:r>
+        <w:rPr>
+          <w:rFonts w:ascii="Open Sans" w:hAnsi="Open Sans" w:eastAsia="Open Sans" w:cs="Open Sans"/>
+          <w:sz w:val="22"/>
+          <w:szCs w:val="22"/>
+          <w:highlight w:val="none"/>
+        </w:rPr>
+      </w:r>
+      <w:r>
+        <w:rPr>
+          <w:rFonts w:ascii="Open Sans" w:hAnsi="Open Sans" w:eastAsia="Open Sans" w:cs="Open Sans"/>
+          <w:sz w:val="22"/>
+          <w:szCs w:val="22"/>
+          <w:highlight w:val="none"/>
+        </w:rPr>
+      </w:r>
+    </w:p>
+    <w:p>
+      <w:pPr>
+        <w:pBdr/>
+        <w:spacing/>
+        <w:ind/>
+        <w:rPr>
+          <w:rFonts w:ascii="Open Sans" w:hAnsi="Open Sans" w:eastAsia="Open Sans" w:cs="Open Sans"/>
+          <w:sz w:val="22"/>
+          <w:szCs w:val="22"/>
+          <w:highlight w:val="none"/>
+        </w:rPr>
+      </w:pPr>
+      <w:r>
+        <w:rPr>
+          <w:rFonts w:ascii="Open Sans" w:hAnsi="Open Sans" w:eastAsia="Open Sans" w:cs="Open Sans"/>
+          <w:sz w:val="22"/>
+          <w:szCs w:val="22"/>
+          <w:highlight w:val="none"/>
+        </w:rPr>
+      </w:r>
+      <w:r>
+        <w:rPr>
+          <w:rFonts w:ascii="Open Sans" w:hAnsi="Open Sans" w:eastAsia="Open Sans" w:cs="Open Sans"/>
+          <w:sz w:val="22"/>
+          <w:szCs w:val="22"/>
+          <w:highlight w:val="none"/>
+        </w:rPr>
+      </w:r>
+    </w:p>
+    <w:p>
+      <w:pPr>
+        <w:pBdr/>
+        <w:spacing/>
+        <w:ind/>
+        <w:rPr>
+          <w:rFonts w:ascii="Open Sans" w:hAnsi="Open Sans" w:eastAsia="Open Sans" w:cs="Open Sans"/>
+          <w:sz w:val="22"/>
+          <w:szCs w:val="22"/>
+          <w:highlight w:val="none"/>
+        </w:rPr>
+      </w:pPr>
+      <w:r>
+        <w:rPr>
+          <w:rFonts w:ascii="Open Sans" w:hAnsi="Open Sans" w:eastAsia="Open Sans" w:cs="Open Sans"/>
+          <w:b/>
+          <w:bCs/>
+          <w:sz w:val="22"/>
+          <w:szCs w:val="22"/>
+          <w:highlight w:val="none"/>
+        </w:rPr>
+        <w:t xml:space="preserve">7. References</w:t>
+      </w:r>
+      <w:r>
+        <w:rPr>
+          <w:rFonts w:ascii="Open Sans" w:hAnsi="Open Sans" w:eastAsia="Open Sans" w:cs="Open Sans"/>
+          <w:sz w:val="22"/>
+          <w:szCs w:val="22"/>
+          <w:highlight w:val="none"/>
+        </w:rPr>
+      </w:r>
+    </w:p>
+    <w:p>
+      <w:pPr>
+        <w:pBdr/>
+        <w:spacing/>
+        <w:ind/>
+        <w:rPr>
+          <w:rFonts w:ascii="Open Sans" w:hAnsi="Open Sans" w:eastAsia="Open Sans" w:cs="Open Sans"/>
+          <w:sz w:val="22"/>
+          <w:szCs w:val="22"/>
+          <w:highlight w:val="none"/>
+        </w:rPr>
+      </w:pPr>
+      <w:r>
+        <w:rPr>
+          <w:rFonts w:ascii="Open Sans" w:hAnsi="Open Sans" w:eastAsia="Open Sans" w:cs="Open Sans"/>
+          <w:sz w:val="22"/>
+          <w:szCs w:val="22"/>
+          <w:highlight w:val="none"/>
+        </w:rPr>
+        <w:t xml:space="preserve">-Carion, N., Massa, F., Synnaeve, G., Usunier, N., Kirillov, A., &amp; Zagoruyko, S. (2020). End-to-End object detection with transformers (DETR). European Conference on Computer Vision (ECCV). </w:t>
+      </w:r>
+      <w:hyperlink r:id="rId10" w:tooltip="https://arxiv.org/abs/2005.12872" w:history="1">
+        <w:r>
+          <w:rPr>
+            <w:rStyle w:val="894"/>
+            <w:rFonts w:ascii="Open Sans" w:hAnsi="Open Sans" w:eastAsia="Open Sans" w:cs="Open Sans"/>
+            <w:sz w:val="22"/>
+            <w:szCs w:val="22"/>
+            <w:highlight w:val="none"/>
+          </w:rPr>
+          <w:t xml:space="preserve">https://arxiv.org/abs/2005.12872</w:t>
+        </w:r>
+        <w:r>
+          <w:rPr>
+            <w:rStyle w:val="894"/>
+            <w:rFonts w:ascii="Open Sans" w:hAnsi="Open Sans" w:eastAsia="Open Sans" w:cs="Open Sans"/>
+            <w:sz w:val="22"/>
+            <w:szCs w:val="22"/>
+            <w:highlight w:val="none"/>
+          </w:rPr>
+        </w:r>
+      </w:hyperlink>
+      <w:r>
+        <w:rPr>
+          <w:rFonts w:ascii="Open Sans" w:hAnsi="Open Sans" w:eastAsia="Open Sans" w:cs="Open Sans"/>
+          <w:sz w:val="22"/>
+          <w:szCs w:val="22"/>
+          <w:highlight w:val="none"/>
+        </w:rPr>
+      </w:r>
+      <w:r>
+        <w:rPr>
+          <w:rFonts w:ascii="Open Sans" w:hAnsi="Open Sans" w:eastAsia="Open Sans" w:cs="Open Sans"/>
+          <w:sz w:val="22"/>
+          <w:szCs w:val="22"/>
+          <w:highlight w:val="none"/>
+        </w:rPr>
+      </w:r>
+      <w:r>
+        <w:rPr>
+          <w:rFonts w:ascii="Open Sans" w:hAnsi="Open Sans" w:eastAsia="Open Sans" w:cs="Open Sans"/>
+          <w:sz w:val="22"/>
+          <w:szCs w:val="22"/>
+          <w:highlight w:val="none"/>
+        </w:rPr>
+      </w:r>
+      <w:r>
+        <w:rPr>
+          <w:rFonts w:ascii="Open Sans" w:hAnsi="Open Sans" w:eastAsia="Open Sans" w:cs="Open Sans"/>
+          <w:sz w:val="22"/>
+          <w:szCs w:val="22"/>
+          <w:highlight w:val="none"/>
+        </w:rPr>
+      </w:r>
+    </w:p>
+    <w:p>
+      <w:pPr>
+        <w:pBdr/>
+        <w:spacing/>
+        <w:ind/>
+        <w:rPr>
+          <w:rFonts w:ascii="Open Sans" w:hAnsi="Open Sans" w:eastAsia="Open Sans" w:cs="Open Sans"/>
+          <w:sz w:val="22"/>
+          <w:szCs w:val="22"/>
+          <w:highlight w:val="none"/>
+        </w:rPr>
+      </w:pPr>
+      <w:r>
+        <w:rPr>
+          <w:rFonts w:ascii="Open Sans" w:hAnsi="Open Sans" w:eastAsia="Open Sans" w:cs="Open Sans"/>
+          <w:sz w:val="22"/>
+          <w:szCs w:val="22"/>
+          <w:highlight w:val="none"/>
+        </w:rPr>
+        <w:t xml:space="preserve">-Paszke, A., Gross, S., Massa, F., Lerer, A., Bradbury, J., Chanan, G., Killeen, T., Lin, Z., Gimelshein, N., Antiga, L., Desmaison, A., Kopf, A., Yang, E., DeVito, Z., Raison, M., Tejani, A., Chilamkurthy, S., Steiner, B., Fang, L., ... &amp; Chintala, S. (2019</w:t>
+      </w:r>
+      <w:r>
+        <w:rPr>
+          <w:rFonts w:ascii="Open Sans" w:hAnsi="Open Sans" w:eastAsia="Open Sans" w:cs="Open Sans"/>
+          <w:sz w:val="22"/>
+          <w:szCs w:val="22"/>
+          <w:highlight w:val="none"/>
+        </w:rPr>
+        <w:t xml:space="preserve">). PyTorch: An imperative style, high-performance deep learning library. Advances in Neural Information Processing Systems, 32. </w:t>
+      </w:r>
+      <w:hyperlink r:id="rId11" w:tooltip="https://papers.nips.cc/paper_files/paper/2019/hash/bdbca288fee7f92f2bfa9f7012727740-Abstract.html" w:history="1">
+        <w:r>
+          <w:rPr>
+            <w:rStyle w:val="894"/>
+            <w:rFonts w:ascii="Open Sans" w:hAnsi="Open Sans" w:eastAsia="Open Sans" w:cs="Open Sans"/>
+            <w:sz w:val="22"/>
+            <w:szCs w:val="22"/>
+            <w:highlight w:val="none"/>
+          </w:rPr>
+          <w:t xml:space="preserve">https://papers.nips.cc/paper_files/paper/2019/hash/bdbca288fee7f92f2bfa9f7012727740-Abstract.html</w:t>
+        </w:r>
+        <w:r>
+          <w:rPr>
+            <w:rStyle w:val="894"/>
+            <w:rFonts w:ascii="Open Sans" w:hAnsi="Open Sans" w:eastAsia="Open Sans" w:cs="Open Sans"/>
+            <w:sz w:val="22"/>
+            <w:szCs w:val="22"/>
+            <w:highlight w:val="none"/>
+          </w:rPr>
+        </w:r>
+      </w:hyperlink>
+      <w:r>
+        <w:rPr>
+          <w:rFonts w:ascii="Open Sans" w:hAnsi="Open Sans" w:eastAsia="Open Sans" w:cs="Open Sans"/>
+          <w:sz w:val="22"/>
+          <w:szCs w:val="22"/>
+          <w:highlight w:val="none"/>
+        </w:rPr>
+      </w:r>
+      <w:r>
+        <w:rPr>
+          <w:rFonts w:ascii="Open Sans" w:hAnsi="Open Sans" w:eastAsia="Open Sans" w:cs="Open Sans"/>
+          <w:sz w:val="22"/>
+          <w:szCs w:val="22"/>
+          <w:highlight w:val="none"/>
+        </w:rPr>
+      </w:r>
+      <w:r>
+        <w:rPr>
+          <w:rFonts w:ascii="Open Sans" w:hAnsi="Open Sans" w:eastAsia="Open Sans" w:cs="Open Sans"/>
+          <w:sz w:val="22"/>
+          <w:szCs w:val="22"/>
+          <w:highlight w:val="none"/>
+        </w:rPr>
+      </w:r>
+      <w:r>
+        <w:rPr>
+          <w:rFonts w:ascii="Open Sans" w:hAnsi="Open Sans" w:eastAsia="Open Sans" w:cs="Open Sans"/>
+          <w:sz w:val="22"/>
+          <w:szCs w:val="22"/>
+          <w:highlight w:val="none"/>
+        </w:rPr>
+      </w:r>
+    </w:p>
+    <w:p>
+      <w:pPr>
+        <w:pBdr/>
+        <w:spacing/>
+        <w:ind/>
+        <w:rPr>
+          <w:rFonts w:ascii="Open Sans" w:hAnsi="Open Sans" w:eastAsia="Open Sans" w:cs="Open Sans"/>
+          <w:sz w:val="22"/>
+          <w:szCs w:val="22"/>
+          <w:highlight w:val="none"/>
+        </w:rPr>
+      </w:pPr>
+      <w:r>
+        <w:rPr>
+          <w:rFonts w:ascii="Open Sans" w:hAnsi="Open Sans" w:eastAsia="Open Sans" w:cs="Open Sans"/>
+          <w:sz w:val="22"/>
+          <w:szCs w:val="22"/>
+          <w:highlight w:val="none"/>
+        </w:rPr>
+        <w:t xml:space="preserve">-Tan, M., &amp; Le, Q. (2019). EfficientNet: Rethinking model scaling for convolutional neural networks. International Conference on Machine Learning (ICML). </w:t>
+      </w:r>
+      <w:hyperlink r:id="rId12" w:tooltip="https://arxiv.org/abs/1905.11946" w:history="1">
+        <w:r>
+          <w:rPr>
+            <w:rStyle w:val="894"/>
+            <w:rFonts w:ascii="Open Sans" w:hAnsi="Open Sans" w:eastAsia="Open Sans" w:cs="Open Sans"/>
+            <w:sz w:val="22"/>
+            <w:szCs w:val="22"/>
+            <w:highlight w:val="none"/>
+          </w:rPr>
+          <w:t xml:space="preserve">https://arxiv.org/abs/1905.11946</w:t>
+        </w:r>
+        <w:r>
+          <w:rPr>
+            <w:rStyle w:val="894"/>
+            <w:rFonts w:ascii="Open Sans" w:hAnsi="Open Sans" w:eastAsia="Open Sans" w:cs="Open Sans"/>
+            <w:sz w:val="22"/>
+            <w:szCs w:val="22"/>
+            <w:highlight w:val="none"/>
+          </w:rPr>
+        </w:r>
+      </w:hyperlink>
+      <w:r>
+        <w:rPr>
+          <w:rFonts w:ascii="Open Sans" w:hAnsi="Open Sans" w:eastAsia="Open Sans" w:cs="Open Sans"/>
+          <w:sz w:val="22"/>
+          <w:szCs w:val="22"/>
+          <w:highlight w:val="none"/>
+        </w:rPr>
+      </w:r>
+      <w:r>
+        <w:rPr>
+          <w:rFonts w:ascii="Open Sans" w:hAnsi="Open Sans" w:eastAsia="Open Sans" w:cs="Open Sans"/>
+          <w:sz w:val="22"/>
+          <w:szCs w:val="22"/>
+          <w:highlight w:val="none"/>
+        </w:rPr>
+      </w:r>
+      <w:r>
+        <w:rPr>
+          <w:rFonts w:ascii="Open Sans" w:hAnsi="Open Sans" w:eastAsia="Open Sans" w:cs="Open Sans"/>
+          <w:sz w:val="22"/>
+          <w:szCs w:val="22"/>
+          <w:highlight w:val="none"/>
+        </w:rPr>
+      </w:r>
+      <w:r>
+        <w:rPr>
+          <w:rFonts w:ascii="Open Sans" w:hAnsi="Open Sans" w:eastAsia="Open Sans" w:cs="Open Sans"/>
+          <w:sz w:val="22"/>
+          <w:szCs w:val="22"/>
+          <w:highlight w:val="none"/>
+        </w:rPr>
+      </w:r>
+      <w:r>
+        <w:rPr>
+          <w:rFonts w:ascii="Open Sans" w:hAnsi="Open Sans" w:eastAsia="Open Sans" w:cs="Open Sans"/>
+          <w:sz w:val="22"/>
+          <w:szCs w:val="22"/>
+          <w:highlight w:val="none"/>
+        </w:rPr>
+      </w:r>
+    </w:p>
+    <w:p>
+      <w:pPr>
+        <w:pBdr/>
+        <w:spacing/>
+        <w:ind/>
+        <w:rPr>
+          <w:rFonts w:ascii="Open Sans" w:hAnsi="Open Sans" w:eastAsia="Open Sans" w:cs="Open Sans"/>
+          <w:sz w:val="22"/>
+          <w:szCs w:val="22"/>
+          <w:highlight w:val="none"/>
+        </w:rPr>
+      </w:pPr>
+      <w:r>
+        <w:rPr>
+          <w:rFonts w:ascii="Open Sans" w:hAnsi="Open Sans" w:eastAsia="Open Sans" w:cs="Open Sans"/>
+          <w:sz w:val="22"/>
+          <w:szCs w:val="22"/>
+          <w:highlight w:val="none"/>
+        </w:rPr>
+        <w:t xml:space="preserve">-Torchvision. (n.d.). Torchvision library – PyTorch. PyTorch. </w:t>
+      </w:r>
+      <w:hyperlink r:id="rId13" w:tooltip="https://pytorch.org/vision/stable/index.html" w:history="1">
+        <w:r>
+          <w:rPr>
+            <w:rStyle w:val="894"/>
+            <w:rFonts w:ascii="Open Sans" w:hAnsi="Open Sans" w:eastAsia="Open Sans" w:cs="Open Sans"/>
+            <w:sz w:val="22"/>
+            <w:szCs w:val="22"/>
+            <w:highlight w:val="none"/>
+          </w:rPr>
+          <w:t xml:space="preserve">https://pytorch.org/vision/stable/index.html</w:t>
+        </w:r>
+        <w:r>
+          <w:rPr>
+            <w:rStyle w:val="894"/>
+            <w:rFonts w:ascii="Open Sans" w:hAnsi="Open Sans" w:eastAsia="Open Sans" w:cs="Open Sans"/>
+            <w:sz w:val="22"/>
+            <w:szCs w:val="22"/>
+            <w:highlight w:val="none"/>
+          </w:rPr>
+        </w:r>
+      </w:hyperlink>
+      <w:r>
+        <w:rPr>
+          <w:rFonts w:ascii="Open Sans" w:hAnsi="Open Sans" w:eastAsia="Open Sans" w:cs="Open Sans"/>
+          <w:sz w:val="22"/>
+          <w:szCs w:val="22"/>
+          <w:highlight w:val="none"/>
+        </w:rPr>
+      </w:r>
+      <w:r>
+        <w:rPr>
+          <w:rFonts w:ascii="Open Sans" w:hAnsi="Open Sans" w:eastAsia="Open Sans" w:cs="Open Sans"/>
+          <w:sz w:val="22"/>
+          <w:szCs w:val="22"/>
+          <w:highlight w:val="none"/>
+        </w:rPr>
+      </w:r>
+      <w:r>
+        <w:rPr>
+          <w:rFonts w:ascii="Open Sans" w:hAnsi="Open Sans" w:eastAsia="Open Sans" w:cs="Open Sans"/>
+          <w:sz w:val="22"/>
+          <w:szCs w:val="22"/>
+          <w:highlight w:val="none"/>
+        </w:rPr>
+      </w:r>
+      <w:r>
+        <w:rPr>
+          <w:rFonts w:ascii="Open Sans" w:hAnsi="Open Sans" w:eastAsia="Open Sans" w:cs="Open Sans"/>
+          <w:sz w:val="22"/>
+          <w:szCs w:val="22"/>
+          <w:highlight w:val="none"/>
+        </w:rPr>
+      </w:r>
+      <w:r>
+        <w:rPr>
+          <w:rFonts w:ascii="Open Sans" w:hAnsi="Open Sans" w:eastAsia="Open Sans" w:cs="Open Sans"/>
+          <w:sz w:val="22"/>
+          <w:szCs w:val="22"/>
+          <w:highlight w:val="none"/>
+        </w:rPr>
+      </w:r>
+    </w:p>
+    <w:p>
+      <w:pPr>
+        <w:pBdr/>
+        <w:spacing/>
+        <w:ind/>
+        <w:rPr>
+          <w:rFonts w:ascii="Open Sans" w:hAnsi="Open Sans" w:eastAsia="Open Sans" w:cs="Open Sans"/>
+          <w:sz w:val="22"/>
+          <w:szCs w:val="22"/>
+          <w:highlight w:val="none"/>
+        </w:rPr>
+      </w:pPr>
+      <w:r>
+        <w:rPr>
+          <w:rFonts w:ascii="Open Sans" w:hAnsi="Open Sans" w:eastAsia="Open Sans" w:cs="Open Sans"/>
+          <w:sz w:val="22"/>
+          <w:szCs w:val="22"/>
+          <w:highlight w:val="none"/>
+        </w:rPr>
+        <w:t xml:space="preserve">-Kritik Seth. (n.d.). Fruit Image Dataset: Fresh and Rotten Fruits. Kaggle. </w:t>
+      </w:r>
+      <w:hyperlink r:id="rId14" w:tooltip="https://www.kaggle.com/datasets/kritikseth/fruit-image-dataset" w:history="1">
+        <w:r>
+          <w:rPr>
+            <w:rStyle w:val="894"/>
+            <w:rFonts w:ascii="Open Sans" w:hAnsi="Open Sans" w:eastAsia="Open Sans" w:cs="Open Sans"/>
+            <w:sz w:val="22"/>
+            <w:szCs w:val="22"/>
+            <w:highlight w:val="none"/>
+          </w:rPr>
+          <w:t xml:space="preserve">https://www.kaggle.com/datasets/kritikseth/fruit-image-dataset</w:t>
+        </w:r>
+        <w:r>
+          <w:rPr>
+            <w:rStyle w:val="894"/>
+            <w:rFonts w:ascii="Open Sans" w:hAnsi="Open Sans" w:eastAsia="Open Sans" w:cs="Open Sans"/>
+            <w:sz w:val="22"/>
+            <w:szCs w:val="22"/>
+            <w:highlight w:val="none"/>
+          </w:rPr>
+        </w:r>
+        <w:r>
+          <w:rPr>
+            <w:rStyle w:val="894"/>
+            <w:rFonts w:ascii="Open Sans" w:hAnsi="Open Sans" w:eastAsia="Open Sans" w:cs="Open Sans"/>
+            <w:sz w:val="22"/>
+            <w:szCs w:val="22"/>
+            <w:highlight w:val="none"/>
+          </w:rPr>
+        </w:r>
+        <w:r>
+          <w:rPr>
+            <w:rStyle w:val="894"/>
+            <w:rFonts w:ascii="Open Sans" w:hAnsi="Open Sans" w:eastAsia="Open Sans" w:cs="Open Sans"/>
+            <w:sz w:val="22"/>
+            <w:szCs w:val="22"/>
+            <w:highlight w:val="none"/>
+          </w:rPr>
+        </w:r>
+      </w:hyperlink>
+      <w:r>
+        <w:rPr>
+          <w:rFonts w:ascii="Open Sans" w:hAnsi="Open Sans" w:eastAsia="Open Sans" w:cs="Open Sans"/>
+          <w:sz w:val="22"/>
+          <w:szCs w:val="22"/>
+          <w:highlight w:val="none"/>
+        </w:rPr>
+      </w:r>
+      <w:r>
+        <w:rPr>
+          <w:rFonts w:ascii="Open Sans" w:hAnsi="Open Sans" w:eastAsia="Open Sans" w:cs="Open Sans"/>
+          <w:sz w:val="22"/>
+          <w:szCs w:val="22"/>
+          <w:highlight w:val="none"/>
+        </w:rPr>
+      </w:r>
+      <w:r>
+        <w:rPr>
+          <w:rFonts w:ascii="Open Sans" w:hAnsi="Open Sans" w:eastAsia="Open Sans" w:cs="Open Sans"/>
+          <w:sz w:val="22"/>
+          <w:szCs w:val="22"/>
+          <w:highlight w:val="none"/>
+        </w:rPr>
+      </w:r>
+      <w:r>
+        <w:rPr>
+          <w:rFonts w:ascii="Open Sans" w:hAnsi="Open Sans" w:eastAsia="Open Sans" w:cs="Open Sans"/>
+          <w:sz w:val="22"/>
+          <w:szCs w:val="22"/>
+          <w:highlight w:val="none"/>
+        </w:rPr>
+      </w:r>
     </w:p>
     <w:sectPr>
       <w:footnotePr/>
       <w:endnotePr/>
       <w:type w:val="nextPage"/>
       <w:pgSz w:h="15840" w:orient="portrait" w:w="12240"/>
-      <w:pgMar w:top="1134" w:right="850" w:bottom="1134" w:left="1701" w:header="709" w:footer="709" w:gutter="0"/>
+      <w:pgMar w:top="720" w:right="720" w:bottom="720" w:left="720" w:header="709" w:footer="709" w:gutter="0"/>
       <w:cols w:num="1" w:sep="0" w:space="708" w:equalWidth="1"/>
     </w:sectPr>
   </w:body>
@@ -3931,7 +2003,6 @@
         <w:ind/>
         <w:rPr/>
       </w:pPr>
-      <w:r/>
       <w:r>
         <w:separator/>
       </w:r>
@@ -3946,7 +2017,6 @@
         <w:ind/>
         <w:rPr/>
       </w:pPr>
-      <w:r/>
       <w:r>
         <w:continuationSeparator/>
       </w:r>
@@ -3966,7 +2036,6 @@
         <w:ind/>
         <w:rPr/>
       </w:pPr>
-      <w:r/>
       <w:r>
         <w:separator/>
       </w:r>
@@ -3981,7 +2050,6 @@
         <w:ind/>
         <w:rPr/>
       </w:pPr>
-      <w:r/>
       <w:r>
         <w:continuationSeparator/>
       </w:r>
@@ -6275,9 +4343,9 @@
     <w:lsdException w:name="Bibliography" w:uiPriority="37"/>
     <w:lsdException w:name="TOC Heading" w:uiPriority="39" w:qFormat="1"/>
   </w:latentStyles>
-  <w:style w:type="table" w:styleId="11">
+  <w:style w:type="table" w:styleId="723">
     <w:name w:val="Table Grid"/>
-    <w:basedOn w:val="661"/>
+    <w:basedOn w:val="908"/>
     <w:uiPriority w:val="59"/>
     <w:pPr>
       <w:pBdr/>
@@ -6474,9 +4542,9 @@
       </w:tcPr>
     </w:tblStylePr>
   </w:style>
-  <w:style w:type="table" w:styleId="12">
+  <w:style w:type="table" w:styleId="724">
     <w:name w:val="Table Grid Light"/>
-    <w:basedOn w:val="661"/>
+    <w:basedOn w:val="908"/>
     <w:uiPriority w:val="59"/>
     <w:pPr>
       <w:pBdr/>
@@ -6673,9 +4741,9 @@
       </w:tcPr>
     </w:tblStylePr>
   </w:style>
-  <w:style w:type="table" w:styleId="13">
+  <w:style w:type="table" w:styleId="725">
     <w:name w:val="Plain Table 1"/>
-    <w:basedOn w:val="661"/>
+    <w:basedOn w:val="908"/>
     <w:uiPriority w:val="59"/>
     <w:pPr>
       <w:pBdr/>
@@ -6898,9 +4966,9 @@
       </w:tcPr>
     </w:tblStylePr>
   </w:style>
-  <w:style w:type="table" w:styleId="14">
+  <w:style w:type="table" w:styleId="726">
     <w:name w:val="Plain Table 2"/>
-    <w:basedOn w:val="661"/>
+    <w:basedOn w:val="908"/>
     <w:uiPriority w:val="59"/>
     <w:pPr>
       <w:pBdr/>
@@ -7131,9 +5199,9 @@
       </w:tcPr>
     </w:tblStylePr>
   </w:style>
-  <w:style w:type="table" w:styleId="15">
+  <w:style w:type="table" w:styleId="727">
     <w:name w:val="Plain Table 3"/>
-    <w:basedOn w:val="661"/>
+    <w:basedOn w:val="908"/>
     <w:uiPriority w:val="99"/>
     <w:pPr>
       <w:pBdr/>
@@ -7361,9 +5429,9 @@
       </w:tcPr>
     </w:tblStylePr>
   </w:style>
-  <w:style w:type="table" w:styleId="16">
+  <w:style w:type="table" w:styleId="728">
     <w:name w:val="Plain Table 4"/>
-    <w:basedOn w:val="661"/>
+    <w:basedOn w:val="908"/>
     <w:uiPriority w:val="99"/>
     <w:pPr>
       <w:pBdr/>
@@ -7577,9 +5645,9 @@
       </w:tcPr>
     </w:tblStylePr>
   </w:style>
-  <w:style w:type="table" w:styleId="17">
+  <w:style w:type="table" w:styleId="729">
     <w:name w:val="Plain Table 5"/>
-    <w:basedOn w:val="661"/>
+    <w:basedOn w:val="908"/>
     <w:uiPriority w:val="99"/>
     <w:pPr>
       <w:pBdr/>
@@ -7810,9 +5878,9 @@
       </w:tcPr>
     </w:tblStylePr>
   </w:style>
-  <w:style w:type="table" w:styleId="18">
+  <w:style w:type="table" w:styleId="730">
     <w:name w:val="Grid Table 1 Light"/>
-    <w:basedOn w:val="661"/>
+    <w:basedOn w:val="908"/>
     <w:uiPriority w:val="99"/>
     <w:pPr>
       <w:pBdr/>
@@ -8033,9 +6101,9 @@
       </w:tcPr>
     </w:tblStylePr>
   </w:style>
-  <w:style w:type="table" w:styleId="19">
+  <w:style w:type="table" w:styleId="731">
     <w:name w:val="Grid Table 1 Light - Accent 1"/>
-    <w:basedOn w:val="661"/>
+    <w:basedOn w:val="908"/>
     <w:uiPriority w:val="99"/>
     <w:pPr>
       <w:pBdr/>
@@ -8256,9 +6324,9 @@
       </w:tcPr>
     </w:tblStylePr>
   </w:style>
-  <w:style w:type="table" w:styleId="20">
+  <w:style w:type="table" w:styleId="732">
     <w:name w:val="Grid Table 1 Light - Accent 2"/>
-    <w:basedOn w:val="661"/>
+    <w:basedOn w:val="908"/>
     <w:uiPriority w:val="99"/>
     <w:pPr>
       <w:pBdr/>
@@ -8479,9 +6547,9 @@
       </w:tcPr>
     </w:tblStylePr>
   </w:style>
-  <w:style w:type="table" w:styleId="21">
+  <w:style w:type="table" w:styleId="733">
     <w:name w:val="Grid Table 1 Light - Accent 3"/>
-    <w:basedOn w:val="661"/>
+    <w:basedOn w:val="908"/>
     <w:uiPriority w:val="99"/>
     <w:pPr>
       <w:pBdr/>
@@ -8702,9 +6770,9 @@
       </w:tcPr>
     </w:tblStylePr>
   </w:style>
-  <w:style w:type="table" w:styleId="22">
+  <w:style w:type="table" w:styleId="734">
     <w:name w:val="Grid Table 1 Light - Accent 4"/>
-    <w:basedOn w:val="661"/>
+    <w:basedOn w:val="908"/>
     <w:uiPriority w:val="99"/>
     <w:pPr>
       <w:pBdr/>
@@ -8925,9 +6993,9 @@
       </w:tcPr>
     </w:tblStylePr>
   </w:style>
-  <w:style w:type="table" w:styleId="23">
+  <w:style w:type="table" w:styleId="735">
     <w:name w:val="Grid Table 1 Light - Accent 5"/>
-    <w:basedOn w:val="661"/>
+    <w:basedOn w:val="908"/>
     <w:uiPriority w:val="99"/>
     <w:pPr>
       <w:pBdr/>
@@ -9148,9 +7216,9 @@
       </w:tcPr>
     </w:tblStylePr>
   </w:style>
-  <w:style w:type="table" w:styleId="24">
+  <w:style w:type="table" w:styleId="736">
     <w:name w:val="Grid Table 1 Light - Accent 6"/>
-    <w:basedOn w:val="661"/>
+    <w:basedOn w:val="908"/>
     <w:uiPriority w:val="99"/>
     <w:pPr>
       <w:pBdr/>
@@ -9371,9 +7439,9 @@
       </w:tcPr>
     </w:tblStylePr>
   </w:style>
-  <w:style w:type="table" w:styleId="25">
+  <w:style w:type="table" w:styleId="737">
     <w:name w:val="Grid Table 2"/>
-    <w:basedOn w:val="661"/>
+    <w:basedOn w:val="908"/>
     <w:uiPriority w:val="99"/>
     <w:pPr>
       <w:pBdr/>
@@ -9603,9 +7671,9 @@
       </w:tcPr>
     </w:tblStylePr>
   </w:style>
-  <w:style w:type="table" w:styleId="26">
+  <w:style w:type="table" w:styleId="738">
     <w:name w:val="Grid Table 2 - Accent 1"/>
-    <w:basedOn w:val="661"/>
+    <w:basedOn w:val="908"/>
     <w:uiPriority w:val="99"/>
     <w:pPr>
       <w:pBdr/>
@@ -9835,9 +7903,9 @@
       </w:tcPr>
     </w:tblStylePr>
   </w:style>
-  <w:style w:type="table" w:styleId="27">
+  <w:style w:type="table" w:styleId="739">
     <w:name w:val="Grid Table 2 - Accent 2"/>
-    <w:basedOn w:val="661"/>
+    <w:basedOn w:val="908"/>
     <w:uiPriority w:val="99"/>
     <w:pPr>
       <w:pBdr/>
@@ -10067,9 +8135,9 @@
       </w:tcPr>
     </w:tblStylePr>
   </w:style>
-  <w:style w:type="table" w:styleId="28">
+  <w:style w:type="table" w:styleId="740">
     <w:name w:val="Grid Table 2 - Accent 3"/>
-    <w:basedOn w:val="661"/>
+    <w:basedOn w:val="908"/>
     <w:uiPriority w:val="99"/>
     <w:pPr>
       <w:pBdr/>
@@ -10299,9 +8367,9 @@
       </w:tcPr>
     </w:tblStylePr>
   </w:style>
-  <w:style w:type="table" w:styleId="29">
+  <w:style w:type="table" w:styleId="741">
     <w:name w:val="Grid Table 2 - Accent 4"/>
-    <w:basedOn w:val="661"/>
+    <w:basedOn w:val="908"/>
     <w:uiPriority w:val="99"/>
     <w:pPr>
       <w:pBdr/>
@@ -10531,9 +8599,9 @@
       </w:tcPr>
     </w:tblStylePr>
   </w:style>
-  <w:style w:type="table" w:styleId="30">
+  <w:style w:type="table" w:styleId="742">
     <w:name w:val="Grid Table 2 - Accent 5"/>
-    <w:basedOn w:val="661"/>
+    <w:basedOn w:val="908"/>
     <w:uiPriority w:val="99"/>
     <w:pPr>
       <w:pBdr/>
@@ -10763,9 +8831,9 @@
       </w:tcPr>
     </w:tblStylePr>
   </w:style>
-  <w:style w:type="table" w:styleId="31">
+  <w:style w:type="table" w:styleId="743">
     <w:name w:val="Grid Table 2 - Accent 6"/>
-    <w:basedOn w:val="661"/>
+    <w:basedOn w:val="908"/>
     <w:uiPriority w:val="99"/>
     <w:pPr>
       <w:pBdr/>
@@ -10995,9 +9063,9 @@
       </w:tcPr>
     </w:tblStylePr>
   </w:style>
-  <w:style w:type="table" w:styleId="32">
+  <w:style w:type="table" w:styleId="744">
     <w:name w:val="Grid Table 3"/>
-    <w:basedOn w:val="661"/>
+    <w:basedOn w:val="908"/>
     <w:uiPriority w:val="99"/>
     <w:pPr>
       <w:pBdr/>
@@ -11096,29 +9164,6 @@
         <w:tblBorders/>
       </w:tblPr>
       <w:tcPr>
-        <w:shd w:color="ffffff"/>
-        <w:tcBorders>
-          <w:top w:val="none" w:color="000000" w:sz="4" w:space="0"/>
-          <w:left w:val="none" w:color="000000" w:sz="4" w:space="0"/>
-          <w:bottom w:val="none" w:color="000000" w:sz="4" w:space="0"/>
-          <w:right w:val="none" w:color="000000" w:sz="4" w:space="0"/>
-        </w:tcBorders>
-      </w:tcPr>
-    </w:tblStylePr>
-    <w:tblStylePr w:type="firstRow">
-      <w:rPr>
-        <w:b/>
-        <w:color w:val="404040"/>
-      </w:rPr>
-      <w:pPr>
-        <w:pBdr/>
-        <w:spacing/>
-        <w:ind/>
-      </w:pPr>
-      <w:tblPr>
-        <w:tblBorders/>
-      </w:tblPr>
-      <w:tcPr>
         <w:shd w:val="clear" w:color="ffffff"/>
         <w:tcBorders>
           <w:top w:val="none" w:color="000000" w:sz="4" w:space="0"/>
@@ -11128,30 +9173,7 @@
         </w:tcBorders>
       </w:tcPr>
     </w:tblStylePr>
-    <w:tblStylePr w:type="lastCol">
-      <w:rPr>
-        <w:i/>
-        <w:color w:val="404040"/>
-      </w:rPr>
-      <w:pPr>
-        <w:pBdr/>
-        <w:spacing/>
-        <w:ind/>
-      </w:pPr>
-      <w:tblPr>
-        <w:tblBorders/>
-      </w:tblPr>
-      <w:tcPr>
-        <w:shd w:color="ffffff"/>
-        <w:tcBorders>
-          <w:top w:val="none" w:color="000000" w:sz="4" w:space="0"/>
-          <w:left w:val="none" w:color="000000" w:sz="4" w:space="0"/>
-          <w:bottom w:val="none" w:color="000000" w:sz="4" w:space="0"/>
-          <w:right w:val="none" w:color="000000" w:sz="4" w:space="0"/>
-        </w:tcBorders>
-      </w:tcPr>
-    </w:tblStylePr>
-    <w:tblStylePr w:type="lastRow">
+    <w:tblStylePr w:type="firstRow">
       <w:rPr>
         <w:b/>
         <w:color w:val="404040"/>
@@ -11174,6 +9196,52 @@
         </w:tcBorders>
       </w:tcPr>
     </w:tblStylePr>
+    <w:tblStylePr w:type="lastCol">
+      <w:rPr>
+        <w:i/>
+        <w:color w:val="404040"/>
+      </w:rPr>
+      <w:pPr>
+        <w:pBdr/>
+        <w:spacing/>
+        <w:ind/>
+      </w:pPr>
+      <w:tblPr>
+        <w:tblBorders/>
+      </w:tblPr>
+      <w:tcPr>
+        <w:shd w:val="clear" w:color="ffffff"/>
+        <w:tcBorders>
+          <w:top w:val="none" w:color="000000" w:sz="4" w:space="0"/>
+          <w:left w:val="none" w:color="000000" w:sz="4" w:space="0"/>
+          <w:bottom w:val="none" w:color="000000" w:sz="4" w:space="0"/>
+          <w:right w:val="none" w:color="000000" w:sz="4" w:space="0"/>
+        </w:tcBorders>
+      </w:tcPr>
+    </w:tblStylePr>
+    <w:tblStylePr w:type="lastRow">
+      <w:rPr>
+        <w:b/>
+        <w:color w:val="404040"/>
+      </w:rPr>
+      <w:pPr>
+        <w:pBdr/>
+        <w:spacing/>
+        <w:ind/>
+      </w:pPr>
+      <w:tblPr>
+        <w:tblBorders/>
+      </w:tblPr>
+      <w:tcPr>
+        <w:shd w:val="clear" w:color="ffffff"/>
+        <w:tcBorders>
+          <w:top w:val="none" w:color="000000" w:sz="4" w:space="0"/>
+          <w:left w:val="none" w:color="000000" w:sz="4" w:space="0"/>
+          <w:bottom w:val="none" w:color="000000" w:sz="4" w:space="0"/>
+          <w:right w:val="none" w:color="000000" w:sz="4" w:space="0"/>
+        </w:tcBorders>
+      </w:tcPr>
+    </w:tblStylePr>
     <w:tblStylePr w:type="nwCell">
       <w:pPr>
         <w:pBdr/>
@@ -11240,9 +9308,9 @@
       </w:tcPr>
     </w:tblStylePr>
   </w:style>
-  <w:style w:type="table" w:styleId="33">
+  <w:style w:type="table" w:styleId="745">
     <w:name w:val="Grid Table 3 - Accent 1"/>
-    <w:basedOn w:val="661"/>
+    <w:basedOn w:val="908"/>
     <w:uiPriority w:val="99"/>
     <w:pPr>
       <w:pBdr/>
@@ -11341,29 +9409,6 @@
         <w:tblBorders/>
       </w:tblPr>
       <w:tcPr>
-        <w:shd w:color="ffffff"/>
-        <w:tcBorders>
-          <w:top w:val="none" w:color="000000" w:sz="4" w:space="0"/>
-          <w:left w:val="none" w:color="000000" w:sz="4" w:space="0"/>
-          <w:bottom w:val="none" w:color="000000" w:sz="4" w:space="0"/>
-          <w:right w:val="none" w:color="000000" w:sz="4" w:space="0"/>
-        </w:tcBorders>
-      </w:tcPr>
-    </w:tblStylePr>
-    <w:tblStylePr w:type="firstRow">
-      <w:rPr>
-        <w:b/>
-        <w:color w:val="404040"/>
-      </w:rPr>
-      <w:pPr>
-        <w:pBdr/>
-        <w:spacing/>
-        <w:ind/>
-      </w:pPr>
-      <w:tblPr>
-        <w:tblBorders/>
-      </w:tblPr>
-      <w:tcPr>
         <w:shd w:val="clear" w:color="ffffff"/>
         <w:tcBorders>
           <w:top w:val="none" w:color="000000" w:sz="4" w:space="0"/>
@@ -11373,30 +9418,7 @@
         </w:tcBorders>
       </w:tcPr>
     </w:tblStylePr>
-    <w:tblStylePr w:type="lastCol">
-      <w:rPr>
-        <w:i/>
-        <w:color w:val="404040"/>
-      </w:rPr>
-      <w:pPr>
-        <w:pBdr/>
-        <w:spacing/>
-        <w:ind/>
-      </w:pPr>
-      <w:tblPr>
-        <w:tblBorders/>
-      </w:tblPr>
-      <w:tcPr>
-        <w:shd w:color="ffffff"/>
-        <w:tcBorders>
-          <w:top w:val="none" w:color="000000" w:sz="4" w:space="0"/>
-          <w:left w:val="none" w:color="000000" w:sz="4" w:space="0"/>
-          <w:bottom w:val="none" w:color="000000" w:sz="4" w:space="0"/>
-          <w:right w:val="none" w:color="000000" w:sz="4" w:space="0"/>
-        </w:tcBorders>
-      </w:tcPr>
-    </w:tblStylePr>
-    <w:tblStylePr w:type="lastRow">
+    <w:tblStylePr w:type="firstRow">
       <w:rPr>
         <w:b/>
         <w:color w:val="404040"/>
@@ -11419,6 +9441,52 @@
         </w:tcBorders>
       </w:tcPr>
     </w:tblStylePr>
+    <w:tblStylePr w:type="lastCol">
+      <w:rPr>
+        <w:i/>
+        <w:color w:val="404040"/>
+      </w:rPr>
+      <w:pPr>
+        <w:pBdr/>
+        <w:spacing/>
+        <w:ind/>
+      </w:pPr>
+      <w:tblPr>
+        <w:tblBorders/>
+      </w:tblPr>
+      <w:tcPr>
+        <w:shd w:val="clear" w:color="ffffff"/>
+        <w:tcBorders>
+          <w:top w:val="none" w:color="000000" w:sz="4" w:space="0"/>
+          <w:left w:val="none" w:color="000000" w:sz="4" w:space="0"/>
+          <w:bottom w:val="none" w:color="000000" w:sz="4" w:space="0"/>
+          <w:right w:val="none" w:color="000000" w:sz="4" w:space="0"/>
+        </w:tcBorders>
+      </w:tcPr>
+    </w:tblStylePr>
+    <w:tblStylePr w:type="lastRow">
+      <w:rPr>
+        <w:b/>
+        <w:color w:val="404040"/>
+      </w:rPr>
+      <w:pPr>
+        <w:pBdr/>
+        <w:spacing/>
+        <w:ind/>
+      </w:pPr>
+      <w:tblPr>
+        <w:tblBorders/>
+      </w:tblPr>
+      <w:tcPr>
+        <w:shd w:val="clear" w:color="ffffff"/>
+        <w:tcBorders>
+          <w:top w:val="none" w:color="000000" w:sz="4" w:space="0"/>
+          <w:left w:val="none" w:color="000000" w:sz="4" w:space="0"/>
+          <w:bottom w:val="none" w:color="000000" w:sz="4" w:space="0"/>
+          <w:right w:val="none" w:color="000000" w:sz="4" w:space="0"/>
+        </w:tcBorders>
+      </w:tcPr>
+    </w:tblStylePr>
     <w:tblStylePr w:type="nwCell">
       <w:pPr>
         <w:pBdr/>
@@ -11485,9 +9553,9 @@
       </w:tcPr>
     </w:tblStylePr>
   </w:style>
-  <w:style w:type="table" w:styleId="34">
+  <w:style w:type="table" w:styleId="746">
     <w:name w:val="Grid Table 3 - Accent 2"/>
-    <w:basedOn w:val="661"/>
+    <w:basedOn w:val="908"/>
     <w:uiPriority w:val="99"/>
     <w:pPr>
       <w:pBdr/>
@@ -11586,29 +9654,6 @@
         <w:tblBorders/>
       </w:tblPr>
       <w:tcPr>
-        <w:shd w:color="ffffff"/>
-        <w:tcBorders>
-          <w:top w:val="none" w:color="000000" w:sz="4" w:space="0"/>
-          <w:left w:val="none" w:color="000000" w:sz="4" w:space="0"/>
-          <w:bottom w:val="none" w:color="000000" w:sz="4" w:space="0"/>
-          <w:right w:val="none" w:color="000000" w:sz="4" w:space="0"/>
-        </w:tcBorders>
-      </w:tcPr>
-    </w:tblStylePr>
-    <w:tblStylePr w:type="firstRow">
-      <w:rPr>
-        <w:b/>
-        <w:color w:val="404040"/>
-      </w:rPr>
-      <w:pPr>
-        <w:pBdr/>
-        <w:spacing/>
-        <w:ind/>
-      </w:pPr>
-      <w:tblPr>
-        <w:tblBorders/>
-      </w:tblPr>
-      <w:tcPr>
         <w:shd w:val="clear" w:color="ffffff"/>
         <w:tcBorders>
           <w:top w:val="none" w:color="000000" w:sz="4" w:space="0"/>
@@ -11618,30 +9663,7 @@
         </w:tcBorders>
       </w:tcPr>
     </w:tblStylePr>
-    <w:tblStylePr w:type="lastCol">
-      <w:rPr>
-        <w:i/>
-        <w:color w:val="404040"/>
-      </w:rPr>
-      <w:pPr>
-        <w:pBdr/>
-        <w:spacing/>
-        <w:ind/>
-      </w:pPr>
-      <w:tblPr>
-        <w:tblBorders/>
-      </w:tblPr>
-      <w:tcPr>
-        <w:shd w:color="ffffff"/>
-        <w:tcBorders>
-          <w:top w:val="none" w:color="000000" w:sz="4" w:space="0"/>
-          <w:left w:val="none" w:color="000000" w:sz="4" w:space="0"/>
-          <w:bottom w:val="none" w:color="000000" w:sz="4" w:space="0"/>
-          <w:right w:val="none" w:color="000000" w:sz="4" w:space="0"/>
-        </w:tcBorders>
-      </w:tcPr>
-    </w:tblStylePr>
-    <w:tblStylePr w:type="lastRow">
+    <w:tblStylePr w:type="firstRow">
       <w:rPr>
         <w:b/>
         <w:color w:val="404040"/>
@@ -11664,6 +9686,52 @@
         </w:tcBorders>
       </w:tcPr>
     </w:tblStylePr>
+    <w:tblStylePr w:type="lastCol">
+      <w:rPr>
+        <w:i/>
+        <w:color w:val="404040"/>
+      </w:rPr>
+      <w:pPr>
+        <w:pBdr/>
+        <w:spacing/>
+        <w:ind/>
+      </w:pPr>
+      <w:tblPr>
+        <w:tblBorders/>
+      </w:tblPr>
+      <w:tcPr>
+        <w:shd w:val="clear" w:color="ffffff"/>
+        <w:tcBorders>
+          <w:top w:val="none" w:color="000000" w:sz="4" w:space="0"/>
+          <w:left w:val="none" w:color="000000" w:sz="4" w:space="0"/>
+          <w:bottom w:val="none" w:color="000000" w:sz="4" w:space="0"/>
+          <w:right w:val="none" w:color="000000" w:sz="4" w:space="0"/>
+        </w:tcBorders>
+      </w:tcPr>
+    </w:tblStylePr>
+    <w:tblStylePr w:type="lastRow">
+      <w:rPr>
+        <w:b/>
+        <w:color w:val="404040"/>
+      </w:rPr>
+      <w:pPr>
+        <w:pBdr/>
+        <w:spacing/>
+        <w:ind/>
+      </w:pPr>
+      <w:tblPr>
+        <w:tblBorders/>
+      </w:tblPr>
+      <w:tcPr>
+        <w:shd w:val="clear" w:color="ffffff"/>
+        <w:tcBorders>
+          <w:top w:val="none" w:color="000000" w:sz="4" w:space="0"/>
+          <w:left w:val="none" w:color="000000" w:sz="4" w:space="0"/>
+          <w:bottom w:val="none" w:color="000000" w:sz="4" w:space="0"/>
+          <w:right w:val="none" w:color="000000" w:sz="4" w:space="0"/>
+        </w:tcBorders>
+      </w:tcPr>
+    </w:tblStylePr>
     <w:tblStylePr w:type="nwCell">
       <w:pPr>
         <w:pBdr/>
@@ -11730,9 +9798,9 @@
       </w:tcPr>
     </w:tblStylePr>
   </w:style>
-  <w:style w:type="table" w:styleId="35">
+  <w:style w:type="table" w:styleId="747">
     <w:name w:val="Grid Table 3 - Accent 3"/>
-    <w:basedOn w:val="661"/>
+    <w:basedOn w:val="908"/>
     <w:uiPriority w:val="99"/>
     <w:pPr>
       <w:pBdr/>
@@ -11831,29 +9899,6 @@
         <w:tblBorders/>
       </w:tblPr>
       <w:tcPr>
-        <w:shd w:color="ffffff"/>
-        <w:tcBorders>
-          <w:top w:val="none" w:color="000000" w:sz="4" w:space="0"/>
-          <w:left w:val="none" w:color="000000" w:sz="4" w:space="0"/>
-          <w:bottom w:val="none" w:color="000000" w:sz="4" w:space="0"/>
-          <w:right w:val="none" w:color="000000" w:sz="4" w:space="0"/>
-        </w:tcBorders>
-      </w:tcPr>
-    </w:tblStylePr>
-    <w:tblStylePr w:type="firstRow">
-      <w:rPr>
-        <w:b/>
-        <w:color w:val="404040"/>
-      </w:rPr>
-      <w:pPr>
-        <w:pBdr/>
-        <w:spacing/>
-        <w:ind/>
-      </w:pPr>
-      <w:tblPr>
-        <w:tblBorders/>
-      </w:tblPr>
-      <w:tcPr>
         <w:shd w:val="clear" w:color="ffffff"/>
         <w:tcBorders>
           <w:top w:val="none" w:color="000000" w:sz="4" w:space="0"/>
@@ -11863,30 +9908,7 @@
         </w:tcBorders>
       </w:tcPr>
     </w:tblStylePr>
-    <w:tblStylePr w:type="lastCol">
-      <w:rPr>
-        <w:i/>
-        <w:color w:val="404040"/>
-      </w:rPr>
-      <w:pPr>
-        <w:pBdr/>
-        <w:spacing/>
-        <w:ind/>
-      </w:pPr>
-      <w:tblPr>
-        <w:tblBorders/>
-      </w:tblPr>
-      <w:tcPr>
-        <w:shd w:color="ffffff"/>
-        <w:tcBorders>
-          <w:top w:val="none" w:color="000000" w:sz="4" w:space="0"/>
-          <w:left w:val="none" w:color="000000" w:sz="4" w:space="0"/>
-          <w:bottom w:val="none" w:color="000000" w:sz="4" w:space="0"/>
-          <w:right w:val="none" w:color="000000" w:sz="4" w:space="0"/>
-        </w:tcBorders>
-      </w:tcPr>
-    </w:tblStylePr>
-    <w:tblStylePr w:type="lastRow">
+    <w:tblStylePr w:type="firstRow">
       <w:rPr>
         <w:b/>
         <w:color w:val="404040"/>
@@ -11909,6 +9931,52 @@
         </w:tcBorders>
       </w:tcPr>
     </w:tblStylePr>
+    <w:tblStylePr w:type="lastCol">
+      <w:rPr>
+        <w:i/>
+        <w:color w:val="404040"/>
+      </w:rPr>
+      <w:pPr>
+        <w:pBdr/>
+        <w:spacing/>
+        <w:ind/>
+      </w:pPr>
+      <w:tblPr>
+        <w:tblBorders/>
+      </w:tblPr>
+      <w:tcPr>
+        <w:shd w:val="clear" w:color="ffffff"/>
+        <w:tcBorders>
+          <w:top w:val="none" w:color="000000" w:sz="4" w:space="0"/>
+          <w:left w:val="none" w:color="000000" w:sz="4" w:space="0"/>
+          <w:bottom w:val="none" w:color="000000" w:sz="4" w:space="0"/>
+          <w:right w:val="none" w:color="000000" w:sz="4" w:space="0"/>
+        </w:tcBorders>
+      </w:tcPr>
+    </w:tblStylePr>
+    <w:tblStylePr w:type="lastRow">
+      <w:rPr>
+        <w:b/>
+        <w:color w:val="404040"/>
+      </w:rPr>
+      <w:pPr>
+        <w:pBdr/>
+        <w:spacing/>
+        <w:ind/>
+      </w:pPr>
+      <w:tblPr>
+        <w:tblBorders/>
+      </w:tblPr>
+      <w:tcPr>
+        <w:shd w:val="clear" w:color="ffffff"/>
+        <w:tcBorders>
+          <w:top w:val="none" w:color="000000" w:sz="4" w:space="0"/>
+          <w:left w:val="none" w:color="000000" w:sz="4" w:space="0"/>
+          <w:bottom w:val="none" w:color="000000" w:sz="4" w:space="0"/>
+          <w:right w:val="none" w:color="000000" w:sz="4" w:space="0"/>
+        </w:tcBorders>
+      </w:tcPr>
+    </w:tblStylePr>
     <w:tblStylePr w:type="nwCell">
       <w:pPr>
         <w:pBdr/>
@@ -11975,9 +10043,9 @@
       </w:tcPr>
     </w:tblStylePr>
   </w:style>
-  <w:style w:type="table" w:styleId="36">
+  <w:style w:type="table" w:styleId="748">
     <w:name w:val="Grid Table 3 - Accent 4"/>
-    <w:basedOn w:val="661"/>
+    <w:basedOn w:val="908"/>
     <w:uiPriority w:val="99"/>
     <w:pPr>
       <w:pBdr/>
@@ -12076,29 +10144,6 @@
         <w:tblBorders/>
       </w:tblPr>
       <w:tcPr>
-        <w:shd w:color="ffffff"/>
-        <w:tcBorders>
-          <w:top w:val="none" w:color="000000" w:sz="4" w:space="0"/>
-          <w:left w:val="none" w:color="000000" w:sz="4" w:space="0"/>
-          <w:bottom w:val="none" w:color="000000" w:sz="4" w:space="0"/>
-          <w:right w:val="none" w:color="000000" w:sz="4" w:space="0"/>
-        </w:tcBorders>
-      </w:tcPr>
-    </w:tblStylePr>
-    <w:tblStylePr w:type="firstRow">
-      <w:rPr>
-        <w:b/>
-        <w:color w:val="404040"/>
-      </w:rPr>
-      <w:pPr>
-        <w:pBdr/>
-        <w:spacing/>
-        <w:ind/>
-      </w:pPr>
-      <w:tblPr>
-        <w:tblBorders/>
-      </w:tblPr>
-      <w:tcPr>
         <w:shd w:val="clear" w:color="ffffff"/>
         <w:tcBorders>
           <w:top w:val="none" w:color="000000" w:sz="4" w:space="0"/>
@@ -12108,30 +10153,7 @@
         </w:tcBorders>
       </w:tcPr>
     </w:tblStylePr>
-    <w:tblStylePr w:type="lastCol">
-      <w:rPr>
-        <w:i/>
-        <w:color w:val="404040"/>
-      </w:rPr>
-      <w:pPr>
-        <w:pBdr/>
-        <w:spacing/>
-        <w:ind/>
-      </w:pPr>
-      <w:tblPr>
-        <w:tblBorders/>
-      </w:tblPr>
-      <w:tcPr>
-        <w:shd w:color="ffffff"/>
-        <w:tcBorders>
-          <w:top w:val="none" w:color="000000" w:sz="4" w:space="0"/>
-          <w:left w:val="none" w:color="000000" w:sz="4" w:space="0"/>
-          <w:bottom w:val="none" w:color="000000" w:sz="4" w:space="0"/>
-          <w:right w:val="none" w:color="000000" w:sz="4" w:space="0"/>
-        </w:tcBorders>
-      </w:tcPr>
-    </w:tblStylePr>
-    <w:tblStylePr w:type="lastRow">
+    <w:tblStylePr w:type="firstRow">
       <w:rPr>
         <w:b/>
         <w:color w:val="404040"/>
@@ -12154,6 +10176,52 @@
         </w:tcBorders>
       </w:tcPr>
     </w:tblStylePr>
+    <w:tblStylePr w:type="lastCol">
+      <w:rPr>
+        <w:i/>
+        <w:color w:val="404040"/>
+      </w:rPr>
+      <w:pPr>
+        <w:pBdr/>
+        <w:spacing/>
+        <w:ind/>
+      </w:pPr>
+      <w:tblPr>
+        <w:tblBorders/>
+      </w:tblPr>
+      <w:tcPr>
+        <w:shd w:val="clear" w:color="ffffff"/>
+        <w:tcBorders>
+          <w:top w:val="none" w:color="000000" w:sz="4" w:space="0"/>
+          <w:left w:val="none" w:color="000000" w:sz="4" w:space="0"/>
+          <w:bottom w:val="none" w:color="000000" w:sz="4" w:space="0"/>
+          <w:right w:val="none" w:color="000000" w:sz="4" w:space="0"/>
+        </w:tcBorders>
+      </w:tcPr>
+    </w:tblStylePr>
+    <w:tblStylePr w:type="lastRow">
+      <w:rPr>
+        <w:b/>
+        <w:color w:val="404040"/>
+      </w:rPr>
+      <w:pPr>
+        <w:pBdr/>
+        <w:spacing/>
+        <w:ind/>
+      </w:pPr>
+      <w:tblPr>
+        <w:tblBorders/>
+      </w:tblPr>
+      <w:tcPr>
+        <w:shd w:val="clear" w:color="ffffff"/>
+        <w:tcBorders>
+          <w:top w:val="none" w:color="000000" w:sz="4" w:space="0"/>
+          <w:left w:val="none" w:color="000000" w:sz="4" w:space="0"/>
+          <w:bottom w:val="none" w:color="000000" w:sz="4" w:space="0"/>
+          <w:right w:val="none" w:color="000000" w:sz="4" w:space="0"/>
+        </w:tcBorders>
+      </w:tcPr>
+    </w:tblStylePr>
     <w:tblStylePr w:type="nwCell">
       <w:pPr>
         <w:pBdr/>
@@ -12220,9 +10288,9 @@
       </w:tcPr>
     </w:tblStylePr>
   </w:style>
-  <w:style w:type="table" w:styleId="37">
+  <w:style w:type="table" w:styleId="749">
     <w:name w:val="Grid Table 3 - Accent 5"/>
-    <w:basedOn w:val="661"/>
+    <w:basedOn w:val="908"/>
     <w:uiPriority w:val="99"/>
     <w:pPr>
       <w:pBdr/>
@@ -12321,29 +10389,6 @@
         <w:tblBorders/>
       </w:tblPr>
       <w:tcPr>
-        <w:shd w:color="ffffff"/>
-        <w:tcBorders>
-          <w:top w:val="none" w:color="000000" w:sz="4" w:space="0"/>
-          <w:left w:val="none" w:color="000000" w:sz="4" w:space="0"/>
-          <w:bottom w:val="none" w:color="000000" w:sz="4" w:space="0"/>
-          <w:right w:val="none" w:color="000000" w:sz="4" w:space="0"/>
-        </w:tcBorders>
-      </w:tcPr>
-    </w:tblStylePr>
-    <w:tblStylePr w:type="firstRow">
-      <w:rPr>
-        <w:b/>
-        <w:color w:val="404040"/>
-      </w:rPr>
-      <w:pPr>
-        <w:pBdr/>
-        <w:spacing/>
-        <w:ind/>
-      </w:pPr>
-      <w:tblPr>
-        <w:tblBorders/>
-      </w:tblPr>
-      <w:tcPr>
         <w:shd w:val="clear" w:color="ffffff"/>
         <w:tcBorders>
           <w:top w:val="none" w:color="000000" w:sz="4" w:space="0"/>
@@ -12353,30 +10398,7 @@
         </w:tcBorders>
       </w:tcPr>
     </w:tblStylePr>
-    <w:tblStylePr w:type="lastCol">
-      <w:rPr>
-        <w:i/>
-        <w:color w:val="404040"/>
-      </w:rPr>
-      <w:pPr>
-        <w:pBdr/>
-        <w:spacing/>
-        <w:ind/>
-      </w:pPr>
-      <w:tblPr>
-        <w:tblBorders/>
-      </w:tblPr>
-      <w:tcPr>
-        <w:shd w:color="ffffff"/>
-        <w:tcBorders>
-          <w:top w:val="none" w:color="000000" w:sz="4" w:space="0"/>
-          <w:left w:val="none" w:color="000000" w:sz="4" w:space="0"/>
-          <w:bottom w:val="none" w:color="000000" w:sz="4" w:space="0"/>
-          <w:right w:val="none" w:color="000000" w:sz="4" w:space="0"/>
-        </w:tcBorders>
-      </w:tcPr>
-    </w:tblStylePr>
-    <w:tblStylePr w:type="lastRow">
+    <w:tblStylePr w:type="firstRow">
       <w:rPr>
         <w:b/>
         <w:color w:val="404040"/>
@@ -12399,6 +10421,52 @@
         </w:tcBorders>
       </w:tcPr>
     </w:tblStylePr>
+    <w:tblStylePr w:type="lastCol">
+      <w:rPr>
+        <w:i/>
+        <w:color w:val="404040"/>
+      </w:rPr>
+      <w:pPr>
+        <w:pBdr/>
+        <w:spacing/>
+        <w:ind/>
+      </w:pPr>
+      <w:tblPr>
+        <w:tblBorders/>
+      </w:tblPr>
+      <w:tcPr>
+        <w:shd w:val="clear" w:color="ffffff"/>
+        <w:tcBorders>
+          <w:top w:val="none" w:color="000000" w:sz="4" w:space="0"/>
+          <w:left w:val="none" w:color="000000" w:sz="4" w:space="0"/>
+          <w:bottom w:val="none" w:color="000000" w:sz="4" w:space="0"/>
+          <w:right w:val="none" w:color="000000" w:sz="4" w:space="0"/>
+        </w:tcBorders>
+      </w:tcPr>
+    </w:tblStylePr>
+    <w:tblStylePr w:type="lastRow">
+      <w:rPr>
+        <w:b/>
+        <w:color w:val="404040"/>
+      </w:rPr>
+      <w:pPr>
+        <w:pBdr/>
+        <w:spacing/>
+        <w:ind/>
+      </w:pPr>
+      <w:tblPr>
+        <w:tblBorders/>
+      </w:tblPr>
+      <w:tcPr>
+        <w:shd w:val="clear" w:color="ffffff"/>
+        <w:tcBorders>
+          <w:top w:val="none" w:color="000000" w:sz="4" w:space="0"/>
+          <w:left w:val="none" w:color="000000" w:sz="4" w:space="0"/>
+          <w:bottom w:val="none" w:color="000000" w:sz="4" w:space="0"/>
+          <w:right w:val="none" w:color="000000" w:sz="4" w:space="0"/>
+        </w:tcBorders>
+      </w:tcPr>
+    </w:tblStylePr>
     <w:tblStylePr w:type="nwCell">
       <w:pPr>
         <w:pBdr/>
@@ -12465,9 +10533,9 @@
       </w:tcPr>
     </w:tblStylePr>
   </w:style>
-  <w:style w:type="table" w:styleId="38">
+  <w:style w:type="table" w:styleId="750">
     <w:name w:val="Grid Table 3 - Accent 6"/>
-    <w:basedOn w:val="661"/>
+    <w:basedOn w:val="908"/>
     <w:uiPriority w:val="99"/>
     <w:pPr>
       <w:pBdr/>
@@ -12566,29 +10634,6 @@
         <w:tblBorders/>
       </w:tblPr>
       <w:tcPr>
-        <w:shd w:color="ffffff"/>
-        <w:tcBorders>
-          <w:top w:val="none" w:color="000000" w:sz="4" w:space="0"/>
-          <w:left w:val="none" w:color="000000" w:sz="4" w:space="0"/>
-          <w:bottom w:val="none" w:color="000000" w:sz="4" w:space="0"/>
-          <w:right w:val="none" w:color="000000" w:sz="4" w:space="0"/>
-        </w:tcBorders>
-      </w:tcPr>
-    </w:tblStylePr>
-    <w:tblStylePr w:type="firstRow">
-      <w:rPr>
-        <w:b/>
-        <w:color w:val="404040"/>
-      </w:rPr>
-      <w:pPr>
-        <w:pBdr/>
-        <w:spacing/>
-        <w:ind/>
-      </w:pPr>
-      <w:tblPr>
-        <w:tblBorders/>
-      </w:tblPr>
-      <w:tcPr>
         <w:shd w:val="clear" w:color="ffffff"/>
         <w:tcBorders>
           <w:top w:val="none" w:color="000000" w:sz="4" w:space="0"/>
@@ -12598,30 +10643,7 @@
         </w:tcBorders>
       </w:tcPr>
     </w:tblStylePr>
-    <w:tblStylePr w:type="lastCol">
-      <w:rPr>
-        <w:i/>
-        <w:color w:val="404040"/>
-      </w:rPr>
-      <w:pPr>
-        <w:pBdr/>
-        <w:spacing/>
-        <w:ind/>
-      </w:pPr>
-      <w:tblPr>
-        <w:tblBorders/>
-      </w:tblPr>
-      <w:tcPr>
-        <w:shd w:color="ffffff"/>
-        <w:tcBorders>
-          <w:top w:val="none" w:color="000000" w:sz="4" w:space="0"/>
-          <w:left w:val="none" w:color="000000" w:sz="4" w:space="0"/>
-          <w:bottom w:val="none" w:color="000000" w:sz="4" w:space="0"/>
-          <w:right w:val="none" w:color="000000" w:sz="4" w:space="0"/>
-        </w:tcBorders>
-      </w:tcPr>
-    </w:tblStylePr>
-    <w:tblStylePr w:type="lastRow">
+    <w:tblStylePr w:type="firstRow">
       <w:rPr>
         <w:b/>
         <w:color w:val="404040"/>
@@ -12644,6 +10666,52 @@
         </w:tcBorders>
       </w:tcPr>
     </w:tblStylePr>
+    <w:tblStylePr w:type="lastCol">
+      <w:rPr>
+        <w:i/>
+        <w:color w:val="404040"/>
+      </w:rPr>
+      <w:pPr>
+        <w:pBdr/>
+        <w:spacing/>
+        <w:ind/>
+      </w:pPr>
+      <w:tblPr>
+        <w:tblBorders/>
+      </w:tblPr>
+      <w:tcPr>
+        <w:shd w:val="clear" w:color="ffffff"/>
+        <w:tcBorders>
+          <w:top w:val="none" w:color="000000" w:sz="4" w:space="0"/>
+          <w:left w:val="none" w:color="000000" w:sz="4" w:space="0"/>
+          <w:bottom w:val="none" w:color="000000" w:sz="4" w:space="0"/>
+          <w:right w:val="none" w:color="000000" w:sz="4" w:space="0"/>
+        </w:tcBorders>
+      </w:tcPr>
+    </w:tblStylePr>
+    <w:tblStylePr w:type="lastRow">
+      <w:rPr>
+        <w:b/>
+        <w:color w:val="404040"/>
+      </w:rPr>
+      <w:pPr>
+        <w:pBdr/>
+        <w:spacing/>
+        <w:ind/>
+      </w:pPr>
+      <w:tblPr>
+        <w:tblBorders/>
+      </w:tblPr>
+      <w:tcPr>
+        <w:shd w:val="clear" w:color="ffffff"/>
+        <w:tcBorders>
+          <w:top w:val="none" w:color="000000" w:sz="4" w:space="0"/>
+          <w:left w:val="none" w:color="000000" w:sz="4" w:space="0"/>
+          <w:bottom w:val="none" w:color="000000" w:sz="4" w:space="0"/>
+          <w:right w:val="none" w:color="000000" w:sz="4" w:space="0"/>
+        </w:tcBorders>
+      </w:tcPr>
+    </w:tblStylePr>
     <w:tblStylePr w:type="nwCell">
       <w:pPr>
         <w:pBdr/>
@@ -12710,9 +10778,9 @@
       </w:tcPr>
     </w:tblStylePr>
   </w:style>
-  <w:style w:type="table" w:styleId="39">
+  <w:style w:type="table" w:styleId="751">
     <w:name w:val="Grid Table 4"/>
-    <w:basedOn w:val="661"/>
+    <w:basedOn w:val="908"/>
     <w:uiPriority w:val="59"/>
     <w:pPr>
       <w:pBdr/>
@@ -12943,9 +11011,9 @@
       </w:tcPr>
     </w:tblStylePr>
   </w:style>
-  <w:style w:type="table" w:styleId="40">
+  <w:style w:type="table" w:styleId="752">
     <w:name w:val="Grid Table 4 - Accent 1"/>
-    <w:basedOn w:val="661"/>
+    <w:basedOn w:val="908"/>
     <w:uiPriority w:val="59"/>
     <w:pPr>
       <w:pBdr/>
@@ -13176,9 +11244,9 @@
       </w:tcPr>
     </w:tblStylePr>
   </w:style>
-  <w:style w:type="table" w:styleId="41">
+  <w:style w:type="table" w:styleId="753">
     <w:name w:val="Grid Table 4 - Accent 2"/>
-    <w:basedOn w:val="661"/>
+    <w:basedOn w:val="908"/>
     <w:uiPriority w:val="59"/>
     <w:pPr>
       <w:pBdr/>
@@ -13409,9 +11477,9 @@
       </w:tcPr>
     </w:tblStylePr>
   </w:style>
-  <w:style w:type="table" w:styleId="42">
+  <w:style w:type="table" w:styleId="754">
     <w:name w:val="Grid Table 4 - Accent 3"/>
-    <w:basedOn w:val="661"/>
+    <w:basedOn w:val="908"/>
     <w:uiPriority w:val="59"/>
     <w:pPr>
       <w:pBdr/>
@@ -13642,9 +11710,9 @@
       </w:tcPr>
     </w:tblStylePr>
   </w:style>
-  <w:style w:type="table" w:styleId="43">
+  <w:style w:type="table" w:styleId="755">
     <w:name w:val="Grid Table 4 - Accent 4"/>
-    <w:basedOn w:val="661"/>
+    <w:basedOn w:val="908"/>
     <w:uiPriority w:val="59"/>
     <w:pPr>
       <w:pBdr/>
@@ -13875,9 +11943,9 @@
       </w:tcPr>
     </w:tblStylePr>
   </w:style>
-  <w:style w:type="table" w:styleId="44">
+  <w:style w:type="table" w:styleId="756">
     <w:name w:val="Grid Table 4 - Accent 5"/>
-    <w:basedOn w:val="661"/>
+    <w:basedOn w:val="908"/>
     <w:uiPriority w:val="59"/>
     <w:pPr>
       <w:pBdr/>
@@ -14108,9 +12176,9 @@
       </w:tcPr>
     </w:tblStylePr>
   </w:style>
-  <w:style w:type="table" w:styleId="45">
+  <w:style w:type="table" w:styleId="757">
     <w:name w:val="Grid Table 4 - Accent 6"/>
-    <w:basedOn w:val="661"/>
+    <w:basedOn w:val="908"/>
     <w:uiPriority w:val="59"/>
     <w:pPr>
       <w:pBdr/>
@@ -14341,9 +12409,9 @@
       </w:tcPr>
     </w:tblStylePr>
   </w:style>
-  <w:style w:type="table" w:styleId="46">
+  <w:style w:type="table" w:styleId="758">
     <w:name w:val="Grid Table 5 Dark"/>
-    <w:basedOn w:val="661"/>
+    <w:basedOn w:val="908"/>
     <w:uiPriority w:val="99"/>
     <w:pPr>
       <w:pBdr/>
@@ -14569,9 +12637,9 @@
       </w:tcPr>
     </w:tblStylePr>
   </w:style>
-  <w:style w:type="table" w:styleId="47">
+  <w:style w:type="table" w:styleId="759">
     <w:name w:val="Grid Table 5 Dark- Accent 1"/>
-    <w:basedOn w:val="661"/>
+    <w:basedOn w:val="908"/>
     <w:uiPriority w:val="99"/>
     <w:pPr>
       <w:pBdr/>
@@ -14797,9 +12865,9 @@
       </w:tcPr>
     </w:tblStylePr>
   </w:style>
-  <w:style w:type="table" w:styleId="48">
+  <w:style w:type="table" w:styleId="760">
     <w:name w:val="Grid Table 5 Dark - Accent 2"/>
-    <w:basedOn w:val="661"/>
+    <w:basedOn w:val="908"/>
     <w:uiPriority w:val="99"/>
     <w:pPr>
       <w:pBdr/>
@@ -15025,9 +13093,9 @@
       </w:tcPr>
     </w:tblStylePr>
   </w:style>
-  <w:style w:type="table" w:styleId="49">
+  <w:style w:type="table" w:styleId="761">
     <w:name w:val="Grid Table 5 Dark - Accent 3"/>
-    <w:basedOn w:val="661"/>
+    <w:basedOn w:val="908"/>
     <w:uiPriority w:val="99"/>
     <w:pPr>
       <w:pBdr/>
@@ -15253,9 +13321,9 @@
       </w:tcPr>
     </w:tblStylePr>
   </w:style>
-  <w:style w:type="table" w:styleId="50">
+  <w:style w:type="table" w:styleId="762">
     <w:name w:val="Grid Table 5 Dark- Accent 4"/>
-    <w:basedOn w:val="661"/>
+    <w:basedOn w:val="908"/>
     <w:uiPriority w:val="99"/>
     <w:pPr>
       <w:pBdr/>
@@ -15481,9 +13549,9 @@
       </w:tcPr>
     </w:tblStylePr>
   </w:style>
-  <w:style w:type="table" w:styleId="51">
+  <w:style w:type="table" w:styleId="763">
     <w:name w:val="Grid Table 5 Dark - Accent 5"/>
-    <w:basedOn w:val="661"/>
+    <w:basedOn w:val="908"/>
     <w:uiPriority w:val="99"/>
     <w:pPr>
       <w:pBdr/>
@@ -15709,9 +13777,9 @@
       </w:tcPr>
     </w:tblStylePr>
   </w:style>
-  <w:style w:type="table" w:styleId="52">
+  <w:style w:type="table" w:styleId="764">
     <w:name w:val="Grid Table 5 Dark - Accent 6"/>
-    <w:basedOn w:val="661"/>
+    <w:basedOn w:val="908"/>
     <w:uiPriority w:val="99"/>
     <w:pPr>
       <w:pBdr/>
@@ -15937,9 +14005,9 @@
       </w:tcPr>
     </w:tblStylePr>
   </w:style>
-  <w:style w:type="table" w:styleId="53">
+  <w:style w:type="table" w:styleId="765">
     <w:name w:val="Grid Table 6 Colorful"/>
-    <w:basedOn w:val="661"/>
+    <w:basedOn w:val="908"/>
     <w:uiPriority w:val="99"/>
     <w:pPr>
       <w:pBdr/>
@@ -16167,9 +14235,9 @@
       </w:tcPr>
     </w:tblStylePr>
   </w:style>
-  <w:style w:type="table" w:styleId="54">
+  <w:style w:type="table" w:styleId="766">
     <w:name w:val="Grid Table 6 Colorful - Accent 1"/>
-    <w:basedOn w:val="661"/>
+    <w:basedOn w:val="908"/>
     <w:uiPriority w:val="99"/>
     <w:pPr>
       <w:pBdr/>
@@ -16397,9 +14465,9 @@
       </w:tcPr>
     </w:tblStylePr>
   </w:style>
-  <w:style w:type="table" w:styleId="55">
+  <w:style w:type="table" w:styleId="767">
     <w:name w:val="Grid Table 6 Colorful - Accent 2"/>
-    <w:basedOn w:val="661"/>
+    <w:basedOn w:val="908"/>
     <w:uiPriority w:val="99"/>
     <w:pPr>
       <w:pBdr/>
@@ -16627,9 +14695,9 @@
       </w:tcPr>
     </w:tblStylePr>
   </w:style>
-  <w:style w:type="table" w:styleId="56">
+  <w:style w:type="table" w:styleId="768">
     <w:name w:val="Grid Table 6 Colorful - Accent 3"/>
-    <w:basedOn w:val="661"/>
+    <w:basedOn w:val="908"/>
     <w:uiPriority w:val="99"/>
     <w:pPr>
       <w:pBdr/>
@@ -16857,9 +14925,9 @@
       </w:tcPr>
     </w:tblStylePr>
   </w:style>
-  <w:style w:type="table" w:styleId="57">
+  <w:style w:type="table" w:styleId="769">
     <w:name w:val="Grid Table 6 Colorful - Accent 4"/>
-    <w:basedOn w:val="661"/>
+    <w:basedOn w:val="908"/>
     <w:uiPriority w:val="99"/>
     <w:pPr>
       <w:pBdr/>
@@ -17087,9 +15155,9 @@
       </w:tcPr>
     </w:tblStylePr>
   </w:style>
-  <w:style w:type="table" w:styleId="58">
+  <w:style w:type="table" w:styleId="770">
     <w:name w:val="Grid Table 6 Colorful - Accent 5"/>
-    <w:basedOn w:val="661"/>
+    <w:basedOn w:val="908"/>
     <w:uiPriority w:val="99"/>
     <w:pPr>
       <w:pBdr/>
@@ -17317,9 +15385,9 @@
       </w:tcPr>
     </w:tblStylePr>
   </w:style>
-  <w:style w:type="table" w:styleId="59">
+  <w:style w:type="table" w:styleId="771">
     <w:name w:val="Grid Table 6 Colorful - Accent 6"/>
-    <w:basedOn w:val="661"/>
+    <w:basedOn w:val="908"/>
     <w:uiPriority w:val="99"/>
     <w:pPr>
       <w:pBdr/>
@@ -17547,9 +15615,9 @@
       </w:tcPr>
     </w:tblStylePr>
   </w:style>
-  <w:style w:type="table" w:styleId="60">
+  <w:style w:type="table" w:styleId="772">
     <w:name w:val="Grid Table 7 Colorful"/>
-    <w:basedOn w:val="661"/>
+    <w:basedOn w:val="908"/>
     <w:uiPriority w:val="99"/>
     <w:pPr>
       <w:pBdr/>
@@ -17651,11 +15719,11 @@
         <w:tblBorders/>
       </w:tblPr>
       <w:tcPr>
-        <w:shd w:color="ffffff"/>
+        <w:shd w:val="clear" w:color="ffffff"/>
         <w:tcBorders>
-          <w:top w:val="none"/>
-          <w:left w:val="none"/>
-          <w:bottom w:val="none"/>
+          <w:top w:val="none" w:color="000000" w:sz="4" w:space="0"/>
+          <w:left w:val="none" w:color="000000" w:sz="4" w:space="0"/>
+          <w:bottom w:val="none" w:color="000000" w:sz="4" w:space="0"/>
           <w:right w:val="single" w:color="000000" w:themeColor="text1" w:themeTint="80" w:sz="4" w:space="0"/>
         </w:tcBorders>
       </w:tcPr>
@@ -17678,10 +15746,10 @@
       <w:tcPr>
         <w:shd w:val="clear" w:color="ffffff" w:themeColor="light1" w:fill="ffffff" w:themeFill="light1"/>
         <w:tcBorders>
-          <w:top w:val="none"/>
-          <w:left w:val="none"/>
+          <w:top w:val="none" w:color="000000" w:sz="4" w:space="0"/>
+          <w:left w:val="none" w:color="000000" w:sz="4" w:space="0"/>
           <w:bottom w:val="single" w:color="000000" w:themeColor="text1" w:themeTint="80" w:sz="4" w:space="0"/>
-          <w:right w:val="none"/>
+          <w:right w:val="none" w:color="000000" w:sz="4" w:space="0"/>
         </w:tcBorders>
       </w:tcPr>
     </w:tblStylePr>
@@ -17701,12 +15769,12 @@
         <w:tblBorders/>
       </w:tblPr>
       <w:tcPr>
-        <w:shd w:color="ffffff"/>
+        <w:shd w:val="clear" w:color="ffffff"/>
         <w:tcBorders>
-          <w:top w:val="none"/>
+          <w:top w:val="none" w:color="000000" w:sz="4" w:space="0"/>
           <w:left w:val="single" w:color="000000" w:themeColor="text1" w:themeTint="80" w:sz="4" w:space="0"/>
-          <w:bottom w:val="none"/>
-          <w:right w:val="none"/>
+          <w:bottom w:val="none" w:color="000000" w:sz="4" w:space="0"/>
+          <w:right w:val="none" w:color="000000" w:sz="4" w:space="0"/>
         </w:tcBorders>
       </w:tcPr>
     </w:tblStylePr>
@@ -17729,9 +15797,9 @@
         <w:shd w:val="clear" w:color="ffffff" w:themeColor="light1" w:fill="ffffff" w:themeFill="light1"/>
         <w:tcBorders>
           <w:top w:val="single" w:color="000000" w:themeColor="text1" w:themeTint="80" w:sz="4" w:space="0"/>
-          <w:left w:val="none"/>
-          <w:bottom w:val="none"/>
-          <w:right w:val="none"/>
+          <w:left w:val="none" w:color="000000" w:sz="4" w:space="0"/>
+          <w:bottom w:val="none" w:color="000000" w:sz="4" w:space="0"/>
+          <w:right w:val="none" w:color="000000" w:sz="4" w:space="0"/>
         </w:tcBorders>
       </w:tcPr>
     </w:tblStylePr>
@@ -17801,9 +15869,9 @@
       </w:tcPr>
     </w:tblStylePr>
   </w:style>
-  <w:style w:type="table" w:styleId="61">
+  <w:style w:type="table" w:styleId="773">
     <w:name w:val="Grid Table 7 Colorful - Accent 1"/>
-    <w:basedOn w:val="661"/>
+    <w:basedOn w:val="908"/>
     <w:uiPriority w:val="99"/>
     <w:pPr>
       <w:pBdr/>
@@ -17905,11 +15973,11 @@
         <w:tblBorders/>
       </w:tblPr>
       <w:tcPr>
-        <w:shd w:color="ffffff"/>
+        <w:shd w:val="clear" w:color="ffffff"/>
         <w:tcBorders>
-          <w:top w:val="none"/>
-          <w:left w:val="none"/>
-          <w:bottom w:val="none"/>
+          <w:top w:val="none" w:color="000000" w:sz="4" w:space="0"/>
+          <w:left w:val="none" w:color="000000" w:sz="4" w:space="0"/>
+          <w:bottom w:val="none" w:color="000000" w:sz="4" w:space="0"/>
           <w:right w:val="single" w:color="000000" w:themeColor="accent1" w:themeTint="80" w:sz="4" w:space="0"/>
         </w:tcBorders>
       </w:tcPr>
@@ -17932,10 +16000,10 @@
       <w:tcPr>
         <w:shd w:val="clear" w:color="ffffff" w:themeColor="light1" w:fill="ffffff" w:themeFill="light1"/>
         <w:tcBorders>
-          <w:top w:val="none"/>
-          <w:left w:val="none"/>
+          <w:top w:val="none" w:color="000000" w:sz="4" w:space="0"/>
+          <w:left w:val="none" w:color="000000" w:sz="4" w:space="0"/>
           <w:bottom w:val="single" w:color="000000" w:themeColor="accent1" w:themeTint="80" w:sz="4" w:space="0"/>
-          <w:right w:val="none"/>
+          <w:right w:val="none" w:color="000000" w:sz="4" w:space="0"/>
         </w:tcBorders>
       </w:tcPr>
     </w:tblStylePr>
@@ -17955,12 +16023,12 @@
         <w:tblBorders/>
       </w:tblPr>
       <w:tcPr>
-        <w:shd w:color="ffffff"/>
+        <w:shd w:val="clear" w:color="ffffff"/>
         <w:tcBorders>
-          <w:top w:val="none"/>
+          <w:top w:val="none" w:color="000000" w:sz="4" w:space="0"/>
           <w:left w:val="single" w:color="000000" w:themeColor="accent1" w:themeTint="80" w:sz="4" w:space="0"/>
-          <w:bottom w:val="none"/>
-          <w:right w:val="none"/>
+          <w:bottom w:val="none" w:color="000000" w:sz="4" w:space="0"/>
+          <w:right w:val="none" w:color="000000" w:sz="4" w:space="0"/>
         </w:tcBorders>
       </w:tcPr>
     </w:tblStylePr>
@@ -17983,9 +16051,9 @@
         <w:shd w:val="clear" w:color="ffffff" w:themeColor="light1" w:fill="ffffff" w:themeFill="light1"/>
         <w:tcBorders>
           <w:top w:val="single" w:color="000000" w:themeColor="accent1" w:themeTint="80" w:sz="4" w:space="0"/>
-          <w:left w:val="none"/>
-          <w:bottom w:val="none"/>
-          <w:right w:val="none"/>
+          <w:left w:val="none" w:color="000000" w:sz="4" w:space="0"/>
+          <w:bottom w:val="none" w:color="000000" w:sz="4" w:space="0"/>
+          <w:right w:val="none" w:color="000000" w:sz="4" w:space="0"/>
         </w:tcBorders>
       </w:tcPr>
     </w:tblStylePr>
@@ -18055,9 +16123,9 @@
       </w:tcPr>
     </w:tblStylePr>
   </w:style>
-  <w:style w:type="table" w:styleId="62">
+  <w:style w:type="table" w:styleId="774">
     <w:name w:val="Grid Table 7 Colorful - Accent 2"/>
-    <w:basedOn w:val="661"/>
+    <w:basedOn w:val="908"/>
     <w:uiPriority w:val="99"/>
     <w:pPr>
       <w:pBdr/>
@@ -18159,11 +16227,11 @@
         <w:tblBorders/>
       </w:tblPr>
       <w:tcPr>
-        <w:shd w:color="ffffff"/>
+        <w:shd w:val="clear" w:color="ffffff"/>
         <w:tcBorders>
-          <w:top w:val="none"/>
-          <w:left w:val="none"/>
-          <w:bottom w:val="none"/>
+          <w:top w:val="none" w:color="000000" w:sz="4" w:space="0"/>
+          <w:left w:val="none" w:color="000000" w:sz="4" w:space="0"/>
+          <w:bottom w:val="none" w:color="000000" w:sz="4" w:space="0"/>
           <w:right w:val="single" w:color="000000" w:themeColor="accent2" w:themeTint="97" w:sz="4" w:space="0"/>
         </w:tcBorders>
       </w:tcPr>
@@ -18186,10 +16254,10 @@
       <w:tcPr>
         <w:shd w:val="clear" w:color="ffffff" w:themeColor="light1" w:fill="ffffff" w:themeFill="light1"/>
         <w:tcBorders>
-          <w:top w:val="none"/>
-          <w:left w:val="none"/>
+          <w:top w:val="none" w:color="000000" w:sz="4" w:space="0"/>
+          <w:left w:val="none" w:color="000000" w:sz="4" w:space="0"/>
           <w:bottom w:val="single" w:color="000000" w:themeColor="accent2" w:themeTint="97" w:sz="4" w:space="0"/>
-          <w:right w:val="none"/>
+          <w:right w:val="none" w:color="000000" w:sz="4" w:space="0"/>
         </w:tcBorders>
       </w:tcPr>
     </w:tblStylePr>
@@ -18209,12 +16277,12 @@
         <w:tblBorders/>
       </w:tblPr>
       <w:tcPr>
-        <w:shd w:color="ffffff"/>
+        <w:shd w:val="clear" w:color="ffffff"/>
         <w:tcBorders>
-          <w:top w:val="none"/>
+          <w:top w:val="none" w:color="000000" w:sz="4" w:space="0"/>
           <w:left w:val="single" w:color="000000" w:themeColor="accent2" w:themeTint="97" w:sz="4" w:space="0"/>
-          <w:bottom w:val="none"/>
-          <w:right w:val="none"/>
+          <w:bottom w:val="none" w:color="000000" w:sz="4" w:space="0"/>
+          <w:right w:val="none" w:color="000000" w:sz="4" w:space="0"/>
         </w:tcBorders>
       </w:tcPr>
     </w:tblStylePr>
@@ -18237,9 +16305,9 @@
         <w:shd w:val="clear" w:color="ffffff" w:themeColor="light1" w:fill="ffffff" w:themeFill="light1"/>
         <w:tcBorders>
           <w:top w:val="single" w:color="000000" w:themeColor="accent2" w:themeTint="97" w:sz="4" w:space="0"/>
-          <w:left w:val="none"/>
-          <w:bottom w:val="none"/>
-          <w:right w:val="none"/>
+          <w:left w:val="none" w:color="000000" w:sz="4" w:space="0"/>
+          <w:bottom w:val="none" w:color="000000" w:sz="4" w:space="0"/>
+          <w:right w:val="none" w:color="000000" w:sz="4" w:space="0"/>
         </w:tcBorders>
       </w:tcPr>
     </w:tblStylePr>
@@ -18309,9 +16377,9 @@
       </w:tcPr>
     </w:tblStylePr>
   </w:style>
-  <w:style w:type="table" w:styleId="63">
+  <w:style w:type="table" w:styleId="775">
     <w:name w:val="Grid Table 7 Colorful - Accent 3"/>
-    <w:basedOn w:val="661"/>
+    <w:basedOn w:val="908"/>
     <w:uiPriority w:val="99"/>
     <w:pPr>
       <w:pBdr/>
@@ -18413,11 +16481,11 @@
         <w:tblBorders/>
       </w:tblPr>
       <w:tcPr>
-        <w:shd w:color="ffffff"/>
+        <w:shd w:val="clear" w:color="ffffff"/>
         <w:tcBorders>
-          <w:top w:val="none"/>
-          <w:left w:val="none"/>
-          <w:bottom w:val="none"/>
+          <w:top w:val="none" w:color="000000" w:sz="4" w:space="0"/>
+          <w:left w:val="none" w:color="000000" w:sz="4" w:space="0"/>
+          <w:bottom w:val="none" w:color="000000" w:sz="4" w:space="0"/>
           <w:right w:val="single" w:color="000000" w:themeColor="accent3" w:themeTint="FE" w:sz="4" w:space="0"/>
         </w:tcBorders>
       </w:tcPr>
@@ -18440,10 +16508,10 @@
       <w:tcPr>
         <w:shd w:val="clear" w:color="ffffff" w:themeColor="light1" w:fill="ffffff" w:themeFill="light1"/>
         <w:tcBorders>
-          <w:top w:val="none"/>
-          <w:left w:val="none"/>
+          <w:top w:val="none" w:color="000000" w:sz="4" w:space="0"/>
+          <w:left w:val="none" w:color="000000" w:sz="4" w:space="0"/>
           <w:bottom w:val="single" w:color="000000" w:themeColor="accent3" w:themeTint="FE" w:sz="4" w:space="0"/>
-          <w:right w:val="none"/>
+          <w:right w:val="none" w:color="000000" w:sz="4" w:space="0"/>
         </w:tcBorders>
       </w:tcPr>
     </w:tblStylePr>
@@ -18463,12 +16531,12 @@
         <w:tblBorders/>
       </w:tblPr>
       <w:tcPr>
-        <w:shd w:color="ffffff"/>
+        <w:shd w:val="clear" w:color="ffffff"/>
         <w:tcBorders>
-          <w:top w:val="none"/>
+          <w:top w:val="none" w:color="000000" w:sz="4" w:space="0"/>
           <w:left w:val="single" w:color="000000" w:themeColor="accent3" w:themeTint="FE" w:sz="4" w:space="0"/>
-          <w:bottom w:val="none"/>
-          <w:right w:val="none"/>
+          <w:bottom w:val="none" w:color="000000" w:sz="4" w:space="0"/>
+          <w:right w:val="none" w:color="000000" w:sz="4" w:space="0"/>
         </w:tcBorders>
       </w:tcPr>
     </w:tblStylePr>
@@ -18491,9 +16559,9 @@
         <w:shd w:val="clear" w:color="ffffff" w:themeColor="light1" w:fill="ffffff" w:themeFill="light1"/>
         <w:tcBorders>
           <w:top w:val="single" w:color="000000" w:themeColor="accent3" w:themeTint="FE" w:sz="4" w:space="0"/>
-          <w:left w:val="none"/>
-          <w:bottom w:val="none"/>
-          <w:right w:val="none"/>
+          <w:left w:val="none" w:color="000000" w:sz="4" w:space="0"/>
+          <w:bottom w:val="none" w:color="000000" w:sz="4" w:space="0"/>
+          <w:right w:val="none" w:color="000000" w:sz="4" w:space="0"/>
         </w:tcBorders>
       </w:tcPr>
     </w:tblStylePr>
@@ -18563,9 +16631,9 @@
       </w:tcPr>
     </w:tblStylePr>
   </w:style>
-  <w:style w:type="table" w:styleId="64">
+  <w:style w:type="table" w:styleId="776">
     <w:name w:val="Grid Table 7 Colorful - Accent 4"/>
-    <w:basedOn w:val="661"/>
+    <w:basedOn w:val="908"/>
     <w:uiPriority w:val="99"/>
     <w:pPr>
       <w:pBdr/>
@@ -18667,11 +16735,11 @@
         <w:tblBorders/>
       </w:tblPr>
       <w:tcPr>
-        <w:shd w:color="ffffff"/>
+        <w:shd w:val="clear" w:color="ffffff"/>
         <w:tcBorders>
-          <w:top w:val="none"/>
-          <w:left w:val="none"/>
-          <w:bottom w:val="none"/>
+          <w:top w:val="none" w:color="000000" w:sz="4" w:space="0"/>
+          <w:left w:val="none" w:color="000000" w:sz="4" w:space="0"/>
+          <w:bottom w:val="none" w:color="000000" w:sz="4" w:space="0"/>
           <w:right w:val="single" w:color="000000" w:themeColor="accent4" w:themeTint="9A" w:sz="4" w:space="0"/>
         </w:tcBorders>
       </w:tcPr>
@@ -18694,10 +16762,10 @@
       <w:tcPr>
         <w:shd w:val="clear" w:color="ffffff" w:themeColor="light1" w:fill="ffffff" w:themeFill="light1"/>
         <w:tcBorders>
-          <w:top w:val="none"/>
-          <w:left w:val="none"/>
+          <w:top w:val="none" w:color="000000" w:sz="4" w:space="0"/>
+          <w:left w:val="none" w:color="000000" w:sz="4" w:space="0"/>
           <w:bottom w:val="single" w:color="000000" w:themeColor="accent4" w:themeTint="9A" w:sz="4" w:space="0"/>
-          <w:right w:val="none"/>
+          <w:right w:val="none" w:color="000000" w:sz="4" w:space="0"/>
         </w:tcBorders>
       </w:tcPr>
     </w:tblStylePr>
@@ -18717,12 +16785,12 @@
         <w:tblBorders/>
       </w:tblPr>
       <w:tcPr>
-        <w:shd w:color="ffffff"/>
+        <w:shd w:val="clear" w:color="ffffff"/>
         <w:tcBorders>
-          <w:top w:val="none"/>
+          <w:top w:val="none" w:color="000000" w:sz="4" w:space="0"/>
           <w:left w:val="single" w:color="000000" w:themeColor="accent4" w:themeTint="9A" w:sz="4" w:space="0"/>
-          <w:bottom w:val="none"/>
-          <w:right w:val="none"/>
+          <w:bottom w:val="none" w:color="000000" w:sz="4" w:space="0"/>
+          <w:right w:val="none" w:color="000000" w:sz="4" w:space="0"/>
         </w:tcBorders>
       </w:tcPr>
     </w:tblStylePr>
@@ -18745,9 +16813,9 @@
         <w:shd w:val="clear" w:color="ffffff" w:themeColor="light1" w:fill="ffffff" w:themeFill="light1"/>
         <w:tcBorders>
           <w:top w:val="single" w:color="000000" w:themeColor="accent4" w:themeTint="9A" w:sz="4" w:space="0"/>
-          <w:left w:val="none"/>
-          <w:bottom w:val="none"/>
-          <w:right w:val="none"/>
+          <w:left w:val="none" w:color="000000" w:sz="4" w:space="0"/>
+          <w:bottom w:val="none" w:color="000000" w:sz="4" w:space="0"/>
+          <w:right w:val="none" w:color="000000" w:sz="4" w:space="0"/>
         </w:tcBorders>
       </w:tcPr>
     </w:tblStylePr>
@@ -18817,9 +16885,9 @@
       </w:tcPr>
     </w:tblStylePr>
   </w:style>
-  <w:style w:type="table" w:styleId="65">
+  <w:style w:type="table" w:styleId="777">
     <w:name w:val="Grid Table 7 Colorful - Accent 5"/>
-    <w:basedOn w:val="661"/>
+    <w:basedOn w:val="908"/>
     <w:uiPriority w:val="99"/>
     <w:pPr>
       <w:pBdr/>
@@ -18921,11 +16989,11 @@
         <w:tblBorders/>
       </w:tblPr>
       <w:tcPr>
-        <w:shd w:color="ffffff"/>
+        <w:shd w:val="clear" w:color="ffffff"/>
         <w:tcBorders>
-          <w:top w:val="none"/>
-          <w:left w:val="none"/>
-          <w:bottom w:val="none"/>
+          <w:top w:val="none" w:color="000000" w:sz="4" w:space="0"/>
+          <w:left w:val="none" w:color="000000" w:sz="4" w:space="0"/>
+          <w:bottom w:val="none" w:color="000000" w:sz="4" w:space="0"/>
           <w:right w:val="single" w:color="000000" w:themeColor="accent5" w:themeTint="90" w:sz="4" w:space="0"/>
         </w:tcBorders>
       </w:tcPr>
@@ -18948,10 +17016,10 @@
       <w:tcPr>
         <w:shd w:val="clear" w:color="ffffff" w:themeColor="light1" w:fill="ffffff" w:themeFill="light1"/>
         <w:tcBorders>
-          <w:top w:val="none"/>
-          <w:left w:val="none"/>
+          <w:top w:val="none" w:color="000000" w:sz="4" w:space="0"/>
+          <w:left w:val="none" w:color="000000" w:sz="4" w:space="0"/>
           <w:bottom w:val="single" w:color="000000" w:themeColor="accent5" w:themeTint="90" w:sz="4" w:space="0"/>
-          <w:right w:val="none"/>
+          <w:right w:val="none" w:color="000000" w:sz="4" w:space="0"/>
         </w:tcBorders>
       </w:tcPr>
     </w:tblStylePr>
@@ -18971,12 +17039,12 @@
         <w:tblBorders/>
       </w:tblPr>
       <w:tcPr>
-        <w:shd w:color="ffffff"/>
+        <w:shd w:val="clear" w:color="ffffff"/>
         <w:tcBorders>
-          <w:top w:val="none"/>
+          <w:top w:val="none" w:color="000000" w:sz="4" w:space="0"/>
           <w:left w:val="single" w:color="000000" w:themeColor="accent5" w:themeTint="90" w:sz="4" w:space="0"/>
-          <w:bottom w:val="none"/>
-          <w:right w:val="none"/>
+          <w:bottom w:val="none" w:color="000000" w:sz="4" w:space="0"/>
+          <w:right w:val="none" w:color="000000" w:sz="4" w:space="0"/>
         </w:tcBorders>
       </w:tcPr>
     </w:tblStylePr>
@@ -18999,9 +17067,9 @@
         <w:shd w:val="clear" w:color="ffffff" w:themeColor="light1" w:fill="ffffff" w:themeFill="light1"/>
         <w:tcBorders>
           <w:top w:val="single" w:color="000000" w:themeColor="accent5" w:themeTint="90" w:sz="4" w:space="0"/>
-          <w:left w:val="none"/>
-          <w:bottom w:val="none"/>
-          <w:right w:val="none"/>
+          <w:left w:val="none" w:color="000000" w:sz="4" w:space="0"/>
+          <w:bottom w:val="none" w:color="000000" w:sz="4" w:space="0"/>
+          <w:right w:val="none" w:color="000000" w:sz="4" w:space="0"/>
         </w:tcBorders>
       </w:tcPr>
     </w:tblStylePr>
@@ -19071,9 +17139,9 @@
       </w:tcPr>
     </w:tblStylePr>
   </w:style>
-  <w:style w:type="table" w:styleId="66">
+  <w:style w:type="table" w:styleId="778">
     <w:name w:val="Grid Table 7 Colorful - Accent 6"/>
-    <w:basedOn w:val="661"/>
+    <w:basedOn w:val="908"/>
     <w:uiPriority w:val="99"/>
     <w:pPr>
       <w:pBdr/>
@@ -19175,11 +17243,11 @@
         <w:tblBorders/>
       </w:tblPr>
       <w:tcPr>
-        <w:shd w:color="ffffff"/>
+        <w:shd w:val="clear" w:color="ffffff"/>
         <w:tcBorders>
-          <w:top w:val="none"/>
-          <w:left w:val="none"/>
-          <w:bottom w:val="none"/>
+          <w:top w:val="none" w:color="000000" w:sz="4" w:space="0"/>
+          <w:left w:val="none" w:color="000000" w:sz="4" w:space="0"/>
+          <w:bottom w:val="none" w:color="000000" w:sz="4" w:space="0"/>
           <w:right w:val="single" w:color="000000" w:themeColor="accent6" w:themeTint="90" w:sz="4" w:space="0"/>
         </w:tcBorders>
       </w:tcPr>
@@ -19202,10 +17270,10 @@
       <w:tcPr>
         <w:shd w:val="clear" w:color="ffffff" w:themeColor="light1" w:fill="ffffff" w:themeFill="light1"/>
         <w:tcBorders>
-          <w:top w:val="none"/>
-          <w:left w:val="none"/>
+          <w:top w:val="none" w:color="000000" w:sz="4" w:space="0"/>
+          <w:left w:val="none" w:color="000000" w:sz="4" w:space="0"/>
           <w:bottom w:val="single" w:color="000000" w:themeColor="accent6" w:themeTint="90" w:sz="4" w:space="0"/>
-          <w:right w:val="none"/>
+          <w:right w:val="none" w:color="000000" w:sz="4" w:space="0"/>
         </w:tcBorders>
       </w:tcPr>
     </w:tblStylePr>
@@ -19225,12 +17293,12 @@
         <w:tblBorders/>
       </w:tblPr>
       <w:tcPr>
-        <w:shd w:color="ffffff"/>
+        <w:shd w:val="clear" w:color="ffffff"/>
         <w:tcBorders>
-          <w:top w:val="none"/>
+          <w:top w:val="none" w:color="000000" w:sz="4" w:space="0"/>
           <w:left w:val="single" w:color="000000" w:themeColor="accent6" w:themeTint="90" w:sz="4" w:space="0"/>
-          <w:bottom w:val="none"/>
-          <w:right w:val="none"/>
+          <w:bottom w:val="none" w:color="000000" w:sz="4" w:space="0"/>
+          <w:right w:val="none" w:color="000000" w:sz="4" w:space="0"/>
         </w:tcBorders>
       </w:tcPr>
     </w:tblStylePr>
@@ -19253,9 +17321,9 @@
         <w:shd w:val="clear" w:color="ffffff" w:themeColor="light1" w:fill="ffffff" w:themeFill="light1"/>
         <w:tcBorders>
           <w:top w:val="single" w:color="000000" w:themeColor="accent6" w:themeTint="90" w:sz="4" w:space="0"/>
-          <w:left w:val="none"/>
-          <w:bottom w:val="none"/>
-          <w:right w:val="none"/>
+          <w:left w:val="none" w:color="000000" w:sz="4" w:space="0"/>
+          <w:bottom w:val="none" w:color="000000" w:sz="4" w:space="0"/>
+          <w:right w:val="none" w:color="000000" w:sz="4" w:space="0"/>
         </w:tcBorders>
       </w:tcPr>
     </w:tblStylePr>
@@ -19325,9 +17393,9 @@
       </w:tcPr>
     </w:tblStylePr>
   </w:style>
-  <w:style w:type="table" w:styleId="67">
+  <w:style w:type="table" w:styleId="779">
     <w:name w:val="List Table 1 Light"/>
-    <w:basedOn w:val="661"/>
+    <w:basedOn w:val="908"/>
     <w:uiPriority w:val="99"/>
     <w:pPr>
       <w:pBdr/>
@@ -19541,9 +17609,9 @@
       </w:tcPr>
     </w:tblStylePr>
   </w:style>
-  <w:style w:type="table" w:styleId="68">
+  <w:style w:type="table" w:styleId="780">
     <w:name w:val="List Table 1 Light - Accent 1"/>
-    <w:basedOn w:val="661"/>
+    <w:basedOn w:val="908"/>
     <w:uiPriority w:val="99"/>
     <w:pPr>
       <w:pBdr/>
@@ -19757,9 +17825,9 @@
       </w:tcPr>
     </w:tblStylePr>
   </w:style>
-  <w:style w:type="table" w:styleId="69">
+  <w:style w:type="table" w:styleId="781">
     <w:name w:val="List Table 1 Light - Accent 2"/>
-    <w:basedOn w:val="661"/>
+    <w:basedOn w:val="908"/>
     <w:uiPriority w:val="99"/>
     <w:pPr>
       <w:pBdr/>
@@ -19973,9 +18041,9 @@
       </w:tcPr>
     </w:tblStylePr>
   </w:style>
-  <w:style w:type="table" w:styleId="70">
+  <w:style w:type="table" w:styleId="782">
     <w:name w:val="List Table 1 Light - Accent 3"/>
-    <w:basedOn w:val="661"/>
+    <w:basedOn w:val="908"/>
     <w:uiPriority w:val="99"/>
     <w:pPr>
       <w:pBdr/>
@@ -20189,9 +18257,9 @@
       </w:tcPr>
     </w:tblStylePr>
   </w:style>
-  <w:style w:type="table" w:styleId="71">
+  <w:style w:type="table" w:styleId="783">
     <w:name w:val="List Table 1 Light - Accent 4"/>
-    <w:basedOn w:val="661"/>
+    <w:basedOn w:val="908"/>
     <w:uiPriority w:val="99"/>
     <w:pPr>
       <w:pBdr/>
@@ -20405,9 +18473,9 @@
       </w:tcPr>
     </w:tblStylePr>
   </w:style>
-  <w:style w:type="table" w:styleId="72">
+  <w:style w:type="table" w:styleId="784">
     <w:name w:val="List Table 1 Light - Accent 5"/>
-    <w:basedOn w:val="661"/>
+    <w:basedOn w:val="908"/>
     <w:uiPriority w:val="99"/>
     <w:pPr>
       <w:pBdr/>
@@ -20621,9 +18689,9 @@
       </w:tcPr>
     </w:tblStylePr>
   </w:style>
-  <w:style w:type="table" w:styleId="73">
+  <w:style w:type="table" w:styleId="785">
     <w:name w:val="List Table 1 Light - Accent 6"/>
-    <w:basedOn w:val="661"/>
+    <w:basedOn w:val="908"/>
     <w:uiPriority w:val="99"/>
     <w:pPr>
       <w:pBdr/>
@@ -20837,9 +18905,9 @@
       </w:tcPr>
     </w:tblStylePr>
   </w:style>
-  <w:style w:type="table" w:styleId="74">
+  <w:style w:type="table" w:styleId="786">
     <w:name w:val="List Table 2"/>
-    <w:basedOn w:val="661"/>
+    <w:basedOn w:val="908"/>
     <w:uiPriority w:val="99"/>
     <w:pPr>
       <w:pBdr/>
@@ -21075,9 +19143,9 @@
       </w:tcPr>
     </w:tblStylePr>
   </w:style>
-  <w:style w:type="table" w:styleId="75">
+  <w:style w:type="table" w:styleId="787">
     <w:name w:val="List Table 2 - Accent 1"/>
-    <w:basedOn w:val="661"/>
+    <w:basedOn w:val="908"/>
     <w:uiPriority w:val="99"/>
     <w:pPr>
       <w:pBdr/>
@@ -21313,9 +19381,9 @@
       </w:tcPr>
     </w:tblStylePr>
   </w:style>
-  <w:style w:type="table" w:styleId="76">
+  <w:style w:type="table" w:styleId="788">
     <w:name w:val="List Table 2 - Accent 2"/>
-    <w:basedOn w:val="661"/>
+    <w:basedOn w:val="908"/>
     <w:uiPriority w:val="99"/>
     <w:pPr>
       <w:pBdr/>
@@ -21551,9 +19619,9 @@
       </w:tcPr>
     </w:tblStylePr>
   </w:style>
-  <w:style w:type="table" w:styleId="77">
+  <w:style w:type="table" w:styleId="789">
     <w:name w:val="List Table 2 - Accent 3"/>
-    <w:basedOn w:val="661"/>
+    <w:basedOn w:val="908"/>
     <w:uiPriority w:val="99"/>
     <w:pPr>
       <w:pBdr/>
@@ -21789,9 +19857,9 @@
       </w:tcPr>
     </w:tblStylePr>
   </w:style>
-  <w:style w:type="table" w:styleId="78">
+  <w:style w:type="table" w:styleId="790">
     <w:name w:val="List Table 2 - Accent 4"/>
-    <w:basedOn w:val="661"/>
+    <w:basedOn w:val="908"/>
     <w:uiPriority w:val="99"/>
     <w:pPr>
       <w:pBdr/>
@@ -22027,9 +20095,9 @@
       </w:tcPr>
     </w:tblStylePr>
   </w:style>
-  <w:style w:type="table" w:styleId="79">
+  <w:style w:type="table" w:styleId="791">
     <w:name w:val="List Table 2 - Accent 5"/>
-    <w:basedOn w:val="661"/>
+    <w:basedOn w:val="908"/>
     <w:uiPriority w:val="99"/>
     <w:pPr>
       <w:pBdr/>
@@ -22265,9 +20333,9 @@
       </w:tcPr>
     </w:tblStylePr>
   </w:style>
-  <w:style w:type="table" w:styleId="80">
+  <w:style w:type="table" w:styleId="792">
     <w:name w:val="List Table 2 - Accent 6"/>
-    <w:basedOn w:val="661"/>
+    <w:basedOn w:val="908"/>
     <w:uiPriority w:val="99"/>
     <w:pPr>
       <w:pBdr/>
@@ -22503,9 +20571,9 @@
       </w:tcPr>
     </w:tblStylePr>
   </w:style>
-  <w:style w:type="table" w:styleId="81">
+  <w:style w:type="table" w:styleId="793">
     <w:name w:val="List Table 3"/>
-    <w:basedOn w:val="661"/>
+    <w:basedOn w:val="908"/>
     <w:uiPriority w:val="99"/>
     <w:pPr>
       <w:pBdr/>
@@ -22731,9 +20799,9 @@
       </w:tcPr>
     </w:tblStylePr>
   </w:style>
-  <w:style w:type="table" w:styleId="82">
+  <w:style w:type="table" w:styleId="794">
     <w:name w:val="List Table 3 - Accent 1"/>
-    <w:basedOn w:val="661"/>
+    <w:basedOn w:val="908"/>
     <w:uiPriority w:val="99"/>
     <w:pPr>
       <w:pBdr/>
@@ -22959,9 +21027,9 @@
       </w:tcPr>
     </w:tblStylePr>
   </w:style>
-  <w:style w:type="table" w:styleId="83">
+  <w:style w:type="table" w:styleId="795">
     <w:name w:val="List Table 3 - Accent 2"/>
-    <w:basedOn w:val="661"/>
+    <w:basedOn w:val="908"/>
     <w:uiPriority w:val="99"/>
     <w:pPr>
       <w:pBdr/>
@@ -23187,9 +21255,9 @@
       </w:tcPr>
     </w:tblStylePr>
   </w:style>
-  <w:style w:type="table" w:styleId="84">
+  <w:style w:type="table" w:styleId="796">
     <w:name w:val="List Table 3 - Accent 3"/>
-    <w:basedOn w:val="661"/>
+    <w:basedOn w:val="908"/>
     <w:uiPriority w:val="99"/>
     <w:pPr>
       <w:pBdr/>
@@ -23415,9 +21483,9 @@
       </w:tcPr>
     </w:tblStylePr>
   </w:style>
-  <w:style w:type="table" w:styleId="85">
+  <w:style w:type="table" w:styleId="797">
     <w:name w:val="List Table 3 - Accent 4"/>
-    <w:basedOn w:val="661"/>
+    <w:basedOn w:val="908"/>
     <w:uiPriority w:val="99"/>
     <w:pPr>
       <w:pBdr/>
@@ -23643,9 +21711,9 @@
       </w:tcPr>
     </w:tblStylePr>
   </w:style>
-  <w:style w:type="table" w:styleId="86">
+  <w:style w:type="table" w:styleId="798">
     <w:name w:val="List Table 3 - Accent 5"/>
-    <w:basedOn w:val="661"/>
+    <w:basedOn w:val="908"/>
     <w:uiPriority w:val="99"/>
     <w:pPr>
       <w:pBdr/>
@@ -23871,9 +21939,9 @@
       </w:tcPr>
     </w:tblStylePr>
   </w:style>
-  <w:style w:type="table" w:styleId="87">
+  <w:style w:type="table" w:styleId="799">
     <w:name w:val="List Table 3 - Accent 6"/>
-    <w:basedOn w:val="661"/>
+    <w:basedOn w:val="908"/>
     <w:uiPriority w:val="99"/>
     <w:pPr>
       <w:pBdr/>
@@ -24099,9 +22167,9 @@
       </w:tcPr>
     </w:tblStylePr>
   </w:style>
-  <w:style w:type="table" w:styleId="88">
+  <w:style w:type="table" w:styleId="800">
     <w:name w:val="List Table 4"/>
-    <w:basedOn w:val="661"/>
+    <w:basedOn w:val="908"/>
     <w:uiPriority w:val="99"/>
     <w:pPr>
       <w:pBdr/>
@@ -24324,9 +22392,9 @@
       </w:tcPr>
     </w:tblStylePr>
   </w:style>
-  <w:style w:type="table" w:styleId="89">
+  <w:style w:type="table" w:styleId="801">
     <w:name w:val="List Table 4 - Accent 1"/>
-    <w:basedOn w:val="661"/>
+    <w:basedOn w:val="908"/>
     <w:uiPriority w:val="99"/>
     <w:pPr>
       <w:pBdr/>
@@ -24549,9 +22617,9 @@
       </w:tcPr>
     </w:tblStylePr>
   </w:style>
-  <w:style w:type="table" w:styleId="90">
+  <w:style w:type="table" w:styleId="802">
     <w:name w:val="List Table 4 - Accent 2"/>
-    <w:basedOn w:val="661"/>
+    <w:basedOn w:val="908"/>
     <w:uiPriority w:val="99"/>
     <w:pPr>
       <w:pBdr/>
@@ -24774,9 +22842,9 @@
       </w:tcPr>
     </w:tblStylePr>
   </w:style>
-  <w:style w:type="table" w:styleId="91">
+  <w:style w:type="table" w:styleId="803">
     <w:name w:val="List Table 4 - Accent 3"/>
-    <w:basedOn w:val="661"/>
+    <w:basedOn w:val="908"/>
     <w:uiPriority w:val="99"/>
     <w:pPr>
       <w:pBdr/>
@@ -24999,9 +23067,9 @@
       </w:tcPr>
     </w:tblStylePr>
   </w:style>
-  <w:style w:type="table" w:styleId="92">
+  <w:style w:type="table" w:styleId="804">
     <w:name w:val="List Table 4 - Accent 4"/>
-    <w:basedOn w:val="661"/>
+    <w:basedOn w:val="908"/>
     <w:uiPriority w:val="99"/>
     <w:pPr>
       <w:pBdr/>
@@ -25224,9 +23292,9 @@
       </w:tcPr>
     </w:tblStylePr>
   </w:style>
-  <w:style w:type="table" w:styleId="93">
+  <w:style w:type="table" w:styleId="805">
     <w:name w:val="List Table 4 - Accent 5"/>
-    <w:basedOn w:val="661"/>
+    <w:basedOn w:val="908"/>
     <w:uiPriority w:val="99"/>
     <w:pPr>
       <w:pBdr/>
@@ -25449,9 +23517,9 @@
       </w:tcPr>
     </w:tblStylePr>
   </w:style>
-  <w:style w:type="table" w:styleId="94">
+  <w:style w:type="table" w:styleId="806">
     <w:name w:val="List Table 4 - Accent 6"/>
-    <w:basedOn w:val="661"/>
+    <w:basedOn w:val="908"/>
     <w:uiPriority w:val="99"/>
     <w:pPr>
       <w:pBdr/>
@@ -25674,9 +23742,9 @@
       </w:tcPr>
     </w:tblStylePr>
   </w:style>
-  <w:style w:type="table" w:styleId="95">
+  <w:style w:type="table" w:styleId="807">
     <w:name w:val="List Table 5 Dark"/>
-    <w:basedOn w:val="661"/>
+    <w:basedOn w:val="908"/>
     <w:uiPriority w:val="99"/>
     <w:pPr>
       <w:pBdr/>
@@ -25916,9 +23984,9 @@
       </w:tcPr>
     </w:tblStylePr>
   </w:style>
-  <w:style w:type="table" w:styleId="96">
+  <w:style w:type="table" w:styleId="808">
     <w:name w:val="List Table 5 Dark - Accent 1"/>
-    <w:basedOn w:val="661"/>
+    <w:basedOn w:val="908"/>
     <w:uiPriority w:val="99"/>
     <w:pPr>
       <w:pBdr/>
@@ -26158,9 +24226,9 @@
       </w:tcPr>
     </w:tblStylePr>
   </w:style>
-  <w:style w:type="table" w:styleId="97">
+  <w:style w:type="table" w:styleId="809">
     <w:name w:val="List Table 5 Dark - Accent 2"/>
-    <w:basedOn w:val="661"/>
+    <w:basedOn w:val="908"/>
     <w:uiPriority w:val="99"/>
     <w:pPr>
       <w:pBdr/>
@@ -26400,9 +24468,9 @@
       </w:tcPr>
     </w:tblStylePr>
   </w:style>
-  <w:style w:type="table" w:styleId="98">
+  <w:style w:type="table" w:styleId="810">
     <w:name w:val="List Table 5 Dark - Accent 3"/>
-    <w:basedOn w:val="661"/>
+    <w:basedOn w:val="908"/>
     <w:uiPriority w:val="99"/>
     <w:pPr>
       <w:pBdr/>
@@ -26642,9 +24710,9 @@
       </w:tcPr>
     </w:tblStylePr>
   </w:style>
-  <w:style w:type="table" w:styleId="99">
+  <w:style w:type="table" w:styleId="811">
     <w:name w:val="List Table 5 Dark - Accent 4"/>
-    <w:basedOn w:val="661"/>
+    <w:basedOn w:val="908"/>
     <w:uiPriority w:val="99"/>
     <w:pPr>
       <w:pBdr/>
@@ -26884,9 +24952,9 @@
       </w:tcPr>
     </w:tblStylePr>
   </w:style>
-  <w:style w:type="table" w:styleId="100">
+  <w:style w:type="table" w:styleId="812">
     <w:name w:val="List Table 5 Dark - Accent 5"/>
-    <w:basedOn w:val="661"/>
+    <w:basedOn w:val="908"/>
     <w:uiPriority w:val="99"/>
     <w:pPr>
       <w:pBdr/>
@@ -27126,9 +25194,9 @@
       </w:tcPr>
     </w:tblStylePr>
   </w:style>
-  <w:style w:type="table" w:styleId="101">
+  <w:style w:type="table" w:styleId="813">
     <w:name w:val="List Table 5 Dark - Accent 6"/>
-    <w:basedOn w:val="661"/>
+    <w:basedOn w:val="908"/>
     <w:uiPriority w:val="99"/>
     <w:pPr>
       <w:pBdr/>
@@ -27368,9 +25436,9 @@
       </w:tcPr>
     </w:tblStylePr>
   </w:style>
-  <w:style w:type="table" w:styleId="102">
+  <w:style w:type="table" w:styleId="814">
     <w:name w:val="List Table 6 Colorful"/>
-    <w:basedOn w:val="661"/>
+    <w:basedOn w:val="908"/>
     <w:uiPriority w:val="99"/>
     <w:pPr>
       <w:pBdr/>
@@ -27591,9 +25659,9 @@
       </w:tcPr>
     </w:tblStylePr>
   </w:style>
-  <w:style w:type="table" w:styleId="103">
+  <w:style w:type="table" w:styleId="815">
     <w:name w:val="List Table 6 Colorful - Accent 1"/>
-    <w:basedOn w:val="661"/>
+    <w:basedOn w:val="908"/>
     <w:uiPriority w:val="99"/>
     <w:pPr>
       <w:pBdr/>
@@ -27814,9 +25882,9 @@
       </w:tcPr>
     </w:tblStylePr>
   </w:style>
-  <w:style w:type="table" w:styleId="104">
+  <w:style w:type="table" w:styleId="816">
     <w:name w:val="List Table 6 Colorful - Accent 2"/>
-    <w:basedOn w:val="661"/>
+    <w:basedOn w:val="908"/>
     <w:uiPriority w:val="99"/>
     <w:pPr>
       <w:pBdr/>
@@ -28037,9 +26105,9 @@
       </w:tcPr>
     </w:tblStylePr>
   </w:style>
-  <w:style w:type="table" w:styleId="105">
+  <w:style w:type="table" w:styleId="817">
     <w:name w:val="List Table 6 Colorful - Accent 3"/>
-    <w:basedOn w:val="661"/>
+    <w:basedOn w:val="908"/>
     <w:uiPriority w:val="99"/>
     <w:pPr>
       <w:pBdr/>
@@ -28260,9 +26328,9 @@
       </w:tcPr>
     </w:tblStylePr>
   </w:style>
-  <w:style w:type="table" w:styleId="106">
+  <w:style w:type="table" w:styleId="818">
     <w:name w:val="List Table 6 Colorful - Accent 4"/>
-    <w:basedOn w:val="661"/>
+    <w:basedOn w:val="908"/>
     <w:uiPriority w:val="99"/>
     <w:pPr>
       <w:pBdr/>
@@ -28483,9 +26551,9 @@
       </w:tcPr>
     </w:tblStylePr>
   </w:style>
-  <w:style w:type="table" w:styleId="107">
+  <w:style w:type="table" w:styleId="819">
     <w:name w:val="List Table 6 Colorful - Accent 5"/>
-    <w:basedOn w:val="661"/>
+    <w:basedOn w:val="908"/>
     <w:uiPriority w:val="99"/>
     <w:pPr>
       <w:pBdr/>
@@ -28706,9 +26774,9 @@
       </w:tcPr>
     </w:tblStylePr>
   </w:style>
-  <w:style w:type="table" w:styleId="108">
+  <w:style w:type="table" w:styleId="820">
     <w:name w:val="List Table 6 Colorful - Accent 6"/>
-    <w:basedOn w:val="661"/>
+    <w:basedOn w:val="908"/>
     <w:uiPriority w:val="99"/>
     <w:pPr>
       <w:pBdr/>
@@ -28929,9 +26997,9 @@
       </w:tcPr>
     </w:tblStylePr>
   </w:style>
-  <w:style w:type="table" w:styleId="109">
+  <w:style w:type="table" w:styleId="821">
     <w:name w:val="List Table 7 Colorful"/>
-    <w:basedOn w:val="661"/>
+    <w:basedOn w:val="908"/>
     <w:uiPriority w:val="99"/>
     <w:pPr>
       <w:pBdr/>
@@ -29030,11 +27098,11 @@
         <w:tblBorders/>
       </w:tblPr>
       <w:tcPr>
-        <w:shd w:color="ffffff"/>
+        <w:shd w:val="clear" w:color="ffffff"/>
         <w:tcBorders>
-          <w:top w:val="none"/>
-          <w:left w:val="none"/>
-          <w:bottom w:val="none"/>
+          <w:top w:val="none" w:color="000000" w:sz="4" w:space="0"/>
+          <w:left w:val="none" w:color="000000" w:sz="4" w:space="0"/>
+          <w:bottom w:val="none" w:color="000000" w:sz="4" w:space="0"/>
           <w:right w:val="single" w:color="000000" w:themeColor="text1" w:themeTint="80" w:sz="4" w:space="0"/>
         </w:tcBorders>
       </w:tcPr>
@@ -29057,10 +27125,10 @@
       <w:tcPr>
         <w:shd w:val="clear" w:color="ffffff" w:themeColor="light1" w:fill="ffffff" w:themeFill="light1"/>
         <w:tcBorders>
-          <w:top w:val="none"/>
-          <w:left w:val="none"/>
+          <w:top w:val="none" w:color="000000" w:sz="4" w:space="0"/>
+          <w:left w:val="none" w:color="000000" w:sz="4" w:space="0"/>
           <w:bottom w:val="single" w:color="000000" w:themeColor="text1" w:themeTint="80" w:sz="4" w:space="0"/>
-          <w:right w:val="none"/>
+          <w:right w:val="none" w:color="000000" w:sz="4" w:space="0"/>
         </w:tcBorders>
       </w:tcPr>
     </w:tblStylePr>
@@ -29080,12 +27148,12 @@
         <w:tblBorders/>
       </w:tblPr>
       <w:tcPr>
-        <w:shd w:color="ffffff"/>
+        <w:shd w:val="clear" w:color="ffffff"/>
         <w:tcBorders>
-          <w:top w:val="none"/>
+          <w:top w:val="none" w:color="000000" w:sz="4" w:space="0"/>
           <w:left w:val="single" w:color="000000" w:themeColor="text1" w:themeTint="80" w:sz="4" w:space="0"/>
-          <w:bottom w:val="none"/>
-          <w:right w:val="none"/>
+          <w:bottom w:val="none" w:color="000000" w:sz="4" w:space="0"/>
+          <w:right w:val="none" w:color="000000" w:sz="4" w:space="0"/>
         </w:tcBorders>
       </w:tcPr>
     </w:tblStylePr>
@@ -29108,9 +27176,9 @@
         <w:shd w:val="clear" w:color="ffffff" w:themeColor="light1" w:fill="ffffff" w:themeFill="light1"/>
         <w:tcBorders>
           <w:top w:val="single" w:color="000000" w:themeColor="text1" w:themeTint="80" w:sz="4" w:space="0"/>
-          <w:left w:val="none"/>
-          <w:bottom w:val="none"/>
-          <w:right w:val="none"/>
+          <w:left w:val="none" w:color="000000" w:sz="4" w:space="0"/>
+          <w:bottom w:val="none" w:color="000000" w:sz="4" w:space="0"/>
+          <w:right w:val="none" w:color="000000" w:sz="4" w:space="0"/>
         </w:tcBorders>
       </w:tcPr>
     </w:tblStylePr>
@@ -29185,9 +27253,9 @@
       </w:tcPr>
     </w:tblStylePr>
   </w:style>
-  <w:style w:type="table" w:styleId="110">
+  <w:style w:type="table" w:styleId="822">
     <w:name w:val="List Table 7 Colorful - Accent 1"/>
-    <w:basedOn w:val="661"/>
+    <w:basedOn w:val="908"/>
     <w:uiPriority w:val="99"/>
     <w:pPr>
       <w:pBdr/>
@@ -29286,11 +27354,11 @@
         <w:tblBorders/>
       </w:tblPr>
       <w:tcPr>
-        <w:shd w:color="ffffff"/>
+        <w:shd w:val="clear" w:color="ffffff"/>
         <w:tcBorders>
-          <w:top w:val="none"/>
-          <w:left w:val="none"/>
-          <w:bottom w:val="none"/>
+          <w:top w:val="none" w:color="000000" w:sz="4" w:space="0"/>
+          <w:left w:val="none" w:color="000000" w:sz="4" w:space="0"/>
+          <w:bottom w:val="none" w:color="000000" w:sz="4" w:space="0"/>
           <w:right w:val="single" w:color="000000" w:themeColor="accent1" w:sz="4" w:space="0"/>
         </w:tcBorders>
       </w:tcPr>
@@ -29313,10 +27381,10 @@
       <w:tcPr>
         <w:shd w:val="clear" w:color="ffffff" w:themeColor="light1" w:fill="ffffff" w:themeFill="light1"/>
         <w:tcBorders>
-          <w:top w:val="none"/>
-          <w:left w:val="none"/>
+          <w:top w:val="none" w:color="000000" w:sz="4" w:space="0"/>
+          <w:left w:val="none" w:color="000000" w:sz="4" w:space="0"/>
           <w:bottom w:val="single" w:color="000000" w:themeColor="accent1" w:sz="4" w:space="0"/>
-          <w:right w:val="none"/>
+          <w:right w:val="none" w:color="000000" w:sz="4" w:space="0"/>
         </w:tcBorders>
       </w:tcPr>
     </w:tblStylePr>
@@ -29336,12 +27404,12 @@
         <w:tblBorders/>
       </w:tblPr>
       <w:tcPr>
-        <w:shd w:color="ffffff"/>
+        <w:shd w:val="clear" w:color="ffffff"/>
         <w:tcBorders>
-          <w:top w:val="none"/>
+          <w:top w:val="none" w:color="000000" w:sz="4" w:space="0"/>
           <w:left w:val="single" w:color="000000" w:themeColor="accent1" w:sz="4" w:space="0"/>
-          <w:bottom w:val="none"/>
-          <w:right w:val="none"/>
+          <w:bottom w:val="none" w:color="000000" w:sz="4" w:space="0"/>
+          <w:right w:val="none" w:color="000000" w:sz="4" w:space="0"/>
         </w:tcBorders>
       </w:tcPr>
     </w:tblStylePr>
@@ -29364,9 +27432,9 @@
         <w:shd w:val="clear" w:color="ffffff" w:themeColor="light1" w:fill="ffffff" w:themeFill="light1"/>
         <w:tcBorders>
           <w:top w:val="single" w:color="000000" w:themeColor="accent1" w:sz="4" w:space="0"/>
-          <w:left w:val="none"/>
-          <w:bottom w:val="none"/>
-          <w:right w:val="none"/>
+          <w:left w:val="none" w:color="000000" w:sz="4" w:space="0"/>
+          <w:bottom w:val="none" w:color="000000" w:sz="4" w:space="0"/>
+          <w:right w:val="none" w:color="000000" w:sz="4" w:space="0"/>
         </w:tcBorders>
       </w:tcPr>
     </w:tblStylePr>
@@ -29441,9 +27509,9 @@
       </w:tcPr>
     </w:tblStylePr>
   </w:style>
-  <w:style w:type="table" w:styleId="111">
+  <w:style w:type="table" w:styleId="823">
     <w:name w:val="List Table 7 Colorful - Accent 2"/>
-    <w:basedOn w:val="661"/>
+    <w:basedOn w:val="908"/>
     <w:uiPriority w:val="99"/>
     <w:pPr>
       <w:pBdr/>
@@ -29542,11 +27610,11 @@
         <w:tblBorders/>
       </w:tblPr>
       <w:tcPr>
-        <w:shd w:color="ffffff"/>
+        <w:shd w:val="clear" w:color="ffffff"/>
         <w:tcBorders>
-          <w:top w:val="none"/>
-          <w:left w:val="none"/>
-          <w:bottom w:val="none"/>
+          <w:top w:val="none" w:color="000000" w:sz="4" w:space="0"/>
+          <w:left w:val="none" w:color="000000" w:sz="4" w:space="0"/>
+          <w:bottom w:val="none" w:color="000000" w:sz="4" w:space="0"/>
           <w:right w:val="single" w:color="000000" w:themeColor="accent2" w:themeTint="97" w:sz="4" w:space="0"/>
         </w:tcBorders>
       </w:tcPr>
@@ -29569,10 +27637,10 @@
       <w:tcPr>
         <w:shd w:val="clear" w:color="ffffff" w:themeColor="light1" w:fill="ffffff" w:themeFill="light1"/>
         <w:tcBorders>
-          <w:top w:val="none"/>
-          <w:left w:val="none"/>
+          <w:top w:val="none" w:color="000000" w:sz="4" w:space="0"/>
+          <w:left w:val="none" w:color="000000" w:sz="4" w:space="0"/>
           <w:bottom w:val="single" w:color="000000" w:themeColor="accent2" w:themeTint="97" w:sz="4" w:space="0"/>
-          <w:right w:val="none"/>
+          <w:right w:val="none" w:color="000000" w:sz="4" w:space="0"/>
         </w:tcBorders>
       </w:tcPr>
     </w:tblStylePr>
@@ -29592,12 +27660,12 @@
         <w:tblBorders/>
       </w:tblPr>
       <w:tcPr>
-        <w:shd w:color="ffffff"/>
+        <w:shd w:val="clear" w:color="ffffff"/>
         <w:tcBorders>
-          <w:top w:val="none"/>
+          <w:top w:val="none" w:color="000000" w:sz="4" w:space="0"/>
           <w:left w:val="single" w:color="000000" w:themeColor="accent2" w:themeTint="97" w:sz="4" w:space="0"/>
-          <w:bottom w:val="none"/>
-          <w:right w:val="none"/>
+          <w:bottom w:val="none" w:color="000000" w:sz="4" w:space="0"/>
+          <w:right w:val="none" w:color="000000" w:sz="4" w:space="0"/>
         </w:tcBorders>
       </w:tcPr>
     </w:tblStylePr>
@@ -29620,9 +27688,9 @@
         <w:shd w:val="clear" w:color="ffffff" w:themeColor="light1" w:fill="ffffff" w:themeFill="light1"/>
         <w:tcBorders>
           <w:top w:val="single" w:color="000000" w:themeColor="accent2" w:themeTint="97" w:sz="4" w:space="0"/>
-          <w:left w:val="none"/>
-          <w:bottom w:val="none"/>
-          <w:right w:val="none"/>
+          <w:left w:val="none" w:color="000000" w:sz="4" w:space="0"/>
+          <w:bottom w:val="none" w:color="000000" w:sz="4" w:space="0"/>
+          <w:right w:val="none" w:color="000000" w:sz="4" w:space="0"/>
         </w:tcBorders>
       </w:tcPr>
     </w:tblStylePr>
@@ -29697,9 +27765,9 @@
       </w:tcPr>
     </w:tblStylePr>
   </w:style>
-  <w:style w:type="table" w:styleId="112">
+  <w:style w:type="table" w:styleId="824">
     <w:name w:val="List Table 7 Colorful - Accent 3"/>
-    <w:basedOn w:val="661"/>
+    <w:basedOn w:val="908"/>
     <w:uiPriority w:val="99"/>
     <w:pPr>
       <w:pBdr/>
@@ -29798,11 +27866,11 @@
         <w:tblBorders/>
       </w:tblPr>
       <w:tcPr>
-        <w:shd w:color="ffffff"/>
+        <w:shd w:val="clear" w:color="ffffff"/>
         <w:tcBorders>
-          <w:top w:val="none"/>
-          <w:left w:val="none"/>
-          <w:bottom w:val="none"/>
+          <w:top w:val="none" w:color="000000" w:sz="4" w:space="0"/>
+          <w:left w:val="none" w:color="000000" w:sz="4" w:space="0"/>
+          <w:bottom w:val="none" w:color="000000" w:sz="4" w:space="0"/>
           <w:right w:val="single" w:color="000000" w:themeColor="accent3" w:themeTint="98" w:sz="4" w:space="0"/>
         </w:tcBorders>
       </w:tcPr>
@@ -29825,10 +27893,10 @@
       <w:tcPr>
         <w:shd w:val="clear" w:color="ffffff" w:themeColor="light1" w:fill="ffffff" w:themeFill="light1"/>
         <w:tcBorders>
-          <w:top w:val="none"/>
-          <w:left w:val="none"/>
+          <w:top w:val="none" w:color="000000" w:sz="4" w:space="0"/>
+          <w:left w:val="none" w:color="000000" w:sz="4" w:space="0"/>
           <w:bottom w:val="single" w:color="000000" w:themeColor="accent3" w:themeTint="98" w:sz="4" w:space="0"/>
-          <w:right w:val="none"/>
+          <w:right w:val="none" w:color="000000" w:sz="4" w:space="0"/>
         </w:tcBorders>
       </w:tcPr>
     </w:tblStylePr>
@@ -29848,12 +27916,12 @@
         <w:tblBorders/>
       </w:tblPr>
       <w:tcPr>
-        <w:shd w:color="ffffff"/>
+        <w:shd w:val="clear" w:color="ffffff"/>
         <w:tcBorders>
-          <w:top w:val="none"/>
+          <w:top w:val="none" w:color="000000" w:sz="4" w:space="0"/>
           <w:left w:val="single" w:color="000000" w:themeColor="accent3" w:themeTint="98" w:sz="4" w:space="0"/>
-          <w:bottom w:val="none"/>
-          <w:right w:val="none"/>
+          <w:bottom w:val="none" w:color="000000" w:sz="4" w:space="0"/>
+          <w:right w:val="none" w:color="000000" w:sz="4" w:space="0"/>
         </w:tcBorders>
       </w:tcPr>
     </w:tblStylePr>
@@ -29876,9 +27944,9 @@
         <w:shd w:val="clear" w:color="ffffff" w:themeColor="light1" w:fill="ffffff" w:themeFill="light1"/>
         <w:tcBorders>
           <w:top w:val="single" w:color="000000" w:themeColor="accent3" w:themeTint="98" w:sz="4" w:space="0"/>
-          <w:left w:val="none"/>
-          <w:bottom w:val="none"/>
-          <w:right w:val="none"/>
+          <w:left w:val="none" w:color="000000" w:sz="4" w:space="0"/>
+          <w:bottom w:val="none" w:color="000000" w:sz="4" w:space="0"/>
+          <w:right w:val="none" w:color="000000" w:sz="4" w:space="0"/>
         </w:tcBorders>
       </w:tcPr>
     </w:tblStylePr>
@@ -29953,9 +28021,9 @@
       </w:tcPr>
     </w:tblStylePr>
   </w:style>
-  <w:style w:type="table" w:styleId="113">
+  <w:style w:type="table" w:styleId="825">
     <w:name w:val="List Table 7 Colorful - Accent 4"/>
-    <w:basedOn w:val="661"/>
+    <w:basedOn w:val="908"/>
     <w:uiPriority w:val="99"/>
     <w:pPr>
       <w:pBdr/>
@@ -30054,11 +28122,11 @@
         <w:tblBorders/>
       </w:tblPr>
       <w:tcPr>
-        <w:shd w:color="ffffff"/>
+        <w:shd w:val="clear" w:color="ffffff"/>
         <w:tcBorders>
-          <w:top w:val="none"/>
-          <w:left w:val="none"/>
-          <w:bottom w:val="none"/>
+          <w:top w:val="none" w:color="000000" w:sz="4" w:space="0"/>
+          <w:left w:val="none" w:color="000000" w:sz="4" w:space="0"/>
+          <w:bottom w:val="none" w:color="000000" w:sz="4" w:space="0"/>
           <w:right w:val="single" w:color="000000" w:themeColor="accent4" w:themeTint="9A" w:sz="4" w:space="0"/>
         </w:tcBorders>
       </w:tcPr>
@@ -30081,10 +28149,10 @@
       <w:tcPr>
         <w:shd w:val="clear" w:color="ffffff" w:themeColor="light1" w:fill="ffffff" w:themeFill="light1"/>
         <w:tcBorders>
-          <w:top w:val="none"/>
-          <w:left w:val="none"/>
+          <w:top w:val="none" w:color="000000" w:sz="4" w:space="0"/>
+          <w:left w:val="none" w:color="000000" w:sz="4" w:space="0"/>
           <w:bottom w:val="single" w:color="000000" w:themeColor="accent4" w:themeTint="9A" w:sz="4" w:space="0"/>
-          <w:right w:val="none"/>
+          <w:right w:val="none" w:color="000000" w:sz="4" w:space="0"/>
         </w:tcBorders>
       </w:tcPr>
     </w:tblStylePr>
@@ -30104,12 +28172,12 @@
         <w:tblBorders/>
       </w:tblPr>
       <w:tcPr>
-        <w:shd w:color="ffffff"/>
+        <w:shd w:val="clear" w:color="ffffff"/>
         <w:tcBorders>
-          <w:top w:val="none"/>
+          <w:top w:val="none" w:color="000000" w:sz="4" w:space="0"/>
           <w:left w:val="single" w:color="000000" w:themeColor="accent4" w:themeTint="9A" w:sz="4" w:space="0"/>
-          <w:bottom w:val="none"/>
-          <w:right w:val="none"/>
+          <w:bottom w:val="none" w:color="000000" w:sz="4" w:space="0"/>
+          <w:right w:val="none" w:color="000000" w:sz="4" w:space="0"/>
         </w:tcBorders>
       </w:tcPr>
     </w:tblStylePr>
@@ -30132,9 +28200,9 @@
         <w:shd w:val="clear" w:color="ffffff" w:themeColor="light1" w:fill="ffffff" w:themeFill="light1"/>
         <w:tcBorders>
           <w:top w:val="single" w:color="000000" w:themeColor="accent4" w:themeTint="9A" w:sz="4" w:space="0"/>
-          <w:left w:val="none"/>
-          <w:bottom w:val="none"/>
-          <w:right w:val="none"/>
+          <w:left w:val="none" w:color="000000" w:sz="4" w:space="0"/>
+          <w:bottom w:val="none" w:color="000000" w:sz="4" w:space="0"/>
+          <w:right w:val="none" w:color="000000" w:sz="4" w:space="0"/>
         </w:tcBorders>
       </w:tcPr>
     </w:tblStylePr>
@@ -30209,9 +28277,9 @@
       </w:tcPr>
     </w:tblStylePr>
   </w:style>
-  <w:style w:type="table" w:styleId="114">
+  <w:style w:type="table" w:styleId="826">
     <w:name w:val="List Table 7 Colorful - Accent 5"/>
-    <w:basedOn w:val="661"/>
+    <w:basedOn w:val="908"/>
     <w:uiPriority w:val="99"/>
     <w:pPr>
       <w:pBdr/>
@@ -30310,11 +28378,11 @@
         <w:tblBorders/>
       </w:tblPr>
       <w:tcPr>
-        <w:shd w:color="ffffff"/>
+        <w:shd w:val="clear" w:color="ffffff"/>
         <w:tcBorders>
-          <w:top w:val="none"/>
-          <w:left w:val="none"/>
-          <w:bottom w:val="none"/>
+          <w:top w:val="none" w:color="000000" w:sz="4" w:space="0"/>
+          <w:left w:val="none" w:color="000000" w:sz="4" w:space="0"/>
+          <w:bottom w:val="none" w:color="000000" w:sz="4" w:space="0"/>
           <w:right w:val="single" w:color="000000" w:themeColor="accent5" w:themeTint="9A" w:sz="4" w:space="0"/>
         </w:tcBorders>
       </w:tcPr>
@@ -30337,10 +28405,10 @@
       <w:tcPr>
         <w:shd w:val="clear" w:color="ffffff" w:themeColor="light1" w:fill="ffffff" w:themeFill="light1"/>
         <w:tcBorders>
-          <w:top w:val="none"/>
-          <w:left w:val="none"/>
+          <w:top w:val="none" w:color="000000" w:sz="4" w:space="0"/>
+          <w:left w:val="none" w:color="000000" w:sz="4" w:space="0"/>
           <w:bottom w:val="single" w:color="000000" w:themeColor="accent5" w:themeTint="9A" w:sz="4" w:space="0"/>
-          <w:right w:val="none"/>
+          <w:right w:val="none" w:color="000000" w:sz="4" w:space="0"/>
         </w:tcBorders>
       </w:tcPr>
     </w:tblStylePr>
@@ -30360,12 +28428,12 @@
         <w:tblBorders/>
       </w:tblPr>
       <w:tcPr>
-        <w:shd w:color="ffffff"/>
+        <w:shd w:val="clear" w:color="ffffff"/>
         <w:tcBorders>
-          <w:top w:val="none"/>
+          <w:top w:val="none" w:color="000000" w:sz="4" w:space="0"/>
           <w:left w:val="single" w:color="000000" w:themeColor="accent5" w:themeTint="9A" w:sz="4" w:space="0"/>
-          <w:bottom w:val="none"/>
-          <w:right w:val="none"/>
+          <w:bottom w:val="none" w:color="000000" w:sz="4" w:space="0"/>
+          <w:right w:val="none" w:color="000000" w:sz="4" w:space="0"/>
         </w:tcBorders>
       </w:tcPr>
     </w:tblStylePr>
@@ -30388,9 +28456,9 @@
         <w:shd w:val="clear" w:color="ffffff" w:themeColor="light1" w:fill="ffffff" w:themeFill="light1"/>
         <w:tcBorders>
           <w:top w:val="single" w:color="000000" w:themeColor="accent5" w:themeTint="9A" w:sz="4" w:space="0"/>
-          <w:left w:val="none"/>
-          <w:bottom w:val="none"/>
-          <w:right w:val="none"/>
+          <w:left w:val="none" w:color="000000" w:sz="4" w:space="0"/>
+          <w:bottom w:val="none" w:color="000000" w:sz="4" w:space="0"/>
+          <w:right w:val="none" w:color="000000" w:sz="4" w:space="0"/>
         </w:tcBorders>
       </w:tcPr>
     </w:tblStylePr>
@@ -30465,9 +28533,9 @@
       </w:tcPr>
     </w:tblStylePr>
   </w:style>
-  <w:style w:type="table" w:styleId="115">
+  <w:style w:type="table" w:styleId="827">
     <w:name w:val="List Table 7 Colorful - Accent 6"/>
-    <w:basedOn w:val="661"/>
+    <w:basedOn w:val="908"/>
     <w:uiPriority w:val="99"/>
     <w:pPr>
       <w:pBdr/>
@@ -30566,11 +28634,11 @@
         <w:tblBorders/>
       </w:tblPr>
       <w:tcPr>
-        <w:shd w:color="ffffff"/>
+        <w:shd w:val="clear" w:color="ffffff"/>
         <w:tcBorders>
-          <w:top w:val="none"/>
-          <w:left w:val="none"/>
-          <w:bottom w:val="none"/>
+          <w:top w:val="none" w:color="000000" w:sz="4" w:space="0"/>
+          <w:left w:val="none" w:color="000000" w:sz="4" w:space="0"/>
+          <w:bottom w:val="none" w:color="000000" w:sz="4" w:space="0"/>
           <w:right w:val="single" w:color="000000" w:themeColor="accent6" w:themeTint="98" w:sz="4" w:space="0"/>
         </w:tcBorders>
       </w:tcPr>
@@ -30593,10 +28661,10 @@
       <w:tcPr>
         <w:shd w:val="clear" w:color="ffffff" w:themeColor="light1" w:fill="ffffff" w:themeFill="light1"/>
         <w:tcBorders>
-          <w:top w:val="none"/>
-          <w:left w:val="none"/>
+          <w:top w:val="none" w:color="000000" w:sz="4" w:space="0"/>
+          <w:left w:val="none" w:color="000000" w:sz="4" w:space="0"/>
           <w:bottom w:val="single" w:color="000000" w:themeColor="accent6" w:themeTint="98" w:sz="4" w:space="0"/>
-          <w:right w:val="none"/>
+          <w:right w:val="none" w:color="000000" w:sz="4" w:space="0"/>
         </w:tcBorders>
       </w:tcPr>
     </w:tblStylePr>
@@ -30616,12 +28684,12 @@
         <w:tblBorders/>
       </w:tblPr>
       <w:tcPr>
-        <w:shd w:color="ffffff"/>
+        <w:shd w:val="clear" w:color="ffffff"/>
         <w:tcBorders>
-          <w:top w:val="none"/>
+          <w:top w:val="none" w:color="000000" w:sz="4" w:space="0"/>
           <w:left w:val="single" w:color="000000" w:themeColor="accent6" w:themeTint="98" w:sz="4" w:space="0"/>
-          <w:bottom w:val="none"/>
-          <w:right w:val="none"/>
+          <w:bottom w:val="none" w:color="000000" w:sz="4" w:space="0"/>
+          <w:right w:val="none" w:color="000000" w:sz="4" w:space="0"/>
         </w:tcBorders>
       </w:tcPr>
     </w:tblStylePr>
@@ -30644,9 +28712,9 @@
         <w:shd w:val="clear" w:color="ffffff" w:themeColor="light1" w:fill="ffffff" w:themeFill="light1"/>
         <w:tcBorders>
           <w:top w:val="single" w:color="000000" w:themeColor="accent6" w:themeTint="98" w:sz="4" w:space="0"/>
-          <w:left w:val="none"/>
-          <w:bottom w:val="none"/>
-          <w:right w:val="none"/>
+          <w:left w:val="none" w:color="000000" w:sz="4" w:space="0"/>
+          <w:bottom w:val="none" w:color="000000" w:sz="4" w:space="0"/>
+          <w:right w:val="none" w:color="000000" w:sz="4" w:space="0"/>
         </w:tcBorders>
       </w:tcPr>
     </w:tblStylePr>
@@ -30721,9 +28789,9 @@
       </w:tcPr>
     </w:tblStylePr>
   </w:style>
-  <w:style w:type="table" w:styleId="116">
+  <w:style w:type="table" w:styleId="828">
     <w:name w:val="Lined - Accent"/>
-    <w:basedOn w:val="661"/>
+    <w:basedOn w:val="908"/>
     <w:uiPriority w:val="99"/>
     <w:pPr>
       <w:pBdr/>
@@ -30958,9 +29026,9 @@
       </w:tcPr>
     </w:tblStylePr>
   </w:style>
-  <w:style w:type="table" w:styleId="117">
+  <w:style w:type="table" w:styleId="829">
     <w:name w:val="Lined - Accent 1"/>
-    <w:basedOn w:val="661"/>
+    <w:basedOn w:val="908"/>
     <w:uiPriority w:val="99"/>
     <w:pPr>
       <w:pBdr/>
@@ -31195,9 +29263,9 @@
       </w:tcPr>
     </w:tblStylePr>
   </w:style>
-  <w:style w:type="table" w:styleId="118">
+  <w:style w:type="table" w:styleId="830">
     <w:name w:val="Lined - Accent 2"/>
-    <w:basedOn w:val="661"/>
+    <w:basedOn w:val="908"/>
     <w:uiPriority w:val="99"/>
     <w:pPr>
       <w:pBdr/>
@@ -31432,9 +29500,9 @@
       </w:tcPr>
     </w:tblStylePr>
   </w:style>
-  <w:style w:type="table" w:styleId="119">
+  <w:style w:type="table" w:styleId="831">
     <w:name w:val="Lined - Accent 3"/>
-    <w:basedOn w:val="661"/>
+    <w:basedOn w:val="908"/>
     <w:uiPriority w:val="99"/>
     <w:pPr>
       <w:pBdr/>
@@ -31669,9 +29737,9 @@
       </w:tcPr>
     </w:tblStylePr>
   </w:style>
-  <w:style w:type="table" w:styleId="120">
+  <w:style w:type="table" w:styleId="832">
     <w:name w:val="Lined - Accent 4"/>
-    <w:basedOn w:val="661"/>
+    <w:basedOn w:val="908"/>
     <w:uiPriority w:val="99"/>
     <w:pPr>
       <w:pBdr/>
@@ -31906,9 +29974,9 @@
       </w:tcPr>
     </w:tblStylePr>
   </w:style>
-  <w:style w:type="table" w:styleId="121">
+  <w:style w:type="table" w:styleId="833">
     <w:name w:val="Lined - Accent 5"/>
-    <w:basedOn w:val="661"/>
+    <w:basedOn w:val="908"/>
     <w:uiPriority w:val="99"/>
     <w:pPr>
       <w:pBdr/>
@@ -32143,9 +30211,9 @@
       </w:tcPr>
     </w:tblStylePr>
   </w:style>
-  <w:style w:type="table" w:styleId="122">
+  <w:style w:type="table" w:styleId="834">
     <w:name w:val="Lined - Accent 6"/>
-    <w:basedOn w:val="661"/>
+    <w:basedOn w:val="908"/>
     <w:uiPriority w:val="99"/>
     <w:pPr>
       <w:pBdr/>
@@ -32380,9 +30448,9 @@
       </w:tcPr>
     </w:tblStylePr>
   </w:style>
-  <w:style w:type="table" w:styleId="123">
+  <w:style w:type="table" w:styleId="835">
     <w:name w:val="Bordered &amp; Lined - Accent"/>
-    <w:basedOn w:val="661"/>
+    <w:basedOn w:val="908"/>
     <w:uiPriority w:val="99"/>
     <w:pPr>
       <w:pBdr/>
@@ -32624,9 +30692,9 @@
       </w:tcPr>
     </w:tblStylePr>
   </w:style>
-  <w:style w:type="table" w:styleId="124">
+  <w:style w:type="table" w:styleId="836">
     <w:name w:val="Bordered &amp; Lined - Accent 1"/>
-    <w:basedOn w:val="661"/>
+    <w:basedOn w:val="908"/>
     <w:uiPriority w:val="99"/>
     <w:pPr>
       <w:pBdr/>
@@ -32868,9 +30936,9 @@
       </w:tcPr>
     </w:tblStylePr>
   </w:style>
-  <w:style w:type="table" w:styleId="125">
+  <w:style w:type="table" w:styleId="837">
     <w:name w:val="Bordered &amp; Lined - Accent 2"/>
-    <w:basedOn w:val="661"/>
+    <w:basedOn w:val="908"/>
     <w:uiPriority w:val="99"/>
     <w:pPr>
       <w:pBdr/>
@@ -33112,9 +31180,9 @@
       </w:tcPr>
     </w:tblStylePr>
   </w:style>
-  <w:style w:type="table" w:styleId="126">
+  <w:style w:type="table" w:styleId="838">
     <w:name w:val="Bordered &amp; Lined - Accent 3"/>
-    <w:basedOn w:val="661"/>
+    <w:basedOn w:val="908"/>
     <w:uiPriority w:val="99"/>
     <w:pPr>
       <w:pBdr/>
@@ -33356,9 +31424,9 @@
       </w:tcPr>
     </w:tblStylePr>
   </w:style>
-  <w:style w:type="table" w:styleId="127">
+  <w:style w:type="table" w:styleId="839">
     <w:name w:val="Bordered &amp; Lined - Accent 4"/>
-    <w:basedOn w:val="661"/>
+    <w:basedOn w:val="908"/>
     <w:uiPriority w:val="99"/>
     <w:pPr>
       <w:pBdr/>
@@ -33600,9 +31668,9 @@
       </w:tcPr>
     </w:tblStylePr>
   </w:style>
-  <w:style w:type="table" w:styleId="128">
+  <w:style w:type="table" w:styleId="840">
     <w:name w:val="Bordered &amp; Lined - Accent 5"/>
-    <w:basedOn w:val="661"/>
+    <w:basedOn w:val="908"/>
     <w:uiPriority w:val="99"/>
     <w:pPr>
       <w:pBdr/>
@@ -33844,9 +31912,9 @@
       </w:tcPr>
     </w:tblStylePr>
   </w:style>
-  <w:style w:type="table" w:styleId="129">
+  <w:style w:type="table" w:styleId="841">
     <w:name w:val="Bordered &amp; Lined - Accent 6"/>
-    <w:basedOn w:val="661"/>
+    <w:basedOn w:val="908"/>
     <w:uiPriority w:val="99"/>
     <w:pPr>
       <w:pBdr/>
@@ -34088,9 +32156,9 @@
       </w:tcPr>
     </w:tblStylePr>
   </w:style>
-  <w:style w:type="table" w:styleId="130">
+  <w:style w:type="table" w:styleId="842">
     <w:name w:val="Bordered"/>
-    <w:basedOn w:val="661"/>
+    <w:basedOn w:val="908"/>
     <w:uiPriority w:val="99"/>
     <w:pPr>
       <w:pBdr/>
@@ -34319,9 +32387,9 @@
       </w:tcPr>
     </w:tblStylePr>
   </w:style>
-  <w:style w:type="table" w:styleId="131">
+  <w:style w:type="table" w:styleId="843">
     <w:name w:val="Bordered - Accent 1"/>
-    <w:basedOn w:val="661"/>
+    <w:basedOn w:val="908"/>
     <w:uiPriority w:val="99"/>
     <w:pPr>
       <w:pBdr/>
@@ -34550,9 +32618,9 @@
       </w:tcPr>
     </w:tblStylePr>
   </w:style>
-  <w:style w:type="table" w:styleId="132">
+  <w:style w:type="table" w:styleId="844">
     <w:name w:val="Bordered - Accent 2"/>
-    <w:basedOn w:val="661"/>
+    <w:basedOn w:val="908"/>
     <w:uiPriority w:val="99"/>
     <w:pPr>
       <w:pBdr/>
@@ -34781,9 +32849,9 @@
       </w:tcPr>
     </w:tblStylePr>
   </w:style>
-  <w:style w:type="table" w:styleId="133">
+  <w:style w:type="table" w:styleId="845">
     <w:name w:val="Bordered - Accent 3"/>
-    <w:basedOn w:val="661"/>
+    <w:basedOn w:val="908"/>
     <w:uiPriority w:val="99"/>
     <w:pPr>
       <w:pBdr/>
@@ -35012,9 +33080,9 @@
       </w:tcPr>
     </w:tblStylePr>
   </w:style>
-  <w:style w:type="table" w:styleId="134">
+  <w:style w:type="table" w:styleId="846">
     <w:name w:val="Bordered - Accent 4"/>
-    <w:basedOn w:val="661"/>
+    <w:basedOn w:val="908"/>
     <w:uiPriority w:val="99"/>
     <w:pPr>
       <w:pBdr/>
@@ -35243,9 +33311,9 @@
       </w:tcPr>
     </w:tblStylePr>
   </w:style>
-  <w:style w:type="table" w:styleId="135">
+  <w:style w:type="table" w:styleId="847">
     <w:name w:val="Bordered - Accent 5"/>
-    <w:basedOn w:val="661"/>
+    <w:basedOn w:val="908"/>
     <w:uiPriority w:val="99"/>
     <w:pPr>
       <w:pBdr/>
@@ -35474,9 +33542,9 @@
       </w:tcPr>
     </w:tblStylePr>
   </w:style>
-  <w:style w:type="table" w:styleId="136">
+  <w:style w:type="table" w:styleId="848">
     <w:name w:val="Bordered - Accent 6"/>
-    <w:basedOn w:val="661"/>
+    <w:basedOn w:val="908"/>
     <w:uiPriority w:val="99"/>
     <w:pPr>
       <w:pBdr/>
@@ -35705,11 +33773,11 @@
       </w:tcPr>
     </w:tblStylePr>
   </w:style>
-  <w:style w:type="paragraph" w:styleId="138">
+  <w:style w:type="paragraph" w:styleId="849">
     <w:name w:val="Heading 1"/>
-    <w:basedOn w:val="660"/>
-    <w:next w:val="660"/>
-    <w:link w:val="149"/>
+    <w:basedOn w:val="907"/>
+    <w:next w:val="907"/>
+    <w:link w:val="859"/>
     <w:uiPriority w:val="9"/>
     <w:qFormat/>
     <w:pPr>
@@ -35727,11 +33795,11 @@
       <w:szCs w:val="40"/>
     </w:rPr>
   </w:style>
-  <w:style w:type="paragraph" w:styleId="139">
+  <w:style w:type="paragraph" w:styleId="850">
     <w:name w:val="Heading 2"/>
-    <w:basedOn w:val="660"/>
-    <w:next w:val="660"/>
-    <w:link w:val="150"/>
+    <w:basedOn w:val="907"/>
+    <w:next w:val="907"/>
+    <w:link w:val="860"/>
     <w:uiPriority w:val="9"/>
     <w:unhideWhenUsed/>
     <w:qFormat/>
@@ -35750,11 +33818,11 @@
       <w:szCs w:val="32"/>
     </w:rPr>
   </w:style>
-  <w:style w:type="paragraph" w:styleId="140">
+  <w:style w:type="paragraph" w:styleId="851">
     <w:name w:val="Heading 3"/>
-    <w:basedOn w:val="660"/>
-    <w:next w:val="660"/>
-    <w:link w:val="151"/>
+    <w:basedOn w:val="907"/>
+    <w:next w:val="907"/>
+    <w:link w:val="861"/>
     <w:uiPriority w:val="9"/>
     <w:unhideWhenUsed/>
     <w:qFormat/>
@@ -35773,11 +33841,11 @@
       <w:szCs w:val="28"/>
     </w:rPr>
   </w:style>
-  <w:style w:type="paragraph" w:styleId="141">
+  <w:style w:type="paragraph" w:styleId="852">
     <w:name w:val="Heading 4"/>
-    <w:basedOn w:val="660"/>
-    <w:next w:val="660"/>
-    <w:link w:val="152"/>
+    <w:basedOn w:val="907"/>
+    <w:next w:val="907"/>
+    <w:link w:val="862"/>
     <w:uiPriority w:val="9"/>
     <w:unhideWhenUsed/>
     <w:qFormat/>
@@ -35796,11 +33864,11 @@
       <w:color w:val="0f4761" w:themeColor="accent1" w:themeShade="BF"/>
     </w:rPr>
   </w:style>
-  <w:style w:type="paragraph" w:styleId="142">
+  <w:style w:type="paragraph" w:styleId="853">
     <w:name w:val="Heading 5"/>
-    <w:basedOn w:val="660"/>
-    <w:next w:val="660"/>
-    <w:link w:val="153"/>
+    <w:basedOn w:val="907"/>
+    <w:next w:val="907"/>
+    <w:link w:val="863"/>
     <w:uiPriority w:val="9"/>
     <w:unhideWhenUsed/>
     <w:qFormat/>
@@ -35817,11 +33885,11 @@
       <w:color w:val="0f4761" w:themeColor="accent1" w:themeShade="BF"/>
     </w:rPr>
   </w:style>
-  <w:style w:type="paragraph" w:styleId="143">
+  <w:style w:type="paragraph" w:styleId="854">
     <w:name w:val="Heading 6"/>
-    <w:basedOn w:val="660"/>
-    <w:next w:val="660"/>
-    <w:link w:val="154"/>
+    <w:basedOn w:val="907"/>
+    <w:next w:val="907"/>
+    <w:link w:val="864"/>
     <w:uiPriority w:val="9"/>
     <w:unhideWhenUsed/>
     <w:qFormat/>
@@ -35840,11 +33908,11 @@
       <w:color w:val="595959" w:themeColor="text1" w:themeTint="A6"/>
     </w:rPr>
   </w:style>
-  <w:style w:type="paragraph" w:styleId="144">
+  <w:style w:type="paragraph" w:styleId="855">
     <w:name w:val="Heading 7"/>
-    <w:basedOn w:val="660"/>
-    <w:next w:val="660"/>
-    <w:link w:val="155"/>
+    <w:basedOn w:val="907"/>
+    <w:next w:val="907"/>
+    <w:link w:val="865"/>
     <w:uiPriority w:val="9"/>
     <w:unhideWhenUsed/>
     <w:qFormat/>
@@ -35861,11 +33929,11 @@
       <w:color w:val="595959" w:themeColor="text1" w:themeTint="A6"/>
     </w:rPr>
   </w:style>
-  <w:style w:type="paragraph" w:styleId="145">
+  <w:style w:type="paragraph" w:styleId="856">
     <w:name w:val="Heading 8"/>
-    <w:basedOn w:val="660"/>
-    <w:next w:val="660"/>
-    <w:link w:val="156"/>
+    <w:basedOn w:val="907"/>
+    <w:next w:val="907"/>
+    <w:link w:val="866"/>
     <w:uiPriority w:val="9"/>
     <w:unhideWhenUsed/>
     <w:qFormat/>
@@ -35884,11 +33952,11 @@
       <w:color w:val="272727" w:themeColor="text1" w:themeTint="D8"/>
     </w:rPr>
   </w:style>
-  <w:style w:type="paragraph" w:styleId="146">
+  <w:style w:type="paragraph" w:styleId="857">
     <w:name w:val="Heading 9"/>
-    <w:basedOn w:val="660"/>
-    <w:next w:val="660"/>
-    <w:link w:val="157"/>
+    <w:basedOn w:val="907"/>
+    <w:next w:val="907"/>
+    <w:link w:val="867"/>
     <w:uiPriority w:val="9"/>
     <w:unhideWhenUsed/>
     <w:qFormat/>
@@ -35907,7 +33975,7 @@
       <w:color w:val="272727" w:themeColor="text1" w:themeTint="D8"/>
     </w:rPr>
   </w:style>
-  <w:style w:type="character" w:styleId="147" w:default="1">
+  <w:style w:type="character" w:styleId="858" w:default="1">
     <w:name w:val="Default Paragraph Font"/>
     <w:uiPriority w:val="1"/>
     <w:semiHidden/>
@@ -35918,10 +33986,10 @@
       <w:ind/>
     </w:pPr>
   </w:style>
-  <w:style w:type="character" w:styleId="149">
+  <w:style w:type="character" w:styleId="859">
     <w:name w:val="Heading 1 Char"/>
-    <w:basedOn w:val="147"/>
-    <w:link w:val="138"/>
+    <w:basedOn w:val="858"/>
+    <w:link w:val="849"/>
     <w:uiPriority w:val="9"/>
     <w:pPr>
       <w:pBdr/>
@@ -35935,10 +34003,10 @@
       <w:szCs w:val="40"/>
     </w:rPr>
   </w:style>
-  <w:style w:type="character" w:styleId="150">
+  <w:style w:type="character" w:styleId="860">
     <w:name w:val="Heading 2 Char"/>
-    <w:basedOn w:val="147"/>
-    <w:link w:val="139"/>
+    <w:basedOn w:val="858"/>
+    <w:link w:val="850"/>
     <w:uiPriority w:val="9"/>
     <w:pPr>
       <w:pBdr/>
@@ -35952,10 +34020,10 @@
       <w:szCs w:val="32"/>
     </w:rPr>
   </w:style>
-  <w:style w:type="character" w:styleId="151">
+  <w:style w:type="character" w:styleId="861">
     <w:name w:val="Heading 3 Char"/>
-    <w:basedOn w:val="147"/>
-    <w:link w:val="140"/>
+    <w:basedOn w:val="858"/>
+    <w:link w:val="851"/>
     <w:uiPriority w:val="9"/>
     <w:pPr>
       <w:pBdr/>
@@ -35969,10 +34037,10 @@
       <w:szCs w:val="28"/>
     </w:rPr>
   </w:style>
-  <w:style w:type="character" w:styleId="152">
+  <w:style w:type="character" w:styleId="862">
     <w:name w:val="Heading 4 Char"/>
-    <w:basedOn w:val="147"/>
-    <w:link w:val="141"/>
+    <w:basedOn w:val="858"/>
+    <w:link w:val="852"/>
     <w:uiPriority w:val="9"/>
     <w:pPr>
       <w:pBdr/>
@@ -35986,10 +34054,10 @@
       <w:color w:val="0f4761" w:themeColor="accent1" w:themeShade="BF"/>
     </w:rPr>
   </w:style>
-  <w:style w:type="character" w:styleId="153">
+  <w:style w:type="character" w:styleId="863">
     <w:name w:val="Heading 5 Char"/>
-    <w:basedOn w:val="147"/>
-    <w:link w:val="142"/>
+    <w:basedOn w:val="858"/>
+    <w:link w:val="853"/>
     <w:uiPriority w:val="9"/>
     <w:pPr>
       <w:pBdr/>
@@ -36001,10 +34069,10 @@
       <w:color w:val="0f4761" w:themeColor="accent1" w:themeShade="BF"/>
     </w:rPr>
   </w:style>
-  <w:style w:type="character" w:styleId="154">
+  <w:style w:type="character" w:styleId="864">
     <w:name w:val="Heading 6 Char"/>
-    <w:basedOn w:val="147"/>
-    <w:link w:val="143"/>
+    <w:basedOn w:val="858"/>
+    <w:link w:val="854"/>
     <w:uiPriority w:val="9"/>
     <w:pPr>
       <w:pBdr/>
@@ -36018,10 +34086,10 @@
       <w:color w:val="595959" w:themeColor="text1" w:themeTint="A6"/>
     </w:rPr>
   </w:style>
-  <w:style w:type="character" w:styleId="155">
+  <w:style w:type="character" w:styleId="865">
     <w:name w:val="Heading 7 Char"/>
-    <w:basedOn w:val="147"/>
-    <w:link w:val="144"/>
+    <w:basedOn w:val="858"/>
+    <w:link w:val="855"/>
     <w:uiPriority w:val="9"/>
     <w:pPr>
       <w:pBdr/>
@@ -36033,10 +34101,10 @@
       <w:color w:val="595959" w:themeColor="text1" w:themeTint="A6"/>
     </w:rPr>
   </w:style>
-  <w:style w:type="character" w:styleId="156">
+  <w:style w:type="character" w:styleId="866">
     <w:name w:val="Heading 8 Char"/>
-    <w:basedOn w:val="147"/>
-    <w:link w:val="145"/>
+    <w:basedOn w:val="858"/>
+    <w:link w:val="856"/>
     <w:uiPriority w:val="9"/>
     <w:pPr>
       <w:pBdr/>
@@ -36050,10 +34118,10 @@
       <w:color w:val="272727" w:themeColor="text1" w:themeTint="D8"/>
     </w:rPr>
   </w:style>
-  <w:style w:type="character" w:styleId="157">
+  <w:style w:type="character" w:styleId="867">
     <w:name w:val="Heading 9 Char"/>
-    <w:basedOn w:val="147"/>
-    <w:link w:val="146"/>
+    <w:basedOn w:val="858"/>
+    <w:link w:val="857"/>
     <w:uiPriority w:val="9"/>
     <w:pPr>
       <w:pBdr/>
@@ -36067,11 +34135,11 @@
       <w:color w:val="272727" w:themeColor="text1" w:themeTint="D8"/>
     </w:rPr>
   </w:style>
-  <w:style w:type="paragraph" w:styleId="158">
+  <w:style w:type="paragraph" w:styleId="868">
     <w:name w:val="Title"/>
-    <w:basedOn w:val="660"/>
-    <w:next w:val="660"/>
-    <w:link w:val="159"/>
+    <w:basedOn w:val="907"/>
+    <w:next w:val="907"/>
+    <w:link w:val="869"/>
     <w:uiPriority w:val="10"/>
     <w:qFormat/>
     <w:pPr>
@@ -36087,10 +34155,10 @@
       <w:szCs w:val="56"/>
     </w:rPr>
   </w:style>
-  <w:style w:type="character" w:styleId="159">
+  <w:style w:type="character" w:styleId="869">
     <w:name w:val="Title Char"/>
-    <w:basedOn w:val="147"/>
-    <w:link w:val="158"/>
+    <w:basedOn w:val="858"/>
+    <w:link w:val="868"/>
     <w:uiPriority w:val="10"/>
     <w:pPr>
       <w:pBdr/>
@@ -36104,11 +34172,11 @@
       <w:szCs w:val="56"/>
     </w:rPr>
   </w:style>
-  <w:style w:type="paragraph" w:styleId="160">
+  <w:style w:type="paragraph" w:styleId="870">
     <w:name w:val="Subtitle"/>
-    <w:basedOn w:val="660"/>
-    <w:next w:val="660"/>
-    <w:link w:val="161"/>
+    <w:basedOn w:val="907"/>
+    <w:next w:val="907"/>
+    <w:link w:val="871"/>
     <w:uiPriority w:val="11"/>
     <w:qFormat/>
     <w:pPr>
@@ -36126,10 +34194,10 @@
       <w:szCs w:val="28"/>
     </w:rPr>
   </w:style>
-  <w:style w:type="character" w:styleId="161">
+  <w:style w:type="character" w:styleId="871">
     <w:name w:val="Subtitle Char"/>
-    <w:basedOn w:val="147"/>
-    <w:link w:val="160"/>
+    <w:basedOn w:val="858"/>
+    <w:link w:val="870"/>
     <w:uiPriority w:val="11"/>
     <w:pPr>
       <w:pBdr/>
@@ -36143,11 +34211,11 @@
       <w:szCs w:val="28"/>
     </w:rPr>
   </w:style>
-  <w:style w:type="paragraph" w:styleId="162">
+  <w:style w:type="paragraph" w:styleId="872">
     <w:name w:val="Quote"/>
-    <w:basedOn w:val="660"/>
-    <w:next w:val="660"/>
-    <w:link w:val="163"/>
+    <w:basedOn w:val="907"/>
+    <w:next w:val="907"/>
+    <w:link w:val="873"/>
     <w:uiPriority w:val="29"/>
     <w:qFormat/>
     <w:pPr>
@@ -36162,10 +34230,10 @@
       <w:color w:val="404040" w:themeColor="text1" w:themeTint="BF"/>
     </w:rPr>
   </w:style>
-  <w:style w:type="character" w:styleId="163">
+  <w:style w:type="character" w:styleId="873">
     <w:name w:val="Quote Char"/>
-    <w:basedOn w:val="147"/>
-    <w:link w:val="162"/>
+    <w:basedOn w:val="858"/>
+    <w:link w:val="872"/>
     <w:uiPriority w:val="29"/>
     <w:pPr>
       <w:pBdr/>
@@ -36178,9 +34246,9 @@
       <w:color w:val="404040" w:themeColor="text1" w:themeTint="BF"/>
     </w:rPr>
   </w:style>
-  <w:style w:type="character" w:styleId="165">
+  <w:style w:type="character" w:styleId="874">
     <w:name w:val="Intense Emphasis"/>
-    <w:basedOn w:val="147"/>
+    <w:basedOn w:val="858"/>
     <w:uiPriority w:val="21"/>
     <w:qFormat/>
     <w:pPr>
@@ -36194,11 +34262,11 @@
       <w:color w:val="0f4761" w:themeColor="accent1" w:themeShade="BF"/>
     </w:rPr>
   </w:style>
-  <w:style w:type="paragraph" w:styleId="166">
+  <w:style w:type="paragraph" w:styleId="875">
     <w:name w:val="Intense Quote"/>
-    <w:basedOn w:val="660"/>
-    <w:next w:val="660"/>
-    <w:link w:val="167"/>
+    <w:basedOn w:val="907"/>
+    <w:next w:val="907"/>
+    <w:link w:val="876"/>
     <w:uiPriority w:val="30"/>
     <w:qFormat/>
     <w:pPr>
@@ -36216,10 +34284,10 @@
       <w:color w:val="0f4761" w:themeColor="accent1" w:themeShade="BF"/>
     </w:rPr>
   </w:style>
-  <w:style w:type="character" w:styleId="167">
+  <w:style w:type="character" w:styleId="876">
     <w:name w:val="Intense Quote Char"/>
-    <w:basedOn w:val="147"/>
-    <w:link w:val="166"/>
+    <w:basedOn w:val="858"/>
+    <w:link w:val="875"/>
     <w:uiPriority w:val="30"/>
     <w:pPr>
       <w:pBdr/>
@@ -36232,9 +34300,9 @@
       <w:color w:val="0f4761" w:themeColor="accent1" w:themeShade="BF"/>
     </w:rPr>
   </w:style>
-  <w:style w:type="character" w:styleId="168">
+  <w:style w:type="character" w:styleId="877">
     <w:name w:val="Intense Reference"/>
-    <w:basedOn w:val="147"/>
+    <w:basedOn w:val="858"/>
     <w:uiPriority w:val="32"/>
     <w:qFormat/>
     <w:pPr>
@@ -36250,9 +34318,9 @@
       <w:spacing w:val="5"/>
     </w:rPr>
   </w:style>
-  <w:style w:type="character" w:styleId="170">
+  <w:style w:type="character" w:styleId="878">
     <w:name w:val="Subtle Emphasis"/>
-    <w:basedOn w:val="147"/>
+    <w:basedOn w:val="858"/>
     <w:uiPriority w:val="19"/>
     <w:qFormat/>
     <w:pPr>
@@ -36266,9 +34334,9 @@
       <w:color w:val="404040" w:themeColor="text1" w:themeTint="BF"/>
     </w:rPr>
   </w:style>
-  <w:style w:type="character" w:styleId="171">
+  <w:style w:type="character" w:styleId="879">
     <w:name w:val="Emphasis"/>
-    <w:basedOn w:val="147"/>
+    <w:basedOn w:val="858"/>
     <w:uiPriority w:val="20"/>
     <w:qFormat/>
     <w:pPr>
@@ -36281,9 +34349,9 @@
       <w:iCs/>
     </w:rPr>
   </w:style>
-  <w:style w:type="character" w:styleId="172">
+  <w:style w:type="character" w:styleId="880">
     <w:name w:val="Strong"/>
-    <w:basedOn w:val="147"/>
+    <w:basedOn w:val="858"/>
     <w:uiPriority w:val="22"/>
     <w:qFormat/>
     <w:pPr>
@@ -36296,9 +34364,9 @@
       <w:bCs/>
     </w:rPr>
   </w:style>
-  <w:style w:type="character" w:styleId="173">
+  <w:style w:type="character" w:styleId="881">
     <w:name w:val="Subtle Reference"/>
-    <w:basedOn w:val="147"/>
+    <w:basedOn w:val="858"/>
     <w:uiPriority w:val="31"/>
     <w:qFormat/>
     <w:pPr>
@@ -36311,9 +34379,9 @@
       <w:color w:val="5a5a5a" w:themeColor="text1" w:themeTint="A5"/>
     </w:rPr>
   </w:style>
-  <w:style w:type="character" w:styleId="174">
+  <w:style w:type="character" w:styleId="882">
     <w:name w:val="Book Title"/>
-    <w:basedOn w:val="147"/>
+    <w:basedOn w:val="858"/>
     <w:uiPriority w:val="33"/>
     <w:qFormat/>
     <w:pPr>
@@ -36329,10 +34397,10 @@
       <w:spacing w:val="5"/>
     </w:rPr>
   </w:style>
-  <w:style w:type="paragraph" w:styleId="175">
+  <w:style w:type="paragraph" w:styleId="883">
     <w:name w:val="Header"/>
-    <w:basedOn w:val="660"/>
-    <w:link w:val="176"/>
+    <w:basedOn w:val="907"/>
+    <w:link w:val="884"/>
     <w:uiPriority w:val="99"/>
     <w:unhideWhenUsed/>
     <w:pPr>
@@ -36345,10 +34413,10 @@
       <w:ind/>
     </w:pPr>
   </w:style>
-  <w:style w:type="character" w:styleId="176">
+  <w:style w:type="character" w:styleId="884">
     <w:name w:val="Header Char"/>
-    <w:basedOn w:val="147"/>
-    <w:link w:val="175"/>
+    <w:basedOn w:val="858"/>
+    <w:link w:val="883"/>
     <w:uiPriority w:val="99"/>
     <w:pPr>
       <w:pBdr/>
@@ -36356,10 +34424,10 @@
       <w:ind/>
     </w:pPr>
   </w:style>
-  <w:style w:type="paragraph" w:styleId="177">
+  <w:style w:type="paragraph" w:styleId="885">
     <w:name w:val="Footer"/>
-    <w:basedOn w:val="660"/>
-    <w:link w:val="178"/>
+    <w:basedOn w:val="907"/>
+    <w:link w:val="886"/>
     <w:uiPriority w:val="99"/>
     <w:unhideWhenUsed/>
     <w:pPr>
@@ -36372,10 +34440,10 @@
       <w:ind/>
     </w:pPr>
   </w:style>
-  <w:style w:type="character" w:styleId="178">
+  <w:style w:type="character" w:styleId="886">
     <w:name w:val="Footer Char"/>
-    <w:basedOn w:val="147"/>
-    <w:link w:val="177"/>
+    <w:basedOn w:val="858"/>
+    <w:link w:val="885"/>
     <w:uiPriority w:val="99"/>
     <w:pPr>
       <w:pBdr/>
@@ -36383,10 +34451,10 @@
       <w:ind/>
     </w:pPr>
   </w:style>
-  <w:style w:type="paragraph" w:styleId="179">
+  <w:style w:type="paragraph" w:styleId="887">
     <w:name w:val="Caption"/>
-    <w:basedOn w:val="660"/>
-    <w:next w:val="660"/>
+    <w:basedOn w:val="907"/>
+    <w:next w:val="907"/>
     <w:uiPriority w:val="35"/>
     <w:unhideWhenUsed/>
     <w:qFormat/>
@@ -36403,10 +34471,10 @@
       <w:szCs w:val="18"/>
     </w:rPr>
   </w:style>
-  <w:style w:type="paragraph" w:styleId="180">
+  <w:style w:type="paragraph" w:styleId="888">
     <w:name w:val="footnote text"/>
-    <w:basedOn w:val="660"/>
-    <w:link w:val="181"/>
+    <w:basedOn w:val="907"/>
+    <w:link w:val="889"/>
     <w:uiPriority w:val="99"/>
     <w:semiHidden/>
     <w:unhideWhenUsed/>
@@ -36420,10 +34488,10 @@
       <w:szCs w:val="20"/>
     </w:rPr>
   </w:style>
-  <w:style w:type="character" w:styleId="181">
+  <w:style w:type="character" w:styleId="889">
     <w:name w:val="Footnote Text Char"/>
-    <w:basedOn w:val="147"/>
-    <w:link w:val="180"/>
+    <w:basedOn w:val="858"/>
+    <w:link w:val="888"/>
     <w:uiPriority w:val="99"/>
     <w:semiHidden/>
     <w:pPr>
@@ -36436,9 +34504,9 @@
       <w:szCs w:val="20"/>
     </w:rPr>
   </w:style>
-  <w:style w:type="character" w:styleId="182">
+  <w:style w:type="character" w:styleId="890">
     <w:name w:val="footnote reference"/>
-    <w:basedOn w:val="147"/>
+    <w:basedOn w:val="858"/>
     <w:uiPriority w:val="99"/>
     <w:semiHidden/>
     <w:unhideWhenUsed/>
@@ -36451,10 +34519,10 @@
       <w:vertAlign w:val="superscript"/>
     </w:rPr>
   </w:style>
-  <w:style w:type="paragraph" w:styleId="183">
+  <w:style w:type="paragraph" w:styleId="891">
     <w:name w:val="endnote text"/>
-    <w:basedOn w:val="660"/>
-    <w:link w:val="184"/>
+    <w:basedOn w:val="907"/>
+    <w:link w:val="892"/>
     <w:uiPriority w:val="99"/>
     <w:semiHidden/>
     <w:unhideWhenUsed/>
@@ -36468,10 +34536,10 @@
       <w:szCs w:val="20"/>
     </w:rPr>
   </w:style>
-  <w:style w:type="character" w:styleId="184">
+  <w:style w:type="character" w:styleId="892">
     <w:name w:val="Endnote Text Char"/>
-    <w:basedOn w:val="147"/>
-    <w:link w:val="183"/>
+    <w:basedOn w:val="858"/>
+    <w:link w:val="891"/>
     <w:uiPriority w:val="99"/>
     <w:semiHidden/>
     <w:pPr>
@@ -36484,9 +34552,9 @@
       <w:szCs w:val="20"/>
     </w:rPr>
   </w:style>
-  <w:style w:type="character" w:styleId="185">
+  <w:style w:type="character" w:styleId="893">
     <w:name w:val="endnote reference"/>
-    <w:basedOn w:val="147"/>
+    <w:basedOn w:val="858"/>
     <w:uiPriority w:val="99"/>
     <w:semiHidden/>
     <w:unhideWhenUsed/>
@@ -36499,9 +34567,9 @@
       <w:vertAlign w:val="superscript"/>
     </w:rPr>
   </w:style>
-  <w:style w:type="character" w:styleId="186">
+  <w:style w:type="character" w:styleId="894">
     <w:name w:val="Hyperlink"/>
-    <w:basedOn w:val="147"/>
+    <w:basedOn w:val="858"/>
     <w:uiPriority w:val="99"/>
     <w:unhideWhenUsed/>
     <w:pPr>
@@ -36514,9 +34582,9 @@
       <w:u w:val="single"/>
     </w:rPr>
   </w:style>
-  <w:style w:type="character" w:styleId="187">
+  <w:style w:type="character" w:styleId="895">
     <w:name w:val="FollowedHyperlink"/>
-    <w:basedOn w:val="147"/>
+    <w:basedOn w:val="858"/>
     <w:uiPriority w:val="99"/>
     <w:semiHidden/>
     <w:unhideWhenUsed/>
@@ -36530,10 +34598,10 @@
       <w:u w:val="single"/>
     </w:rPr>
   </w:style>
-  <w:style w:type="paragraph" w:styleId="188">
+  <w:style w:type="paragraph" w:styleId="896">
     <w:name w:val="toc 1"/>
-    <w:basedOn w:val="660"/>
-    <w:next w:val="660"/>
+    <w:basedOn w:val="907"/>
+    <w:next w:val="907"/>
     <w:uiPriority w:val="39"/>
     <w:unhideWhenUsed/>
     <w:pPr>
@@ -36542,10 +34610,10 @@
       <w:ind/>
     </w:pPr>
   </w:style>
-  <w:style w:type="paragraph" w:styleId="189">
+  <w:style w:type="paragraph" w:styleId="897">
     <w:name w:val="toc 2"/>
-    <w:basedOn w:val="660"/>
-    <w:next w:val="660"/>
+    <w:basedOn w:val="907"/>
+    <w:next w:val="907"/>
     <w:uiPriority w:val="39"/>
     <w:unhideWhenUsed/>
     <w:pPr>
@@ -36554,10 +34622,10 @@
       <w:ind w:left="220"/>
     </w:pPr>
   </w:style>
-  <w:style w:type="paragraph" w:styleId="190">
+  <w:style w:type="paragraph" w:styleId="898">
     <w:name w:val="toc 3"/>
-    <w:basedOn w:val="660"/>
-    <w:next w:val="660"/>
+    <w:basedOn w:val="907"/>
+    <w:next w:val="907"/>
     <w:uiPriority w:val="39"/>
     <w:unhideWhenUsed/>
     <w:pPr>
@@ -36566,10 +34634,10 @@
       <w:ind w:left="440"/>
     </w:pPr>
   </w:style>
-  <w:style w:type="paragraph" w:styleId="191">
+  <w:style w:type="paragraph" w:styleId="899">
     <w:name w:val="toc 4"/>
-    <w:basedOn w:val="660"/>
-    <w:next w:val="660"/>
+    <w:basedOn w:val="907"/>
+    <w:next w:val="907"/>
     <w:uiPriority w:val="39"/>
     <w:unhideWhenUsed/>
     <w:pPr>
@@ -36578,10 +34646,10 @@
       <w:ind w:left="660"/>
     </w:pPr>
   </w:style>
-  <w:style w:type="paragraph" w:styleId="192">
+  <w:style w:type="paragraph" w:styleId="900">
     <w:name w:val="toc 5"/>
-    <w:basedOn w:val="660"/>
-    <w:next w:val="660"/>
+    <w:basedOn w:val="907"/>
+    <w:next w:val="907"/>
     <w:uiPriority w:val="39"/>
     <w:unhideWhenUsed/>
     <w:pPr>
@@ -36590,10 +34658,10 @@
       <w:ind w:left="880"/>
     </w:pPr>
   </w:style>
-  <w:style w:type="paragraph" w:styleId="193">
+  <w:style w:type="paragraph" w:styleId="901">
     <w:name w:val="toc 6"/>
-    <w:basedOn w:val="660"/>
-    <w:next w:val="660"/>
+    <w:basedOn w:val="907"/>
+    <w:next w:val="907"/>
     <w:uiPriority w:val="39"/>
     <w:unhideWhenUsed/>
     <w:pPr>
@@ -36602,10 +34670,10 @@
       <w:ind w:left="1100"/>
     </w:pPr>
   </w:style>
-  <w:style w:type="paragraph" w:styleId="194">
+  <w:style w:type="paragraph" w:styleId="902">
     <w:name w:val="toc 7"/>
-    <w:basedOn w:val="660"/>
-    <w:next w:val="660"/>
+    <w:basedOn w:val="907"/>
+    <w:next w:val="907"/>
     <w:uiPriority w:val="39"/>
     <w:unhideWhenUsed/>
     <w:pPr>
@@ -36614,10 +34682,10 @@
       <w:ind w:left="1320"/>
     </w:pPr>
   </w:style>
-  <w:style w:type="paragraph" w:styleId="195">
+  <w:style w:type="paragraph" w:styleId="903">
     <w:name w:val="toc 8"/>
-    <w:basedOn w:val="660"/>
-    <w:next w:val="660"/>
+    <w:basedOn w:val="907"/>
+    <w:next w:val="907"/>
     <w:uiPriority w:val="39"/>
     <w:unhideWhenUsed/>
     <w:pPr>
@@ -36626,10 +34694,10 @@
       <w:ind w:left="1540"/>
     </w:pPr>
   </w:style>
-  <w:style w:type="paragraph" w:styleId="196">
+  <w:style w:type="paragraph" w:styleId="904">
     <w:name w:val="toc 9"/>
-    <w:basedOn w:val="660"/>
-    <w:next w:val="660"/>
+    <w:basedOn w:val="907"/>
+    <w:next w:val="907"/>
     <w:uiPriority w:val="39"/>
     <w:unhideWhenUsed/>
     <w:pPr>
@@ -36638,7 +34706,7 @@
       <w:ind w:left="1760"/>
     </w:pPr>
   </w:style>
-  <w:style w:type="paragraph" w:styleId="206">
+  <w:style w:type="paragraph" w:styleId="905">
     <w:name w:val="TOC Heading"/>
     <w:uiPriority w:val="39"/>
     <w:unhideWhenUsed/>
@@ -36648,10 +34716,10 @@
       <w:ind/>
     </w:pPr>
   </w:style>
-  <w:style w:type="paragraph" w:styleId="207">
+  <w:style w:type="paragraph" w:styleId="906">
     <w:name w:val="table of figures"/>
-    <w:basedOn w:val="660"/>
-    <w:next w:val="660"/>
+    <w:basedOn w:val="907"/>
+    <w:next w:val="907"/>
     <w:uiPriority w:val="99"/>
     <w:unhideWhenUsed/>
     <w:pPr>
@@ -36660,7 +34728,7 @@
       <w:ind/>
     </w:pPr>
   </w:style>
-  <w:style w:type="paragraph" w:styleId="660" w:default="1">
+  <w:style w:type="paragraph" w:styleId="907" w:default="1">
     <w:name w:val="Normal"/>
     <w:qFormat/>
     <w:pPr>
@@ -36669,7 +34737,7 @@
       <w:ind/>
     </w:pPr>
   </w:style>
-  <w:style w:type="table" w:styleId="661" w:default="1">
+  <w:style w:type="table" w:styleId="908" w:default="1">
     <w:name w:val="Normal Table"/>
     <w:uiPriority w:val="99"/>
     <w:semiHidden/>
@@ -36862,7 +34930,7 @@
       </w:tcPr>
     </w:tblStylePr>
   </w:style>
-  <w:style w:type="numbering" w:styleId="662" w:default="1">
+  <w:style w:type="numbering" w:styleId="909" w:default="1">
     <w:name w:val="No List"/>
     <w:uiPriority w:val="99"/>
     <w:semiHidden/>
@@ -36873,9 +34941,9 @@
       <w:ind/>
     </w:pPr>
   </w:style>
-  <w:style w:type="paragraph" w:styleId="663">
+  <w:style w:type="paragraph" w:styleId="910">
     <w:name w:val="No Spacing"/>
-    <w:basedOn w:val="660"/>
+    <w:basedOn w:val="907"/>
     <w:uiPriority w:val="1"/>
     <w:qFormat/>
     <w:pPr>
@@ -36884,9 +34952,9 @@
       <w:ind/>
     </w:pPr>
   </w:style>
-  <w:style w:type="paragraph" w:styleId="664">
+  <w:style w:type="paragraph" w:styleId="911">
     <w:name w:val="List Paragraph"/>
-    <w:basedOn w:val="660"/>
+    <w:basedOn w:val="907"/>
     <w:uiPriority w:val="34"/>
     <w:qFormat/>
     <w:pPr>
